--- a/WEEK2/DAY-2/DAY-2 Hands-On.docx
+++ b/WEEK2/DAY-2/DAY-2 Hands-On.docx
@@ -4,1869 +4,1498 @@
   <w:body>
     <w:p>
       <w:pPr>
-        <w:spacing w:before="0" w:beforeAutospacing="off" w:after="200" w:afterAutospacing="off" w:line="276" w:lineRule="auto"/>
         <w:jc w:val="center"/>
       </w:pPr>
       <w:r>
         <w:rPr>
-          <w:rFonts w:ascii="Verdana" w:hAnsi="Verdana" w:eastAsia="Verdana" w:cs="Verdana"/>
-          <w:b w:val="1"/>
-          <w:bCs w:val="1"/>
-          <w:noProof w:val="0"/>
+          <w:rFonts w:ascii="Verdana" w:eastAsia="Verdana" w:hAnsi="Verdana" w:cs="Verdana"/>
+          <w:b/>
+          <w:bCs/>
           <w:sz w:val="28"/>
           <w:szCs w:val="28"/>
-          <w:lang w:val="en-US"/>
         </w:rPr>
         <w:t>DAY-2 Hands-On Activities</w:t>
+      </w:r>
+    </w:p>
+    <w:p>
+      <w:r>
+        <w:rPr>
+          <w:rFonts w:ascii="Cambria" w:eastAsia="Cambria" w:hAnsi="Cambria" w:cs="Cambria"/>
+        </w:rPr>
+        <w:t xml:space="preserve"> </w:t>
+      </w:r>
+    </w:p>
+    <w:p>
+      <w:r>
+        <w:rPr>
+          <w:rFonts w:ascii="Verdana" w:eastAsia="Verdana" w:hAnsi="Verdana" w:cs="Verdana"/>
+          <w:b/>
+          <w:bCs/>
+          <w:sz w:val="24"/>
+          <w:szCs w:val="24"/>
+          <w:lang w:val="en-IN"/>
+        </w:rPr>
+        <w:t>PROBLEM 1: Student Marks Analyzer (LEVEL-1)</w:t>
+      </w:r>
+    </w:p>
+    <w:p>
+      <w:r>
+        <w:rPr>
+          <w:rFonts w:ascii="Verdana" w:eastAsia="Verdana" w:hAnsi="Verdana" w:cs="Verdana"/>
+          <w:b/>
+          <w:bCs/>
+          <w:sz w:val="24"/>
+          <w:szCs w:val="24"/>
+          <w:lang w:val="en-IN"/>
+        </w:rPr>
+        <w:t>Scenario</w:t>
+      </w:r>
+      <w:r>
+        <w:rPr>
+          <w:rFonts w:ascii="Cambria" w:eastAsia="Cambria" w:hAnsi="Cambria" w:cs="Cambria"/>
+        </w:rPr>
+        <w:t>:</w:t>
+      </w:r>
+    </w:p>
+    <w:p>
+      <w:r>
+        <w:rPr>
+          <w:rFonts w:ascii="Verdana" w:eastAsia="Verdana" w:hAnsi="Verdana" w:cs="Verdana"/>
+          <w:sz w:val="24"/>
+          <w:szCs w:val="24"/>
+          <w:lang w:val="en-IN"/>
+        </w:rPr>
+        <w:t>You are developing a small utility for a teacher to analyze student marks stored in an array.</w:t>
+      </w:r>
+    </w:p>
+    <w:p>
+      <w:r>
+        <w:rPr>
+          <w:rFonts w:ascii="Cambria" w:eastAsia="Cambria" w:hAnsi="Cambria" w:cs="Cambria"/>
+        </w:rPr>
+        <w:t xml:space="preserve"> </w:t>
+      </w:r>
+    </w:p>
+    <w:p>
+      <w:r>
+        <w:rPr>
+          <w:rFonts w:ascii="Segoe UI Emoji" w:eastAsia="Segoe UI Emoji" w:hAnsi="Segoe UI Emoji" w:cs="Segoe UI Emoji"/>
+          <w:b/>
+          <w:bCs/>
+          <w:sz w:val="24"/>
+          <w:szCs w:val="24"/>
+        </w:rPr>
+        <w:t>📌</w:t>
+      </w:r>
+      <w:r>
+        <w:rPr>
+          <w:rFonts w:ascii="Verdana" w:eastAsia="Verdana" w:hAnsi="Verdana" w:cs="Verdana"/>
+          <w:b/>
+          <w:bCs/>
+          <w:sz w:val="24"/>
+          <w:szCs w:val="24"/>
+        </w:rPr>
+        <w:t xml:space="preserve"> Requirements</w:t>
+      </w:r>
+    </w:p>
+    <w:p>
+      <w:r>
+        <w:rPr>
+          <w:rFonts w:ascii="Cambria" w:eastAsia="Cambria" w:hAnsi="Cambria" w:cs="Cambria"/>
+        </w:rPr>
+        <w:t xml:space="preserve">- </w:t>
+      </w:r>
+      <w:r>
+        <w:rPr>
+          <w:rFonts w:ascii="Verdana" w:eastAsia="Verdana" w:hAnsi="Verdana" w:cs="Verdana"/>
+          <w:sz w:val="24"/>
+          <w:szCs w:val="24"/>
+          <w:lang w:val="en-IN"/>
+        </w:rPr>
+        <w:t>Store student marks in an array.</w:t>
+      </w:r>
+    </w:p>
+    <w:p>
+      <w:r>
+        <w:rPr>
+          <w:rFonts w:ascii="Verdana" w:eastAsia="Verdana" w:hAnsi="Verdana" w:cs="Verdana"/>
+          <w:sz w:val="24"/>
+          <w:szCs w:val="24"/>
+          <w:lang w:val="en-IN"/>
+        </w:rPr>
+        <w:t>- Calculate total and average marks using array methods.</w:t>
+      </w:r>
+    </w:p>
+    <w:p>
+      <w:r>
+        <w:rPr>
+          <w:rFonts w:ascii="Verdana" w:eastAsia="Verdana" w:hAnsi="Verdana" w:cs="Verdana"/>
+          <w:sz w:val="24"/>
+          <w:szCs w:val="24"/>
+          <w:lang w:val="en-IN"/>
+        </w:rPr>
+        <w:t>- Display pass/fail result based on average.</w:t>
+      </w:r>
+    </w:p>
+    <w:p>
+      <w:r>
+        <w:rPr>
+          <w:rFonts w:ascii="Verdana" w:eastAsia="Verdana" w:hAnsi="Verdana" w:cs="Verdana"/>
+          <w:sz w:val="24"/>
+          <w:szCs w:val="24"/>
+          <w:lang w:val="en-IN"/>
+        </w:rPr>
+        <w:t>- Use let/const appropriately.</w:t>
+      </w:r>
+    </w:p>
+    <w:p>
+      <w:r>
+        <w:rPr>
+          <w:rFonts w:ascii="Verdana" w:eastAsia="Verdana" w:hAnsi="Verdana" w:cs="Verdana"/>
+          <w:sz w:val="24"/>
+          <w:szCs w:val="24"/>
+          <w:lang w:val="en-IN"/>
+        </w:rPr>
+        <w:t>- Use arrow functions for calculations.</w:t>
+      </w:r>
+    </w:p>
+    <w:p>
+      <w:r>
+        <w:rPr>
+          <w:rFonts w:ascii="Verdana" w:eastAsia="Verdana" w:hAnsi="Verdana" w:cs="Verdana"/>
+          <w:sz w:val="24"/>
+          <w:szCs w:val="24"/>
+          <w:lang w:val="en-IN"/>
+        </w:rPr>
+        <w:t>- Display output using template literals.</w:t>
+      </w:r>
+    </w:p>
+    <w:p>
+      <w:r>
+        <w:rPr>
+          <w:rFonts w:ascii="Cambria" w:eastAsia="Cambria" w:hAnsi="Cambria" w:cs="Cambria"/>
+        </w:rPr>
+        <w:t xml:space="preserve"> </w:t>
+      </w:r>
+    </w:p>
+    <w:p>
+      <w:r>
+        <w:rPr>
+          <w:rFonts w:ascii="Segoe UI Emoji" w:eastAsia="Segoe UI Emoji" w:hAnsi="Segoe UI Emoji" w:cs="Segoe UI Emoji"/>
+          <w:b/>
+          <w:bCs/>
+          <w:sz w:val="24"/>
+          <w:szCs w:val="24"/>
+        </w:rPr>
+        <w:t>🛠️</w:t>
+      </w:r>
+      <w:r>
+        <w:rPr>
+          <w:rFonts w:ascii="Verdana" w:eastAsia="Verdana" w:hAnsi="Verdana" w:cs="Verdana"/>
+          <w:b/>
+          <w:bCs/>
+          <w:sz w:val="24"/>
+          <w:szCs w:val="24"/>
+        </w:rPr>
+        <w:t xml:space="preserve"> Technical Constraints</w:t>
+      </w:r>
+    </w:p>
+    <w:p>
+      <w:r>
+        <w:rPr>
+          <w:rFonts w:ascii="Verdana" w:eastAsia="Verdana" w:hAnsi="Verdana" w:cs="Verdana"/>
+          <w:sz w:val="24"/>
+          <w:szCs w:val="24"/>
+          <w:lang w:val="en-IN"/>
+        </w:rPr>
+        <w:t>-</w:t>
+      </w:r>
+      <w:r>
+        <w:rPr>
+          <w:rFonts w:ascii="Cambria" w:eastAsia="Cambria" w:hAnsi="Cambria" w:cs="Cambria"/>
+          <w:lang w:val="en-IN"/>
+        </w:rPr>
+        <w:t xml:space="preserve"> </w:t>
+      </w:r>
+      <w:r>
+        <w:rPr>
+          <w:rFonts w:ascii="Verdana" w:eastAsia="Verdana" w:hAnsi="Verdana" w:cs="Verdana"/>
+          <w:sz w:val="24"/>
+          <w:szCs w:val="24"/>
+          <w:lang w:val="en-IN"/>
+        </w:rPr>
+        <w:t xml:space="preserve">Must use array methods like </w:t>
+      </w:r>
+      <w:proofErr w:type="gramStart"/>
+      <w:r>
+        <w:rPr>
+          <w:rFonts w:ascii="Verdana" w:eastAsia="Verdana" w:hAnsi="Verdana" w:cs="Verdana"/>
+          <w:sz w:val="24"/>
+          <w:szCs w:val="24"/>
+          <w:lang w:val="en-IN"/>
+        </w:rPr>
+        <w:t>reduce(</w:t>
+      </w:r>
+      <w:proofErr w:type="gramEnd"/>
+      <w:r>
+        <w:rPr>
+          <w:rFonts w:ascii="Verdana" w:eastAsia="Verdana" w:hAnsi="Verdana" w:cs="Verdana"/>
+          <w:sz w:val="24"/>
+          <w:szCs w:val="24"/>
+          <w:lang w:val="en-IN"/>
+        </w:rPr>
+        <w:t xml:space="preserve">) and </w:t>
+      </w:r>
+      <w:proofErr w:type="gramStart"/>
+      <w:r>
+        <w:rPr>
+          <w:rFonts w:ascii="Verdana" w:eastAsia="Verdana" w:hAnsi="Verdana" w:cs="Verdana"/>
+          <w:sz w:val="24"/>
+          <w:szCs w:val="24"/>
+          <w:lang w:val="en-IN"/>
+        </w:rPr>
+        <w:t>map(</w:t>
+      </w:r>
+      <w:proofErr w:type="gramEnd"/>
+      <w:r>
+        <w:rPr>
+          <w:rFonts w:ascii="Verdana" w:eastAsia="Verdana" w:hAnsi="Verdana" w:cs="Verdana"/>
+          <w:sz w:val="24"/>
+          <w:szCs w:val="24"/>
+          <w:lang w:val="en-IN"/>
+        </w:rPr>
+        <w:t>).</w:t>
+      </w:r>
+    </w:p>
+    <w:p>
+      <w:r>
+        <w:rPr>
+          <w:rFonts w:ascii="Verdana" w:eastAsia="Verdana" w:hAnsi="Verdana" w:cs="Verdana"/>
+          <w:sz w:val="24"/>
+          <w:szCs w:val="24"/>
+          <w:lang w:val="en-IN"/>
+        </w:rPr>
+        <w:t>- Use only ES6+ syntax.</w:t>
+      </w:r>
+    </w:p>
+    <w:p>
+      <w:r>
+        <w:rPr>
+          <w:rFonts w:ascii="Verdana" w:eastAsia="Verdana" w:hAnsi="Verdana" w:cs="Verdana"/>
+          <w:sz w:val="24"/>
+          <w:szCs w:val="24"/>
+          <w:lang w:val="en-IN"/>
+        </w:rPr>
+        <w:t>- No external libraries.</w:t>
+      </w:r>
+    </w:p>
+    <w:p>
+      <w:r>
+        <w:rPr>
+          <w:rFonts w:ascii="Verdana" w:eastAsia="Verdana" w:hAnsi="Verdana" w:cs="Verdana"/>
+          <w:sz w:val="24"/>
+          <w:szCs w:val="24"/>
+          <w:lang w:val="en-IN"/>
+        </w:rPr>
+        <w:t>- All logic must be inside modular JavaScript file.</w:t>
+      </w:r>
+    </w:p>
+    <w:p>
+      <w:r>
+        <w:rPr>
+          <w:rFonts w:ascii="Cambria" w:eastAsia="Cambria" w:hAnsi="Cambria" w:cs="Cambria"/>
+        </w:rPr>
+        <w:t xml:space="preserve"> </w:t>
+      </w:r>
+    </w:p>
+    <w:p>
+      <w:r>
+        <w:rPr>
+          <w:rFonts w:ascii="Segoe UI Emoji" w:eastAsia="Segoe UI Emoji" w:hAnsi="Segoe UI Emoji" w:cs="Segoe UI Emoji"/>
+          <w:b/>
+          <w:bCs/>
+          <w:sz w:val="24"/>
+          <w:szCs w:val="24"/>
+        </w:rPr>
+        <w:t>🎯</w:t>
+      </w:r>
+      <w:r>
+        <w:rPr>
+          <w:rFonts w:ascii="Verdana" w:eastAsia="Verdana" w:hAnsi="Verdana" w:cs="Verdana"/>
+          <w:b/>
+          <w:bCs/>
+          <w:sz w:val="24"/>
+          <w:szCs w:val="24"/>
+        </w:rPr>
+        <w:t xml:space="preserve"> Learning Outcome</w:t>
+      </w:r>
+    </w:p>
+    <w:p>
+      <w:r>
+        <w:rPr>
+          <w:rFonts w:ascii="Verdana" w:eastAsia="Verdana" w:hAnsi="Verdana" w:cs="Verdana"/>
+          <w:sz w:val="24"/>
+          <w:szCs w:val="24"/>
+          <w:lang w:val="en-IN"/>
+        </w:rPr>
+        <w:t>- Understand array processing.</w:t>
+      </w:r>
+    </w:p>
+    <w:p>
+      <w:r>
+        <w:rPr>
+          <w:rFonts w:ascii="Verdana" w:eastAsia="Verdana" w:hAnsi="Verdana" w:cs="Verdana"/>
+          <w:sz w:val="24"/>
+          <w:szCs w:val="24"/>
+          <w:lang w:val="en-IN"/>
+        </w:rPr>
+        <w:t>- Practice ES6 features.</w:t>
+      </w:r>
+    </w:p>
+    <w:p>
+      <w:r>
+        <w:rPr>
+          <w:rFonts w:ascii="Verdana" w:eastAsia="Verdana" w:hAnsi="Verdana" w:cs="Verdana"/>
+          <w:sz w:val="24"/>
+          <w:szCs w:val="24"/>
+          <w:lang w:val="en-IN"/>
+        </w:rPr>
+        <w:t>- Learn modular coding structure.</w:t>
+      </w:r>
+    </w:p>
+    <w:p>
+      <w:r>
+        <w:rPr>
+          <w:rFonts w:ascii="Cambria" w:eastAsia="Cambria" w:hAnsi="Cambria" w:cs="Cambria"/>
+        </w:rPr>
+        <w:t xml:space="preserve"> </w:t>
+      </w:r>
+    </w:p>
+    <w:p>
+      <w:r>
+        <w:rPr>
+          <w:rFonts w:ascii="Cambria" w:eastAsia="Cambria" w:hAnsi="Cambria" w:cs="Cambria"/>
+        </w:rPr>
+        <w:t xml:space="preserve"> </w:t>
       </w:r>
     </w:p>
     <w:p>
       <w:pPr>
-        <w:spacing w:before="0" w:beforeAutospacing="off" w:after="200" w:afterAutospacing="off" w:line="276" w:lineRule="auto"/>
+        <w:rPr>
+          <w:rFonts w:ascii="Cambria" w:eastAsia="Cambria" w:hAnsi="Cambria" w:cs="Cambria"/>
+        </w:rPr>
       </w:pPr>
-      <w:r>
-        <w:rPr>
-          <w:rFonts w:ascii="Cambria" w:hAnsi="Cambria" w:eastAsia="Cambria" w:cs="Cambria"/>
-          <w:noProof w:val="0"/>
-          <w:sz w:val="22"/>
-          <w:szCs w:val="22"/>
-          <w:lang w:val="en-US"/>
-        </w:rPr>
-        <w:t xml:space="preserve"> </w:t>
+    </w:p>
+    <w:p>
+      <w:r>
+        <w:rPr>
+          <w:rFonts w:ascii="Verdana" w:eastAsia="Verdana" w:hAnsi="Verdana" w:cs="Verdana"/>
+          <w:b/>
+          <w:bCs/>
+          <w:sz w:val="24"/>
+          <w:szCs w:val="24"/>
+          <w:lang w:val="en-IN"/>
+        </w:rPr>
+        <w:t>PROBLEM 2: Product Cart Summary (LEVEL-1)</w:t>
       </w:r>
     </w:p>
     <w:p>
       <w:pPr>
-        <w:spacing w:before="0" w:beforeAutospacing="off" w:after="200" w:afterAutospacing="off" w:line="276" w:lineRule="auto"/>
+        <w:spacing w:after="160" w:line="257" w:lineRule="auto"/>
       </w:pPr>
       <w:r>
         <w:rPr>
-          <w:rFonts w:ascii="Verdana" w:hAnsi="Verdana" w:eastAsia="Verdana" w:cs="Verdana"/>
-          <w:b w:val="1"/>
-          <w:bCs w:val="1"/>
-          <w:noProof w:val="0"/>
+          <w:rFonts w:ascii="Verdana" w:eastAsia="Verdana" w:hAnsi="Verdana" w:cs="Verdana"/>
+          <w:b/>
+          <w:bCs/>
           <w:sz w:val="24"/>
           <w:szCs w:val="24"/>
           <w:lang w:val="en-IN"/>
         </w:rPr>
-        <w:t>PROBLEM 1: Student Marks Analyzer (LEVEL-1)</w:t>
+        <w:t>Scenario:</w:t>
+      </w:r>
+    </w:p>
+    <w:p>
+      <w:r>
+        <w:rPr>
+          <w:rFonts w:ascii="Verdana" w:eastAsia="Verdana" w:hAnsi="Verdana" w:cs="Verdana"/>
+          <w:sz w:val="24"/>
+          <w:szCs w:val="24"/>
+          <w:lang w:val="en-IN"/>
+        </w:rPr>
+        <w:t>Build a simple shopping cart summary system.</w:t>
+      </w:r>
+    </w:p>
+    <w:p>
+      <w:r>
+        <w:rPr>
+          <w:rFonts w:ascii="Cambria" w:eastAsia="Cambria" w:hAnsi="Cambria" w:cs="Cambria"/>
+        </w:rPr>
+        <w:t xml:space="preserve"> </w:t>
+      </w:r>
+    </w:p>
+    <w:p>
+      <w:r>
+        <w:rPr>
+          <w:rFonts w:ascii="Segoe UI Emoji" w:eastAsia="Segoe UI Emoji" w:hAnsi="Segoe UI Emoji" w:cs="Segoe UI Emoji"/>
+          <w:b/>
+          <w:bCs/>
+          <w:sz w:val="24"/>
+          <w:szCs w:val="24"/>
+        </w:rPr>
+        <w:t>📌</w:t>
+      </w:r>
+      <w:r>
+        <w:rPr>
+          <w:rFonts w:ascii="Verdana" w:eastAsia="Verdana" w:hAnsi="Verdana" w:cs="Verdana"/>
+          <w:b/>
+          <w:bCs/>
+          <w:sz w:val="24"/>
+          <w:szCs w:val="24"/>
+        </w:rPr>
+        <w:t xml:space="preserve"> Requirements</w:t>
+      </w:r>
+      <w:r>
+        <w:rPr>
+          <w:rFonts w:ascii="Verdana" w:eastAsia="Verdana" w:hAnsi="Verdana" w:cs="Verdana"/>
+          <w:sz w:val="24"/>
+          <w:szCs w:val="24"/>
+        </w:rPr>
+        <w:t xml:space="preserve"> </w:t>
+      </w:r>
+    </w:p>
+    <w:p>
+      <w:r>
+        <w:rPr>
+          <w:rFonts w:ascii="Verdana" w:eastAsia="Verdana" w:hAnsi="Verdana" w:cs="Verdana"/>
+          <w:sz w:val="24"/>
+          <w:szCs w:val="24"/>
+          <w:lang w:val="en-IN"/>
+        </w:rPr>
+        <w:t>- Store product objects (name, price, quantity) in an array.</w:t>
+      </w:r>
+    </w:p>
+    <w:p>
+      <w:r>
+        <w:rPr>
+          <w:rFonts w:ascii="Verdana" w:eastAsia="Verdana" w:hAnsi="Verdana" w:cs="Verdana"/>
+          <w:sz w:val="24"/>
+          <w:szCs w:val="24"/>
+          <w:lang w:val="en-IN"/>
+        </w:rPr>
+        <w:t>- Calculate total cart value.</w:t>
+      </w:r>
+    </w:p>
+    <w:p>
+      <w:r>
+        <w:rPr>
+          <w:rFonts w:ascii="Verdana" w:eastAsia="Verdana" w:hAnsi="Verdana" w:cs="Verdana"/>
+          <w:sz w:val="24"/>
+          <w:szCs w:val="24"/>
+          <w:lang w:val="en-IN"/>
+        </w:rPr>
+        <w:t>- Display formatted invoice using template literals.</w:t>
+      </w:r>
+    </w:p>
+    <w:p>
+      <w:r>
+        <w:rPr>
+          <w:rFonts w:ascii="Verdana" w:eastAsia="Verdana" w:hAnsi="Verdana" w:cs="Verdana"/>
+          <w:sz w:val="24"/>
+          <w:szCs w:val="24"/>
+          <w:lang w:val="en-IN"/>
+        </w:rPr>
+        <w:t>- Use arrow functions.</w:t>
+      </w:r>
+    </w:p>
+    <w:p>
+      <w:r>
+        <w:rPr>
+          <w:rFonts w:ascii="Verdana" w:eastAsia="Verdana" w:hAnsi="Verdana" w:cs="Verdana"/>
+          <w:sz w:val="24"/>
+          <w:szCs w:val="24"/>
+          <w:lang w:val="en-IN"/>
+        </w:rPr>
+        <w:t>- Export calculation function from a module.</w:t>
+      </w:r>
+    </w:p>
+    <w:p>
+      <w:r>
+        <w:rPr>
+          <w:rFonts w:ascii="Cambria" w:eastAsia="Cambria" w:hAnsi="Cambria" w:cs="Cambria"/>
+        </w:rPr>
+        <w:t xml:space="preserve"> </w:t>
+      </w:r>
+    </w:p>
+    <w:p>
+      <w:r>
+        <w:rPr>
+          <w:rFonts w:ascii="Segoe UI Emoji" w:eastAsia="Segoe UI Emoji" w:hAnsi="Segoe UI Emoji" w:cs="Segoe UI Emoji"/>
+          <w:b/>
+          <w:bCs/>
+          <w:sz w:val="24"/>
+          <w:szCs w:val="24"/>
+        </w:rPr>
+        <w:t>🛠️</w:t>
+      </w:r>
+      <w:r>
+        <w:rPr>
+          <w:rFonts w:ascii="Verdana" w:eastAsia="Verdana" w:hAnsi="Verdana" w:cs="Verdana"/>
+          <w:b/>
+          <w:bCs/>
+          <w:sz w:val="24"/>
+          <w:szCs w:val="24"/>
+        </w:rPr>
+        <w:t xml:space="preserve"> Technical Constraints</w:t>
+      </w:r>
+    </w:p>
+    <w:p>
+      <w:r>
+        <w:rPr>
+          <w:rFonts w:ascii="Verdana" w:eastAsia="Verdana" w:hAnsi="Verdana" w:cs="Verdana"/>
+          <w:sz w:val="24"/>
+          <w:szCs w:val="24"/>
+          <w:lang w:val="en-IN"/>
+        </w:rPr>
+        <w:t xml:space="preserve">- Use </w:t>
+      </w:r>
+      <w:proofErr w:type="gramStart"/>
+      <w:r>
+        <w:rPr>
+          <w:rFonts w:ascii="Verdana" w:eastAsia="Verdana" w:hAnsi="Verdana" w:cs="Verdana"/>
+          <w:sz w:val="24"/>
+          <w:szCs w:val="24"/>
+          <w:lang w:val="en-IN"/>
+        </w:rPr>
+        <w:t>map(</w:t>
+      </w:r>
+      <w:proofErr w:type="gramEnd"/>
+      <w:r>
+        <w:rPr>
+          <w:rFonts w:ascii="Verdana" w:eastAsia="Verdana" w:hAnsi="Verdana" w:cs="Verdana"/>
+          <w:sz w:val="24"/>
+          <w:szCs w:val="24"/>
+          <w:lang w:val="en-IN"/>
+        </w:rPr>
+        <w:t xml:space="preserve">) and </w:t>
+      </w:r>
+      <w:proofErr w:type="gramStart"/>
+      <w:r>
+        <w:rPr>
+          <w:rFonts w:ascii="Verdana" w:eastAsia="Verdana" w:hAnsi="Verdana" w:cs="Verdana"/>
+          <w:sz w:val="24"/>
+          <w:szCs w:val="24"/>
+          <w:lang w:val="en-IN"/>
+        </w:rPr>
+        <w:t>reduce(</w:t>
+      </w:r>
+      <w:proofErr w:type="gramEnd"/>
+      <w:r>
+        <w:rPr>
+          <w:rFonts w:ascii="Verdana" w:eastAsia="Verdana" w:hAnsi="Verdana" w:cs="Verdana"/>
+          <w:sz w:val="24"/>
+          <w:szCs w:val="24"/>
+          <w:lang w:val="en-IN"/>
+        </w:rPr>
+        <w:t>).</w:t>
+      </w:r>
+    </w:p>
+    <w:p>
+      <w:r>
+        <w:rPr>
+          <w:rFonts w:ascii="Verdana" w:eastAsia="Verdana" w:hAnsi="Verdana" w:cs="Verdana"/>
+          <w:sz w:val="24"/>
+          <w:szCs w:val="24"/>
+          <w:lang w:val="en-IN"/>
+        </w:rPr>
+        <w:t>- Use ES6 modules (export/import).</w:t>
+      </w:r>
+    </w:p>
+    <w:p>
+      <w:r>
+        <w:rPr>
+          <w:rFonts w:ascii="Verdana" w:eastAsia="Verdana" w:hAnsi="Verdana" w:cs="Verdana"/>
+          <w:sz w:val="24"/>
+          <w:szCs w:val="24"/>
+          <w:lang w:val="en-IN"/>
+        </w:rPr>
+        <w:t>- No DOM manipulation required.</w:t>
+      </w:r>
+    </w:p>
+    <w:p>
+      <w:r>
+        <w:rPr>
+          <w:rFonts w:ascii="Cambria" w:eastAsia="Cambria" w:hAnsi="Cambria" w:cs="Cambria"/>
+        </w:rPr>
+        <w:t xml:space="preserve"> </w:t>
+      </w:r>
+    </w:p>
+    <w:p>
+      <w:r>
+        <w:rPr>
+          <w:rFonts w:ascii="Segoe UI Emoji" w:eastAsia="Segoe UI Emoji" w:hAnsi="Segoe UI Emoji" w:cs="Segoe UI Emoji"/>
+          <w:b/>
+          <w:bCs/>
+          <w:sz w:val="24"/>
+          <w:szCs w:val="24"/>
+        </w:rPr>
+        <w:t>🎯</w:t>
+      </w:r>
+      <w:r>
+        <w:rPr>
+          <w:rFonts w:ascii="Verdana" w:eastAsia="Verdana" w:hAnsi="Verdana" w:cs="Verdana"/>
+          <w:b/>
+          <w:bCs/>
+          <w:sz w:val="24"/>
+          <w:szCs w:val="24"/>
+        </w:rPr>
+        <w:t xml:space="preserve"> Learning Outcome</w:t>
+      </w:r>
+    </w:p>
+    <w:p>
+      <w:r>
+        <w:rPr>
+          <w:rFonts w:ascii="Verdana" w:eastAsia="Verdana" w:hAnsi="Verdana" w:cs="Verdana"/>
+          <w:sz w:val="24"/>
+          <w:szCs w:val="24"/>
+          <w:lang w:val="en-IN"/>
+        </w:rPr>
+        <w:t>- Work with arrays of objects.</w:t>
+      </w:r>
+    </w:p>
+    <w:p>
+      <w:r>
+        <w:rPr>
+          <w:rFonts w:ascii="Verdana" w:eastAsia="Verdana" w:hAnsi="Verdana" w:cs="Verdana"/>
+          <w:sz w:val="24"/>
+          <w:szCs w:val="24"/>
+          <w:lang w:val="en-IN"/>
+        </w:rPr>
+        <w:t>- Understand modules.</w:t>
+      </w:r>
+    </w:p>
+    <w:p>
+      <w:r>
+        <w:rPr>
+          <w:rFonts w:ascii="Verdana" w:eastAsia="Verdana" w:hAnsi="Verdana" w:cs="Verdana"/>
+          <w:sz w:val="24"/>
+          <w:szCs w:val="24"/>
+          <w:lang w:val="en-IN"/>
+        </w:rPr>
+        <w:t>- Improve functional programming skills.</w:t>
+      </w:r>
+    </w:p>
+    <w:p>
+      <w:r>
+        <w:rPr>
+          <w:rFonts w:ascii="Verdana" w:eastAsia="Verdana" w:hAnsi="Verdana" w:cs="Verdana"/>
+          <w:sz w:val="24"/>
+          <w:szCs w:val="24"/>
+          <w:lang w:val="en-IN"/>
+        </w:rPr>
+        <w:t xml:space="preserve"> </w:t>
+      </w:r>
+    </w:p>
+    <w:p>
+      <w:r>
+        <w:rPr>
+          <w:rFonts w:ascii="Cambria" w:eastAsia="Cambria" w:hAnsi="Cambria" w:cs="Cambria"/>
+        </w:rPr>
+        <w:t xml:space="preserve"> </w:t>
+      </w:r>
+    </w:p>
+    <w:p>
+      <w:r>
+        <w:rPr>
+          <w:rFonts w:ascii="Cambria" w:eastAsia="Cambria" w:hAnsi="Cambria" w:cs="Cambria"/>
+        </w:rPr>
+        <w:t xml:space="preserve"> </w:t>
+      </w:r>
+    </w:p>
+    <w:p>
+      <w:r>
+        <w:rPr>
+          <w:rFonts w:ascii="Cambria" w:eastAsia="Cambria" w:hAnsi="Cambria" w:cs="Cambria"/>
+        </w:rPr>
+        <w:t xml:space="preserve"> </w:t>
+      </w:r>
+    </w:p>
+    <w:p>
+      <w:r>
+        <w:rPr>
+          <w:rFonts w:ascii="Cambria" w:eastAsia="Cambria" w:hAnsi="Cambria" w:cs="Cambria"/>
+        </w:rPr>
+        <w:t xml:space="preserve"> </w:t>
+      </w:r>
+    </w:p>
+    <w:p>
+      <w:r>
+        <w:rPr>
+          <w:rFonts w:ascii="Cambria" w:eastAsia="Cambria" w:hAnsi="Cambria" w:cs="Cambria"/>
+        </w:rPr>
+        <w:t xml:space="preserve"> </w:t>
+      </w:r>
+    </w:p>
+    <w:p>
+      <w:r>
+        <w:rPr>
+          <w:rFonts w:ascii="Cambria" w:eastAsia="Cambria" w:hAnsi="Cambria" w:cs="Cambria"/>
+        </w:rPr>
+        <w:t xml:space="preserve"> </w:t>
+      </w:r>
+    </w:p>
+    <w:p>
+      <w:r>
+        <w:rPr>
+          <w:rFonts w:ascii="Cambria" w:eastAsia="Cambria" w:hAnsi="Cambria" w:cs="Cambria"/>
+        </w:rPr>
+        <w:lastRenderedPageBreak/>
+        <w:t xml:space="preserve"> </w:t>
+      </w:r>
+    </w:p>
+    <w:p>
+      <w:r>
+        <w:rPr>
+          <w:rFonts w:ascii="Verdana" w:eastAsia="Verdana" w:hAnsi="Verdana" w:cs="Verdana"/>
+          <w:b/>
+          <w:bCs/>
+          <w:sz w:val="24"/>
+          <w:szCs w:val="24"/>
+          <w:lang w:val="en-IN"/>
+        </w:rPr>
+        <w:t>PROBLEM 3: Weather Data Fetcher (LEVEL-2)</w:t>
+      </w:r>
+    </w:p>
+    <w:p>
+      <w:r>
+        <w:rPr>
+          <w:rFonts w:ascii="Cambria" w:eastAsia="Cambria" w:hAnsi="Cambria" w:cs="Cambria"/>
+        </w:rPr>
+        <w:t xml:space="preserve"> </w:t>
+      </w:r>
+    </w:p>
+    <w:p>
+      <w:r>
+        <w:rPr>
+          <w:rFonts w:ascii="Verdana" w:eastAsia="Verdana" w:hAnsi="Verdana" w:cs="Verdana"/>
+          <w:b/>
+          <w:bCs/>
+          <w:sz w:val="24"/>
+          <w:szCs w:val="24"/>
+          <w:lang w:val="en-IN"/>
+        </w:rPr>
+        <w:t>Scenario:</w:t>
+      </w:r>
+    </w:p>
+    <w:p>
+      <w:r>
+        <w:rPr>
+          <w:rFonts w:ascii="Verdana" w:eastAsia="Verdana" w:hAnsi="Verdana" w:cs="Verdana"/>
+          <w:sz w:val="24"/>
+          <w:szCs w:val="24"/>
+          <w:lang w:val="en-IN"/>
+        </w:rPr>
+        <w:t>Create an application that fetches weather data asynchronously.</w:t>
+      </w:r>
+    </w:p>
+    <w:p>
+      <w:r>
+        <w:rPr>
+          <w:rFonts w:ascii="Verdana" w:eastAsia="Verdana" w:hAnsi="Verdana" w:cs="Verdana"/>
+          <w:sz w:val="24"/>
+          <w:szCs w:val="24"/>
+          <w:lang w:val="en-IN"/>
+        </w:rPr>
+        <w:t xml:space="preserve"> </w:t>
+      </w:r>
+    </w:p>
+    <w:p>
+      <w:r>
+        <w:rPr>
+          <w:rFonts w:ascii="Segoe UI Emoji" w:eastAsia="Segoe UI Emoji" w:hAnsi="Segoe UI Emoji" w:cs="Segoe UI Emoji"/>
+          <w:b/>
+          <w:bCs/>
+          <w:sz w:val="24"/>
+          <w:szCs w:val="24"/>
+        </w:rPr>
+        <w:t>📌</w:t>
+      </w:r>
+      <w:r>
+        <w:rPr>
+          <w:rFonts w:ascii="Verdana" w:eastAsia="Verdana" w:hAnsi="Verdana" w:cs="Verdana"/>
+          <w:b/>
+          <w:bCs/>
+          <w:sz w:val="24"/>
+          <w:szCs w:val="24"/>
+        </w:rPr>
+        <w:t xml:space="preserve"> Requirements</w:t>
+      </w:r>
+    </w:p>
+    <w:p>
+      <w:r>
+        <w:rPr>
+          <w:rFonts w:ascii="Verdana" w:eastAsia="Verdana" w:hAnsi="Verdana" w:cs="Verdana"/>
+          <w:sz w:val="24"/>
+          <w:szCs w:val="24"/>
+          <w:lang w:val="en-IN"/>
+        </w:rPr>
+        <w:t xml:space="preserve">- Fetch data from a public API using </w:t>
+      </w:r>
+      <w:proofErr w:type="gramStart"/>
+      <w:r>
+        <w:rPr>
+          <w:rFonts w:ascii="Verdana" w:eastAsia="Verdana" w:hAnsi="Verdana" w:cs="Verdana"/>
+          <w:sz w:val="24"/>
+          <w:szCs w:val="24"/>
+          <w:lang w:val="en-IN"/>
+        </w:rPr>
+        <w:t>fetch(</w:t>
+      </w:r>
+      <w:proofErr w:type="gramEnd"/>
+      <w:r>
+        <w:rPr>
+          <w:rFonts w:ascii="Verdana" w:eastAsia="Verdana" w:hAnsi="Verdana" w:cs="Verdana"/>
+          <w:sz w:val="24"/>
+          <w:szCs w:val="24"/>
+          <w:lang w:val="en-IN"/>
+        </w:rPr>
+        <w:t>).</w:t>
+      </w:r>
+    </w:p>
+    <w:p>
+      <w:r>
+        <w:rPr>
+          <w:rFonts w:ascii="Verdana" w:eastAsia="Verdana" w:hAnsi="Verdana" w:cs="Verdana"/>
+          <w:sz w:val="24"/>
+          <w:szCs w:val="24"/>
+          <w:lang w:val="en-IN"/>
+        </w:rPr>
+        <w:t>- Implement version using Promises.</w:t>
+      </w:r>
+    </w:p>
+    <w:p>
+      <w:r>
+        <w:rPr>
+          <w:rFonts w:ascii="Verdana" w:eastAsia="Verdana" w:hAnsi="Verdana" w:cs="Verdana"/>
+          <w:sz w:val="24"/>
+          <w:szCs w:val="24"/>
+          <w:lang w:val="en-IN"/>
+        </w:rPr>
+        <w:t>- Implement version using async/await.</w:t>
+      </w:r>
+    </w:p>
+    <w:p>
+      <w:r>
+        <w:rPr>
+          <w:rFonts w:ascii="Verdana" w:eastAsia="Verdana" w:hAnsi="Verdana" w:cs="Verdana"/>
+          <w:sz w:val="24"/>
+          <w:szCs w:val="24"/>
+          <w:lang w:val="en-IN"/>
+        </w:rPr>
+        <w:t>- Handle errors properly.</w:t>
+      </w:r>
+    </w:p>
+    <w:p>
+      <w:r>
+        <w:rPr>
+          <w:rFonts w:ascii="Verdana" w:eastAsia="Verdana" w:hAnsi="Verdana" w:cs="Verdana"/>
+          <w:sz w:val="24"/>
+          <w:szCs w:val="24"/>
+          <w:lang w:val="en-IN"/>
+        </w:rPr>
+        <w:t>- Display formatted weather report.</w:t>
+      </w:r>
+    </w:p>
+    <w:p>
+      <w:r>
+        <w:rPr>
+          <w:rFonts w:ascii="Cambria" w:eastAsia="Cambria" w:hAnsi="Cambria" w:cs="Cambria"/>
+        </w:rPr>
+        <w:t xml:space="preserve"> </w:t>
+      </w:r>
+    </w:p>
+    <w:p>
+      <w:r>
+        <w:rPr>
+          <w:rFonts w:ascii="Segoe UI Emoji" w:eastAsia="Segoe UI Emoji" w:hAnsi="Segoe UI Emoji" w:cs="Segoe UI Emoji"/>
+          <w:b/>
+          <w:bCs/>
+          <w:sz w:val="24"/>
+          <w:szCs w:val="24"/>
+        </w:rPr>
+        <w:t>🛠️</w:t>
+      </w:r>
+      <w:r>
+        <w:rPr>
+          <w:rFonts w:ascii="Verdana" w:eastAsia="Verdana" w:hAnsi="Verdana" w:cs="Verdana"/>
+          <w:b/>
+          <w:bCs/>
+          <w:sz w:val="24"/>
+          <w:szCs w:val="24"/>
+        </w:rPr>
+        <w:t xml:space="preserve"> Technical Constraints</w:t>
+      </w:r>
+    </w:p>
+    <w:p>
+      <w:r>
+        <w:rPr>
+          <w:rFonts w:ascii="Verdana" w:eastAsia="Verdana" w:hAnsi="Verdana" w:cs="Verdana"/>
+          <w:sz w:val="24"/>
+          <w:szCs w:val="24"/>
+          <w:lang w:val="en-IN"/>
+        </w:rPr>
+        <w:t>- Use async/await.</w:t>
+      </w:r>
+    </w:p>
+    <w:p>
+      <w:r>
+        <w:rPr>
+          <w:rFonts w:ascii="Verdana" w:eastAsia="Verdana" w:hAnsi="Verdana" w:cs="Verdana"/>
+          <w:sz w:val="24"/>
+          <w:szCs w:val="24"/>
+          <w:lang w:val="en-IN"/>
+        </w:rPr>
+        <w:t>- Use template literals.</w:t>
+      </w:r>
+    </w:p>
+    <w:p>
+      <w:r>
+        <w:rPr>
+          <w:rFonts w:ascii="Verdana" w:eastAsia="Verdana" w:hAnsi="Verdana" w:cs="Verdana"/>
+          <w:sz w:val="24"/>
+          <w:szCs w:val="24"/>
+          <w:lang w:val="en-IN"/>
+        </w:rPr>
+        <w:t>- Use arrow functions.</w:t>
+      </w:r>
+    </w:p>
+    <w:p>
+      <w:r>
+        <w:rPr>
+          <w:rFonts w:ascii="Verdana" w:eastAsia="Verdana" w:hAnsi="Verdana" w:cs="Verdana"/>
+          <w:sz w:val="24"/>
+          <w:szCs w:val="24"/>
+          <w:lang w:val="en-IN"/>
+        </w:rPr>
+        <w:t>- Must include proper error handling using try/catch.</w:t>
+      </w:r>
+    </w:p>
+    <w:p>
+      <w:r>
+        <w:rPr>
+          <w:rFonts w:ascii="Verdana" w:eastAsia="Verdana" w:hAnsi="Verdana" w:cs="Verdana"/>
+          <w:sz w:val="24"/>
+          <w:szCs w:val="24"/>
+          <w:lang w:val="en-IN"/>
+        </w:rPr>
+        <w:t xml:space="preserve"> </w:t>
+      </w:r>
+    </w:p>
+    <w:p>
+      <w:r>
+        <w:rPr>
+          <w:rFonts w:ascii="Segoe UI Emoji" w:eastAsia="Segoe UI Emoji" w:hAnsi="Segoe UI Emoji" w:cs="Segoe UI Emoji"/>
+          <w:b/>
+          <w:bCs/>
+          <w:sz w:val="24"/>
+          <w:szCs w:val="24"/>
+        </w:rPr>
+        <w:t>🎯</w:t>
+      </w:r>
+      <w:r>
+        <w:rPr>
+          <w:rFonts w:ascii="Verdana" w:eastAsia="Verdana" w:hAnsi="Verdana" w:cs="Verdana"/>
+          <w:b/>
+          <w:bCs/>
+          <w:sz w:val="24"/>
+          <w:szCs w:val="24"/>
+        </w:rPr>
+        <w:t xml:space="preserve"> Learning Outcome</w:t>
+      </w:r>
+    </w:p>
+    <w:p>
+      <w:r>
+        <w:rPr>
+          <w:rFonts w:ascii="Verdana" w:eastAsia="Verdana" w:hAnsi="Verdana" w:cs="Verdana"/>
+          <w:sz w:val="24"/>
+          <w:szCs w:val="24"/>
+          <w:lang w:val="en-IN"/>
+        </w:rPr>
+        <w:t>- Understand Promises and async/await.</w:t>
+      </w:r>
+    </w:p>
+    <w:p>
+      <w:r>
+        <w:rPr>
+          <w:rFonts w:ascii="Verdana" w:eastAsia="Verdana" w:hAnsi="Verdana" w:cs="Verdana"/>
+          <w:sz w:val="24"/>
+          <w:szCs w:val="24"/>
+          <w:lang w:val="en-IN"/>
+        </w:rPr>
+        <w:t>- Handle asynchronous operations.</w:t>
+      </w:r>
+    </w:p>
+    <w:p>
+      <w:r>
+        <w:rPr>
+          <w:rFonts w:ascii="Verdana" w:eastAsia="Verdana" w:hAnsi="Verdana" w:cs="Verdana"/>
+          <w:sz w:val="24"/>
+          <w:szCs w:val="24"/>
+          <w:lang w:val="en-IN"/>
+        </w:rPr>
+        <w:t>- Improve API handling skills.</w:t>
+      </w:r>
+    </w:p>
+    <w:p>
+      <w:r>
+        <w:rPr>
+          <w:rFonts w:ascii="Verdana" w:eastAsia="Verdana" w:hAnsi="Verdana" w:cs="Verdana"/>
+          <w:sz w:val="24"/>
+          <w:szCs w:val="24"/>
+          <w:lang w:val="en-IN"/>
+        </w:rPr>
+        <w:t xml:space="preserve"> </w:t>
+      </w:r>
+    </w:p>
+    <w:p>
+      <w:r>
+        <w:rPr>
+          <w:rFonts w:ascii="Verdana" w:eastAsia="Verdana" w:hAnsi="Verdana" w:cs="Verdana"/>
+          <w:sz w:val="24"/>
+          <w:szCs w:val="24"/>
+          <w:lang w:val="en-IN"/>
+        </w:rPr>
+        <w:t xml:space="preserve"> </w:t>
+      </w:r>
+    </w:p>
+    <w:p>
+      <w:r>
+        <w:rPr>
+          <w:rFonts w:ascii="Verdana" w:eastAsia="Verdana" w:hAnsi="Verdana" w:cs="Verdana"/>
+          <w:sz w:val="24"/>
+          <w:szCs w:val="24"/>
+          <w:lang w:val="en-IN"/>
+        </w:rPr>
+        <w:t xml:space="preserve"> </w:t>
+      </w:r>
+    </w:p>
+    <w:p>
+      <w:r>
+        <w:rPr>
+          <w:rFonts w:ascii="Verdana" w:eastAsia="Verdana" w:hAnsi="Verdana" w:cs="Verdana"/>
+          <w:sz w:val="24"/>
+          <w:szCs w:val="24"/>
+          <w:lang w:val="en-IN"/>
+        </w:rPr>
+        <w:t xml:space="preserve"> </w:t>
+      </w:r>
+    </w:p>
+    <w:p>
+      <w:r>
+        <w:rPr>
+          <w:rFonts w:ascii="Verdana" w:eastAsia="Verdana" w:hAnsi="Verdana" w:cs="Verdana"/>
+          <w:sz w:val="24"/>
+          <w:szCs w:val="24"/>
+          <w:lang w:val="en-IN"/>
+        </w:rPr>
+        <w:lastRenderedPageBreak/>
+        <w:t xml:space="preserve"> </w:t>
+      </w:r>
+    </w:p>
+    <w:p>
+      <w:r>
+        <w:rPr>
+          <w:rFonts w:ascii="Verdana" w:eastAsia="Verdana" w:hAnsi="Verdana" w:cs="Verdana"/>
+          <w:b/>
+          <w:bCs/>
+          <w:sz w:val="24"/>
+          <w:szCs w:val="24"/>
+          <w:lang w:val="en-IN"/>
+        </w:rPr>
+        <w:t>PROBLEM 4: Task Manager with Async Storage (LEVEL-2)</w:t>
+      </w:r>
+    </w:p>
+    <w:p>
+      <w:r>
+        <w:rPr>
+          <w:rFonts w:ascii="Cambria" w:eastAsia="Cambria" w:hAnsi="Cambria" w:cs="Cambria"/>
+        </w:rPr>
+        <w:t xml:space="preserve"> </w:t>
+      </w:r>
+    </w:p>
+    <w:p>
+      <w:r>
+        <w:rPr>
+          <w:rFonts w:ascii="Verdana" w:eastAsia="Verdana" w:hAnsi="Verdana" w:cs="Verdana"/>
+          <w:b/>
+          <w:bCs/>
+          <w:sz w:val="24"/>
+          <w:szCs w:val="24"/>
+          <w:lang w:val="en-IN"/>
+        </w:rPr>
+        <w:t>Scenario:</w:t>
+      </w:r>
+    </w:p>
+    <w:p>
+      <w:r>
+        <w:rPr>
+          <w:rFonts w:ascii="Verdana" w:eastAsia="Verdana" w:hAnsi="Verdana" w:cs="Verdana"/>
+          <w:sz w:val="24"/>
+          <w:szCs w:val="24"/>
+          <w:lang w:val="en-IN"/>
+        </w:rPr>
+        <w:t>Develop a task manager where tasks are saved and retrieved asynchronously.</w:t>
+      </w:r>
+    </w:p>
+    <w:p>
+      <w:r>
+        <w:rPr>
+          <w:rFonts w:ascii="Verdana" w:eastAsia="Verdana" w:hAnsi="Verdana" w:cs="Verdana"/>
+          <w:sz w:val="24"/>
+          <w:szCs w:val="24"/>
+          <w:lang w:val="en-IN"/>
+        </w:rPr>
+        <w:t xml:space="preserve"> </w:t>
+      </w:r>
+    </w:p>
+    <w:p>
+      <w:r>
+        <w:rPr>
+          <w:rFonts w:ascii="Segoe UI Emoji" w:eastAsia="Segoe UI Emoji" w:hAnsi="Segoe UI Emoji" w:cs="Segoe UI Emoji"/>
+          <w:b/>
+          <w:bCs/>
+          <w:sz w:val="24"/>
+          <w:szCs w:val="24"/>
+        </w:rPr>
+        <w:t>📌</w:t>
+      </w:r>
+      <w:r>
+        <w:rPr>
+          <w:rFonts w:ascii="Verdana" w:eastAsia="Verdana" w:hAnsi="Verdana" w:cs="Verdana"/>
+          <w:b/>
+          <w:bCs/>
+          <w:sz w:val="24"/>
+          <w:szCs w:val="24"/>
+        </w:rPr>
+        <w:t xml:space="preserve"> Requirements</w:t>
+      </w:r>
+    </w:p>
+    <w:p>
+      <w:r>
+        <w:rPr>
+          <w:rFonts w:ascii="Verdana" w:eastAsia="Verdana" w:hAnsi="Verdana" w:cs="Verdana"/>
+          <w:sz w:val="24"/>
+          <w:szCs w:val="24"/>
+          <w:lang w:val="en-IN"/>
+        </w:rPr>
+        <w:t>- Store tasks in an array.</w:t>
+      </w:r>
+    </w:p>
+    <w:p>
+      <w:r>
+        <w:rPr>
+          <w:rFonts w:ascii="Verdana" w:eastAsia="Verdana" w:hAnsi="Verdana" w:cs="Verdana"/>
+          <w:sz w:val="24"/>
+          <w:szCs w:val="24"/>
+          <w:lang w:val="en-IN"/>
+        </w:rPr>
+        <w:t xml:space="preserve">- Create </w:t>
+      </w:r>
+      <w:proofErr w:type="gramStart"/>
+      <w:r>
+        <w:rPr>
+          <w:rFonts w:ascii="Verdana" w:eastAsia="Verdana" w:hAnsi="Verdana" w:cs="Verdana"/>
+          <w:sz w:val="24"/>
+          <w:szCs w:val="24"/>
+          <w:lang w:val="en-IN"/>
+        </w:rPr>
+        <w:t>addTask(</w:t>
+      </w:r>
+      <w:proofErr w:type="gramEnd"/>
+      <w:r>
+        <w:rPr>
+          <w:rFonts w:ascii="Verdana" w:eastAsia="Verdana" w:hAnsi="Verdana" w:cs="Verdana"/>
+          <w:sz w:val="24"/>
+          <w:szCs w:val="24"/>
+          <w:lang w:val="en-IN"/>
+        </w:rPr>
+        <w:t xml:space="preserve">), </w:t>
+      </w:r>
+      <w:proofErr w:type="gramStart"/>
+      <w:r>
+        <w:rPr>
+          <w:rFonts w:ascii="Verdana" w:eastAsia="Verdana" w:hAnsi="Verdana" w:cs="Verdana"/>
+          <w:sz w:val="24"/>
+          <w:szCs w:val="24"/>
+          <w:lang w:val="en-IN"/>
+        </w:rPr>
+        <w:t>deleteTask(</w:t>
+      </w:r>
+      <w:proofErr w:type="gramEnd"/>
+      <w:r>
+        <w:rPr>
+          <w:rFonts w:ascii="Verdana" w:eastAsia="Verdana" w:hAnsi="Verdana" w:cs="Verdana"/>
+          <w:sz w:val="24"/>
+          <w:szCs w:val="24"/>
+          <w:lang w:val="en-IN"/>
+        </w:rPr>
+        <w:t xml:space="preserve">), and </w:t>
+      </w:r>
+      <w:proofErr w:type="gramStart"/>
+      <w:r>
+        <w:rPr>
+          <w:rFonts w:ascii="Verdana" w:eastAsia="Verdana" w:hAnsi="Verdana" w:cs="Verdana"/>
+          <w:sz w:val="24"/>
+          <w:szCs w:val="24"/>
+          <w:lang w:val="en-IN"/>
+        </w:rPr>
+        <w:t>listTasks(</w:t>
+      </w:r>
+      <w:proofErr w:type="gramEnd"/>
+      <w:r>
+        <w:rPr>
+          <w:rFonts w:ascii="Verdana" w:eastAsia="Verdana" w:hAnsi="Verdana" w:cs="Verdana"/>
+          <w:sz w:val="24"/>
+          <w:szCs w:val="24"/>
+          <w:lang w:val="en-IN"/>
+        </w:rPr>
+        <w:t>) functions.</w:t>
+      </w:r>
+    </w:p>
+    <w:p>
+      <w:r>
+        <w:rPr>
+          <w:rFonts w:ascii="Verdana" w:eastAsia="Verdana" w:hAnsi="Verdana" w:cs="Verdana"/>
+          <w:sz w:val="24"/>
+          <w:szCs w:val="24"/>
+          <w:lang w:val="en-IN"/>
+        </w:rPr>
+        <w:t>- Simulate async storage using setTimeout with callbacks.</w:t>
+      </w:r>
+    </w:p>
+    <w:p>
+      <w:r>
+        <w:rPr>
+          <w:rFonts w:ascii="Verdana" w:eastAsia="Verdana" w:hAnsi="Verdana" w:cs="Verdana"/>
+          <w:sz w:val="24"/>
+          <w:szCs w:val="24"/>
+          <w:lang w:val="en-IN"/>
+        </w:rPr>
+        <w:t>- Convert callback-based logic into Promises.</w:t>
+      </w:r>
+    </w:p>
+    <w:p>
+      <w:r>
+        <w:rPr>
+          <w:rFonts w:ascii="Verdana" w:eastAsia="Verdana" w:hAnsi="Verdana" w:cs="Verdana"/>
+          <w:sz w:val="24"/>
+          <w:szCs w:val="24"/>
+          <w:lang w:val="en-IN"/>
+        </w:rPr>
+        <w:t>- Refactor into async/await version.</w:t>
+      </w:r>
+    </w:p>
+    <w:p>
+      <w:r>
+        <w:rPr>
+          <w:rFonts w:ascii="Verdana" w:eastAsia="Verdana" w:hAnsi="Verdana" w:cs="Verdana"/>
+          <w:sz w:val="24"/>
+          <w:szCs w:val="24"/>
+          <w:lang w:val="en-IN"/>
+        </w:rPr>
+        <w:t>- Use ES6 modules.</w:t>
+      </w:r>
+    </w:p>
+    <w:p>
+      <w:r>
+        <w:rPr>
+          <w:rFonts w:ascii="Cambria" w:eastAsia="Cambria" w:hAnsi="Cambria" w:cs="Cambria"/>
+        </w:rPr>
+        <w:t xml:space="preserve"> </w:t>
+      </w:r>
+    </w:p>
+    <w:p>
+      <w:r>
+        <w:rPr>
+          <w:rFonts w:ascii="Segoe UI Emoji" w:eastAsia="Segoe UI Emoji" w:hAnsi="Segoe UI Emoji" w:cs="Segoe UI Emoji"/>
+          <w:b/>
+          <w:bCs/>
+          <w:sz w:val="24"/>
+          <w:szCs w:val="24"/>
+        </w:rPr>
+        <w:t>🛠️</w:t>
+      </w:r>
+      <w:r>
+        <w:rPr>
+          <w:rFonts w:ascii="Verdana" w:eastAsia="Verdana" w:hAnsi="Verdana" w:cs="Verdana"/>
+          <w:b/>
+          <w:bCs/>
+          <w:sz w:val="24"/>
+          <w:szCs w:val="24"/>
+        </w:rPr>
+        <w:t xml:space="preserve"> Technical Constraints</w:t>
+      </w:r>
+    </w:p>
+    <w:p>
+      <w:r>
+        <w:rPr>
+          <w:rFonts w:ascii="Verdana" w:eastAsia="Verdana" w:hAnsi="Verdana" w:cs="Verdana"/>
+          <w:sz w:val="24"/>
+          <w:szCs w:val="24"/>
+          <w:lang w:val="en-IN"/>
+        </w:rPr>
+        <w:t xml:space="preserve">- Must demonstrate callback </w:t>
+      </w:r>
+      <w:r>
+        <w:rPr>
+          <w:rFonts w:ascii="Arial" w:eastAsia="Arial" w:hAnsi="Arial" w:cs="Arial"/>
+          <w:sz w:val="24"/>
+          <w:szCs w:val="24"/>
+          <w:lang w:val="en-IN"/>
+        </w:rPr>
+        <w:t>→</w:t>
+      </w:r>
+      <w:r>
+        <w:rPr>
+          <w:rFonts w:ascii="Verdana" w:eastAsia="Verdana" w:hAnsi="Verdana" w:cs="Verdana"/>
+          <w:sz w:val="24"/>
+          <w:szCs w:val="24"/>
+          <w:lang w:val="en-IN"/>
+        </w:rPr>
+        <w:t xml:space="preserve"> promise </w:t>
+      </w:r>
+      <w:r>
+        <w:rPr>
+          <w:rFonts w:ascii="Arial" w:eastAsia="Arial" w:hAnsi="Arial" w:cs="Arial"/>
+          <w:sz w:val="24"/>
+          <w:szCs w:val="24"/>
+          <w:lang w:val="en-IN"/>
+        </w:rPr>
+        <w:t>→</w:t>
+      </w:r>
+      <w:r>
+        <w:rPr>
+          <w:rFonts w:ascii="Verdana" w:eastAsia="Verdana" w:hAnsi="Verdana" w:cs="Verdana"/>
+          <w:sz w:val="24"/>
+          <w:szCs w:val="24"/>
+          <w:lang w:val="en-IN"/>
+        </w:rPr>
+        <w:t xml:space="preserve"> async/await evolution.</w:t>
+      </w:r>
+    </w:p>
+    <w:p>
+      <w:r>
+        <w:rPr>
+          <w:rFonts w:ascii="Verdana" w:eastAsia="Verdana" w:hAnsi="Verdana" w:cs="Verdana"/>
+          <w:sz w:val="24"/>
+          <w:szCs w:val="24"/>
+          <w:lang w:val="en-IN"/>
+        </w:rPr>
+        <w:t>- Use let/const properly.</w:t>
+      </w:r>
+    </w:p>
+    <w:p>
+      <w:r>
+        <w:rPr>
+          <w:rFonts w:ascii="Verdana" w:eastAsia="Verdana" w:hAnsi="Verdana" w:cs="Verdana"/>
+          <w:sz w:val="24"/>
+          <w:szCs w:val="24"/>
+          <w:lang w:val="en-IN"/>
+        </w:rPr>
+        <w:t>- Use arrow functions.</w:t>
+      </w:r>
+    </w:p>
+    <w:p>
+      <w:r>
+        <w:rPr>
+          <w:rFonts w:ascii="Verdana" w:eastAsia="Verdana" w:hAnsi="Verdana" w:cs="Verdana"/>
+          <w:sz w:val="24"/>
+          <w:szCs w:val="24"/>
+          <w:lang w:val="en-IN"/>
+        </w:rPr>
+        <w:t>- Use template literals for display.</w:t>
+      </w:r>
+    </w:p>
+    <w:p>
+      <w:r>
+        <w:rPr>
+          <w:rFonts w:ascii="Verdana" w:eastAsia="Verdana" w:hAnsi="Verdana" w:cs="Verdana"/>
+          <w:sz w:val="24"/>
+          <w:szCs w:val="24"/>
+          <w:lang w:val="en-IN"/>
+        </w:rPr>
+        <w:t xml:space="preserve"> </w:t>
+      </w:r>
+    </w:p>
+    <w:p>
+      <w:r>
+        <w:rPr>
+          <w:rFonts w:ascii="Segoe UI Emoji" w:eastAsia="Segoe UI Emoji" w:hAnsi="Segoe UI Emoji" w:cs="Segoe UI Emoji"/>
+          <w:b/>
+          <w:bCs/>
+          <w:sz w:val="24"/>
+          <w:szCs w:val="24"/>
+        </w:rPr>
+        <w:t>🎯</w:t>
+      </w:r>
+      <w:r>
+        <w:rPr>
+          <w:rFonts w:ascii="Verdana" w:eastAsia="Verdana" w:hAnsi="Verdana" w:cs="Verdana"/>
+          <w:b/>
+          <w:bCs/>
+          <w:sz w:val="24"/>
+          <w:szCs w:val="24"/>
+        </w:rPr>
+        <w:t xml:space="preserve"> Learning Outcome</w:t>
+      </w:r>
+    </w:p>
+    <w:p>
+      <w:r>
+        <w:rPr>
+          <w:rFonts w:ascii="Verdana" w:eastAsia="Verdana" w:hAnsi="Verdana" w:cs="Verdana"/>
+          <w:sz w:val="24"/>
+          <w:szCs w:val="24"/>
+          <w:lang w:val="en-IN"/>
+        </w:rPr>
+        <w:t>- Deep understanding of async JavaScript.</w:t>
+      </w:r>
+    </w:p>
+    <w:p>
+      <w:r>
+        <w:rPr>
+          <w:rFonts w:ascii="Verdana" w:eastAsia="Verdana" w:hAnsi="Verdana" w:cs="Verdana"/>
+          <w:sz w:val="24"/>
+          <w:szCs w:val="24"/>
+          <w:lang w:val="en-IN"/>
+        </w:rPr>
+        <w:t>- Learn refactoring async code.</w:t>
+      </w:r>
+    </w:p>
+    <w:p>
+      <w:r>
+        <w:rPr>
+          <w:rFonts w:ascii="Verdana" w:eastAsia="Verdana" w:hAnsi="Verdana" w:cs="Verdana"/>
+          <w:sz w:val="24"/>
+          <w:szCs w:val="24"/>
+          <w:lang w:val="en-IN"/>
+        </w:rPr>
+        <w:t>- Master modern ES6+ features.</w:t>
       </w:r>
     </w:p>
     <w:p>
       <w:pPr>
-        <w:spacing w:before="0" w:beforeAutospacing="off" w:after="200" w:afterAutospacing="off" w:line="276" w:lineRule="auto"/>
-      </w:pPr>
-      <w:r>
-        <w:rPr>
-          <w:rFonts w:ascii="Verdana" w:hAnsi="Verdana" w:eastAsia="Verdana" w:cs="Verdana"/>
-          <w:b w:val="1"/>
-          <w:bCs w:val="1"/>
-          <w:noProof w:val="0"/>
+        <w:rPr>
+          <w:rFonts w:ascii="Verdana" w:eastAsia="Verdana" w:hAnsi="Verdana" w:cs="Verdana"/>
           <w:sz w:val="24"/>
           <w:szCs w:val="24"/>
           <w:lang w:val="en-IN"/>
-        </w:rPr>
-        <w:t>Scenario</w:t>
-      </w:r>
-      <w:r>
-        <w:rPr>
-          <w:rFonts w:ascii="Cambria" w:hAnsi="Cambria" w:eastAsia="Cambria" w:cs="Cambria"/>
-          <w:noProof w:val="0"/>
-          <w:sz w:val="22"/>
-          <w:szCs w:val="22"/>
-          <w:lang w:val="en-US"/>
-        </w:rPr>
-        <w:t>:</w:t>
-      </w:r>
-    </w:p>
-    <w:p>
-      <w:pPr>
-        <w:spacing w:before="0" w:beforeAutospacing="off" w:after="200" w:afterAutospacing="off" w:line="276" w:lineRule="auto"/>
-      </w:pPr>
-      <w:r>
-        <w:rPr>
-          <w:rFonts w:ascii="Verdana" w:hAnsi="Verdana" w:eastAsia="Verdana" w:cs="Verdana"/>
-          <w:noProof w:val="0"/>
-          <w:sz w:val="24"/>
-          <w:szCs w:val="24"/>
-          <w:lang w:val="en-IN"/>
-        </w:rPr>
-        <w:t>You are developing a small utility for a teacher to analyze student marks stored in an array.</w:t>
-      </w:r>
-    </w:p>
-    <w:p>
-      <w:pPr>
-        <w:spacing w:before="0" w:beforeAutospacing="off" w:after="200" w:afterAutospacing="off" w:line="276" w:lineRule="auto"/>
-      </w:pPr>
-      <w:r>
-        <w:rPr>
-          <w:rFonts w:ascii="Cambria" w:hAnsi="Cambria" w:eastAsia="Cambria" w:cs="Cambria"/>
-          <w:noProof w:val="0"/>
-          <w:sz w:val="22"/>
-          <w:szCs w:val="22"/>
-          <w:lang w:val="en-US"/>
-        </w:rPr>
-        <w:t xml:space="preserve"> </w:t>
-      </w:r>
-    </w:p>
-    <w:p>
-      <w:pPr>
-        <w:spacing w:before="0" w:beforeAutospacing="off" w:after="200" w:afterAutospacing="off" w:line="276" w:lineRule="auto"/>
-      </w:pPr>
-      <w:r>
-        <w:rPr>
-          <w:rFonts w:ascii="Segoe UI Emoji" w:hAnsi="Segoe UI Emoji" w:eastAsia="Segoe UI Emoji" w:cs="Segoe UI Emoji"/>
-          <w:b w:val="1"/>
-          <w:bCs w:val="1"/>
-          <w:noProof w:val="0"/>
-          <w:sz w:val="24"/>
-          <w:szCs w:val="24"/>
-          <w:lang w:val="en-US"/>
-        </w:rPr>
-        <w:t>📌</w:t>
-      </w:r>
-      <w:r>
-        <w:rPr>
-          <w:rFonts w:ascii="Verdana" w:hAnsi="Verdana" w:eastAsia="Verdana" w:cs="Verdana"/>
-          <w:b w:val="1"/>
-          <w:bCs w:val="1"/>
-          <w:noProof w:val="0"/>
-          <w:sz w:val="24"/>
-          <w:szCs w:val="24"/>
-          <w:lang w:val="en-US"/>
-        </w:rPr>
-        <w:t xml:space="preserve"> Requirements</w:t>
-      </w:r>
-    </w:p>
-    <w:p>
-      <w:pPr>
-        <w:spacing w:before="0" w:beforeAutospacing="off" w:after="200" w:afterAutospacing="off" w:line="276" w:lineRule="auto"/>
-      </w:pPr>
-      <w:r>
-        <w:rPr>
-          <w:rFonts w:ascii="Cambria" w:hAnsi="Cambria" w:eastAsia="Cambria" w:cs="Cambria"/>
-          <w:noProof w:val="0"/>
-          <w:sz w:val="22"/>
-          <w:szCs w:val="22"/>
-          <w:lang w:val="en-US"/>
-        </w:rPr>
-        <w:t xml:space="preserve">- </w:t>
-      </w:r>
-      <w:r>
-        <w:rPr>
-          <w:rFonts w:ascii="Verdana" w:hAnsi="Verdana" w:eastAsia="Verdana" w:cs="Verdana"/>
-          <w:noProof w:val="0"/>
-          <w:sz w:val="24"/>
-          <w:szCs w:val="24"/>
-          <w:lang w:val="en-IN"/>
-        </w:rPr>
-        <w:t>Store student marks in an array.</w:t>
-      </w:r>
-    </w:p>
-    <w:p>
-      <w:pPr>
-        <w:spacing w:before="0" w:beforeAutospacing="off" w:after="200" w:afterAutospacing="off" w:line="276" w:lineRule="auto"/>
-      </w:pPr>
-      <w:r>
-        <w:rPr>
-          <w:rFonts w:ascii="Verdana" w:hAnsi="Verdana" w:eastAsia="Verdana" w:cs="Verdana"/>
-          <w:noProof w:val="0"/>
-          <w:sz w:val="24"/>
-          <w:szCs w:val="24"/>
-          <w:lang w:val="en-IN"/>
-        </w:rPr>
-        <w:t>- Calculate total and average marks using array methods.</w:t>
-      </w:r>
-    </w:p>
-    <w:p>
-      <w:pPr>
-        <w:spacing w:before="0" w:beforeAutospacing="off" w:after="200" w:afterAutospacing="off" w:line="276" w:lineRule="auto"/>
-      </w:pPr>
-      <w:r>
-        <w:rPr>
-          <w:rFonts w:ascii="Verdana" w:hAnsi="Verdana" w:eastAsia="Verdana" w:cs="Verdana"/>
-          <w:noProof w:val="0"/>
-          <w:sz w:val="24"/>
-          <w:szCs w:val="24"/>
-          <w:lang w:val="en-IN"/>
-        </w:rPr>
-        <w:t>- Display pass/fail result based on average.</w:t>
-      </w:r>
-    </w:p>
-    <w:p>
-      <w:pPr>
-        <w:spacing w:before="0" w:beforeAutospacing="off" w:after="200" w:afterAutospacing="off" w:line="276" w:lineRule="auto"/>
-      </w:pPr>
-      <w:r>
-        <w:rPr>
-          <w:rFonts w:ascii="Verdana" w:hAnsi="Verdana" w:eastAsia="Verdana" w:cs="Verdana"/>
-          <w:noProof w:val="0"/>
-          <w:sz w:val="24"/>
-          <w:szCs w:val="24"/>
-          <w:lang w:val="en-IN"/>
-        </w:rPr>
-        <w:t>- Use let/const appropriately.</w:t>
-      </w:r>
-    </w:p>
-    <w:p>
-      <w:pPr>
-        <w:spacing w:before="0" w:beforeAutospacing="off" w:after="200" w:afterAutospacing="off" w:line="276" w:lineRule="auto"/>
-      </w:pPr>
-      <w:r>
-        <w:rPr>
-          <w:rFonts w:ascii="Verdana" w:hAnsi="Verdana" w:eastAsia="Verdana" w:cs="Verdana"/>
-          <w:noProof w:val="0"/>
-          <w:sz w:val="24"/>
-          <w:szCs w:val="24"/>
-          <w:lang w:val="en-IN"/>
-        </w:rPr>
-        <w:t>- Use arrow functions for calculations.</w:t>
-      </w:r>
-    </w:p>
-    <w:p>
-      <w:pPr>
-        <w:spacing w:before="0" w:beforeAutospacing="off" w:after="200" w:afterAutospacing="off" w:line="276" w:lineRule="auto"/>
-      </w:pPr>
-      <w:r>
-        <w:rPr>
-          <w:rFonts w:ascii="Verdana" w:hAnsi="Verdana" w:eastAsia="Verdana" w:cs="Verdana"/>
-          <w:noProof w:val="0"/>
-          <w:sz w:val="24"/>
-          <w:szCs w:val="24"/>
-          <w:lang w:val="en-IN"/>
-        </w:rPr>
-        <w:t>- Display output using template literals.</w:t>
-      </w:r>
-    </w:p>
-    <w:p>
-      <w:pPr>
-        <w:spacing w:before="0" w:beforeAutospacing="off" w:after="200" w:afterAutospacing="off" w:line="276" w:lineRule="auto"/>
-      </w:pPr>
-      <w:r>
-        <w:rPr>
-          <w:rFonts w:ascii="Cambria" w:hAnsi="Cambria" w:eastAsia="Cambria" w:cs="Cambria"/>
-          <w:noProof w:val="0"/>
-          <w:sz w:val="22"/>
-          <w:szCs w:val="22"/>
-          <w:lang w:val="en-US"/>
-        </w:rPr>
-        <w:t xml:space="preserve"> </w:t>
-      </w:r>
-    </w:p>
-    <w:p>
-      <w:pPr>
-        <w:spacing w:before="0" w:beforeAutospacing="off" w:after="200" w:afterAutospacing="off" w:line="276" w:lineRule="auto"/>
-      </w:pPr>
-      <w:r>
-        <w:rPr>
-          <w:rFonts w:ascii="Segoe UI Emoji" w:hAnsi="Segoe UI Emoji" w:eastAsia="Segoe UI Emoji" w:cs="Segoe UI Emoji"/>
-          <w:b w:val="1"/>
-          <w:bCs w:val="1"/>
-          <w:noProof w:val="0"/>
-          <w:sz w:val="24"/>
-          <w:szCs w:val="24"/>
-          <w:lang w:val="en-US"/>
-        </w:rPr>
-        <w:t>🛠️</w:t>
-      </w:r>
-      <w:r>
-        <w:rPr>
-          <w:rFonts w:ascii="Verdana" w:hAnsi="Verdana" w:eastAsia="Verdana" w:cs="Verdana"/>
-          <w:b w:val="1"/>
-          <w:bCs w:val="1"/>
-          <w:noProof w:val="0"/>
-          <w:sz w:val="24"/>
-          <w:szCs w:val="24"/>
-          <w:lang w:val="en-US"/>
-        </w:rPr>
-        <w:t xml:space="preserve"> Technical Constraints</w:t>
-      </w:r>
-    </w:p>
-    <w:p>
-      <w:pPr>
-        <w:spacing w:before="0" w:beforeAutospacing="off" w:after="200" w:afterAutospacing="off" w:line="276" w:lineRule="auto"/>
-      </w:pPr>
-      <w:r>
-        <w:rPr>
-          <w:rFonts w:ascii="Verdana" w:hAnsi="Verdana" w:eastAsia="Verdana" w:cs="Verdana"/>
-          <w:noProof w:val="0"/>
-          <w:sz w:val="24"/>
-          <w:szCs w:val="24"/>
-          <w:lang w:val="en-IN"/>
-        </w:rPr>
-        <w:t>-</w:t>
-      </w:r>
-      <w:r>
-        <w:rPr>
-          <w:rFonts w:ascii="Cambria" w:hAnsi="Cambria" w:eastAsia="Cambria" w:cs="Cambria"/>
-          <w:noProof w:val="0"/>
-          <w:sz w:val="22"/>
-          <w:szCs w:val="22"/>
-          <w:lang w:val="en-IN"/>
-        </w:rPr>
-        <w:t xml:space="preserve"> </w:t>
-      </w:r>
-      <w:r>
-        <w:rPr>
-          <w:rFonts w:ascii="Verdana" w:hAnsi="Verdana" w:eastAsia="Verdana" w:cs="Verdana"/>
-          <w:noProof w:val="0"/>
-          <w:sz w:val="24"/>
-          <w:szCs w:val="24"/>
-          <w:lang w:val="en-IN"/>
-        </w:rPr>
-        <w:t>Must use array methods like reduce() and map().</w:t>
-      </w:r>
-    </w:p>
-    <w:p>
-      <w:pPr>
-        <w:spacing w:before="0" w:beforeAutospacing="off" w:after="200" w:afterAutospacing="off" w:line="276" w:lineRule="auto"/>
-      </w:pPr>
-      <w:r>
-        <w:rPr>
-          <w:rFonts w:ascii="Verdana" w:hAnsi="Verdana" w:eastAsia="Verdana" w:cs="Verdana"/>
-          <w:noProof w:val="0"/>
-          <w:sz w:val="24"/>
-          <w:szCs w:val="24"/>
-          <w:lang w:val="en-IN"/>
-        </w:rPr>
-        <w:t>- Use only ES6+ syntax.</w:t>
-      </w:r>
-    </w:p>
-    <w:p>
-      <w:pPr>
-        <w:spacing w:before="0" w:beforeAutospacing="off" w:after="200" w:afterAutospacing="off" w:line="276" w:lineRule="auto"/>
-      </w:pPr>
-      <w:r>
-        <w:rPr>
-          <w:rFonts w:ascii="Verdana" w:hAnsi="Verdana" w:eastAsia="Verdana" w:cs="Verdana"/>
-          <w:noProof w:val="0"/>
-          <w:sz w:val="24"/>
-          <w:szCs w:val="24"/>
-          <w:lang w:val="en-IN"/>
-        </w:rPr>
-        <w:t>- No external libraries.</w:t>
-      </w:r>
-    </w:p>
-    <w:p>
-      <w:pPr>
-        <w:spacing w:before="0" w:beforeAutospacing="off" w:after="200" w:afterAutospacing="off" w:line="276" w:lineRule="auto"/>
-      </w:pPr>
-      <w:r>
-        <w:rPr>
-          <w:rFonts w:ascii="Verdana" w:hAnsi="Verdana" w:eastAsia="Verdana" w:cs="Verdana"/>
-          <w:noProof w:val="0"/>
-          <w:sz w:val="24"/>
-          <w:szCs w:val="24"/>
-          <w:lang w:val="en-IN"/>
-        </w:rPr>
-        <w:t>- All logic must be inside modular JavaScript file.</w:t>
-      </w:r>
-    </w:p>
-    <w:p>
-      <w:pPr>
-        <w:spacing w:before="0" w:beforeAutospacing="off" w:after="200" w:afterAutospacing="off" w:line="276" w:lineRule="auto"/>
-      </w:pPr>
-      <w:r>
-        <w:rPr>
-          <w:rFonts w:ascii="Cambria" w:hAnsi="Cambria" w:eastAsia="Cambria" w:cs="Cambria"/>
-          <w:noProof w:val="0"/>
-          <w:sz w:val="22"/>
-          <w:szCs w:val="22"/>
-          <w:lang w:val="en-US"/>
-        </w:rPr>
-        <w:t xml:space="preserve"> </w:t>
-      </w:r>
-    </w:p>
-    <w:p>
-      <w:pPr>
-        <w:spacing w:before="0" w:beforeAutospacing="off" w:after="200" w:afterAutospacing="off" w:line="276" w:lineRule="auto"/>
-      </w:pPr>
-      <w:r>
-        <w:rPr>
-          <w:rFonts w:ascii="Segoe UI Emoji" w:hAnsi="Segoe UI Emoji" w:eastAsia="Segoe UI Emoji" w:cs="Segoe UI Emoji"/>
-          <w:b w:val="1"/>
-          <w:bCs w:val="1"/>
-          <w:noProof w:val="0"/>
-          <w:sz w:val="24"/>
-          <w:szCs w:val="24"/>
-          <w:lang w:val="en-US"/>
-        </w:rPr>
-        <w:t>🎯</w:t>
-      </w:r>
-      <w:r>
-        <w:rPr>
-          <w:rFonts w:ascii="Verdana" w:hAnsi="Verdana" w:eastAsia="Verdana" w:cs="Verdana"/>
-          <w:b w:val="1"/>
-          <w:bCs w:val="1"/>
-          <w:noProof w:val="0"/>
-          <w:sz w:val="24"/>
-          <w:szCs w:val="24"/>
-          <w:lang w:val="en-US"/>
-        </w:rPr>
-        <w:t xml:space="preserve"> Learning Outcome</w:t>
-      </w:r>
-    </w:p>
-    <w:p>
-      <w:pPr>
-        <w:spacing w:before="0" w:beforeAutospacing="off" w:after="200" w:afterAutospacing="off" w:line="276" w:lineRule="auto"/>
-      </w:pPr>
-      <w:r>
-        <w:rPr>
-          <w:rFonts w:ascii="Verdana" w:hAnsi="Verdana" w:eastAsia="Verdana" w:cs="Verdana"/>
-          <w:noProof w:val="0"/>
-          <w:sz w:val="24"/>
-          <w:szCs w:val="24"/>
-          <w:lang w:val="en-IN"/>
-        </w:rPr>
-        <w:t>- Understand array processing.</w:t>
-      </w:r>
-    </w:p>
-    <w:p>
-      <w:pPr>
-        <w:spacing w:before="0" w:beforeAutospacing="off" w:after="200" w:afterAutospacing="off" w:line="276" w:lineRule="auto"/>
-      </w:pPr>
-      <w:r>
-        <w:rPr>
-          <w:rFonts w:ascii="Verdana" w:hAnsi="Verdana" w:eastAsia="Verdana" w:cs="Verdana"/>
-          <w:noProof w:val="0"/>
-          <w:sz w:val="24"/>
-          <w:szCs w:val="24"/>
-          <w:lang w:val="en-IN"/>
-        </w:rPr>
-        <w:t>- Practice ES6 features.</w:t>
-      </w:r>
-    </w:p>
-    <w:p>
-      <w:pPr>
-        <w:spacing w:before="0" w:beforeAutospacing="off" w:after="200" w:afterAutospacing="off" w:line="276" w:lineRule="auto"/>
-      </w:pPr>
-      <w:r>
-        <w:rPr>
-          <w:rFonts w:ascii="Verdana" w:hAnsi="Verdana" w:eastAsia="Verdana" w:cs="Verdana"/>
-          <w:noProof w:val="0"/>
-          <w:sz w:val="24"/>
-          <w:szCs w:val="24"/>
-          <w:lang w:val="en-IN"/>
-        </w:rPr>
-        <w:t>- Learn modular coding structure.</w:t>
-      </w:r>
-    </w:p>
-    <w:p>
-      <w:pPr>
-        <w:spacing w:before="0" w:beforeAutospacing="off" w:after="200" w:afterAutospacing="off" w:line="276" w:lineRule="auto"/>
-      </w:pPr>
-      <w:r>
-        <w:rPr>
-          <w:rFonts w:ascii="Cambria" w:hAnsi="Cambria" w:eastAsia="Cambria" w:cs="Cambria"/>
-          <w:noProof w:val="0"/>
-          <w:sz w:val="22"/>
-          <w:szCs w:val="22"/>
-          <w:lang w:val="en-US"/>
-        </w:rPr>
-        <w:t xml:space="preserve"> </w:t>
-      </w:r>
-    </w:p>
-    <w:p>
-      <w:pPr>
-        <w:spacing w:before="0" w:beforeAutospacing="off" w:after="200" w:afterAutospacing="off" w:line="276" w:lineRule="auto"/>
-      </w:pPr>
-      <w:r>
-        <w:rPr>
-          <w:rFonts w:ascii="Cambria" w:hAnsi="Cambria" w:eastAsia="Cambria" w:cs="Cambria"/>
-          <w:noProof w:val="0"/>
-          <w:sz w:val="22"/>
-          <w:szCs w:val="22"/>
-          <w:lang w:val="en-US"/>
-        </w:rPr>
-        <w:t xml:space="preserve"> </w:t>
-      </w:r>
-    </w:p>
-    <w:p>
-      <w:pPr>
-        <w:spacing w:before="0" w:beforeAutospacing="off" w:after="200" w:afterAutospacing="off" w:line="276" w:lineRule="auto"/>
-        <w:rPr>
-          <w:rFonts w:ascii="Cambria" w:hAnsi="Cambria" w:eastAsia="Cambria" w:cs="Cambria"/>
-          <w:noProof w:val="0"/>
-          <w:sz w:val="22"/>
-          <w:szCs w:val="22"/>
-          <w:lang w:val="en-US"/>
         </w:rPr>
       </w:pPr>
     </w:p>
     <w:p>
       <w:pPr>
-        <w:spacing w:before="0" w:beforeAutospacing="off" w:after="200" w:afterAutospacing="off" w:line="276" w:lineRule="auto"/>
-      </w:pPr>
-      <w:r>
-        <w:rPr>
-          <w:rFonts w:ascii="Verdana" w:hAnsi="Verdana" w:eastAsia="Verdana" w:cs="Verdana"/>
-          <w:b w:val="1"/>
-          <w:bCs w:val="1"/>
-          <w:noProof w:val="0"/>
-          <w:sz w:val="24"/>
-          <w:szCs w:val="24"/>
-          <w:lang w:val="en-IN"/>
-        </w:rPr>
-        <w:t>PROBLEM 2: Product Cart Summary (LEVEL-1)</w:t>
-      </w:r>
-    </w:p>
-    <w:p>
-      <w:pPr>
-        <w:spacing w:before="0" w:beforeAutospacing="off" w:after="160" w:afterAutospacing="off" w:line="257" w:lineRule="auto"/>
-      </w:pPr>
-      <w:r>
-        <w:rPr>
-          <w:rFonts w:ascii="Verdana" w:hAnsi="Verdana" w:eastAsia="Verdana" w:cs="Verdana"/>
-          <w:b w:val="1"/>
-          <w:bCs w:val="1"/>
-          <w:noProof w:val="0"/>
-          <w:sz w:val="24"/>
-          <w:szCs w:val="24"/>
-          <w:lang w:val="en-IN"/>
-        </w:rPr>
-        <w:t>Scenario:</w:t>
-      </w:r>
-    </w:p>
-    <w:p>
-      <w:pPr>
-        <w:spacing w:before="0" w:beforeAutospacing="off" w:after="200" w:afterAutospacing="off" w:line="276" w:lineRule="auto"/>
-      </w:pPr>
-      <w:r>
-        <w:rPr>
-          <w:rFonts w:ascii="Verdana" w:hAnsi="Verdana" w:eastAsia="Verdana" w:cs="Verdana"/>
-          <w:noProof w:val="0"/>
-          <w:sz w:val="24"/>
-          <w:szCs w:val="24"/>
-          <w:lang w:val="en-IN"/>
-        </w:rPr>
-        <w:t>Build a simple shopping cart summary system.</w:t>
-      </w:r>
-    </w:p>
-    <w:p>
-      <w:pPr>
-        <w:spacing w:before="0" w:beforeAutospacing="off" w:after="200" w:afterAutospacing="off" w:line="276" w:lineRule="auto"/>
-      </w:pPr>
-      <w:r>
-        <w:rPr>
-          <w:rFonts w:ascii="Cambria" w:hAnsi="Cambria" w:eastAsia="Cambria" w:cs="Cambria"/>
-          <w:noProof w:val="0"/>
-          <w:sz w:val="22"/>
-          <w:szCs w:val="22"/>
-          <w:lang w:val="en-US"/>
-        </w:rPr>
-        <w:t xml:space="preserve"> </w:t>
-      </w:r>
-    </w:p>
-    <w:p>
-      <w:pPr>
-        <w:spacing w:before="0" w:beforeAutospacing="off" w:after="200" w:afterAutospacing="off" w:line="276" w:lineRule="auto"/>
-      </w:pPr>
-      <w:r>
-        <w:rPr>
-          <w:rFonts w:ascii="Segoe UI Emoji" w:hAnsi="Segoe UI Emoji" w:eastAsia="Segoe UI Emoji" w:cs="Segoe UI Emoji"/>
-          <w:b w:val="1"/>
-          <w:bCs w:val="1"/>
-          <w:noProof w:val="0"/>
-          <w:sz w:val="24"/>
-          <w:szCs w:val="24"/>
-          <w:lang w:val="en-US"/>
-        </w:rPr>
-        <w:t>📌</w:t>
-      </w:r>
-      <w:r>
-        <w:rPr>
-          <w:rFonts w:ascii="Verdana" w:hAnsi="Verdana" w:eastAsia="Verdana" w:cs="Verdana"/>
-          <w:b w:val="1"/>
-          <w:bCs w:val="1"/>
-          <w:noProof w:val="0"/>
-          <w:sz w:val="24"/>
-          <w:szCs w:val="24"/>
-          <w:lang w:val="en-US"/>
-        </w:rPr>
-        <w:t xml:space="preserve"> Requirements</w:t>
-      </w:r>
-      <w:r>
-        <w:rPr>
-          <w:rFonts w:ascii="Verdana" w:hAnsi="Verdana" w:eastAsia="Verdana" w:cs="Verdana"/>
-          <w:noProof w:val="0"/>
-          <w:sz w:val="24"/>
-          <w:szCs w:val="24"/>
-          <w:lang w:val="en-US"/>
-        </w:rPr>
-        <w:t xml:space="preserve"> </w:t>
-      </w:r>
-    </w:p>
-    <w:p>
-      <w:pPr>
-        <w:spacing w:before="0" w:beforeAutospacing="off" w:after="200" w:afterAutospacing="off" w:line="276" w:lineRule="auto"/>
-      </w:pPr>
-      <w:r>
-        <w:rPr>
-          <w:rFonts w:ascii="Verdana" w:hAnsi="Verdana" w:eastAsia="Verdana" w:cs="Verdana"/>
-          <w:noProof w:val="0"/>
-          <w:sz w:val="24"/>
-          <w:szCs w:val="24"/>
-          <w:lang w:val="en-IN"/>
-        </w:rPr>
-        <w:t>- Store product objects (name, price, quantity) in an array.</w:t>
-      </w:r>
-    </w:p>
-    <w:p>
-      <w:pPr>
-        <w:spacing w:before="0" w:beforeAutospacing="off" w:after="200" w:afterAutospacing="off" w:line="276" w:lineRule="auto"/>
-      </w:pPr>
-      <w:r>
-        <w:rPr>
-          <w:rFonts w:ascii="Verdana" w:hAnsi="Verdana" w:eastAsia="Verdana" w:cs="Verdana"/>
-          <w:noProof w:val="0"/>
-          <w:sz w:val="24"/>
-          <w:szCs w:val="24"/>
-          <w:lang w:val="en-IN"/>
-        </w:rPr>
-        <w:t>- Calculate total cart value.</w:t>
-      </w:r>
-    </w:p>
-    <w:p>
-      <w:pPr>
-        <w:spacing w:before="0" w:beforeAutospacing="off" w:after="200" w:afterAutospacing="off" w:line="276" w:lineRule="auto"/>
-      </w:pPr>
-      <w:r>
-        <w:rPr>
-          <w:rFonts w:ascii="Verdana" w:hAnsi="Verdana" w:eastAsia="Verdana" w:cs="Verdana"/>
-          <w:noProof w:val="0"/>
-          <w:sz w:val="24"/>
-          <w:szCs w:val="24"/>
-          <w:lang w:val="en-IN"/>
-        </w:rPr>
-        <w:t>- Display formatted invoice using template literals.</w:t>
-      </w:r>
-    </w:p>
-    <w:p>
-      <w:pPr>
-        <w:spacing w:before="0" w:beforeAutospacing="off" w:after="200" w:afterAutospacing="off" w:line="276" w:lineRule="auto"/>
-      </w:pPr>
-      <w:r>
-        <w:rPr>
-          <w:rFonts w:ascii="Verdana" w:hAnsi="Verdana" w:eastAsia="Verdana" w:cs="Verdana"/>
-          <w:noProof w:val="0"/>
-          <w:sz w:val="24"/>
-          <w:szCs w:val="24"/>
-          <w:lang w:val="en-IN"/>
-        </w:rPr>
-        <w:t>- Use arrow functions.</w:t>
-      </w:r>
-    </w:p>
-    <w:p>
-      <w:pPr>
-        <w:spacing w:before="0" w:beforeAutospacing="off" w:after="200" w:afterAutospacing="off" w:line="276" w:lineRule="auto"/>
-      </w:pPr>
-      <w:r>
-        <w:rPr>
-          <w:rFonts w:ascii="Verdana" w:hAnsi="Verdana" w:eastAsia="Verdana" w:cs="Verdana"/>
-          <w:noProof w:val="0"/>
-          <w:sz w:val="24"/>
-          <w:szCs w:val="24"/>
-          <w:lang w:val="en-IN"/>
-        </w:rPr>
-        <w:t>- Export calculation function from a module.</w:t>
-      </w:r>
-    </w:p>
-    <w:p>
-      <w:pPr>
-        <w:spacing w:before="0" w:beforeAutospacing="off" w:after="200" w:afterAutospacing="off" w:line="276" w:lineRule="auto"/>
-      </w:pPr>
-      <w:r>
-        <w:rPr>
-          <w:rFonts w:ascii="Cambria" w:hAnsi="Cambria" w:eastAsia="Cambria" w:cs="Cambria"/>
-          <w:noProof w:val="0"/>
-          <w:sz w:val="22"/>
-          <w:szCs w:val="22"/>
-          <w:lang w:val="en-US"/>
-        </w:rPr>
-        <w:t xml:space="preserve"> </w:t>
-      </w:r>
-    </w:p>
-    <w:p>
-      <w:pPr>
-        <w:spacing w:before="0" w:beforeAutospacing="off" w:after="200" w:afterAutospacing="off" w:line="276" w:lineRule="auto"/>
-      </w:pPr>
-      <w:r>
-        <w:rPr>
-          <w:rFonts w:ascii="Segoe UI Emoji" w:hAnsi="Segoe UI Emoji" w:eastAsia="Segoe UI Emoji" w:cs="Segoe UI Emoji"/>
-          <w:b w:val="1"/>
-          <w:bCs w:val="1"/>
-          <w:noProof w:val="0"/>
-          <w:sz w:val="24"/>
-          <w:szCs w:val="24"/>
-          <w:lang w:val="en-US"/>
-        </w:rPr>
-        <w:t>🛠️</w:t>
-      </w:r>
-      <w:r>
-        <w:rPr>
-          <w:rFonts w:ascii="Verdana" w:hAnsi="Verdana" w:eastAsia="Verdana" w:cs="Verdana"/>
-          <w:b w:val="1"/>
-          <w:bCs w:val="1"/>
-          <w:noProof w:val="0"/>
-          <w:sz w:val="24"/>
-          <w:szCs w:val="24"/>
-          <w:lang w:val="en-US"/>
-        </w:rPr>
-        <w:t xml:space="preserve"> Technical Constraints</w:t>
-      </w:r>
-    </w:p>
-    <w:p>
-      <w:pPr>
-        <w:spacing w:before="0" w:beforeAutospacing="off" w:after="200" w:afterAutospacing="off" w:line="276" w:lineRule="auto"/>
-      </w:pPr>
-      <w:r>
-        <w:rPr>
-          <w:rFonts w:ascii="Verdana" w:hAnsi="Verdana" w:eastAsia="Verdana" w:cs="Verdana"/>
-          <w:noProof w:val="0"/>
-          <w:sz w:val="24"/>
-          <w:szCs w:val="24"/>
-          <w:lang w:val="en-IN"/>
-        </w:rPr>
-        <w:t>- Use map() and reduce().</w:t>
-      </w:r>
-    </w:p>
-    <w:p>
-      <w:pPr>
-        <w:spacing w:before="0" w:beforeAutospacing="off" w:after="200" w:afterAutospacing="off" w:line="276" w:lineRule="auto"/>
-      </w:pPr>
-      <w:r>
-        <w:rPr>
-          <w:rFonts w:ascii="Verdana" w:hAnsi="Verdana" w:eastAsia="Verdana" w:cs="Verdana"/>
-          <w:noProof w:val="0"/>
-          <w:sz w:val="24"/>
-          <w:szCs w:val="24"/>
-          <w:lang w:val="en-IN"/>
-        </w:rPr>
-        <w:t>- Use ES6 modules (export/import).</w:t>
-      </w:r>
-    </w:p>
-    <w:p>
-      <w:pPr>
-        <w:spacing w:before="0" w:beforeAutospacing="off" w:after="200" w:afterAutospacing="off" w:line="276" w:lineRule="auto"/>
-      </w:pPr>
-      <w:r>
-        <w:rPr>
-          <w:rFonts w:ascii="Verdana" w:hAnsi="Verdana" w:eastAsia="Verdana" w:cs="Verdana"/>
-          <w:noProof w:val="0"/>
-          <w:sz w:val="24"/>
-          <w:szCs w:val="24"/>
-          <w:lang w:val="en-IN"/>
-        </w:rPr>
-        <w:t>- No DOM manipulation required.</w:t>
-      </w:r>
-    </w:p>
-    <w:p>
-      <w:pPr>
-        <w:spacing w:before="0" w:beforeAutospacing="off" w:after="200" w:afterAutospacing="off" w:line="276" w:lineRule="auto"/>
-      </w:pPr>
-      <w:r>
-        <w:rPr>
-          <w:rFonts w:ascii="Cambria" w:hAnsi="Cambria" w:eastAsia="Cambria" w:cs="Cambria"/>
-          <w:noProof w:val="0"/>
-          <w:sz w:val="22"/>
-          <w:szCs w:val="22"/>
-          <w:lang w:val="en-US"/>
-        </w:rPr>
-        <w:t xml:space="preserve"> </w:t>
-      </w:r>
-    </w:p>
-    <w:p>
-      <w:pPr>
-        <w:spacing w:before="0" w:beforeAutospacing="off" w:after="200" w:afterAutospacing="off" w:line="276" w:lineRule="auto"/>
-      </w:pPr>
-      <w:r>
-        <w:rPr>
-          <w:rFonts w:ascii="Segoe UI Emoji" w:hAnsi="Segoe UI Emoji" w:eastAsia="Segoe UI Emoji" w:cs="Segoe UI Emoji"/>
-          <w:b w:val="1"/>
-          <w:bCs w:val="1"/>
-          <w:noProof w:val="0"/>
-          <w:sz w:val="24"/>
-          <w:szCs w:val="24"/>
-          <w:lang w:val="en-US"/>
-        </w:rPr>
-        <w:t>🎯</w:t>
-      </w:r>
-      <w:r>
-        <w:rPr>
-          <w:rFonts w:ascii="Verdana" w:hAnsi="Verdana" w:eastAsia="Verdana" w:cs="Verdana"/>
-          <w:b w:val="1"/>
-          <w:bCs w:val="1"/>
-          <w:noProof w:val="0"/>
-          <w:sz w:val="24"/>
-          <w:szCs w:val="24"/>
-          <w:lang w:val="en-US"/>
-        </w:rPr>
-        <w:t xml:space="preserve"> Learning Outcome</w:t>
-      </w:r>
-    </w:p>
-    <w:p>
-      <w:pPr>
-        <w:spacing w:before="0" w:beforeAutospacing="off" w:after="200" w:afterAutospacing="off" w:line="276" w:lineRule="auto"/>
-      </w:pPr>
-      <w:r>
-        <w:rPr>
-          <w:rFonts w:ascii="Verdana" w:hAnsi="Verdana" w:eastAsia="Verdana" w:cs="Verdana"/>
-          <w:noProof w:val="0"/>
-          <w:sz w:val="24"/>
-          <w:szCs w:val="24"/>
-          <w:lang w:val="en-IN"/>
-        </w:rPr>
-        <w:t>- Work with arrays of objects.</w:t>
-      </w:r>
-    </w:p>
-    <w:p>
-      <w:pPr>
-        <w:spacing w:before="0" w:beforeAutospacing="off" w:after="200" w:afterAutospacing="off" w:line="276" w:lineRule="auto"/>
-      </w:pPr>
-      <w:r>
-        <w:rPr>
-          <w:rFonts w:ascii="Verdana" w:hAnsi="Verdana" w:eastAsia="Verdana" w:cs="Verdana"/>
-          <w:noProof w:val="0"/>
-          <w:sz w:val="24"/>
-          <w:szCs w:val="24"/>
-          <w:lang w:val="en-IN"/>
-        </w:rPr>
-        <w:t>- Understand modules.</w:t>
-      </w:r>
-    </w:p>
-    <w:p>
-      <w:pPr>
-        <w:spacing w:before="0" w:beforeAutospacing="off" w:after="200" w:afterAutospacing="off" w:line="276" w:lineRule="auto"/>
-      </w:pPr>
-      <w:r>
-        <w:rPr>
-          <w:rFonts w:ascii="Verdana" w:hAnsi="Verdana" w:eastAsia="Verdana" w:cs="Verdana"/>
-          <w:noProof w:val="0"/>
-          <w:sz w:val="24"/>
-          <w:szCs w:val="24"/>
-          <w:lang w:val="en-IN"/>
-        </w:rPr>
-        <w:t>- Improve functional programming skills.</w:t>
-      </w:r>
-    </w:p>
-    <w:p>
-      <w:pPr>
-        <w:spacing w:before="0" w:beforeAutospacing="off" w:after="200" w:afterAutospacing="off" w:line="276" w:lineRule="auto"/>
-      </w:pPr>
-      <w:r>
-        <w:rPr>
-          <w:rFonts w:ascii="Verdana" w:hAnsi="Verdana" w:eastAsia="Verdana" w:cs="Verdana"/>
-          <w:noProof w:val="0"/>
-          <w:sz w:val="24"/>
-          <w:szCs w:val="24"/>
-          <w:lang w:val="en-IN"/>
-        </w:rPr>
-        <w:t xml:space="preserve"> </w:t>
-      </w:r>
-    </w:p>
-    <w:p>
-      <w:pPr>
-        <w:spacing w:before="0" w:beforeAutospacing="off" w:after="200" w:afterAutospacing="off" w:line="276" w:lineRule="auto"/>
-      </w:pPr>
-      <w:r>
-        <w:rPr>
-          <w:rFonts w:ascii="Cambria" w:hAnsi="Cambria" w:eastAsia="Cambria" w:cs="Cambria"/>
-          <w:noProof w:val="0"/>
-          <w:sz w:val="22"/>
-          <w:szCs w:val="22"/>
-          <w:lang w:val="en-US"/>
-        </w:rPr>
-        <w:t xml:space="preserve"> </w:t>
-      </w:r>
-    </w:p>
-    <w:p>
-      <w:pPr>
-        <w:spacing w:before="0" w:beforeAutospacing="off" w:after="200" w:afterAutospacing="off" w:line="276" w:lineRule="auto"/>
-      </w:pPr>
-      <w:r>
-        <w:rPr>
-          <w:rFonts w:ascii="Cambria" w:hAnsi="Cambria" w:eastAsia="Cambria" w:cs="Cambria"/>
-          <w:noProof w:val="0"/>
-          <w:sz w:val="22"/>
-          <w:szCs w:val="22"/>
-          <w:lang w:val="en-US"/>
-        </w:rPr>
-        <w:t xml:space="preserve"> </w:t>
-      </w:r>
-    </w:p>
-    <w:p>
-      <w:pPr>
-        <w:spacing w:before="0" w:beforeAutospacing="off" w:after="200" w:afterAutospacing="off" w:line="276" w:lineRule="auto"/>
-      </w:pPr>
-      <w:r>
-        <w:rPr>
-          <w:rFonts w:ascii="Cambria" w:hAnsi="Cambria" w:eastAsia="Cambria" w:cs="Cambria"/>
-          <w:noProof w:val="0"/>
-          <w:sz w:val="22"/>
-          <w:szCs w:val="22"/>
-          <w:lang w:val="en-US"/>
-        </w:rPr>
-        <w:t xml:space="preserve"> </w:t>
-      </w:r>
-    </w:p>
-    <w:p>
-      <w:pPr>
-        <w:spacing w:before="0" w:beforeAutospacing="off" w:after="200" w:afterAutospacing="off" w:line="276" w:lineRule="auto"/>
-      </w:pPr>
-      <w:r>
-        <w:rPr>
-          <w:rFonts w:ascii="Cambria" w:hAnsi="Cambria" w:eastAsia="Cambria" w:cs="Cambria"/>
-          <w:noProof w:val="0"/>
-          <w:sz w:val="22"/>
-          <w:szCs w:val="22"/>
-          <w:lang w:val="en-US"/>
-        </w:rPr>
-        <w:t xml:space="preserve"> </w:t>
-      </w:r>
-    </w:p>
-    <w:p>
-      <w:pPr>
-        <w:spacing w:before="0" w:beforeAutospacing="off" w:after="200" w:afterAutospacing="off" w:line="276" w:lineRule="auto"/>
-      </w:pPr>
-      <w:r>
-        <w:rPr>
-          <w:rFonts w:ascii="Cambria" w:hAnsi="Cambria" w:eastAsia="Cambria" w:cs="Cambria"/>
-          <w:noProof w:val="0"/>
-          <w:sz w:val="22"/>
-          <w:szCs w:val="22"/>
-          <w:lang w:val="en-US"/>
-        </w:rPr>
-        <w:t xml:space="preserve"> </w:t>
-      </w:r>
-    </w:p>
-    <w:p>
-      <w:pPr>
-        <w:spacing w:before="0" w:beforeAutospacing="off" w:after="200" w:afterAutospacing="off" w:line="276" w:lineRule="auto"/>
-      </w:pPr>
-      <w:r>
-        <w:rPr>
-          <w:rFonts w:ascii="Cambria" w:hAnsi="Cambria" w:eastAsia="Cambria" w:cs="Cambria"/>
-          <w:noProof w:val="0"/>
-          <w:sz w:val="22"/>
-          <w:szCs w:val="22"/>
-          <w:lang w:val="en-US"/>
-        </w:rPr>
-        <w:t xml:space="preserve"> </w:t>
-      </w:r>
-    </w:p>
-    <w:p>
-      <w:pPr>
-        <w:spacing w:before="0" w:beforeAutospacing="off" w:after="200" w:afterAutospacing="off" w:line="276" w:lineRule="auto"/>
-      </w:pPr>
-      <w:r>
-        <w:rPr>
-          <w:rFonts w:ascii="Cambria" w:hAnsi="Cambria" w:eastAsia="Cambria" w:cs="Cambria"/>
-          <w:noProof w:val="0"/>
-          <w:sz w:val="22"/>
-          <w:szCs w:val="22"/>
-          <w:lang w:val="en-US"/>
-        </w:rPr>
-        <w:t xml:space="preserve"> </w:t>
-      </w:r>
-    </w:p>
-    <w:p>
-      <w:pPr>
-        <w:spacing w:before="0" w:beforeAutospacing="off" w:after="200" w:afterAutospacing="off" w:line="276" w:lineRule="auto"/>
-      </w:pPr>
-      <w:r>
-        <w:rPr>
-          <w:rFonts w:ascii="Verdana" w:hAnsi="Verdana" w:eastAsia="Verdana" w:cs="Verdana"/>
-          <w:b w:val="1"/>
-          <w:bCs w:val="1"/>
-          <w:noProof w:val="0"/>
-          <w:sz w:val="24"/>
-          <w:szCs w:val="24"/>
-          <w:lang w:val="en-IN"/>
-        </w:rPr>
-        <w:t>PROBLEM 3: Weather Data Fetcher (LEVEL-2)</w:t>
-      </w:r>
-    </w:p>
-    <w:p>
-      <w:pPr>
-        <w:spacing w:before="0" w:beforeAutospacing="off" w:after="200" w:afterAutospacing="off" w:line="276" w:lineRule="auto"/>
-      </w:pPr>
-      <w:r>
-        <w:rPr>
-          <w:rFonts w:ascii="Cambria" w:hAnsi="Cambria" w:eastAsia="Cambria" w:cs="Cambria"/>
-          <w:noProof w:val="0"/>
-          <w:sz w:val="22"/>
-          <w:szCs w:val="22"/>
-          <w:lang w:val="en-US"/>
-        </w:rPr>
-        <w:t xml:space="preserve"> </w:t>
-      </w:r>
-    </w:p>
-    <w:p>
-      <w:pPr>
-        <w:spacing w:before="0" w:beforeAutospacing="off" w:after="200" w:afterAutospacing="off" w:line="276" w:lineRule="auto"/>
-      </w:pPr>
-      <w:r>
-        <w:rPr>
-          <w:rFonts w:ascii="Verdana" w:hAnsi="Verdana" w:eastAsia="Verdana" w:cs="Verdana"/>
-          <w:b w:val="1"/>
-          <w:bCs w:val="1"/>
-          <w:noProof w:val="0"/>
-          <w:sz w:val="24"/>
-          <w:szCs w:val="24"/>
-          <w:lang w:val="en-IN"/>
-        </w:rPr>
-        <w:t>Scenario:</w:t>
-      </w:r>
-    </w:p>
-    <w:p>
-      <w:pPr>
-        <w:spacing w:before="0" w:beforeAutospacing="off" w:after="200" w:afterAutospacing="off" w:line="276" w:lineRule="auto"/>
-      </w:pPr>
-      <w:r>
-        <w:rPr>
-          <w:rFonts w:ascii="Verdana" w:hAnsi="Verdana" w:eastAsia="Verdana" w:cs="Verdana"/>
-          <w:noProof w:val="0"/>
-          <w:sz w:val="24"/>
-          <w:szCs w:val="24"/>
-          <w:lang w:val="en-IN"/>
-        </w:rPr>
-        <w:t>Create an application that fetches weather data asynchronously.</w:t>
-      </w:r>
-    </w:p>
-    <w:p>
-      <w:pPr>
-        <w:spacing w:before="0" w:beforeAutospacing="off" w:after="200" w:afterAutospacing="off" w:line="276" w:lineRule="auto"/>
-      </w:pPr>
-      <w:r>
-        <w:rPr>
-          <w:rFonts w:ascii="Verdana" w:hAnsi="Verdana" w:eastAsia="Verdana" w:cs="Verdana"/>
-          <w:noProof w:val="0"/>
-          <w:sz w:val="24"/>
-          <w:szCs w:val="24"/>
-          <w:lang w:val="en-IN"/>
-        </w:rPr>
-        <w:t xml:space="preserve"> </w:t>
-      </w:r>
-    </w:p>
-    <w:p>
-      <w:pPr>
-        <w:spacing w:before="0" w:beforeAutospacing="off" w:after="200" w:afterAutospacing="off" w:line="276" w:lineRule="auto"/>
-      </w:pPr>
-      <w:r>
-        <w:rPr>
-          <w:rFonts w:ascii="Segoe UI Emoji" w:hAnsi="Segoe UI Emoji" w:eastAsia="Segoe UI Emoji" w:cs="Segoe UI Emoji"/>
-          <w:b w:val="1"/>
-          <w:bCs w:val="1"/>
-          <w:noProof w:val="0"/>
-          <w:sz w:val="24"/>
-          <w:szCs w:val="24"/>
-          <w:lang w:val="en-US"/>
-        </w:rPr>
-        <w:t>📌</w:t>
-      </w:r>
-      <w:r>
-        <w:rPr>
-          <w:rFonts w:ascii="Verdana" w:hAnsi="Verdana" w:eastAsia="Verdana" w:cs="Verdana"/>
-          <w:b w:val="1"/>
-          <w:bCs w:val="1"/>
-          <w:noProof w:val="0"/>
-          <w:sz w:val="24"/>
-          <w:szCs w:val="24"/>
-          <w:lang w:val="en-US"/>
-        </w:rPr>
-        <w:t xml:space="preserve"> Requirements</w:t>
-      </w:r>
-    </w:p>
-    <w:p>
-      <w:pPr>
-        <w:spacing w:before="0" w:beforeAutospacing="off" w:after="200" w:afterAutospacing="off" w:line="276" w:lineRule="auto"/>
-      </w:pPr>
-      <w:r>
-        <w:rPr>
-          <w:rFonts w:ascii="Verdana" w:hAnsi="Verdana" w:eastAsia="Verdana" w:cs="Verdana"/>
-          <w:noProof w:val="0"/>
-          <w:sz w:val="24"/>
-          <w:szCs w:val="24"/>
-          <w:lang w:val="en-IN"/>
-        </w:rPr>
-        <w:t>- Fetch data from a public API using fetch().</w:t>
-      </w:r>
-    </w:p>
-    <w:p>
-      <w:pPr>
-        <w:spacing w:before="0" w:beforeAutospacing="off" w:after="200" w:afterAutospacing="off" w:line="276" w:lineRule="auto"/>
-      </w:pPr>
-      <w:r>
-        <w:rPr>
-          <w:rFonts w:ascii="Verdana" w:hAnsi="Verdana" w:eastAsia="Verdana" w:cs="Verdana"/>
-          <w:noProof w:val="0"/>
-          <w:sz w:val="24"/>
-          <w:szCs w:val="24"/>
-          <w:lang w:val="en-IN"/>
-        </w:rPr>
-        <w:t>- Implement version using Promises.</w:t>
-      </w:r>
-    </w:p>
-    <w:p>
-      <w:pPr>
-        <w:spacing w:before="0" w:beforeAutospacing="off" w:after="200" w:afterAutospacing="off" w:line="276" w:lineRule="auto"/>
-      </w:pPr>
-      <w:r>
-        <w:rPr>
-          <w:rFonts w:ascii="Verdana" w:hAnsi="Verdana" w:eastAsia="Verdana" w:cs="Verdana"/>
-          <w:noProof w:val="0"/>
-          <w:sz w:val="24"/>
-          <w:szCs w:val="24"/>
-          <w:lang w:val="en-IN"/>
-        </w:rPr>
-        <w:t>- Implement version using async/await.</w:t>
-      </w:r>
-    </w:p>
-    <w:p>
-      <w:pPr>
-        <w:spacing w:before="0" w:beforeAutospacing="off" w:after="200" w:afterAutospacing="off" w:line="276" w:lineRule="auto"/>
-      </w:pPr>
-      <w:r>
-        <w:rPr>
-          <w:rFonts w:ascii="Verdana" w:hAnsi="Verdana" w:eastAsia="Verdana" w:cs="Verdana"/>
-          <w:noProof w:val="0"/>
-          <w:sz w:val="24"/>
-          <w:szCs w:val="24"/>
-          <w:lang w:val="en-IN"/>
-        </w:rPr>
-        <w:t>- Handle errors properly.</w:t>
-      </w:r>
-    </w:p>
-    <w:p>
-      <w:pPr>
-        <w:spacing w:before="0" w:beforeAutospacing="off" w:after="200" w:afterAutospacing="off" w:line="276" w:lineRule="auto"/>
-      </w:pPr>
-      <w:r>
-        <w:rPr>
-          <w:rFonts w:ascii="Verdana" w:hAnsi="Verdana" w:eastAsia="Verdana" w:cs="Verdana"/>
-          <w:noProof w:val="0"/>
-          <w:sz w:val="24"/>
-          <w:szCs w:val="24"/>
-          <w:lang w:val="en-IN"/>
-        </w:rPr>
-        <w:t>- Display formatted weather report.</w:t>
-      </w:r>
-    </w:p>
-    <w:p>
-      <w:pPr>
-        <w:spacing w:before="0" w:beforeAutospacing="off" w:after="200" w:afterAutospacing="off" w:line="276" w:lineRule="auto"/>
-      </w:pPr>
-      <w:r>
-        <w:rPr>
-          <w:rFonts w:ascii="Cambria" w:hAnsi="Cambria" w:eastAsia="Cambria" w:cs="Cambria"/>
-          <w:noProof w:val="0"/>
-          <w:sz w:val="22"/>
-          <w:szCs w:val="22"/>
-          <w:lang w:val="en-US"/>
-        </w:rPr>
-        <w:t xml:space="preserve"> </w:t>
-      </w:r>
-    </w:p>
-    <w:p>
-      <w:pPr>
-        <w:spacing w:before="0" w:beforeAutospacing="off" w:after="200" w:afterAutospacing="off" w:line="276" w:lineRule="auto"/>
-      </w:pPr>
-      <w:r>
-        <w:rPr>
-          <w:rFonts w:ascii="Segoe UI Emoji" w:hAnsi="Segoe UI Emoji" w:eastAsia="Segoe UI Emoji" w:cs="Segoe UI Emoji"/>
-          <w:b w:val="1"/>
-          <w:bCs w:val="1"/>
-          <w:noProof w:val="0"/>
-          <w:sz w:val="24"/>
-          <w:szCs w:val="24"/>
-          <w:lang w:val="en-US"/>
-        </w:rPr>
-        <w:t>🛠️</w:t>
-      </w:r>
-      <w:r>
-        <w:rPr>
-          <w:rFonts w:ascii="Verdana" w:hAnsi="Verdana" w:eastAsia="Verdana" w:cs="Verdana"/>
-          <w:b w:val="1"/>
-          <w:bCs w:val="1"/>
-          <w:noProof w:val="0"/>
-          <w:sz w:val="24"/>
-          <w:szCs w:val="24"/>
-          <w:lang w:val="en-US"/>
-        </w:rPr>
-        <w:t xml:space="preserve"> Technical Constraints</w:t>
-      </w:r>
-    </w:p>
-    <w:p>
-      <w:pPr>
-        <w:spacing w:before="0" w:beforeAutospacing="off" w:after="200" w:afterAutospacing="off" w:line="276" w:lineRule="auto"/>
-      </w:pPr>
-      <w:r>
-        <w:rPr>
-          <w:rFonts w:ascii="Verdana" w:hAnsi="Verdana" w:eastAsia="Verdana" w:cs="Verdana"/>
-          <w:noProof w:val="0"/>
-          <w:sz w:val="24"/>
-          <w:szCs w:val="24"/>
-          <w:lang w:val="en-IN"/>
-        </w:rPr>
-        <w:t>- Use async/await.</w:t>
-      </w:r>
-    </w:p>
-    <w:p>
-      <w:pPr>
-        <w:spacing w:before="0" w:beforeAutospacing="off" w:after="200" w:afterAutospacing="off" w:line="276" w:lineRule="auto"/>
-      </w:pPr>
-      <w:r>
-        <w:rPr>
-          <w:rFonts w:ascii="Verdana" w:hAnsi="Verdana" w:eastAsia="Verdana" w:cs="Verdana"/>
-          <w:noProof w:val="0"/>
-          <w:sz w:val="24"/>
-          <w:szCs w:val="24"/>
-          <w:lang w:val="en-IN"/>
-        </w:rPr>
-        <w:t>- Use template literals.</w:t>
-      </w:r>
-    </w:p>
-    <w:p>
-      <w:pPr>
-        <w:spacing w:before="0" w:beforeAutospacing="off" w:after="200" w:afterAutospacing="off" w:line="276" w:lineRule="auto"/>
-      </w:pPr>
-      <w:r>
-        <w:rPr>
-          <w:rFonts w:ascii="Verdana" w:hAnsi="Verdana" w:eastAsia="Verdana" w:cs="Verdana"/>
-          <w:noProof w:val="0"/>
-          <w:sz w:val="24"/>
-          <w:szCs w:val="24"/>
-          <w:lang w:val="en-IN"/>
-        </w:rPr>
-        <w:t>- Use arrow functions.</w:t>
-      </w:r>
-    </w:p>
-    <w:p>
-      <w:pPr>
-        <w:spacing w:before="0" w:beforeAutospacing="off" w:after="200" w:afterAutospacing="off" w:line="276" w:lineRule="auto"/>
-      </w:pPr>
-      <w:r>
-        <w:rPr>
-          <w:rFonts w:ascii="Verdana" w:hAnsi="Verdana" w:eastAsia="Verdana" w:cs="Verdana"/>
-          <w:noProof w:val="0"/>
-          <w:sz w:val="24"/>
-          <w:szCs w:val="24"/>
-          <w:lang w:val="en-IN"/>
-        </w:rPr>
-        <w:t>- Must include proper error handling using try/catch.</w:t>
-      </w:r>
-    </w:p>
-    <w:p>
-      <w:pPr>
-        <w:spacing w:before="0" w:beforeAutospacing="off" w:after="200" w:afterAutospacing="off" w:line="276" w:lineRule="auto"/>
-      </w:pPr>
-      <w:r>
-        <w:rPr>
-          <w:rFonts w:ascii="Verdana" w:hAnsi="Verdana" w:eastAsia="Verdana" w:cs="Verdana"/>
-          <w:noProof w:val="0"/>
-          <w:sz w:val="24"/>
-          <w:szCs w:val="24"/>
-          <w:lang w:val="en-IN"/>
-        </w:rPr>
-        <w:t xml:space="preserve"> </w:t>
-      </w:r>
-    </w:p>
-    <w:p>
-      <w:pPr>
-        <w:spacing w:before="0" w:beforeAutospacing="off" w:after="200" w:afterAutospacing="off" w:line="276" w:lineRule="auto"/>
-      </w:pPr>
-      <w:r>
-        <w:rPr>
-          <w:rFonts w:ascii="Segoe UI Emoji" w:hAnsi="Segoe UI Emoji" w:eastAsia="Segoe UI Emoji" w:cs="Segoe UI Emoji"/>
-          <w:b w:val="1"/>
-          <w:bCs w:val="1"/>
-          <w:noProof w:val="0"/>
-          <w:sz w:val="24"/>
-          <w:szCs w:val="24"/>
-          <w:lang w:val="en-US"/>
-        </w:rPr>
-        <w:t>🎯</w:t>
-      </w:r>
-      <w:r>
-        <w:rPr>
-          <w:rFonts w:ascii="Verdana" w:hAnsi="Verdana" w:eastAsia="Verdana" w:cs="Verdana"/>
-          <w:b w:val="1"/>
-          <w:bCs w:val="1"/>
-          <w:noProof w:val="0"/>
-          <w:sz w:val="24"/>
-          <w:szCs w:val="24"/>
-          <w:lang w:val="en-US"/>
-        </w:rPr>
-        <w:t xml:space="preserve"> Learning Outcome</w:t>
-      </w:r>
-    </w:p>
-    <w:p>
-      <w:pPr>
-        <w:spacing w:before="0" w:beforeAutospacing="off" w:after="200" w:afterAutospacing="off" w:line="276" w:lineRule="auto"/>
-      </w:pPr>
-      <w:r>
-        <w:rPr>
-          <w:rFonts w:ascii="Verdana" w:hAnsi="Verdana" w:eastAsia="Verdana" w:cs="Verdana"/>
-          <w:noProof w:val="0"/>
-          <w:sz w:val="24"/>
-          <w:szCs w:val="24"/>
-          <w:lang w:val="en-IN"/>
-        </w:rPr>
-        <w:t>- Understand Promises and async/await.</w:t>
-      </w:r>
-    </w:p>
-    <w:p>
-      <w:pPr>
-        <w:spacing w:before="0" w:beforeAutospacing="off" w:after="200" w:afterAutospacing="off" w:line="276" w:lineRule="auto"/>
-      </w:pPr>
-      <w:r>
-        <w:rPr>
-          <w:rFonts w:ascii="Verdana" w:hAnsi="Verdana" w:eastAsia="Verdana" w:cs="Verdana"/>
-          <w:noProof w:val="0"/>
-          <w:sz w:val="24"/>
-          <w:szCs w:val="24"/>
-          <w:lang w:val="en-IN"/>
-        </w:rPr>
-        <w:t>- Handle asynchronous operations.</w:t>
-      </w:r>
-    </w:p>
-    <w:p>
-      <w:pPr>
-        <w:spacing w:before="0" w:beforeAutospacing="off" w:after="200" w:afterAutospacing="off" w:line="276" w:lineRule="auto"/>
-      </w:pPr>
-      <w:r>
-        <w:rPr>
-          <w:rFonts w:ascii="Verdana" w:hAnsi="Verdana" w:eastAsia="Verdana" w:cs="Verdana"/>
-          <w:noProof w:val="0"/>
-          <w:sz w:val="24"/>
-          <w:szCs w:val="24"/>
-          <w:lang w:val="en-IN"/>
-        </w:rPr>
-        <w:t>- Improve API handling skills.</w:t>
-      </w:r>
-    </w:p>
-    <w:p>
-      <w:pPr>
-        <w:spacing w:before="0" w:beforeAutospacing="off" w:after="200" w:afterAutospacing="off" w:line="276" w:lineRule="auto"/>
-      </w:pPr>
-      <w:r>
-        <w:rPr>
-          <w:rFonts w:ascii="Verdana" w:hAnsi="Verdana" w:eastAsia="Verdana" w:cs="Verdana"/>
-          <w:noProof w:val="0"/>
-          <w:sz w:val="24"/>
-          <w:szCs w:val="24"/>
-          <w:lang w:val="en-IN"/>
-        </w:rPr>
-        <w:t xml:space="preserve"> </w:t>
-      </w:r>
-    </w:p>
-    <w:p>
-      <w:pPr>
-        <w:spacing w:before="0" w:beforeAutospacing="off" w:after="200" w:afterAutospacing="off" w:line="276" w:lineRule="auto"/>
-      </w:pPr>
-      <w:r>
-        <w:rPr>
-          <w:rFonts w:ascii="Verdana" w:hAnsi="Verdana" w:eastAsia="Verdana" w:cs="Verdana"/>
-          <w:noProof w:val="0"/>
-          <w:sz w:val="24"/>
-          <w:szCs w:val="24"/>
-          <w:lang w:val="en-IN"/>
-        </w:rPr>
-        <w:t xml:space="preserve"> </w:t>
-      </w:r>
-    </w:p>
-    <w:p>
-      <w:pPr>
-        <w:spacing w:before="0" w:beforeAutospacing="off" w:after="200" w:afterAutospacing="off" w:line="276" w:lineRule="auto"/>
-      </w:pPr>
-      <w:r>
-        <w:rPr>
-          <w:rFonts w:ascii="Verdana" w:hAnsi="Verdana" w:eastAsia="Verdana" w:cs="Verdana"/>
-          <w:noProof w:val="0"/>
-          <w:sz w:val="24"/>
-          <w:szCs w:val="24"/>
-          <w:lang w:val="en-IN"/>
-        </w:rPr>
-        <w:t xml:space="preserve"> </w:t>
-      </w:r>
-    </w:p>
-    <w:p>
-      <w:pPr>
-        <w:spacing w:before="0" w:beforeAutospacing="off" w:after="200" w:afterAutospacing="off" w:line="276" w:lineRule="auto"/>
-      </w:pPr>
-      <w:r>
-        <w:rPr>
-          <w:rFonts w:ascii="Verdana" w:hAnsi="Verdana" w:eastAsia="Verdana" w:cs="Verdana"/>
-          <w:noProof w:val="0"/>
-          <w:sz w:val="24"/>
-          <w:szCs w:val="24"/>
-          <w:lang w:val="en-IN"/>
-        </w:rPr>
-        <w:t xml:space="preserve"> </w:t>
-      </w:r>
-    </w:p>
-    <w:p>
-      <w:pPr>
-        <w:spacing w:before="0" w:beforeAutospacing="off" w:after="200" w:afterAutospacing="off" w:line="276" w:lineRule="auto"/>
-      </w:pPr>
-      <w:r>
-        <w:rPr>
-          <w:rFonts w:ascii="Verdana" w:hAnsi="Verdana" w:eastAsia="Verdana" w:cs="Verdana"/>
-          <w:noProof w:val="0"/>
-          <w:sz w:val="24"/>
-          <w:szCs w:val="24"/>
-          <w:lang w:val="en-IN"/>
-        </w:rPr>
-        <w:t xml:space="preserve"> </w:t>
-      </w:r>
-    </w:p>
-    <w:p>
-      <w:pPr>
-        <w:spacing w:before="0" w:beforeAutospacing="off" w:after="200" w:afterAutospacing="off" w:line="276" w:lineRule="auto"/>
-      </w:pPr>
-      <w:r>
-        <w:rPr>
-          <w:rFonts w:ascii="Verdana" w:hAnsi="Verdana" w:eastAsia="Verdana" w:cs="Verdana"/>
-          <w:b w:val="1"/>
-          <w:bCs w:val="1"/>
-          <w:noProof w:val="0"/>
-          <w:sz w:val="24"/>
-          <w:szCs w:val="24"/>
-          <w:lang w:val="en-IN"/>
-        </w:rPr>
-        <w:t>PROBLEM 4: Task Manager with Async Storage (LEVEL-2)</w:t>
-      </w:r>
-    </w:p>
-    <w:p>
-      <w:pPr>
-        <w:spacing w:before="0" w:beforeAutospacing="off" w:after="200" w:afterAutospacing="off" w:line="276" w:lineRule="auto"/>
-      </w:pPr>
-      <w:r>
-        <w:rPr>
-          <w:rFonts w:ascii="Cambria" w:hAnsi="Cambria" w:eastAsia="Cambria" w:cs="Cambria"/>
-          <w:noProof w:val="0"/>
-          <w:sz w:val="22"/>
-          <w:szCs w:val="22"/>
-          <w:lang w:val="en-US"/>
-        </w:rPr>
-        <w:t xml:space="preserve"> </w:t>
-      </w:r>
-    </w:p>
-    <w:p>
-      <w:pPr>
-        <w:spacing w:before="0" w:beforeAutospacing="off" w:after="200" w:afterAutospacing="off" w:line="276" w:lineRule="auto"/>
-      </w:pPr>
-      <w:r>
-        <w:rPr>
-          <w:rFonts w:ascii="Verdana" w:hAnsi="Verdana" w:eastAsia="Verdana" w:cs="Verdana"/>
-          <w:b w:val="1"/>
-          <w:bCs w:val="1"/>
-          <w:noProof w:val="0"/>
-          <w:sz w:val="24"/>
-          <w:szCs w:val="24"/>
-          <w:lang w:val="en-IN"/>
-        </w:rPr>
-        <w:t>Scenario:</w:t>
-      </w:r>
-    </w:p>
-    <w:p>
-      <w:pPr>
-        <w:spacing w:before="0" w:beforeAutospacing="off" w:after="200" w:afterAutospacing="off" w:line="276" w:lineRule="auto"/>
-      </w:pPr>
-      <w:r>
-        <w:rPr>
-          <w:rFonts w:ascii="Verdana" w:hAnsi="Verdana" w:eastAsia="Verdana" w:cs="Verdana"/>
-          <w:noProof w:val="0"/>
-          <w:sz w:val="24"/>
-          <w:szCs w:val="24"/>
-          <w:lang w:val="en-IN"/>
-        </w:rPr>
-        <w:t>Develop a task manager where tasks are saved and retrieved asynchronously.</w:t>
-      </w:r>
-    </w:p>
-    <w:p>
-      <w:pPr>
-        <w:spacing w:before="0" w:beforeAutospacing="off" w:after="200" w:afterAutospacing="off" w:line="276" w:lineRule="auto"/>
-      </w:pPr>
-      <w:r>
-        <w:rPr>
-          <w:rFonts w:ascii="Verdana" w:hAnsi="Verdana" w:eastAsia="Verdana" w:cs="Verdana"/>
-          <w:noProof w:val="0"/>
-          <w:sz w:val="24"/>
-          <w:szCs w:val="24"/>
-          <w:lang w:val="en-IN"/>
-        </w:rPr>
-        <w:t xml:space="preserve"> </w:t>
-      </w:r>
-    </w:p>
-    <w:p>
-      <w:pPr>
-        <w:spacing w:before="0" w:beforeAutospacing="off" w:after="200" w:afterAutospacing="off" w:line="276" w:lineRule="auto"/>
-      </w:pPr>
-      <w:r>
-        <w:rPr>
-          <w:rFonts w:ascii="Segoe UI Emoji" w:hAnsi="Segoe UI Emoji" w:eastAsia="Segoe UI Emoji" w:cs="Segoe UI Emoji"/>
-          <w:b w:val="1"/>
-          <w:bCs w:val="1"/>
-          <w:noProof w:val="0"/>
-          <w:sz w:val="24"/>
-          <w:szCs w:val="24"/>
-          <w:lang w:val="en-US"/>
-        </w:rPr>
-        <w:t>📌</w:t>
-      </w:r>
-      <w:r>
-        <w:rPr>
-          <w:rFonts w:ascii="Verdana" w:hAnsi="Verdana" w:eastAsia="Verdana" w:cs="Verdana"/>
-          <w:b w:val="1"/>
-          <w:bCs w:val="1"/>
-          <w:noProof w:val="0"/>
-          <w:sz w:val="24"/>
-          <w:szCs w:val="24"/>
-          <w:lang w:val="en-US"/>
-        </w:rPr>
-        <w:t xml:space="preserve"> Requirements</w:t>
-      </w:r>
-    </w:p>
-    <w:p>
-      <w:pPr>
-        <w:spacing w:before="0" w:beforeAutospacing="off" w:after="200" w:afterAutospacing="off" w:line="276" w:lineRule="auto"/>
-      </w:pPr>
-      <w:r>
-        <w:rPr>
-          <w:rFonts w:ascii="Verdana" w:hAnsi="Verdana" w:eastAsia="Verdana" w:cs="Verdana"/>
-          <w:noProof w:val="0"/>
-          <w:sz w:val="24"/>
-          <w:szCs w:val="24"/>
-          <w:lang w:val="en-IN"/>
-        </w:rPr>
-        <w:t>- Store tasks in an array.</w:t>
-      </w:r>
-    </w:p>
-    <w:p>
-      <w:pPr>
-        <w:spacing w:before="0" w:beforeAutospacing="off" w:after="200" w:afterAutospacing="off" w:line="276" w:lineRule="auto"/>
-      </w:pPr>
-      <w:r>
-        <w:rPr>
-          <w:rFonts w:ascii="Verdana" w:hAnsi="Verdana" w:eastAsia="Verdana" w:cs="Verdana"/>
-          <w:noProof w:val="0"/>
-          <w:sz w:val="24"/>
-          <w:szCs w:val="24"/>
-          <w:lang w:val="en-IN"/>
-        </w:rPr>
-        <w:t>- Create addTask(), deleteTask(), and listTasks() functions.</w:t>
-      </w:r>
-    </w:p>
-    <w:p>
-      <w:pPr>
-        <w:spacing w:before="0" w:beforeAutospacing="off" w:after="200" w:afterAutospacing="off" w:line="276" w:lineRule="auto"/>
-      </w:pPr>
-      <w:r>
-        <w:rPr>
-          <w:rFonts w:ascii="Verdana" w:hAnsi="Verdana" w:eastAsia="Verdana" w:cs="Verdana"/>
-          <w:noProof w:val="0"/>
-          <w:sz w:val="24"/>
-          <w:szCs w:val="24"/>
-          <w:lang w:val="en-IN"/>
-        </w:rPr>
-        <w:t>- Simulate async storage using setTimeout with callbacks.</w:t>
-      </w:r>
-    </w:p>
-    <w:p>
-      <w:pPr>
-        <w:spacing w:before="0" w:beforeAutospacing="off" w:after="200" w:afterAutospacing="off" w:line="276" w:lineRule="auto"/>
-      </w:pPr>
-      <w:r>
-        <w:rPr>
-          <w:rFonts w:ascii="Verdana" w:hAnsi="Verdana" w:eastAsia="Verdana" w:cs="Verdana"/>
-          <w:noProof w:val="0"/>
-          <w:sz w:val="24"/>
-          <w:szCs w:val="24"/>
-          <w:lang w:val="en-IN"/>
-        </w:rPr>
-        <w:t>- Convert callback-based logic into Promises.</w:t>
-      </w:r>
-    </w:p>
-    <w:p>
-      <w:pPr>
-        <w:spacing w:before="0" w:beforeAutospacing="off" w:after="200" w:afterAutospacing="off" w:line="276" w:lineRule="auto"/>
-      </w:pPr>
-      <w:r>
-        <w:rPr>
-          <w:rFonts w:ascii="Verdana" w:hAnsi="Verdana" w:eastAsia="Verdana" w:cs="Verdana"/>
-          <w:noProof w:val="0"/>
-          <w:sz w:val="24"/>
-          <w:szCs w:val="24"/>
-          <w:lang w:val="en-IN"/>
-        </w:rPr>
-        <w:t>- Refactor into async/await version.</w:t>
-      </w:r>
-    </w:p>
-    <w:p>
-      <w:pPr>
-        <w:spacing w:before="0" w:beforeAutospacing="off" w:after="200" w:afterAutospacing="off" w:line="276" w:lineRule="auto"/>
-      </w:pPr>
-      <w:r>
-        <w:rPr>
-          <w:rFonts w:ascii="Verdana" w:hAnsi="Verdana" w:eastAsia="Verdana" w:cs="Verdana"/>
-          <w:noProof w:val="0"/>
-          <w:sz w:val="24"/>
-          <w:szCs w:val="24"/>
-          <w:lang w:val="en-IN"/>
-        </w:rPr>
-        <w:t>- Use ES6 modules.</w:t>
-      </w:r>
-    </w:p>
-    <w:p>
-      <w:pPr>
-        <w:spacing w:before="0" w:beforeAutospacing="off" w:after="200" w:afterAutospacing="off" w:line="276" w:lineRule="auto"/>
-      </w:pPr>
-      <w:r>
-        <w:rPr>
-          <w:rFonts w:ascii="Cambria" w:hAnsi="Cambria" w:eastAsia="Cambria" w:cs="Cambria"/>
-          <w:noProof w:val="0"/>
-          <w:sz w:val="22"/>
-          <w:szCs w:val="22"/>
-          <w:lang w:val="en-US"/>
-        </w:rPr>
-        <w:t xml:space="preserve"> </w:t>
-      </w:r>
-    </w:p>
-    <w:p>
-      <w:pPr>
-        <w:spacing w:before="0" w:beforeAutospacing="off" w:after="200" w:afterAutospacing="off" w:line="276" w:lineRule="auto"/>
-      </w:pPr>
-      <w:r>
-        <w:rPr>
-          <w:rFonts w:ascii="Segoe UI Emoji" w:hAnsi="Segoe UI Emoji" w:eastAsia="Segoe UI Emoji" w:cs="Segoe UI Emoji"/>
-          <w:b w:val="1"/>
-          <w:bCs w:val="1"/>
-          <w:noProof w:val="0"/>
-          <w:sz w:val="24"/>
-          <w:szCs w:val="24"/>
-          <w:lang w:val="en-US"/>
-        </w:rPr>
-        <w:t>🛠️</w:t>
-      </w:r>
-      <w:r>
-        <w:rPr>
-          <w:rFonts w:ascii="Verdana" w:hAnsi="Verdana" w:eastAsia="Verdana" w:cs="Verdana"/>
-          <w:b w:val="1"/>
-          <w:bCs w:val="1"/>
-          <w:noProof w:val="0"/>
-          <w:sz w:val="24"/>
-          <w:szCs w:val="24"/>
-          <w:lang w:val="en-US"/>
-        </w:rPr>
-        <w:t xml:space="preserve"> Technical Constraints</w:t>
-      </w:r>
-    </w:p>
-    <w:p>
-      <w:pPr>
-        <w:spacing w:before="0" w:beforeAutospacing="off" w:after="200" w:afterAutospacing="off" w:line="276" w:lineRule="auto"/>
-      </w:pPr>
-      <w:r>
-        <w:rPr>
-          <w:rFonts w:ascii="Verdana" w:hAnsi="Verdana" w:eastAsia="Verdana" w:cs="Verdana"/>
-          <w:noProof w:val="0"/>
-          <w:sz w:val="24"/>
-          <w:szCs w:val="24"/>
-          <w:lang w:val="en-IN"/>
-        </w:rPr>
-        <w:t xml:space="preserve">- Must demonstrate callback </w:t>
-      </w:r>
-      <w:r>
-        <w:rPr>
-          <w:rFonts w:ascii="Arial" w:hAnsi="Arial" w:eastAsia="Arial" w:cs="Arial"/>
-          <w:noProof w:val="0"/>
-          <w:sz w:val="24"/>
-          <w:szCs w:val="24"/>
-          <w:lang w:val="en-IN"/>
-        </w:rPr>
-        <w:t>→</w:t>
-      </w:r>
-      <w:r>
-        <w:rPr>
-          <w:rFonts w:ascii="Verdana" w:hAnsi="Verdana" w:eastAsia="Verdana" w:cs="Verdana"/>
-          <w:noProof w:val="0"/>
-          <w:sz w:val="24"/>
-          <w:szCs w:val="24"/>
-          <w:lang w:val="en-IN"/>
-        </w:rPr>
-        <w:t xml:space="preserve"> promise </w:t>
-      </w:r>
-      <w:r>
-        <w:rPr>
-          <w:rFonts w:ascii="Arial" w:hAnsi="Arial" w:eastAsia="Arial" w:cs="Arial"/>
-          <w:noProof w:val="0"/>
-          <w:sz w:val="24"/>
-          <w:szCs w:val="24"/>
-          <w:lang w:val="en-IN"/>
-        </w:rPr>
-        <w:t>→</w:t>
-      </w:r>
-      <w:r>
-        <w:rPr>
-          <w:rFonts w:ascii="Verdana" w:hAnsi="Verdana" w:eastAsia="Verdana" w:cs="Verdana"/>
-          <w:noProof w:val="0"/>
-          <w:sz w:val="24"/>
-          <w:szCs w:val="24"/>
-          <w:lang w:val="en-IN"/>
-        </w:rPr>
-        <w:t xml:space="preserve"> async/await evolution.</w:t>
-      </w:r>
-    </w:p>
-    <w:p>
-      <w:pPr>
-        <w:spacing w:before="0" w:beforeAutospacing="off" w:after="200" w:afterAutospacing="off" w:line="276" w:lineRule="auto"/>
-      </w:pPr>
-      <w:r>
-        <w:rPr>
-          <w:rFonts w:ascii="Verdana" w:hAnsi="Verdana" w:eastAsia="Verdana" w:cs="Verdana"/>
-          <w:noProof w:val="0"/>
-          <w:sz w:val="24"/>
-          <w:szCs w:val="24"/>
-          <w:lang w:val="en-IN"/>
-        </w:rPr>
-        <w:t>- Use let/const properly.</w:t>
-      </w:r>
-    </w:p>
-    <w:p>
-      <w:pPr>
-        <w:spacing w:before="0" w:beforeAutospacing="off" w:after="200" w:afterAutospacing="off" w:line="276" w:lineRule="auto"/>
-      </w:pPr>
-      <w:r>
-        <w:rPr>
-          <w:rFonts w:ascii="Verdana" w:hAnsi="Verdana" w:eastAsia="Verdana" w:cs="Verdana"/>
-          <w:noProof w:val="0"/>
-          <w:sz w:val="24"/>
-          <w:szCs w:val="24"/>
-          <w:lang w:val="en-IN"/>
-        </w:rPr>
-        <w:t>- Use arrow functions.</w:t>
-      </w:r>
-    </w:p>
-    <w:p>
-      <w:pPr>
-        <w:spacing w:before="0" w:beforeAutospacing="off" w:after="200" w:afterAutospacing="off" w:line="276" w:lineRule="auto"/>
-      </w:pPr>
-      <w:r>
-        <w:rPr>
-          <w:rFonts w:ascii="Verdana" w:hAnsi="Verdana" w:eastAsia="Verdana" w:cs="Verdana"/>
-          <w:noProof w:val="0"/>
-          <w:sz w:val="24"/>
-          <w:szCs w:val="24"/>
-          <w:lang w:val="en-IN"/>
-        </w:rPr>
-        <w:t>- Use template literals for display.</w:t>
-      </w:r>
-    </w:p>
-    <w:p>
-      <w:pPr>
-        <w:spacing w:before="0" w:beforeAutospacing="off" w:after="200" w:afterAutospacing="off" w:line="276" w:lineRule="auto"/>
-      </w:pPr>
-      <w:r>
-        <w:rPr>
-          <w:rFonts w:ascii="Verdana" w:hAnsi="Verdana" w:eastAsia="Verdana" w:cs="Verdana"/>
-          <w:noProof w:val="0"/>
-          <w:sz w:val="24"/>
-          <w:szCs w:val="24"/>
-          <w:lang w:val="en-IN"/>
-        </w:rPr>
-        <w:t xml:space="preserve"> </w:t>
-      </w:r>
-    </w:p>
-    <w:p>
-      <w:pPr>
-        <w:spacing w:before="0" w:beforeAutospacing="off" w:after="200" w:afterAutospacing="off" w:line="276" w:lineRule="auto"/>
-      </w:pPr>
-      <w:r>
-        <w:rPr>
-          <w:rFonts w:ascii="Segoe UI Emoji" w:hAnsi="Segoe UI Emoji" w:eastAsia="Segoe UI Emoji" w:cs="Segoe UI Emoji"/>
-          <w:b w:val="1"/>
-          <w:bCs w:val="1"/>
-          <w:noProof w:val="0"/>
-          <w:sz w:val="24"/>
-          <w:szCs w:val="24"/>
-          <w:lang w:val="en-US"/>
-        </w:rPr>
-        <w:t>🎯</w:t>
-      </w:r>
-      <w:r>
-        <w:rPr>
-          <w:rFonts w:ascii="Verdana" w:hAnsi="Verdana" w:eastAsia="Verdana" w:cs="Verdana"/>
-          <w:b w:val="1"/>
-          <w:bCs w:val="1"/>
-          <w:noProof w:val="0"/>
-          <w:sz w:val="24"/>
-          <w:szCs w:val="24"/>
-          <w:lang w:val="en-US"/>
-        </w:rPr>
-        <w:t xml:space="preserve"> Learning Outcome</w:t>
-      </w:r>
-    </w:p>
-    <w:p>
-      <w:pPr>
-        <w:spacing w:before="0" w:beforeAutospacing="off" w:after="200" w:afterAutospacing="off" w:line="276" w:lineRule="auto"/>
-      </w:pPr>
-      <w:r>
-        <w:rPr>
-          <w:rFonts w:ascii="Verdana" w:hAnsi="Verdana" w:eastAsia="Verdana" w:cs="Verdana"/>
-          <w:noProof w:val="0"/>
-          <w:sz w:val="24"/>
-          <w:szCs w:val="24"/>
-          <w:lang w:val="en-IN"/>
-        </w:rPr>
-        <w:t>- Deep understanding of async JavaScript.</w:t>
-      </w:r>
-    </w:p>
-    <w:p>
-      <w:pPr>
-        <w:spacing w:before="0" w:beforeAutospacing="off" w:after="200" w:afterAutospacing="off" w:line="276" w:lineRule="auto"/>
-      </w:pPr>
-      <w:r>
-        <w:rPr>
-          <w:rFonts w:ascii="Verdana" w:hAnsi="Verdana" w:eastAsia="Verdana" w:cs="Verdana"/>
-          <w:noProof w:val="0"/>
-          <w:sz w:val="24"/>
-          <w:szCs w:val="24"/>
-          <w:lang w:val="en-IN"/>
-        </w:rPr>
-        <w:t>- Learn refactoring async code.</w:t>
-      </w:r>
-    </w:p>
-    <w:p>
-      <w:pPr>
-        <w:spacing w:before="0" w:beforeAutospacing="off" w:after="200" w:afterAutospacing="off" w:line="276" w:lineRule="auto"/>
-      </w:pPr>
-      <w:r>
-        <w:rPr>
-          <w:rFonts w:ascii="Verdana" w:hAnsi="Verdana" w:eastAsia="Verdana" w:cs="Verdana"/>
-          <w:noProof w:val="0"/>
-          <w:sz w:val="24"/>
-          <w:szCs w:val="24"/>
-          <w:lang w:val="en-IN"/>
-        </w:rPr>
-        <w:t>- Master modern ES6+ features.</w:t>
-      </w:r>
-    </w:p>
-    <w:p>
-      <w:pPr>
-        <w:spacing w:before="0" w:beforeAutospacing="off" w:after="200" w:afterAutospacing="off" w:line="276" w:lineRule="auto"/>
-        <w:rPr>
-          <w:rFonts w:ascii="Verdana" w:hAnsi="Verdana" w:eastAsia="Verdana" w:cs="Verdana"/>
-          <w:noProof w:val="0"/>
-          <w:sz w:val="24"/>
-          <w:szCs w:val="24"/>
-          <w:lang w:val="en-IN"/>
-        </w:rPr>
-      </w:pPr>
-    </w:p>
-    <w:p>
-      <w:pPr>
-        <w:rPr>
-          <w:rFonts w:ascii="Verdana" w:hAnsi="Verdana" w:eastAsia="Cambria" w:eastAsiaTheme="minorAscii"/>
+        <w:rPr>
+          <w:rFonts w:ascii="Verdana" w:hAnsi="Verdana"/>
           <w:kern w:val="2"/>
           <w:sz w:val="24"/>
           <w:szCs w:val="24"/>
@@ -1876,7 +1505,7 @@
       </w:pPr>
     </w:p>
     <w:sectPr>
-      <w:pgSz w:w="12240" w:h="15840" w:orient="portrait"/>
+      <w:pgSz w:w="12240" w:h="15840"/>
       <w:pgMar w:top="851" w:right="567" w:bottom="567" w:left="851" w:header="720" w:footer="720" w:gutter="0"/>
       <w:cols w:space="720"/>
       <w:docGrid w:linePitch="360"/>
@@ -1973,7 +1602,7 @@
         <w:ind w:left="1440" w:hanging="360"/>
       </w:pPr>
       <w:rPr>
-        <w:rFonts w:hint="default" w:ascii="Symbol" w:hAnsi="Symbol"/>
+        <w:rFonts w:ascii="Symbol" w:hAnsi="Symbol" w:hint="default"/>
       </w:rPr>
     </w:lvl>
   </w:abstractNum>
@@ -1994,7 +1623,7 @@
         <w:ind w:left="1080" w:hanging="360"/>
       </w:pPr>
       <w:rPr>
-        <w:rFonts w:hint="default" w:ascii="Symbol" w:hAnsi="Symbol"/>
+        <w:rFonts w:ascii="Symbol" w:hAnsi="Symbol" w:hint="default"/>
       </w:rPr>
     </w:lvl>
   </w:abstractNum>
@@ -2015,7 +1644,7 @@
         <w:ind w:left="720" w:hanging="360"/>
       </w:pPr>
       <w:rPr>
-        <w:rFonts w:hint="default" w:ascii="Symbol" w:hAnsi="Symbol"/>
+        <w:rFonts w:ascii="Symbol" w:hAnsi="Symbol" w:hint="default"/>
       </w:rPr>
     </w:lvl>
   </w:abstractNum>
@@ -2054,7 +1683,7 @@
         <w:ind w:left="360" w:hanging="360"/>
       </w:pPr>
       <w:rPr>
-        <w:rFonts w:hint="default" w:ascii="Symbol" w:hAnsi="Symbol"/>
+        <w:rFonts w:ascii="Symbol" w:hAnsi="Symbol" w:hint="default"/>
       </w:rPr>
     </w:lvl>
   </w:abstractNum>
@@ -2093,7 +1722,7 @@
   <w:docDefaults>
     <w:rPrDefault>
       <w:rPr>
-        <w:rFonts w:asciiTheme="minorHAnsi" w:hAnsiTheme="minorHAnsi" w:eastAsiaTheme="minorEastAsia" w:cstheme="minorBidi"/>
+        <w:rFonts w:asciiTheme="minorHAnsi" w:eastAsiaTheme="minorEastAsia" w:hAnsiTheme="minorHAnsi" w:cstheme="minorBidi"/>
         <w:sz w:val="22"/>
         <w:szCs w:val="22"/>
         <w:lang w:val="en-US" w:eastAsia="en-US" w:bidi="ar-SA"/>
@@ -2108,14 +1737,14 @@
   <w:latentStyles w:defLockedState="0" w:defUIPriority="99" w:defSemiHidden="0" w:defUnhideWhenUsed="0" w:defQFormat="0" w:count="376">
     <w:lsdException w:name="Normal" w:uiPriority="0" w:qFormat="1"/>
     <w:lsdException w:name="heading 1" w:uiPriority="9" w:qFormat="1"/>
-    <w:lsdException w:name="heading 2" w:uiPriority="9" w:semiHidden="1" w:unhideWhenUsed="1" w:qFormat="1"/>
-    <w:lsdException w:name="heading 3" w:uiPriority="9" w:semiHidden="1" w:unhideWhenUsed="1" w:qFormat="1"/>
-    <w:lsdException w:name="heading 4" w:uiPriority="9" w:semiHidden="1" w:unhideWhenUsed="1" w:qFormat="1"/>
-    <w:lsdException w:name="heading 5" w:uiPriority="9" w:semiHidden="1" w:unhideWhenUsed="1" w:qFormat="1"/>
-    <w:lsdException w:name="heading 6" w:uiPriority="9" w:semiHidden="1" w:unhideWhenUsed="1" w:qFormat="1"/>
-    <w:lsdException w:name="heading 7" w:uiPriority="9" w:semiHidden="1" w:unhideWhenUsed="1" w:qFormat="1"/>
-    <w:lsdException w:name="heading 8" w:uiPriority="9" w:semiHidden="1" w:unhideWhenUsed="1" w:qFormat="1"/>
-    <w:lsdException w:name="heading 9" w:uiPriority="9" w:semiHidden="1" w:unhideWhenUsed="1" w:qFormat="1"/>
+    <w:lsdException w:name="heading 2" w:semiHidden="1" w:uiPriority="9" w:unhideWhenUsed="1" w:qFormat="1"/>
+    <w:lsdException w:name="heading 3" w:semiHidden="1" w:uiPriority="9" w:unhideWhenUsed="1" w:qFormat="1"/>
+    <w:lsdException w:name="heading 4" w:semiHidden="1" w:uiPriority="9" w:unhideWhenUsed="1" w:qFormat="1"/>
+    <w:lsdException w:name="heading 5" w:semiHidden="1" w:uiPriority="9" w:unhideWhenUsed="1" w:qFormat="1"/>
+    <w:lsdException w:name="heading 6" w:semiHidden="1" w:uiPriority="9" w:unhideWhenUsed="1" w:qFormat="1"/>
+    <w:lsdException w:name="heading 7" w:semiHidden="1" w:uiPriority="9" w:unhideWhenUsed="1" w:qFormat="1"/>
+    <w:lsdException w:name="heading 8" w:semiHidden="1" w:uiPriority="9" w:unhideWhenUsed="1" w:qFormat="1"/>
+    <w:lsdException w:name="heading 9" w:semiHidden="1" w:uiPriority="9" w:unhideWhenUsed="1" w:qFormat="1"/>
     <w:lsdException w:name="index 1" w:semiHidden="1" w:unhideWhenUsed="1"/>
     <w:lsdException w:name="index 2" w:semiHidden="1" w:unhideWhenUsed="1"/>
     <w:lsdException w:name="index 3" w:semiHidden="1" w:unhideWhenUsed="1"/>
@@ -2125,22 +1754,22 @@
     <w:lsdException w:name="index 7" w:semiHidden="1" w:unhideWhenUsed="1"/>
     <w:lsdException w:name="index 8" w:semiHidden="1" w:unhideWhenUsed="1"/>
     <w:lsdException w:name="index 9" w:semiHidden="1" w:unhideWhenUsed="1"/>
-    <w:lsdException w:name="toc 1" w:uiPriority="39" w:semiHidden="1" w:unhideWhenUsed="1"/>
-    <w:lsdException w:name="toc 2" w:uiPriority="39" w:semiHidden="1" w:unhideWhenUsed="1"/>
-    <w:lsdException w:name="toc 3" w:uiPriority="39" w:semiHidden="1" w:unhideWhenUsed="1"/>
-    <w:lsdException w:name="toc 4" w:uiPriority="39" w:semiHidden="1" w:unhideWhenUsed="1"/>
-    <w:lsdException w:name="toc 5" w:uiPriority="39" w:semiHidden="1" w:unhideWhenUsed="1"/>
-    <w:lsdException w:name="toc 6" w:uiPriority="39" w:semiHidden="1" w:unhideWhenUsed="1"/>
-    <w:lsdException w:name="toc 7" w:uiPriority="39" w:semiHidden="1" w:unhideWhenUsed="1"/>
-    <w:lsdException w:name="toc 8" w:uiPriority="39" w:semiHidden="1" w:unhideWhenUsed="1"/>
-    <w:lsdException w:name="toc 9" w:uiPriority="39" w:semiHidden="1" w:unhideWhenUsed="1"/>
+    <w:lsdException w:name="toc 1" w:semiHidden="1" w:uiPriority="39" w:unhideWhenUsed="1"/>
+    <w:lsdException w:name="toc 2" w:semiHidden="1" w:uiPriority="39" w:unhideWhenUsed="1"/>
+    <w:lsdException w:name="toc 3" w:semiHidden="1" w:uiPriority="39" w:unhideWhenUsed="1"/>
+    <w:lsdException w:name="toc 4" w:semiHidden="1" w:uiPriority="39" w:unhideWhenUsed="1"/>
+    <w:lsdException w:name="toc 5" w:semiHidden="1" w:uiPriority="39" w:unhideWhenUsed="1"/>
+    <w:lsdException w:name="toc 6" w:semiHidden="1" w:uiPriority="39" w:unhideWhenUsed="1"/>
+    <w:lsdException w:name="toc 7" w:semiHidden="1" w:uiPriority="39" w:unhideWhenUsed="1"/>
+    <w:lsdException w:name="toc 8" w:semiHidden="1" w:uiPriority="39" w:unhideWhenUsed="1"/>
+    <w:lsdException w:name="toc 9" w:semiHidden="1" w:uiPriority="39" w:unhideWhenUsed="1"/>
     <w:lsdException w:name="Normal Indent" w:semiHidden="1" w:unhideWhenUsed="1"/>
     <w:lsdException w:name="footnote text" w:semiHidden="1" w:unhideWhenUsed="1"/>
     <w:lsdException w:name="annotation text" w:semiHidden="1" w:unhideWhenUsed="1"/>
     <w:lsdException w:name="header" w:semiHidden="1" w:unhideWhenUsed="1"/>
     <w:lsdException w:name="footer" w:semiHidden="1" w:unhideWhenUsed="1"/>
     <w:lsdException w:name="index heading" w:semiHidden="1" w:unhideWhenUsed="1"/>
-    <w:lsdException w:name="caption" w:uiPriority="35" w:semiHidden="1" w:unhideWhenUsed="1" w:qFormat="1"/>
+    <w:lsdException w:name="caption" w:semiHidden="1" w:uiPriority="35" w:unhideWhenUsed="1" w:qFormat="1"/>
     <w:lsdException w:name="table of figures" w:semiHidden="1" w:unhideWhenUsed="1"/>
     <w:lsdException w:name="envelope address" w:semiHidden="1" w:unhideWhenUsed="1"/>
     <w:lsdException w:name="envelope return" w:semiHidden="1" w:unhideWhenUsed="1"/>
@@ -2171,7 +1800,7 @@
     <w:lsdException w:name="Title" w:uiPriority="10" w:qFormat="1"/>
     <w:lsdException w:name="Closing" w:semiHidden="1" w:unhideWhenUsed="1"/>
     <w:lsdException w:name="Signature" w:semiHidden="1" w:unhideWhenUsed="1"/>
-    <w:lsdException w:name="Default Paragraph Font" w:uiPriority="1" w:semiHidden="1" w:unhideWhenUsed="1"/>
+    <w:lsdException w:name="Default Paragraph Font" w:semiHidden="1" w:uiPriority="1" w:unhideWhenUsed="1"/>
     <w:lsdException w:name="Body Text" w:semiHidden="1" w:unhideWhenUsed="1"/>
     <w:lsdException w:name="Body Text Indent" w:semiHidden="1" w:unhideWhenUsed="1"/>
     <w:lsdException w:name="List Continue" w:semiHidden="1" w:unhideWhenUsed="1"/>
@@ -2371,8 +2000,8 @@
     <w:lsdException w:name="Subtle Reference" w:uiPriority="31" w:qFormat="1"/>
     <w:lsdException w:name="Intense Reference" w:uiPriority="32" w:qFormat="1"/>
     <w:lsdException w:name="Book Title" w:uiPriority="33" w:qFormat="1"/>
-    <w:lsdException w:name="Bibliography" w:uiPriority="37" w:semiHidden="1" w:unhideWhenUsed="1"/>
-    <w:lsdException w:name="TOC Heading" w:uiPriority="39" w:semiHidden="1" w:unhideWhenUsed="1" w:qFormat="1"/>
+    <w:lsdException w:name="Bibliography" w:semiHidden="1" w:uiPriority="37" w:unhideWhenUsed="1"/>
+    <w:lsdException w:name="TOC Heading" w:semiHidden="1" w:uiPriority="39" w:unhideWhenUsed="1" w:qFormat="1"/>
     <w:lsdException w:name="Grid Table 4" w:uiPriority="49"/>
     <w:lsdException w:name="Grid Table 5 Dark" w:uiPriority="50"/>
     <w:lsdException w:name="Grid Table 6 Colorful" w:uiPriority="51"/>
@@ -2474,7 +2103,7 @@
     <w:lsdException w:name="Unresolved Mention" w:semiHidden="1" w:unhideWhenUsed="1"/>
     <w:lsdException w:name="Smart Link" w:semiHidden="1" w:unhideWhenUsed="1"/>
   </w:latentStyles>
-  <w:style w:type="paragraph" w:styleId="Normal" w:default="1">
+  <w:style w:type="paragraph" w:default="1" w:styleId="Normal">
     <w:name w:val="Normal"/>
     <w:qFormat/>
     <w:rsid w:val="00FC693F"/>
@@ -2494,7 +2123,7 @@
       <w:outlineLvl w:val="0"/>
     </w:pPr>
     <w:rPr>
-      <w:rFonts w:asciiTheme="majorHAnsi" w:hAnsiTheme="majorHAnsi" w:eastAsiaTheme="majorEastAsia" w:cstheme="majorBidi"/>
+      <w:rFonts w:asciiTheme="majorHAnsi" w:eastAsiaTheme="majorEastAsia" w:hAnsiTheme="majorHAnsi" w:cstheme="majorBidi"/>
       <w:b/>
       <w:bCs/>
       <w:color w:val="365F91" w:themeColor="accent1" w:themeShade="BF"/>
@@ -2518,7 +2147,7 @@
       <w:outlineLvl w:val="1"/>
     </w:pPr>
     <w:rPr>
-      <w:rFonts w:asciiTheme="majorHAnsi" w:hAnsiTheme="majorHAnsi" w:eastAsiaTheme="majorEastAsia" w:cstheme="majorBidi"/>
+      <w:rFonts w:asciiTheme="majorHAnsi" w:eastAsiaTheme="majorEastAsia" w:hAnsiTheme="majorHAnsi" w:cstheme="majorBidi"/>
       <w:b/>
       <w:bCs/>
       <w:color w:val="4F81BD" w:themeColor="accent1"/>
@@ -2542,7 +2171,7 @@
       <w:outlineLvl w:val="2"/>
     </w:pPr>
     <w:rPr>
-      <w:rFonts w:asciiTheme="majorHAnsi" w:hAnsiTheme="majorHAnsi" w:eastAsiaTheme="majorEastAsia" w:cstheme="majorBidi"/>
+      <w:rFonts w:asciiTheme="majorHAnsi" w:eastAsiaTheme="majorEastAsia" w:hAnsiTheme="majorHAnsi" w:cstheme="majorBidi"/>
       <w:b/>
       <w:bCs/>
       <w:color w:val="4F81BD" w:themeColor="accent1"/>
@@ -2565,7 +2194,7 @@
       <w:outlineLvl w:val="3"/>
     </w:pPr>
     <w:rPr>
-      <w:rFonts w:asciiTheme="majorHAnsi" w:hAnsiTheme="majorHAnsi" w:eastAsiaTheme="majorEastAsia" w:cstheme="majorBidi"/>
+      <w:rFonts w:asciiTheme="majorHAnsi" w:eastAsiaTheme="majorEastAsia" w:hAnsiTheme="majorHAnsi" w:cstheme="majorBidi"/>
       <w:b/>
       <w:bCs/>
       <w:i/>
@@ -2590,7 +2219,7 @@
       <w:outlineLvl w:val="4"/>
     </w:pPr>
     <w:rPr>
-      <w:rFonts w:asciiTheme="majorHAnsi" w:hAnsiTheme="majorHAnsi" w:eastAsiaTheme="majorEastAsia" w:cstheme="majorBidi"/>
+      <w:rFonts w:asciiTheme="majorHAnsi" w:eastAsiaTheme="majorEastAsia" w:hAnsiTheme="majorHAnsi" w:cstheme="majorBidi"/>
       <w:color w:val="243F60" w:themeColor="accent1" w:themeShade="7F"/>
     </w:rPr>
   </w:style>
@@ -2611,7 +2240,7 @@
       <w:outlineLvl w:val="5"/>
     </w:pPr>
     <w:rPr>
-      <w:rFonts w:asciiTheme="majorHAnsi" w:hAnsiTheme="majorHAnsi" w:eastAsiaTheme="majorEastAsia" w:cstheme="majorBidi"/>
+      <w:rFonts w:asciiTheme="majorHAnsi" w:eastAsiaTheme="majorEastAsia" w:hAnsiTheme="majorHAnsi" w:cstheme="majorBidi"/>
       <w:i/>
       <w:iCs/>
       <w:color w:val="243F60" w:themeColor="accent1" w:themeShade="7F"/>
@@ -2634,7 +2263,7 @@
       <w:outlineLvl w:val="6"/>
     </w:pPr>
     <w:rPr>
-      <w:rFonts w:asciiTheme="majorHAnsi" w:hAnsiTheme="majorHAnsi" w:eastAsiaTheme="majorEastAsia" w:cstheme="majorBidi"/>
+      <w:rFonts w:asciiTheme="majorHAnsi" w:eastAsiaTheme="majorEastAsia" w:hAnsiTheme="majorHAnsi" w:cstheme="majorBidi"/>
       <w:i/>
       <w:iCs/>
       <w:color w:val="404040" w:themeColor="text1" w:themeTint="BF"/>
@@ -2657,7 +2286,7 @@
       <w:outlineLvl w:val="7"/>
     </w:pPr>
     <w:rPr>
-      <w:rFonts w:asciiTheme="majorHAnsi" w:hAnsiTheme="majorHAnsi" w:eastAsiaTheme="majorEastAsia" w:cstheme="majorBidi"/>
+      <w:rFonts w:asciiTheme="majorHAnsi" w:eastAsiaTheme="majorEastAsia" w:hAnsiTheme="majorHAnsi" w:cstheme="majorBidi"/>
       <w:color w:val="4F81BD" w:themeColor="accent1"/>
       <w:sz w:val="20"/>
       <w:szCs w:val="20"/>
@@ -2680,7 +2309,7 @@
       <w:outlineLvl w:val="8"/>
     </w:pPr>
     <w:rPr>
-      <w:rFonts w:asciiTheme="majorHAnsi" w:hAnsiTheme="majorHAnsi" w:eastAsiaTheme="majorEastAsia" w:cstheme="majorBidi"/>
+      <w:rFonts w:asciiTheme="majorHAnsi" w:eastAsiaTheme="majorEastAsia" w:hAnsiTheme="majorHAnsi" w:cstheme="majorBidi"/>
       <w:i/>
       <w:iCs/>
       <w:color w:val="404040" w:themeColor="text1" w:themeTint="BF"/>
@@ -2688,13 +2317,13 @@
       <w:szCs w:val="20"/>
     </w:rPr>
   </w:style>
-  <w:style w:type="character" w:styleId="DefaultParagraphFont" w:default="1">
+  <w:style w:type="character" w:default="1" w:styleId="DefaultParagraphFont">
     <w:name w:val="Default Paragraph Font"/>
     <w:uiPriority w:val="1"/>
     <w:semiHidden/>
     <w:unhideWhenUsed/>
   </w:style>
-  <w:style w:type="table" w:styleId="TableNormal" w:default="1">
+  <w:style w:type="table" w:default="1" w:styleId="TableNormal">
     <w:name w:val="Normal Table"/>
     <w:uiPriority w:val="99"/>
     <w:semiHidden/>
@@ -2709,7 +2338,7 @@
       </w:tblCellMar>
     </w:tblPr>
   </w:style>
-  <w:style w:type="numbering" w:styleId="NoList" w:default="1">
+  <w:style w:type="numbering" w:default="1" w:styleId="NoList">
     <w:name w:val="No List"/>
     <w:uiPriority w:val="99"/>
     <w:semiHidden/>
@@ -2730,7 +2359,7 @@
       <w:spacing w:after="0" w:line="240" w:lineRule="auto"/>
     </w:pPr>
   </w:style>
-  <w:style w:type="character" w:styleId="HeaderChar" w:customStyle="1">
+  <w:style w:type="character" w:customStyle="1" w:styleId="HeaderChar">
     <w:name w:val="Header Char"/>
     <w:basedOn w:val="DefaultParagraphFont"/>
     <w:link w:val="Header"/>
@@ -2752,7 +2381,7 @@
       <w:spacing w:after="0" w:line="240" w:lineRule="auto"/>
     </w:pPr>
   </w:style>
-  <w:style w:type="character" w:styleId="FooterChar" w:customStyle="1">
+  <w:style w:type="character" w:customStyle="1" w:styleId="FooterChar">
     <w:name w:val="Footer Char"/>
     <w:basedOn w:val="DefaultParagraphFont"/>
     <w:link w:val="Footer"/>
@@ -2768,14 +2397,14 @@
       <w:spacing w:after="0" w:line="240" w:lineRule="auto"/>
     </w:pPr>
   </w:style>
-  <w:style w:type="character" w:styleId="Heading1Char" w:customStyle="1">
+  <w:style w:type="character" w:customStyle="1" w:styleId="Heading1Char">
     <w:name w:val="Heading 1 Char"/>
     <w:basedOn w:val="DefaultParagraphFont"/>
     <w:link w:val="Heading1"/>
     <w:uiPriority w:val="9"/>
     <w:rsid w:val="00FC693F"/>
     <w:rPr>
-      <w:rFonts w:asciiTheme="majorHAnsi" w:hAnsiTheme="majorHAnsi" w:eastAsiaTheme="majorEastAsia" w:cstheme="majorBidi"/>
+      <w:rFonts w:asciiTheme="majorHAnsi" w:eastAsiaTheme="majorEastAsia" w:hAnsiTheme="majorHAnsi" w:cstheme="majorBidi"/>
       <w:b/>
       <w:bCs/>
       <w:color w:val="365F91" w:themeColor="accent1" w:themeShade="BF"/>
@@ -2783,14 +2412,14 @@
       <w:szCs w:val="28"/>
     </w:rPr>
   </w:style>
-  <w:style w:type="character" w:styleId="Heading2Char" w:customStyle="1">
+  <w:style w:type="character" w:customStyle="1" w:styleId="Heading2Char">
     <w:name w:val="Heading 2 Char"/>
     <w:basedOn w:val="DefaultParagraphFont"/>
     <w:link w:val="Heading2"/>
     <w:uiPriority w:val="9"/>
     <w:rsid w:val="00FC693F"/>
     <w:rPr>
-      <w:rFonts w:asciiTheme="majorHAnsi" w:hAnsiTheme="majorHAnsi" w:eastAsiaTheme="majorEastAsia" w:cstheme="majorBidi"/>
+      <w:rFonts w:asciiTheme="majorHAnsi" w:eastAsiaTheme="majorEastAsia" w:hAnsiTheme="majorHAnsi" w:cstheme="majorBidi"/>
       <w:b/>
       <w:bCs/>
       <w:color w:val="4F81BD" w:themeColor="accent1"/>
@@ -2798,14 +2427,14 @@
       <w:szCs w:val="26"/>
     </w:rPr>
   </w:style>
-  <w:style w:type="character" w:styleId="Heading3Char" w:customStyle="1">
+  <w:style w:type="character" w:customStyle="1" w:styleId="Heading3Char">
     <w:name w:val="Heading 3 Char"/>
     <w:basedOn w:val="DefaultParagraphFont"/>
     <w:link w:val="Heading3"/>
     <w:uiPriority w:val="9"/>
     <w:rsid w:val="00FC693F"/>
     <w:rPr>
-      <w:rFonts w:asciiTheme="majorHAnsi" w:hAnsiTheme="majorHAnsi" w:eastAsiaTheme="majorEastAsia" w:cstheme="majorBidi"/>
+      <w:rFonts w:asciiTheme="majorHAnsi" w:eastAsiaTheme="majorEastAsia" w:hAnsiTheme="majorHAnsi" w:cstheme="majorBidi"/>
       <w:b/>
       <w:bCs/>
       <w:color w:val="4F81BD" w:themeColor="accent1"/>
@@ -2821,13 +2450,13 @@
     <w:rsid w:val="00FC693F"/>
     <w:pPr>
       <w:pBdr>
-        <w:bottom w:val="single" w:color="4F81BD" w:themeColor="accent1" w:sz="8" w:space="4"/>
+        <w:bottom w:val="single" w:sz="8" w:space="4" w:color="4F81BD" w:themeColor="accent1"/>
       </w:pBdr>
       <w:spacing w:after="300" w:line="240" w:lineRule="auto"/>
       <w:contextualSpacing/>
     </w:pPr>
     <w:rPr>
-      <w:rFonts w:asciiTheme="majorHAnsi" w:hAnsiTheme="majorHAnsi" w:eastAsiaTheme="majorEastAsia" w:cstheme="majorBidi"/>
+      <w:rFonts w:asciiTheme="majorHAnsi" w:eastAsiaTheme="majorEastAsia" w:hAnsiTheme="majorHAnsi" w:cstheme="majorBidi"/>
       <w:color w:val="17365D" w:themeColor="text2" w:themeShade="BF"/>
       <w:spacing w:val="5"/>
       <w:kern w:val="28"/>
@@ -2835,14 +2464,14 @@
       <w:szCs w:val="52"/>
     </w:rPr>
   </w:style>
-  <w:style w:type="character" w:styleId="TitleChar" w:customStyle="1">
+  <w:style w:type="character" w:customStyle="1" w:styleId="TitleChar">
     <w:name w:val="Title Char"/>
     <w:basedOn w:val="DefaultParagraphFont"/>
     <w:link w:val="Title"/>
     <w:uiPriority w:val="10"/>
     <w:rsid w:val="00FC693F"/>
     <w:rPr>
-      <w:rFonts w:asciiTheme="majorHAnsi" w:hAnsiTheme="majorHAnsi" w:eastAsiaTheme="majorEastAsia" w:cstheme="majorBidi"/>
+      <w:rFonts w:asciiTheme="majorHAnsi" w:eastAsiaTheme="majorEastAsia" w:hAnsiTheme="majorHAnsi" w:cstheme="majorBidi"/>
       <w:color w:val="17365D" w:themeColor="text2" w:themeShade="BF"/>
       <w:spacing w:val="5"/>
       <w:kern w:val="28"/>
@@ -2864,7 +2493,7 @@
       </w:numPr>
     </w:pPr>
     <w:rPr>
-      <w:rFonts w:asciiTheme="majorHAnsi" w:hAnsiTheme="majorHAnsi" w:eastAsiaTheme="majorEastAsia" w:cstheme="majorBidi"/>
+      <w:rFonts w:asciiTheme="majorHAnsi" w:eastAsiaTheme="majorEastAsia" w:hAnsiTheme="majorHAnsi" w:cstheme="majorBidi"/>
       <w:i/>
       <w:iCs/>
       <w:color w:val="4F81BD" w:themeColor="accent1"/>
@@ -2873,14 +2502,14 @@
       <w:szCs w:val="24"/>
     </w:rPr>
   </w:style>
-  <w:style w:type="character" w:styleId="SubtitleChar" w:customStyle="1">
+  <w:style w:type="character" w:customStyle="1" w:styleId="SubtitleChar">
     <w:name w:val="Subtitle Char"/>
     <w:basedOn w:val="DefaultParagraphFont"/>
     <w:link w:val="Subtitle"/>
     <w:uiPriority w:val="11"/>
     <w:rsid w:val="00FC693F"/>
     <w:rPr>
-      <w:rFonts w:asciiTheme="majorHAnsi" w:hAnsiTheme="majorHAnsi" w:eastAsiaTheme="majorEastAsia" w:cstheme="majorBidi"/>
+      <w:rFonts w:asciiTheme="majorHAnsi" w:eastAsiaTheme="majorEastAsia" w:hAnsiTheme="majorHAnsi" w:cstheme="majorBidi"/>
       <w:i/>
       <w:iCs/>
       <w:color w:val="4F81BD" w:themeColor="accent1"/>
@@ -2911,7 +2540,7 @@
       <w:spacing w:after="120"/>
     </w:pPr>
   </w:style>
-  <w:style w:type="character" w:styleId="BodyTextChar" w:customStyle="1">
+  <w:style w:type="character" w:customStyle="1" w:styleId="BodyTextChar">
     <w:name w:val="Body Text Char"/>
     <w:basedOn w:val="DefaultParagraphFont"/>
     <w:link w:val="BodyText"/>
@@ -2929,7 +2558,7 @@
       <w:spacing w:after="120" w:line="480" w:lineRule="auto"/>
     </w:pPr>
   </w:style>
-  <w:style w:type="character" w:styleId="BodyText2Char" w:customStyle="1">
+  <w:style w:type="character" w:customStyle="1" w:styleId="BodyText2Char">
     <w:name w:val="Body Text 2 Char"/>
     <w:basedOn w:val="DefaultParagraphFont"/>
     <w:link w:val="BodyText2"/>
@@ -2951,7 +2580,7 @@
       <w:szCs w:val="16"/>
     </w:rPr>
   </w:style>
-  <w:style w:type="character" w:styleId="BodyText3Char" w:customStyle="1">
+  <w:style w:type="character" w:customStyle="1" w:styleId="BodyText3Char">
     <w:name w:val="Body Text 3 Char"/>
     <w:basedOn w:val="DefaultParagraphFont"/>
     <w:link w:val="BodyText3"/>
@@ -3132,7 +2761,7 @@
       <w:szCs w:val="20"/>
     </w:rPr>
   </w:style>
-  <w:style w:type="character" w:styleId="MacroTextChar" w:customStyle="1">
+  <w:style w:type="character" w:customStyle="1" w:styleId="MacroTextChar">
     <w:name w:val="Macro Text Char"/>
     <w:basedOn w:val="DefaultParagraphFont"/>
     <w:link w:val="MacroText"/>
@@ -3158,7 +2787,7 @@
       <w:color w:val="000000" w:themeColor="text1"/>
     </w:rPr>
   </w:style>
-  <w:style w:type="character" w:styleId="QuoteChar" w:customStyle="1">
+  <w:style w:type="character" w:customStyle="1" w:styleId="QuoteChar">
     <w:name w:val="Quote Char"/>
     <w:basedOn w:val="DefaultParagraphFont"/>
     <w:link w:val="Quote"/>
@@ -3170,7 +2799,7 @@
       <w:color w:val="000000" w:themeColor="text1"/>
     </w:rPr>
   </w:style>
-  <w:style w:type="character" w:styleId="Heading4Char" w:customStyle="1">
+  <w:style w:type="character" w:customStyle="1" w:styleId="Heading4Char">
     <w:name w:val="Heading 4 Char"/>
     <w:basedOn w:val="DefaultParagraphFont"/>
     <w:link w:val="Heading4"/>
@@ -3178,7 +2807,7 @@
     <w:semiHidden/>
     <w:rsid w:val="00FC693F"/>
     <w:rPr>
-      <w:rFonts w:asciiTheme="majorHAnsi" w:hAnsiTheme="majorHAnsi" w:eastAsiaTheme="majorEastAsia" w:cstheme="majorBidi"/>
+      <w:rFonts w:asciiTheme="majorHAnsi" w:eastAsiaTheme="majorEastAsia" w:hAnsiTheme="majorHAnsi" w:cstheme="majorBidi"/>
       <w:b/>
       <w:bCs/>
       <w:i/>
@@ -3186,7 +2815,7 @@
       <w:color w:val="4F81BD" w:themeColor="accent1"/>
     </w:rPr>
   </w:style>
-  <w:style w:type="character" w:styleId="Heading5Char" w:customStyle="1">
+  <w:style w:type="character" w:customStyle="1" w:styleId="Heading5Char">
     <w:name w:val="Heading 5 Char"/>
     <w:basedOn w:val="DefaultParagraphFont"/>
     <w:link w:val="Heading5"/>
@@ -3194,11 +2823,11 @@
     <w:semiHidden/>
     <w:rsid w:val="00FC693F"/>
     <w:rPr>
-      <w:rFonts w:asciiTheme="majorHAnsi" w:hAnsiTheme="majorHAnsi" w:eastAsiaTheme="majorEastAsia" w:cstheme="majorBidi"/>
+      <w:rFonts w:asciiTheme="majorHAnsi" w:eastAsiaTheme="majorEastAsia" w:hAnsiTheme="majorHAnsi" w:cstheme="majorBidi"/>
       <w:color w:val="243F60" w:themeColor="accent1" w:themeShade="7F"/>
     </w:rPr>
   </w:style>
-  <w:style w:type="character" w:styleId="Heading6Char" w:customStyle="1">
+  <w:style w:type="character" w:customStyle="1" w:styleId="Heading6Char">
     <w:name w:val="Heading 6 Char"/>
     <w:basedOn w:val="DefaultParagraphFont"/>
     <w:link w:val="Heading6"/>
@@ -3206,13 +2835,13 @@
     <w:semiHidden/>
     <w:rsid w:val="00FC693F"/>
     <w:rPr>
-      <w:rFonts w:asciiTheme="majorHAnsi" w:hAnsiTheme="majorHAnsi" w:eastAsiaTheme="majorEastAsia" w:cstheme="majorBidi"/>
+      <w:rFonts w:asciiTheme="majorHAnsi" w:eastAsiaTheme="majorEastAsia" w:hAnsiTheme="majorHAnsi" w:cstheme="majorBidi"/>
       <w:i/>
       <w:iCs/>
       <w:color w:val="243F60" w:themeColor="accent1" w:themeShade="7F"/>
     </w:rPr>
   </w:style>
-  <w:style w:type="character" w:styleId="Heading7Char" w:customStyle="1">
+  <w:style w:type="character" w:customStyle="1" w:styleId="Heading7Char">
     <w:name w:val="Heading 7 Char"/>
     <w:basedOn w:val="DefaultParagraphFont"/>
     <w:link w:val="Heading7"/>
@@ -3220,13 +2849,13 @@
     <w:semiHidden/>
     <w:rsid w:val="00FC693F"/>
     <w:rPr>
-      <w:rFonts w:asciiTheme="majorHAnsi" w:hAnsiTheme="majorHAnsi" w:eastAsiaTheme="majorEastAsia" w:cstheme="majorBidi"/>
+      <w:rFonts w:asciiTheme="majorHAnsi" w:eastAsiaTheme="majorEastAsia" w:hAnsiTheme="majorHAnsi" w:cstheme="majorBidi"/>
       <w:i/>
       <w:iCs/>
       <w:color w:val="404040" w:themeColor="text1" w:themeTint="BF"/>
     </w:rPr>
   </w:style>
-  <w:style w:type="character" w:styleId="Heading8Char" w:customStyle="1">
+  <w:style w:type="character" w:customStyle="1" w:styleId="Heading8Char">
     <w:name w:val="Heading 8 Char"/>
     <w:basedOn w:val="DefaultParagraphFont"/>
     <w:link w:val="Heading8"/>
@@ -3234,13 +2863,13 @@
     <w:semiHidden/>
     <w:rsid w:val="00FC693F"/>
     <w:rPr>
-      <w:rFonts w:asciiTheme="majorHAnsi" w:hAnsiTheme="majorHAnsi" w:eastAsiaTheme="majorEastAsia" w:cstheme="majorBidi"/>
+      <w:rFonts w:asciiTheme="majorHAnsi" w:eastAsiaTheme="majorEastAsia" w:hAnsiTheme="majorHAnsi" w:cstheme="majorBidi"/>
       <w:color w:val="4F81BD" w:themeColor="accent1"/>
       <w:sz w:val="20"/>
       <w:szCs w:val="20"/>
     </w:rPr>
   </w:style>
-  <w:style w:type="character" w:styleId="Heading9Char" w:customStyle="1">
+  <w:style w:type="character" w:customStyle="1" w:styleId="Heading9Char">
     <w:name w:val="Heading 9 Char"/>
     <w:basedOn w:val="DefaultParagraphFont"/>
     <w:link w:val="Heading9"/>
@@ -3248,7 +2877,7 @@
     <w:semiHidden/>
     <w:rsid w:val="00FC693F"/>
     <w:rPr>
-      <w:rFonts w:asciiTheme="majorHAnsi" w:hAnsiTheme="majorHAnsi" w:eastAsiaTheme="majorEastAsia" w:cstheme="majorBidi"/>
+      <w:rFonts w:asciiTheme="majorHAnsi" w:eastAsiaTheme="majorEastAsia" w:hAnsiTheme="majorHAnsi" w:cstheme="majorBidi"/>
       <w:i/>
       <w:iCs/>
       <w:color w:val="404040" w:themeColor="text1" w:themeTint="BF"/>
@@ -3308,7 +2937,7 @@
     <w:rsid w:val="00FC693F"/>
     <w:pPr>
       <w:pBdr>
-        <w:bottom w:val="single" w:color="4F81BD" w:themeColor="accent1" w:sz="4" w:space="4"/>
+        <w:bottom w:val="single" w:sz="4" w:space="4" w:color="4F81BD" w:themeColor="accent1"/>
       </w:pBdr>
       <w:spacing w:before="200" w:after="280"/>
       <w:ind w:left="936" w:right="936"/>
@@ -3321,7 +2950,7 @@
       <w:color w:val="4F81BD" w:themeColor="accent1"/>
     </w:rPr>
   </w:style>
-  <w:style w:type="character" w:styleId="IntenseQuoteChar" w:customStyle="1">
+  <w:style w:type="character" w:customStyle="1" w:styleId="IntenseQuoteChar">
     <w:name w:val="Intense Quote Char"/>
     <w:basedOn w:val="DefaultParagraphFont"/>
     <w:link w:val="IntenseQuote"/>
@@ -3424,12 +3053,12 @@
     </w:pPr>
     <w:tblPr>
       <w:tblBorders>
-        <w:top w:val="single" w:color="auto" w:sz="4" w:space="0"/>
-        <w:left w:val="single" w:color="auto" w:sz="4" w:space="0"/>
-        <w:bottom w:val="single" w:color="auto" w:sz="4" w:space="0"/>
-        <w:right w:val="single" w:color="auto" w:sz="4" w:space="0"/>
-        <w:insideH w:val="single" w:color="auto" w:sz="4" w:space="0"/>
-        <w:insideV w:val="single" w:color="auto" w:sz="4" w:space="0"/>
+        <w:top w:val="single" w:sz="4" w:space="0" w:color="auto"/>
+        <w:left w:val="single" w:sz="4" w:space="0" w:color="auto"/>
+        <w:bottom w:val="single" w:sz="4" w:space="0" w:color="auto"/>
+        <w:right w:val="single" w:sz="4" w:space="0" w:color="auto"/>
+        <w:insideH w:val="single" w:sz="4" w:space="0" w:color="auto"/>
+        <w:insideV w:val="single" w:sz="4" w:space="0" w:color="auto"/>
       </w:tblBorders>
     </w:tblPr>
   </w:style>
@@ -3448,8 +3077,8 @@
       <w:tblStyleRowBandSize w:val="1"/>
       <w:tblStyleColBandSize w:val="1"/>
       <w:tblBorders>
-        <w:top w:val="single" w:color="000000" w:themeColor="text1" w:sz="8" w:space="0"/>
-        <w:bottom w:val="single" w:color="000000" w:themeColor="text1" w:sz="8" w:space="0"/>
+        <w:top w:val="single" w:sz="8" w:space="0" w:color="000000" w:themeColor="text1"/>
+        <w:bottom w:val="single" w:sz="8" w:space="0" w:color="000000" w:themeColor="text1"/>
       </w:tblBorders>
     </w:tblPr>
     <w:tblStylePr w:type="firstRow">
@@ -3463,9 +3092,9 @@
       <w:tblPr/>
       <w:tcPr>
         <w:tcBorders>
-          <w:top w:val="single" w:color="000000" w:themeColor="text1" w:sz="8" w:space="0"/>
-          <w:left w:val="nil"/>
-          <w:bottom w:val="single" w:color="000000" w:themeColor="text1" w:sz="8" w:space="0"/>
+          <w:top w:val="single" w:sz="8" w:space="0" w:color="000000" w:themeColor="text1"/>
+          <w:left w:val="nil"/>
+          <w:bottom w:val="single" w:sz="8" w:space="0" w:color="000000" w:themeColor="text1"/>
           <w:right w:val="nil"/>
           <w:insideH w:val="nil"/>
           <w:insideV w:val="nil"/>
@@ -3483,9 +3112,9 @@
       <w:tblPr/>
       <w:tcPr>
         <w:tcBorders>
-          <w:top w:val="single" w:color="000000" w:themeColor="text1" w:sz="8" w:space="0"/>
-          <w:left w:val="nil"/>
-          <w:bottom w:val="single" w:color="000000" w:themeColor="text1" w:sz="8" w:space="0"/>
+          <w:top w:val="single" w:sz="8" w:space="0" w:color="000000" w:themeColor="text1"/>
+          <w:left w:val="nil"/>
+          <w:bottom w:val="single" w:sz="8" w:space="0" w:color="000000" w:themeColor="text1"/>
           <w:right w:val="nil"/>
           <w:insideH w:val="nil"/>
           <w:insideV w:val="nil"/>
@@ -3544,8 +3173,8 @@
       <w:tblStyleRowBandSize w:val="1"/>
       <w:tblStyleColBandSize w:val="1"/>
       <w:tblBorders>
-        <w:top w:val="single" w:color="4F81BD" w:themeColor="accent1" w:sz="8" w:space="0"/>
-        <w:bottom w:val="single" w:color="4F81BD" w:themeColor="accent1" w:sz="8" w:space="0"/>
+        <w:top w:val="single" w:sz="8" w:space="0" w:color="4F81BD" w:themeColor="accent1"/>
+        <w:bottom w:val="single" w:sz="8" w:space="0" w:color="4F81BD" w:themeColor="accent1"/>
       </w:tblBorders>
     </w:tblPr>
     <w:tblStylePr w:type="firstRow">
@@ -3559,9 +3188,9 @@
       <w:tblPr/>
       <w:tcPr>
         <w:tcBorders>
-          <w:top w:val="single" w:color="4F81BD" w:themeColor="accent1" w:sz="8" w:space="0"/>
-          <w:left w:val="nil"/>
-          <w:bottom w:val="single" w:color="4F81BD" w:themeColor="accent1" w:sz="8" w:space="0"/>
+          <w:top w:val="single" w:sz="8" w:space="0" w:color="4F81BD" w:themeColor="accent1"/>
+          <w:left w:val="nil"/>
+          <w:bottom w:val="single" w:sz="8" w:space="0" w:color="4F81BD" w:themeColor="accent1"/>
           <w:right w:val="nil"/>
           <w:insideH w:val="nil"/>
           <w:insideV w:val="nil"/>
@@ -3579,9 +3208,9 @@
       <w:tblPr/>
       <w:tcPr>
         <w:tcBorders>
-          <w:top w:val="single" w:color="4F81BD" w:themeColor="accent1" w:sz="8" w:space="0"/>
-          <w:left w:val="nil"/>
-          <w:bottom w:val="single" w:color="4F81BD" w:themeColor="accent1" w:sz="8" w:space="0"/>
+          <w:top w:val="single" w:sz="8" w:space="0" w:color="4F81BD" w:themeColor="accent1"/>
+          <w:left w:val="nil"/>
+          <w:bottom w:val="single" w:sz="8" w:space="0" w:color="4F81BD" w:themeColor="accent1"/>
           <w:right w:val="nil"/>
           <w:insideH w:val="nil"/>
           <w:insideV w:val="nil"/>
@@ -3640,8 +3269,8 @@
       <w:tblStyleRowBandSize w:val="1"/>
       <w:tblStyleColBandSize w:val="1"/>
       <w:tblBorders>
-        <w:top w:val="single" w:color="C0504D" w:themeColor="accent2" w:sz="8" w:space="0"/>
-        <w:bottom w:val="single" w:color="C0504D" w:themeColor="accent2" w:sz="8" w:space="0"/>
+        <w:top w:val="single" w:sz="8" w:space="0" w:color="C0504D" w:themeColor="accent2"/>
+        <w:bottom w:val="single" w:sz="8" w:space="0" w:color="C0504D" w:themeColor="accent2"/>
       </w:tblBorders>
     </w:tblPr>
     <w:tblStylePr w:type="firstRow">
@@ -3655,9 +3284,9 @@
       <w:tblPr/>
       <w:tcPr>
         <w:tcBorders>
-          <w:top w:val="single" w:color="C0504D" w:themeColor="accent2" w:sz="8" w:space="0"/>
-          <w:left w:val="nil"/>
-          <w:bottom w:val="single" w:color="C0504D" w:themeColor="accent2" w:sz="8" w:space="0"/>
+          <w:top w:val="single" w:sz="8" w:space="0" w:color="C0504D" w:themeColor="accent2"/>
+          <w:left w:val="nil"/>
+          <w:bottom w:val="single" w:sz="8" w:space="0" w:color="C0504D" w:themeColor="accent2"/>
           <w:right w:val="nil"/>
           <w:insideH w:val="nil"/>
           <w:insideV w:val="nil"/>
@@ -3675,9 +3304,9 @@
       <w:tblPr/>
       <w:tcPr>
         <w:tcBorders>
-          <w:top w:val="single" w:color="C0504D" w:themeColor="accent2" w:sz="8" w:space="0"/>
-          <w:left w:val="nil"/>
-          <w:bottom w:val="single" w:color="C0504D" w:themeColor="accent2" w:sz="8" w:space="0"/>
+          <w:top w:val="single" w:sz="8" w:space="0" w:color="C0504D" w:themeColor="accent2"/>
+          <w:left w:val="nil"/>
+          <w:bottom w:val="single" w:sz="8" w:space="0" w:color="C0504D" w:themeColor="accent2"/>
           <w:right w:val="nil"/>
           <w:insideH w:val="nil"/>
           <w:insideV w:val="nil"/>
@@ -3736,8 +3365,8 @@
       <w:tblStyleRowBandSize w:val="1"/>
       <w:tblStyleColBandSize w:val="1"/>
       <w:tblBorders>
-        <w:top w:val="single" w:color="9BBB59" w:themeColor="accent3" w:sz="8" w:space="0"/>
-        <w:bottom w:val="single" w:color="9BBB59" w:themeColor="accent3" w:sz="8" w:space="0"/>
+        <w:top w:val="single" w:sz="8" w:space="0" w:color="9BBB59" w:themeColor="accent3"/>
+        <w:bottom w:val="single" w:sz="8" w:space="0" w:color="9BBB59" w:themeColor="accent3"/>
       </w:tblBorders>
     </w:tblPr>
     <w:tblStylePr w:type="firstRow">
@@ -3751,9 +3380,9 @@
       <w:tblPr/>
       <w:tcPr>
         <w:tcBorders>
-          <w:top w:val="single" w:color="9BBB59" w:themeColor="accent3" w:sz="8" w:space="0"/>
-          <w:left w:val="nil"/>
-          <w:bottom w:val="single" w:color="9BBB59" w:themeColor="accent3" w:sz="8" w:space="0"/>
+          <w:top w:val="single" w:sz="8" w:space="0" w:color="9BBB59" w:themeColor="accent3"/>
+          <w:left w:val="nil"/>
+          <w:bottom w:val="single" w:sz="8" w:space="0" w:color="9BBB59" w:themeColor="accent3"/>
           <w:right w:val="nil"/>
           <w:insideH w:val="nil"/>
           <w:insideV w:val="nil"/>
@@ -3771,9 +3400,9 @@
       <w:tblPr/>
       <w:tcPr>
         <w:tcBorders>
-          <w:top w:val="single" w:color="9BBB59" w:themeColor="accent3" w:sz="8" w:space="0"/>
-          <w:left w:val="nil"/>
-          <w:bottom w:val="single" w:color="9BBB59" w:themeColor="accent3" w:sz="8" w:space="0"/>
+          <w:top w:val="single" w:sz="8" w:space="0" w:color="9BBB59" w:themeColor="accent3"/>
+          <w:left w:val="nil"/>
+          <w:bottom w:val="single" w:sz="8" w:space="0" w:color="9BBB59" w:themeColor="accent3"/>
           <w:right w:val="nil"/>
           <w:insideH w:val="nil"/>
           <w:insideV w:val="nil"/>
@@ -3832,8 +3461,8 @@
       <w:tblStyleRowBandSize w:val="1"/>
       <w:tblStyleColBandSize w:val="1"/>
       <w:tblBorders>
-        <w:top w:val="single" w:color="8064A2" w:themeColor="accent4" w:sz="8" w:space="0"/>
-        <w:bottom w:val="single" w:color="8064A2" w:themeColor="accent4" w:sz="8" w:space="0"/>
+        <w:top w:val="single" w:sz="8" w:space="0" w:color="8064A2" w:themeColor="accent4"/>
+        <w:bottom w:val="single" w:sz="8" w:space="0" w:color="8064A2" w:themeColor="accent4"/>
       </w:tblBorders>
     </w:tblPr>
     <w:tblStylePr w:type="firstRow">
@@ -3847,9 +3476,9 @@
       <w:tblPr/>
       <w:tcPr>
         <w:tcBorders>
-          <w:top w:val="single" w:color="8064A2" w:themeColor="accent4" w:sz="8" w:space="0"/>
-          <w:left w:val="nil"/>
-          <w:bottom w:val="single" w:color="8064A2" w:themeColor="accent4" w:sz="8" w:space="0"/>
+          <w:top w:val="single" w:sz="8" w:space="0" w:color="8064A2" w:themeColor="accent4"/>
+          <w:left w:val="nil"/>
+          <w:bottom w:val="single" w:sz="8" w:space="0" w:color="8064A2" w:themeColor="accent4"/>
           <w:right w:val="nil"/>
           <w:insideH w:val="nil"/>
           <w:insideV w:val="nil"/>
@@ -3867,9 +3496,9 @@
       <w:tblPr/>
       <w:tcPr>
         <w:tcBorders>
-          <w:top w:val="single" w:color="8064A2" w:themeColor="accent4" w:sz="8" w:space="0"/>
-          <w:left w:val="nil"/>
-          <w:bottom w:val="single" w:color="8064A2" w:themeColor="accent4" w:sz="8" w:space="0"/>
+          <w:top w:val="single" w:sz="8" w:space="0" w:color="8064A2" w:themeColor="accent4"/>
+          <w:left w:val="nil"/>
+          <w:bottom w:val="single" w:sz="8" w:space="0" w:color="8064A2" w:themeColor="accent4"/>
           <w:right w:val="nil"/>
           <w:insideH w:val="nil"/>
           <w:insideV w:val="nil"/>
@@ -3928,8 +3557,8 @@
       <w:tblStyleRowBandSize w:val="1"/>
       <w:tblStyleColBandSize w:val="1"/>
       <w:tblBorders>
-        <w:top w:val="single" w:color="4BACC6" w:themeColor="accent5" w:sz="8" w:space="0"/>
-        <w:bottom w:val="single" w:color="4BACC6" w:themeColor="accent5" w:sz="8" w:space="0"/>
+        <w:top w:val="single" w:sz="8" w:space="0" w:color="4BACC6" w:themeColor="accent5"/>
+        <w:bottom w:val="single" w:sz="8" w:space="0" w:color="4BACC6" w:themeColor="accent5"/>
       </w:tblBorders>
     </w:tblPr>
     <w:tblStylePr w:type="firstRow">
@@ -3943,9 +3572,9 @@
       <w:tblPr/>
       <w:tcPr>
         <w:tcBorders>
-          <w:top w:val="single" w:color="4BACC6" w:themeColor="accent5" w:sz="8" w:space="0"/>
-          <w:left w:val="nil"/>
-          <w:bottom w:val="single" w:color="4BACC6" w:themeColor="accent5" w:sz="8" w:space="0"/>
+          <w:top w:val="single" w:sz="8" w:space="0" w:color="4BACC6" w:themeColor="accent5"/>
+          <w:left w:val="nil"/>
+          <w:bottom w:val="single" w:sz="8" w:space="0" w:color="4BACC6" w:themeColor="accent5"/>
           <w:right w:val="nil"/>
           <w:insideH w:val="nil"/>
           <w:insideV w:val="nil"/>
@@ -3963,9 +3592,9 @@
       <w:tblPr/>
       <w:tcPr>
         <w:tcBorders>
-          <w:top w:val="single" w:color="4BACC6" w:themeColor="accent5" w:sz="8" w:space="0"/>
-          <w:left w:val="nil"/>
-          <w:bottom w:val="single" w:color="4BACC6" w:themeColor="accent5" w:sz="8" w:space="0"/>
+          <w:top w:val="single" w:sz="8" w:space="0" w:color="4BACC6" w:themeColor="accent5"/>
+          <w:left w:val="nil"/>
+          <w:bottom w:val="single" w:sz="8" w:space="0" w:color="4BACC6" w:themeColor="accent5"/>
           <w:right w:val="nil"/>
           <w:insideH w:val="nil"/>
           <w:insideV w:val="nil"/>
@@ -4024,8 +3653,8 @@
       <w:tblStyleRowBandSize w:val="1"/>
       <w:tblStyleColBandSize w:val="1"/>
       <w:tblBorders>
-        <w:top w:val="single" w:color="F79646" w:themeColor="accent6" w:sz="8" w:space="0"/>
-        <w:bottom w:val="single" w:color="F79646" w:themeColor="accent6" w:sz="8" w:space="0"/>
+        <w:top w:val="single" w:sz="8" w:space="0" w:color="F79646" w:themeColor="accent6"/>
+        <w:bottom w:val="single" w:sz="8" w:space="0" w:color="F79646" w:themeColor="accent6"/>
       </w:tblBorders>
     </w:tblPr>
     <w:tblStylePr w:type="firstRow">
@@ -4039,9 +3668,9 @@
       <w:tblPr/>
       <w:tcPr>
         <w:tcBorders>
-          <w:top w:val="single" w:color="F79646" w:themeColor="accent6" w:sz="8" w:space="0"/>
-          <w:left w:val="nil"/>
-          <w:bottom w:val="single" w:color="F79646" w:themeColor="accent6" w:sz="8" w:space="0"/>
+          <w:top w:val="single" w:sz="8" w:space="0" w:color="F79646" w:themeColor="accent6"/>
+          <w:left w:val="nil"/>
+          <w:bottom w:val="single" w:sz="8" w:space="0" w:color="F79646" w:themeColor="accent6"/>
           <w:right w:val="nil"/>
           <w:insideH w:val="nil"/>
           <w:insideV w:val="nil"/>
@@ -4059,9 +3688,9 @@
       <w:tblPr/>
       <w:tcPr>
         <w:tcBorders>
-          <w:top w:val="single" w:color="F79646" w:themeColor="accent6" w:sz="8" w:space="0"/>
-          <w:left w:val="nil"/>
-          <w:bottom w:val="single" w:color="F79646" w:themeColor="accent6" w:sz="8" w:space="0"/>
+          <w:top w:val="single" w:sz="8" w:space="0" w:color="F79646" w:themeColor="accent6"/>
+          <w:left w:val="nil"/>
+          <w:bottom w:val="single" w:sz="8" w:space="0" w:color="F79646" w:themeColor="accent6"/>
           <w:right w:val="nil"/>
           <w:insideH w:val="nil"/>
           <w:insideV w:val="nil"/>
@@ -4117,10 +3746,10 @@
       <w:tblStyleRowBandSize w:val="1"/>
       <w:tblStyleColBandSize w:val="1"/>
       <w:tblBorders>
-        <w:top w:val="single" w:color="000000" w:themeColor="text1" w:sz="8" w:space="0"/>
-        <w:left w:val="single" w:color="000000" w:themeColor="text1" w:sz="8" w:space="0"/>
-        <w:bottom w:val="single" w:color="000000" w:themeColor="text1" w:sz="8" w:space="0"/>
-        <w:right w:val="single" w:color="000000" w:themeColor="text1" w:sz="8" w:space="0"/>
+        <w:top w:val="single" w:sz="8" w:space="0" w:color="000000" w:themeColor="text1"/>
+        <w:left w:val="single" w:sz="8" w:space="0" w:color="000000" w:themeColor="text1"/>
+        <w:bottom w:val="single" w:sz="8" w:space="0" w:color="000000" w:themeColor="text1"/>
+        <w:right w:val="single" w:sz="8" w:space="0" w:color="000000" w:themeColor="text1"/>
       </w:tblBorders>
     </w:tblPr>
     <w:tblStylePr w:type="firstRow">
@@ -4148,10 +3777,10 @@
       <w:tblPr/>
       <w:tcPr>
         <w:tcBorders>
-          <w:top w:val="double" w:color="000000" w:themeColor="text1" w:sz="6" w:space="0"/>
-          <w:left w:val="single" w:color="000000" w:themeColor="text1" w:sz="8" w:space="0"/>
-          <w:bottom w:val="single" w:color="000000" w:themeColor="text1" w:sz="8" w:space="0"/>
-          <w:right w:val="single" w:color="000000" w:themeColor="text1" w:sz="8" w:space="0"/>
+          <w:top w:val="double" w:sz="6" w:space="0" w:color="000000" w:themeColor="text1"/>
+          <w:left w:val="single" w:sz="8" w:space="0" w:color="000000" w:themeColor="text1"/>
+          <w:bottom w:val="single" w:sz="8" w:space="0" w:color="000000" w:themeColor="text1"/>
+          <w:right w:val="single" w:sz="8" w:space="0" w:color="000000" w:themeColor="text1"/>
         </w:tcBorders>
       </w:tcPr>
     </w:tblStylePr>
@@ -4171,10 +3800,10 @@
       <w:tblPr/>
       <w:tcPr>
         <w:tcBorders>
-          <w:top w:val="single" w:color="000000" w:themeColor="text1" w:sz="8" w:space="0"/>
-          <w:left w:val="single" w:color="000000" w:themeColor="text1" w:sz="8" w:space="0"/>
-          <w:bottom w:val="single" w:color="000000" w:themeColor="text1" w:sz="8" w:space="0"/>
-          <w:right w:val="single" w:color="000000" w:themeColor="text1" w:sz="8" w:space="0"/>
+          <w:top w:val="single" w:sz="8" w:space="0" w:color="000000" w:themeColor="text1"/>
+          <w:left w:val="single" w:sz="8" w:space="0" w:color="000000" w:themeColor="text1"/>
+          <w:bottom w:val="single" w:sz="8" w:space="0" w:color="000000" w:themeColor="text1"/>
+          <w:right w:val="single" w:sz="8" w:space="0" w:color="000000" w:themeColor="text1"/>
         </w:tcBorders>
       </w:tcPr>
     </w:tblStylePr>
@@ -4182,10 +3811,10 @@
       <w:tblPr/>
       <w:tcPr>
         <w:tcBorders>
-          <w:top w:val="single" w:color="000000" w:themeColor="text1" w:sz="8" w:space="0"/>
-          <w:left w:val="single" w:color="000000" w:themeColor="text1" w:sz="8" w:space="0"/>
-          <w:bottom w:val="single" w:color="000000" w:themeColor="text1" w:sz="8" w:space="0"/>
-          <w:right w:val="single" w:color="000000" w:themeColor="text1" w:sz="8" w:space="0"/>
+          <w:top w:val="single" w:sz="8" w:space="0" w:color="000000" w:themeColor="text1"/>
+          <w:left w:val="single" w:sz="8" w:space="0" w:color="000000" w:themeColor="text1"/>
+          <w:bottom w:val="single" w:sz="8" w:space="0" w:color="000000" w:themeColor="text1"/>
+          <w:right w:val="single" w:sz="8" w:space="0" w:color="000000" w:themeColor="text1"/>
         </w:tcBorders>
       </w:tcPr>
     </w:tblStylePr>
@@ -4202,10 +3831,10 @@
       <w:tblStyleRowBandSize w:val="1"/>
       <w:tblStyleColBandSize w:val="1"/>
       <w:tblBorders>
-        <w:top w:val="single" w:color="4F81BD" w:themeColor="accent1" w:sz="8" w:space="0"/>
-        <w:left w:val="single" w:color="4F81BD" w:themeColor="accent1" w:sz="8" w:space="0"/>
-        <w:bottom w:val="single" w:color="4F81BD" w:themeColor="accent1" w:sz="8" w:space="0"/>
-        <w:right w:val="single" w:color="4F81BD" w:themeColor="accent1" w:sz="8" w:space="0"/>
+        <w:top w:val="single" w:sz="8" w:space="0" w:color="4F81BD" w:themeColor="accent1"/>
+        <w:left w:val="single" w:sz="8" w:space="0" w:color="4F81BD" w:themeColor="accent1"/>
+        <w:bottom w:val="single" w:sz="8" w:space="0" w:color="4F81BD" w:themeColor="accent1"/>
+        <w:right w:val="single" w:sz="8" w:space="0" w:color="4F81BD" w:themeColor="accent1"/>
       </w:tblBorders>
     </w:tblPr>
     <w:tblStylePr w:type="firstRow">
@@ -4233,10 +3862,10 @@
       <w:tblPr/>
       <w:tcPr>
         <w:tcBorders>
-          <w:top w:val="double" w:color="4F81BD" w:themeColor="accent1" w:sz="6" w:space="0"/>
-          <w:left w:val="single" w:color="4F81BD" w:themeColor="accent1" w:sz="8" w:space="0"/>
-          <w:bottom w:val="single" w:color="4F81BD" w:themeColor="accent1" w:sz="8" w:space="0"/>
-          <w:right w:val="single" w:color="4F81BD" w:themeColor="accent1" w:sz="8" w:space="0"/>
+          <w:top w:val="double" w:sz="6" w:space="0" w:color="4F81BD" w:themeColor="accent1"/>
+          <w:left w:val="single" w:sz="8" w:space="0" w:color="4F81BD" w:themeColor="accent1"/>
+          <w:bottom w:val="single" w:sz="8" w:space="0" w:color="4F81BD" w:themeColor="accent1"/>
+          <w:right w:val="single" w:sz="8" w:space="0" w:color="4F81BD" w:themeColor="accent1"/>
         </w:tcBorders>
       </w:tcPr>
     </w:tblStylePr>
@@ -4256,10 +3885,10 @@
       <w:tblPr/>
       <w:tcPr>
         <w:tcBorders>
-          <w:top w:val="single" w:color="4F81BD" w:themeColor="accent1" w:sz="8" w:space="0"/>
-          <w:left w:val="single" w:color="4F81BD" w:themeColor="accent1" w:sz="8" w:space="0"/>
-          <w:bottom w:val="single" w:color="4F81BD" w:themeColor="accent1" w:sz="8" w:space="0"/>
-          <w:right w:val="single" w:color="4F81BD" w:themeColor="accent1" w:sz="8" w:space="0"/>
+          <w:top w:val="single" w:sz="8" w:space="0" w:color="4F81BD" w:themeColor="accent1"/>
+          <w:left w:val="single" w:sz="8" w:space="0" w:color="4F81BD" w:themeColor="accent1"/>
+          <w:bottom w:val="single" w:sz="8" w:space="0" w:color="4F81BD" w:themeColor="accent1"/>
+          <w:right w:val="single" w:sz="8" w:space="0" w:color="4F81BD" w:themeColor="accent1"/>
         </w:tcBorders>
       </w:tcPr>
     </w:tblStylePr>
@@ -4267,10 +3896,10 @@
       <w:tblPr/>
       <w:tcPr>
         <w:tcBorders>
-          <w:top w:val="single" w:color="4F81BD" w:themeColor="accent1" w:sz="8" w:space="0"/>
-          <w:left w:val="single" w:color="4F81BD" w:themeColor="accent1" w:sz="8" w:space="0"/>
-          <w:bottom w:val="single" w:color="4F81BD" w:themeColor="accent1" w:sz="8" w:space="0"/>
-          <w:right w:val="single" w:color="4F81BD" w:themeColor="accent1" w:sz="8" w:space="0"/>
+          <w:top w:val="single" w:sz="8" w:space="0" w:color="4F81BD" w:themeColor="accent1"/>
+          <w:left w:val="single" w:sz="8" w:space="0" w:color="4F81BD" w:themeColor="accent1"/>
+          <w:bottom w:val="single" w:sz="8" w:space="0" w:color="4F81BD" w:themeColor="accent1"/>
+          <w:right w:val="single" w:sz="8" w:space="0" w:color="4F81BD" w:themeColor="accent1"/>
         </w:tcBorders>
       </w:tcPr>
     </w:tblStylePr>
@@ -4287,10 +3916,10 @@
       <w:tblStyleRowBandSize w:val="1"/>
       <w:tblStyleColBandSize w:val="1"/>
       <w:tblBorders>
-        <w:top w:val="single" w:color="C0504D" w:themeColor="accent2" w:sz="8" w:space="0"/>
-        <w:left w:val="single" w:color="C0504D" w:themeColor="accent2" w:sz="8" w:space="0"/>
-        <w:bottom w:val="single" w:color="C0504D" w:themeColor="accent2" w:sz="8" w:space="0"/>
-        <w:right w:val="single" w:color="C0504D" w:themeColor="accent2" w:sz="8" w:space="0"/>
+        <w:top w:val="single" w:sz="8" w:space="0" w:color="C0504D" w:themeColor="accent2"/>
+        <w:left w:val="single" w:sz="8" w:space="0" w:color="C0504D" w:themeColor="accent2"/>
+        <w:bottom w:val="single" w:sz="8" w:space="0" w:color="C0504D" w:themeColor="accent2"/>
+        <w:right w:val="single" w:sz="8" w:space="0" w:color="C0504D" w:themeColor="accent2"/>
       </w:tblBorders>
     </w:tblPr>
     <w:tblStylePr w:type="firstRow">
@@ -4318,10 +3947,10 @@
       <w:tblPr/>
       <w:tcPr>
         <w:tcBorders>
-          <w:top w:val="double" w:color="C0504D" w:themeColor="accent2" w:sz="6" w:space="0"/>
-          <w:left w:val="single" w:color="C0504D" w:themeColor="accent2" w:sz="8" w:space="0"/>
-          <w:bottom w:val="single" w:color="C0504D" w:themeColor="accent2" w:sz="8" w:space="0"/>
-          <w:right w:val="single" w:color="C0504D" w:themeColor="accent2" w:sz="8" w:space="0"/>
+          <w:top w:val="double" w:sz="6" w:space="0" w:color="C0504D" w:themeColor="accent2"/>
+          <w:left w:val="single" w:sz="8" w:space="0" w:color="C0504D" w:themeColor="accent2"/>
+          <w:bottom w:val="single" w:sz="8" w:space="0" w:color="C0504D" w:themeColor="accent2"/>
+          <w:right w:val="single" w:sz="8" w:space="0" w:color="C0504D" w:themeColor="accent2"/>
         </w:tcBorders>
       </w:tcPr>
     </w:tblStylePr>
@@ -4341,10 +3970,10 @@
       <w:tblPr/>
       <w:tcPr>
         <w:tcBorders>
-          <w:top w:val="single" w:color="C0504D" w:themeColor="accent2" w:sz="8" w:space="0"/>
-          <w:left w:val="single" w:color="C0504D" w:themeColor="accent2" w:sz="8" w:space="0"/>
-          <w:bottom w:val="single" w:color="C0504D" w:themeColor="accent2" w:sz="8" w:space="0"/>
-          <w:right w:val="single" w:color="C0504D" w:themeColor="accent2" w:sz="8" w:space="0"/>
+          <w:top w:val="single" w:sz="8" w:space="0" w:color="C0504D" w:themeColor="accent2"/>
+          <w:left w:val="single" w:sz="8" w:space="0" w:color="C0504D" w:themeColor="accent2"/>
+          <w:bottom w:val="single" w:sz="8" w:space="0" w:color="C0504D" w:themeColor="accent2"/>
+          <w:right w:val="single" w:sz="8" w:space="0" w:color="C0504D" w:themeColor="accent2"/>
         </w:tcBorders>
       </w:tcPr>
     </w:tblStylePr>
@@ -4352,10 +3981,10 @@
       <w:tblPr/>
       <w:tcPr>
         <w:tcBorders>
-          <w:top w:val="single" w:color="C0504D" w:themeColor="accent2" w:sz="8" w:space="0"/>
-          <w:left w:val="single" w:color="C0504D" w:themeColor="accent2" w:sz="8" w:space="0"/>
-          <w:bottom w:val="single" w:color="C0504D" w:themeColor="accent2" w:sz="8" w:space="0"/>
-          <w:right w:val="single" w:color="C0504D" w:themeColor="accent2" w:sz="8" w:space="0"/>
+          <w:top w:val="single" w:sz="8" w:space="0" w:color="C0504D" w:themeColor="accent2"/>
+          <w:left w:val="single" w:sz="8" w:space="0" w:color="C0504D" w:themeColor="accent2"/>
+          <w:bottom w:val="single" w:sz="8" w:space="0" w:color="C0504D" w:themeColor="accent2"/>
+          <w:right w:val="single" w:sz="8" w:space="0" w:color="C0504D" w:themeColor="accent2"/>
         </w:tcBorders>
       </w:tcPr>
     </w:tblStylePr>
@@ -4372,10 +4001,10 @@
       <w:tblStyleRowBandSize w:val="1"/>
       <w:tblStyleColBandSize w:val="1"/>
       <w:tblBorders>
-        <w:top w:val="single" w:color="9BBB59" w:themeColor="accent3" w:sz="8" w:space="0"/>
-        <w:left w:val="single" w:color="9BBB59" w:themeColor="accent3" w:sz="8" w:space="0"/>
-        <w:bottom w:val="single" w:color="9BBB59" w:themeColor="accent3" w:sz="8" w:space="0"/>
-        <w:right w:val="single" w:color="9BBB59" w:themeColor="accent3" w:sz="8" w:space="0"/>
+        <w:top w:val="single" w:sz="8" w:space="0" w:color="9BBB59" w:themeColor="accent3"/>
+        <w:left w:val="single" w:sz="8" w:space="0" w:color="9BBB59" w:themeColor="accent3"/>
+        <w:bottom w:val="single" w:sz="8" w:space="0" w:color="9BBB59" w:themeColor="accent3"/>
+        <w:right w:val="single" w:sz="8" w:space="0" w:color="9BBB59" w:themeColor="accent3"/>
       </w:tblBorders>
     </w:tblPr>
     <w:tblStylePr w:type="firstRow">
@@ -4403,10 +4032,10 @@
       <w:tblPr/>
       <w:tcPr>
         <w:tcBorders>
-          <w:top w:val="double" w:color="9BBB59" w:themeColor="accent3" w:sz="6" w:space="0"/>
-          <w:left w:val="single" w:color="9BBB59" w:themeColor="accent3" w:sz="8" w:space="0"/>
-          <w:bottom w:val="single" w:color="9BBB59" w:themeColor="accent3" w:sz="8" w:space="0"/>
-          <w:right w:val="single" w:color="9BBB59" w:themeColor="accent3" w:sz="8" w:space="0"/>
+          <w:top w:val="double" w:sz="6" w:space="0" w:color="9BBB59" w:themeColor="accent3"/>
+          <w:left w:val="single" w:sz="8" w:space="0" w:color="9BBB59" w:themeColor="accent3"/>
+          <w:bottom w:val="single" w:sz="8" w:space="0" w:color="9BBB59" w:themeColor="accent3"/>
+          <w:right w:val="single" w:sz="8" w:space="0" w:color="9BBB59" w:themeColor="accent3"/>
         </w:tcBorders>
       </w:tcPr>
     </w:tblStylePr>
@@ -4426,10 +4055,10 @@
       <w:tblPr/>
       <w:tcPr>
         <w:tcBorders>
-          <w:top w:val="single" w:color="9BBB59" w:themeColor="accent3" w:sz="8" w:space="0"/>
-          <w:left w:val="single" w:color="9BBB59" w:themeColor="accent3" w:sz="8" w:space="0"/>
-          <w:bottom w:val="single" w:color="9BBB59" w:themeColor="accent3" w:sz="8" w:space="0"/>
-          <w:right w:val="single" w:color="9BBB59" w:themeColor="accent3" w:sz="8" w:space="0"/>
+          <w:top w:val="single" w:sz="8" w:space="0" w:color="9BBB59" w:themeColor="accent3"/>
+          <w:left w:val="single" w:sz="8" w:space="0" w:color="9BBB59" w:themeColor="accent3"/>
+          <w:bottom w:val="single" w:sz="8" w:space="0" w:color="9BBB59" w:themeColor="accent3"/>
+          <w:right w:val="single" w:sz="8" w:space="0" w:color="9BBB59" w:themeColor="accent3"/>
         </w:tcBorders>
       </w:tcPr>
     </w:tblStylePr>
@@ -4437,10 +4066,10 @@
       <w:tblPr/>
       <w:tcPr>
         <w:tcBorders>
-          <w:top w:val="single" w:color="9BBB59" w:themeColor="accent3" w:sz="8" w:space="0"/>
-          <w:left w:val="single" w:color="9BBB59" w:themeColor="accent3" w:sz="8" w:space="0"/>
-          <w:bottom w:val="single" w:color="9BBB59" w:themeColor="accent3" w:sz="8" w:space="0"/>
-          <w:right w:val="single" w:color="9BBB59" w:themeColor="accent3" w:sz="8" w:space="0"/>
+          <w:top w:val="single" w:sz="8" w:space="0" w:color="9BBB59" w:themeColor="accent3"/>
+          <w:left w:val="single" w:sz="8" w:space="0" w:color="9BBB59" w:themeColor="accent3"/>
+          <w:bottom w:val="single" w:sz="8" w:space="0" w:color="9BBB59" w:themeColor="accent3"/>
+          <w:right w:val="single" w:sz="8" w:space="0" w:color="9BBB59" w:themeColor="accent3"/>
         </w:tcBorders>
       </w:tcPr>
     </w:tblStylePr>
@@ -4457,10 +4086,10 @@
       <w:tblStyleRowBandSize w:val="1"/>
       <w:tblStyleColBandSize w:val="1"/>
       <w:tblBorders>
-        <w:top w:val="single" w:color="8064A2" w:themeColor="accent4" w:sz="8" w:space="0"/>
-        <w:left w:val="single" w:color="8064A2" w:themeColor="accent4" w:sz="8" w:space="0"/>
-        <w:bottom w:val="single" w:color="8064A2" w:themeColor="accent4" w:sz="8" w:space="0"/>
-        <w:right w:val="single" w:color="8064A2" w:themeColor="accent4" w:sz="8" w:space="0"/>
+        <w:top w:val="single" w:sz="8" w:space="0" w:color="8064A2" w:themeColor="accent4"/>
+        <w:left w:val="single" w:sz="8" w:space="0" w:color="8064A2" w:themeColor="accent4"/>
+        <w:bottom w:val="single" w:sz="8" w:space="0" w:color="8064A2" w:themeColor="accent4"/>
+        <w:right w:val="single" w:sz="8" w:space="0" w:color="8064A2" w:themeColor="accent4"/>
       </w:tblBorders>
     </w:tblPr>
     <w:tblStylePr w:type="firstRow">
@@ -4488,10 +4117,10 @@
       <w:tblPr/>
       <w:tcPr>
         <w:tcBorders>
-          <w:top w:val="double" w:color="8064A2" w:themeColor="accent4" w:sz="6" w:space="0"/>
-          <w:left w:val="single" w:color="8064A2" w:themeColor="accent4" w:sz="8" w:space="0"/>
-          <w:bottom w:val="single" w:color="8064A2" w:themeColor="accent4" w:sz="8" w:space="0"/>
-          <w:right w:val="single" w:color="8064A2" w:themeColor="accent4" w:sz="8" w:space="0"/>
+          <w:top w:val="double" w:sz="6" w:space="0" w:color="8064A2" w:themeColor="accent4"/>
+          <w:left w:val="single" w:sz="8" w:space="0" w:color="8064A2" w:themeColor="accent4"/>
+          <w:bottom w:val="single" w:sz="8" w:space="0" w:color="8064A2" w:themeColor="accent4"/>
+          <w:right w:val="single" w:sz="8" w:space="0" w:color="8064A2" w:themeColor="accent4"/>
         </w:tcBorders>
       </w:tcPr>
     </w:tblStylePr>
@@ -4511,10 +4140,10 @@
       <w:tblPr/>
       <w:tcPr>
         <w:tcBorders>
-          <w:top w:val="single" w:color="8064A2" w:themeColor="accent4" w:sz="8" w:space="0"/>
-          <w:left w:val="single" w:color="8064A2" w:themeColor="accent4" w:sz="8" w:space="0"/>
-          <w:bottom w:val="single" w:color="8064A2" w:themeColor="accent4" w:sz="8" w:space="0"/>
-          <w:right w:val="single" w:color="8064A2" w:themeColor="accent4" w:sz="8" w:space="0"/>
+          <w:top w:val="single" w:sz="8" w:space="0" w:color="8064A2" w:themeColor="accent4"/>
+          <w:left w:val="single" w:sz="8" w:space="0" w:color="8064A2" w:themeColor="accent4"/>
+          <w:bottom w:val="single" w:sz="8" w:space="0" w:color="8064A2" w:themeColor="accent4"/>
+          <w:right w:val="single" w:sz="8" w:space="0" w:color="8064A2" w:themeColor="accent4"/>
         </w:tcBorders>
       </w:tcPr>
     </w:tblStylePr>
@@ -4522,10 +4151,10 @@
       <w:tblPr/>
       <w:tcPr>
         <w:tcBorders>
-          <w:top w:val="single" w:color="8064A2" w:themeColor="accent4" w:sz="8" w:space="0"/>
-          <w:left w:val="single" w:color="8064A2" w:themeColor="accent4" w:sz="8" w:space="0"/>
-          <w:bottom w:val="single" w:color="8064A2" w:themeColor="accent4" w:sz="8" w:space="0"/>
-          <w:right w:val="single" w:color="8064A2" w:themeColor="accent4" w:sz="8" w:space="0"/>
+          <w:top w:val="single" w:sz="8" w:space="0" w:color="8064A2" w:themeColor="accent4"/>
+          <w:left w:val="single" w:sz="8" w:space="0" w:color="8064A2" w:themeColor="accent4"/>
+          <w:bottom w:val="single" w:sz="8" w:space="0" w:color="8064A2" w:themeColor="accent4"/>
+          <w:right w:val="single" w:sz="8" w:space="0" w:color="8064A2" w:themeColor="accent4"/>
         </w:tcBorders>
       </w:tcPr>
     </w:tblStylePr>
@@ -4542,10 +4171,10 @@
       <w:tblStyleRowBandSize w:val="1"/>
       <w:tblStyleColBandSize w:val="1"/>
       <w:tblBorders>
-        <w:top w:val="single" w:color="4BACC6" w:themeColor="accent5" w:sz="8" w:space="0"/>
-        <w:left w:val="single" w:color="4BACC6" w:themeColor="accent5" w:sz="8" w:space="0"/>
-        <w:bottom w:val="single" w:color="4BACC6" w:themeColor="accent5" w:sz="8" w:space="0"/>
-        <w:right w:val="single" w:color="4BACC6" w:themeColor="accent5" w:sz="8" w:space="0"/>
+        <w:top w:val="single" w:sz="8" w:space="0" w:color="4BACC6" w:themeColor="accent5"/>
+        <w:left w:val="single" w:sz="8" w:space="0" w:color="4BACC6" w:themeColor="accent5"/>
+        <w:bottom w:val="single" w:sz="8" w:space="0" w:color="4BACC6" w:themeColor="accent5"/>
+        <w:right w:val="single" w:sz="8" w:space="0" w:color="4BACC6" w:themeColor="accent5"/>
       </w:tblBorders>
     </w:tblPr>
     <w:tblStylePr w:type="firstRow">
@@ -4573,10 +4202,10 @@
       <w:tblPr/>
       <w:tcPr>
         <w:tcBorders>
-          <w:top w:val="double" w:color="4BACC6" w:themeColor="accent5" w:sz="6" w:space="0"/>
-          <w:left w:val="single" w:color="4BACC6" w:themeColor="accent5" w:sz="8" w:space="0"/>
-          <w:bottom w:val="single" w:color="4BACC6" w:themeColor="accent5" w:sz="8" w:space="0"/>
-          <w:right w:val="single" w:color="4BACC6" w:themeColor="accent5" w:sz="8" w:space="0"/>
+          <w:top w:val="double" w:sz="6" w:space="0" w:color="4BACC6" w:themeColor="accent5"/>
+          <w:left w:val="single" w:sz="8" w:space="0" w:color="4BACC6" w:themeColor="accent5"/>
+          <w:bottom w:val="single" w:sz="8" w:space="0" w:color="4BACC6" w:themeColor="accent5"/>
+          <w:right w:val="single" w:sz="8" w:space="0" w:color="4BACC6" w:themeColor="accent5"/>
         </w:tcBorders>
       </w:tcPr>
     </w:tblStylePr>
@@ -4596,10 +4225,10 @@
       <w:tblPr/>
       <w:tcPr>
         <w:tcBorders>
-          <w:top w:val="single" w:color="4BACC6" w:themeColor="accent5" w:sz="8" w:space="0"/>
-          <w:left w:val="single" w:color="4BACC6" w:themeColor="accent5" w:sz="8" w:space="0"/>
-          <w:bottom w:val="single" w:color="4BACC6" w:themeColor="accent5" w:sz="8" w:space="0"/>
-          <w:right w:val="single" w:color="4BACC6" w:themeColor="accent5" w:sz="8" w:space="0"/>
+          <w:top w:val="single" w:sz="8" w:space="0" w:color="4BACC6" w:themeColor="accent5"/>
+          <w:left w:val="single" w:sz="8" w:space="0" w:color="4BACC6" w:themeColor="accent5"/>
+          <w:bottom w:val="single" w:sz="8" w:space="0" w:color="4BACC6" w:themeColor="accent5"/>
+          <w:right w:val="single" w:sz="8" w:space="0" w:color="4BACC6" w:themeColor="accent5"/>
         </w:tcBorders>
       </w:tcPr>
     </w:tblStylePr>
@@ -4607,10 +4236,10 @@
       <w:tblPr/>
       <w:tcPr>
         <w:tcBorders>
-          <w:top w:val="single" w:color="4BACC6" w:themeColor="accent5" w:sz="8" w:space="0"/>
-          <w:left w:val="single" w:color="4BACC6" w:themeColor="accent5" w:sz="8" w:space="0"/>
-          <w:bottom w:val="single" w:color="4BACC6" w:themeColor="accent5" w:sz="8" w:space="0"/>
-          <w:right w:val="single" w:color="4BACC6" w:themeColor="accent5" w:sz="8" w:space="0"/>
+          <w:top w:val="single" w:sz="8" w:space="0" w:color="4BACC6" w:themeColor="accent5"/>
+          <w:left w:val="single" w:sz="8" w:space="0" w:color="4BACC6" w:themeColor="accent5"/>
+          <w:bottom w:val="single" w:sz="8" w:space="0" w:color="4BACC6" w:themeColor="accent5"/>
+          <w:right w:val="single" w:sz="8" w:space="0" w:color="4BACC6" w:themeColor="accent5"/>
         </w:tcBorders>
       </w:tcPr>
     </w:tblStylePr>
@@ -4627,10 +4256,10 @@
       <w:tblStyleRowBandSize w:val="1"/>
       <w:tblStyleColBandSize w:val="1"/>
       <w:tblBorders>
-        <w:top w:val="single" w:color="F79646" w:themeColor="accent6" w:sz="8" w:space="0"/>
-        <w:left w:val="single" w:color="F79646" w:themeColor="accent6" w:sz="8" w:space="0"/>
-        <w:bottom w:val="single" w:color="F79646" w:themeColor="accent6" w:sz="8" w:space="0"/>
-        <w:right w:val="single" w:color="F79646" w:themeColor="accent6" w:sz="8" w:space="0"/>
+        <w:top w:val="single" w:sz="8" w:space="0" w:color="F79646" w:themeColor="accent6"/>
+        <w:left w:val="single" w:sz="8" w:space="0" w:color="F79646" w:themeColor="accent6"/>
+        <w:bottom w:val="single" w:sz="8" w:space="0" w:color="F79646" w:themeColor="accent6"/>
+        <w:right w:val="single" w:sz="8" w:space="0" w:color="F79646" w:themeColor="accent6"/>
       </w:tblBorders>
     </w:tblPr>
     <w:tblStylePr w:type="firstRow">
@@ -4658,10 +4287,10 @@
       <w:tblPr/>
       <w:tcPr>
         <w:tcBorders>
-          <w:top w:val="double" w:color="F79646" w:themeColor="accent6" w:sz="6" w:space="0"/>
-          <w:left w:val="single" w:color="F79646" w:themeColor="accent6" w:sz="8" w:space="0"/>
-          <w:bottom w:val="single" w:color="F79646" w:themeColor="accent6" w:sz="8" w:space="0"/>
-          <w:right w:val="single" w:color="F79646" w:themeColor="accent6" w:sz="8" w:space="0"/>
+          <w:top w:val="double" w:sz="6" w:space="0" w:color="F79646" w:themeColor="accent6"/>
+          <w:left w:val="single" w:sz="8" w:space="0" w:color="F79646" w:themeColor="accent6"/>
+          <w:bottom w:val="single" w:sz="8" w:space="0" w:color="F79646" w:themeColor="accent6"/>
+          <w:right w:val="single" w:sz="8" w:space="0" w:color="F79646" w:themeColor="accent6"/>
         </w:tcBorders>
       </w:tcPr>
     </w:tblStylePr>
@@ -4681,10 +4310,10 @@
       <w:tblPr/>
       <w:tcPr>
         <w:tcBorders>
-          <w:top w:val="single" w:color="F79646" w:themeColor="accent6" w:sz="8" w:space="0"/>
-          <w:left w:val="single" w:color="F79646" w:themeColor="accent6" w:sz="8" w:space="0"/>
-          <w:bottom w:val="single" w:color="F79646" w:themeColor="accent6" w:sz="8" w:space="0"/>
-          <w:right w:val="single" w:color="F79646" w:themeColor="accent6" w:sz="8" w:space="0"/>
+          <w:top w:val="single" w:sz="8" w:space="0" w:color="F79646" w:themeColor="accent6"/>
+          <w:left w:val="single" w:sz="8" w:space="0" w:color="F79646" w:themeColor="accent6"/>
+          <w:bottom w:val="single" w:sz="8" w:space="0" w:color="F79646" w:themeColor="accent6"/>
+          <w:right w:val="single" w:sz="8" w:space="0" w:color="F79646" w:themeColor="accent6"/>
         </w:tcBorders>
       </w:tcPr>
     </w:tblStylePr>
@@ -4692,10 +4321,10 @@
       <w:tblPr/>
       <w:tcPr>
         <w:tcBorders>
-          <w:top w:val="single" w:color="F79646" w:themeColor="accent6" w:sz="8" w:space="0"/>
-          <w:left w:val="single" w:color="F79646" w:themeColor="accent6" w:sz="8" w:space="0"/>
-          <w:bottom w:val="single" w:color="F79646" w:themeColor="accent6" w:sz="8" w:space="0"/>
-          <w:right w:val="single" w:color="F79646" w:themeColor="accent6" w:sz="8" w:space="0"/>
+          <w:top w:val="single" w:sz="8" w:space="0" w:color="F79646" w:themeColor="accent6"/>
+          <w:left w:val="single" w:sz="8" w:space="0" w:color="F79646" w:themeColor="accent6"/>
+          <w:bottom w:val="single" w:sz="8" w:space="0" w:color="F79646" w:themeColor="accent6"/>
+          <w:right w:val="single" w:sz="8" w:space="0" w:color="F79646" w:themeColor="accent6"/>
         </w:tcBorders>
       </w:tcPr>
     </w:tblStylePr>
@@ -4712,12 +4341,12 @@
       <w:tblStyleRowBandSize w:val="1"/>
       <w:tblStyleColBandSize w:val="1"/>
       <w:tblBorders>
-        <w:top w:val="single" w:color="000000" w:themeColor="text1" w:sz="8" w:space="0"/>
-        <w:left w:val="single" w:color="000000" w:themeColor="text1" w:sz="8" w:space="0"/>
-        <w:bottom w:val="single" w:color="000000" w:themeColor="text1" w:sz="8" w:space="0"/>
-        <w:right w:val="single" w:color="000000" w:themeColor="text1" w:sz="8" w:space="0"/>
-        <w:insideH w:val="single" w:color="000000" w:themeColor="text1" w:sz="8" w:space="0"/>
-        <w:insideV w:val="single" w:color="000000" w:themeColor="text1" w:sz="8" w:space="0"/>
+        <w:top w:val="single" w:sz="8" w:space="0" w:color="000000" w:themeColor="text1"/>
+        <w:left w:val="single" w:sz="8" w:space="0" w:color="000000" w:themeColor="text1"/>
+        <w:bottom w:val="single" w:sz="8" w:space="0" w:color="000000" w:themeColor="text1"/>
+        <w:right w:val="single" w:sz="8" w:space="0" w:color="000000" w:themeColor="text1"/>
+        <w:insideH w:val="single" w:sz="8" w:space="0" w:color="000000" w:themeColor="text1"/>
+        <w:insideV w:val="single" w:sz="8" w:space="0" w:color="000000" w:themeColor="text1"/>
       </w:tblBorders>
     </w:tblPr>
     <w:tblStylePr w:type="firstRow">
@@ -4725,19 +4354,19 @@
         <w:spacing w:before="0" w:after="0" w:line="240" w:lineRule="auto"/>
       </w:pPr>
       <w:rPr>
-        <w:rFonts w:asciiTheme="majorHAnsi" w:hAnsiTheme="majorHAnsi" w:eastAsiaTheme="majorEastAsia" w:cstheme="majorBidi"/>
-        <w:b/>
-        <w:bCs/>
-      </w:rPr>
-      <w:tblPr/>
-      <w:tcPr>
-        <w:tcBorders>
-          <w:top w:val="single" w:color="000000" w:themeColor="text1" w:sz="8" w:space="0"/>
-          <w:left w:val="single" w:color="000000" w:themeColor="text1" w:sz="8" w:space="0"/>
-          <w:bottom w:val="single" w:color="000000" w:themeColor="text1" w:sz="18" w:space="0"/>
-          <w:right w:val="single" w:color="000000" w:themeColor="text1" w:sz="8" w:space="0"/>
-          <w:insideH w:val="nil"/>
-          <w:insideV w:val="single" w:color="000000" w:themeColor="text1" w:sz="8" w:space="0"/>
+        <w:rFonts w:asciiTheme="majorHAnsi" w:eastAsiaTheme="majorEastAsia" w:hAnsiTheme="majorHAnsi" w:cstheme="majorBidi"/>
+        <w:b/>
+        <w:bCs/>
+      </w:rPr>
+      <w:tblPr/>
+      <w:tcPr>
+        <w:tcBorders>
+          <w:top w:val="single" w:sz="8" w:space="0" w:color="000000" w:themeColor="text1"/>
+          <w:left w:val="single" w:sz="8" w:space="0" w:color="000000" w:themeColor="text1"/>
+          <w:bottom w:val="single" w:sz="18" w:space="0" w:color="000000" w:themeColor="text1"/>
+          <w:right w:val="single" w:sz="8" w:space="0" w:color="000000" w:themeColor="text1"/>
+          <w:insideH w:val="nil"/>
+          <w:insideV w:val="single" w:sz="8" w:space="0" w:color="000000" w:themeColor="text1"/>
         </w:tcBorders>
       </w:tcPr>
     </w:tblStylePr>
@@ -4746,42 +4375,42 @@
         <w:spacing w:before="0" w:after="0" w:line="240" w:lineRule="auto"/>
       </w:pPr>
       <w:rPr>
-        <w:rFonts w:asciiTheme="majorHAnsi" w:hAnsiTheme="majorHAnsi" w:eastAsiaTheme="majorEastAsia" w:cstheme="majorBidi"/>
-        <w:b/>
-        <w:bCs/>
-      </w:rPr>
-      <w:tblPr/>
-      <w:tcPr>
-        <w:tcBorders>
-          <w:top w:val="double" w:color="000000" w:themeColor="text1" w:sz="6" w:space="0"/>
-          <w:left w:val="single" w:color="000000" w:themeColor="text1" w:sz="8" w:space="0"/>
-          <w:bottom w:val="single" w:color="000000" w:themeColor="text1" w:sz="8" w:space="0"/>
-          <w:right w:val="single" w:color="000000" w:themeColor="text1" w:sz="8" w:space="0"/>
-          <w:insideH w:val="nil"/>
-          <w:insideV w:val="single" w:color="000000" w:themeColor="text1" w:sz="8" w:space="0"/>
+        <w:rFonts w:asciiTheme="majorHAnsi" w:eastAsiaTheme="majorEastAsia" w:hAnsiTheme="majorHAnsi" w:cstheme="majorBidi"/>
+        <w:b/>
+        <w:bCs/>
+      </w:rPr>
+      <w:tblPr/>
+      <w:tcPr>
+        <w:tcBorders>
+          <w:top w:val="double" w:sz="6" w:space="0" w:color="000000" w:themeColor="text1"/>
+          <w:left w:val="single" w:sz="8" w:space="0" w:color="000000" w:themeColor="text1"/>
+          <w:bottom w:val="single" w:sz="8" w:space="0" w:color="000000" w:themeColor="text1"/>
+          <w:right w:val="single" w:sz="8" w:space="0" w:color="000000" w:themeColor="text1"/>
+          <w:insideH w:val="nil"/>
+          <w:insideV w:val="single" w:sz="8" w:space="0" w:color="000000" w:themeColor="text1"/>
         </w:tcBorders>
       </w:tcPr>
     </w:tblStylePr>
     <w:tblStylePr w:type="firstCol">
       <w:rPr>
-        <w:rFonts w:asciiTheme="majorHAnsi" w:hAnsiTheme="majorHAnsi" w:eastAsiaTheme="majorEastAsia" w:cstheme="majorBidi"/>
+        <w:rFonts w:asciiTheme="majorHAnsi" w:eastAsiaTheme="majorEastAsia" w:hAnsiTheme="majorHAnsi" w:cstheme="majorBidi"/>
         <w:b/>
         <w:bCs/>
       </w:rPr>
     </w:tblStylePr>
     <w:tblStylePr w:type="lastCol">
       <w:rPr>
-        <w:rFonts w:asciiTheme="majorHAnsi" w:hAnsiTheme="majorHAnsi" w:eastAsiaTheme="majorEastAsia" w:cstheme="majorBidi"/>
-        <w:b/>
-        <w:bCs/>
-      </w:rPr>
-      <w:tblPr/>
-      <w:tcPr>
-        <w:tcBorders>
-          <w:top w:val="single" w:color="000000" w:themeColor="text1" w:sz="8" w:space="0"/>
-          <w:left w:val="single" w:color="000000" w:themeColor="text1" w:sz="8" w:space="0"/>
-          <w:bottom w:val="single" w:color="000000" w:themeColor="text1" w:sz="8" w:space="0"/>
-          <w:right w:val="single" w:color="000000" w:themeColor="text1" w:sz="8" w:space="0"/>
+        <w:rFonts w:asciiTheme="majorHAnsi" w:eastAsiaTheme="majorEastAsia" w:hAnsiTheme="majorHAnsi" w:cstheme="majorBidi"/>
+        <w:b/>
+        <w:bCs/>
+      </w:rPr>
+      <w:tblPr/>
+      <w:tcPr>
+        <w:tcBorders>
+          <w:top w:val="single" w:sz="8" w:space="0" w:color="000000" w:themeColor="text1"/>
+          <w:left w:val="single" w:sz="8" w:space="0" w:color="000000" w:themeColor="text1"/>
+          <w:bottom w:val="single" w:sz="8" w:space="0" w:color="000000" w:themeColor="text1"/>
+          <w:right w:val="single" w:sz="8" w:space="0" w:color="000000" w:themeColor="text1"/>
         </w:tcBorders>
       </w:tcPr>
     </w:tblStylePr>
@@ -4789,10 +4418,10 @@
       <w:tblPr/>
       <w:tcPr>
         <w:tcBorders>
-          <w:top w:val="single" w:color="000000" w:themeColor="text1" w:sz="8" w:space="0"/>
-          <w:left w:val="single" w:color="000000" w:themeColor="text1" w:sz="8" w:space="0"/>
-          <w:bottom w:val="single" w:color="000000" w:themeColor="text1" w:sz="8" w:space="0"/>
-          <w:right w:val="single" w:color="000000" w:themeColor="text1" w:sz="8" w:space="0"/>
+          <w:top w:val="single" w:sz="8" w:space="0" w:color="000000" w:themeColor="text1"/>
+          <w:left w:val="single" w:sz="8" w:space="0" w:color="000000" w:themeColor="text1"/>
+          <w:bottom w:val="single" w:sz="8" w:space="0" w:color="000000" w:themeColor="text1"/>
+          <w:right w:val="single" w:sz="8" w:space="0" w:color="000000" w:themeColor="text1"/>
         </w:tcBorders>
         <w:shd w:val="clear" w:color="auto" w:fill="C0C0C0" w:themeFill="text1" w:themeFillTint="3F"/>
       </w:tcPr>
@@ -4801,11 +4430,11 @@
       <w:tblPr/>
       <w:tcPr>
         <w:tcBorders>
-          <w:top w:val="single" w:color="000000" w:themeColor="text1" w:sz="8" w:space="0"/>
-          <w:left w:val="single" w:color="000000" w:themeColor="text1" w:sz="8" w:space="0"/>
-          <w:bottom w:val="single" w:color="000000" w:themeColor="text1" w:sz="8" w:space="0"/>
-          <w:right w:val="single" w:color="000000" w:themeColor="text1" w:sz="8" w:space="0"/>
-          <w:insideV w:val="single" w:color="000000" w:themeColor="text1" w:sz="8" w:space="0"/>
+          <w:top w:val="single" w:sz="8" w:space="0" w:color="000000" w:themeColor="text1"/>
+          <w:left w:val="single" w:sz="8" w:space="0" w:color="000000" w:themeColor="text1"/>
+          <w:bottom w:val="single" w:sz="8" w:space="0" w:color="000000" w:themeColor="text1"/>
+          <w:right w:val="single" w:sz="8" w:space="0" w:color="000000" w:themeColor="text1"/>
+          <w:insideV w:val="single" w:sz="8" w:space="0" w:color="000000" w:themeColor="text1"/>
         </w:tcBorders>
         <w:shd w:val="clear" w:color="auto" w:fill="C0C0C0" w:themeFill="text1" w:themeFillTint="3F"/>
       </w:tcPr>
@@ -4814,11 +4443,11 @@
       <w:tblPr/>
       <w:tcPr>
         <w:tcBorders>
-          <w:top w:val="single" w:color="000000" w:themeColor="text1" w:sz="8" w:space="0"/>
-          <w:left w:val="single" w:color="000000" w:themeColor="text1" w:sz="8" w:space="0"/>
-          <w:bottom w:val="single" w:color="000000" w:themeColor="text1" w:sz="8" w:space="0"/>
-          <w:right w:val="single" w:color="000000" w:themeColor="text1" w:sz="8" w:space="0"/>
-          <w:insideV w:val="single" w:color="000000" w:themeColor="text1" w:sz="8" w:space="0"/>
+          <w:top w:val="single" w:sz="8" w:space="0" w:color="000000" w:themeColor="text1"/>
+          <w:left w:val="single" w:sz="8" w:space="0" w:color="000000" w:themeColor="text1"/>
+          <w:bottom w:val="single" w:sz="8" w:space="0" w:color="000000" w:themeColor="text1"/>
+          <w:right w:val="single" w:sz="8" w:space="0" w:color="000000" w:themeColor="text1"/>
+          <w:insideV w:val="single" w:sz="8" w:space="0" w:color="000000" w:themeColor="text1"/>
         </w:tcBorders>
       </w:tcPr>
     </w:tblStylePr>
@@ -4835,12 +4464,12 @@
       <w:tblStyleRowBandSize w:val="1"/>
       <w:tblStyleColBandSize w:val="1"/>
       <w:tblBorders>
-        <w:top w:val="single" w:color="4F81BD" w:themeColor="accent1" w:sz="8" w:space="0"/>
-        <w:left w:val="single" w:color="4F81BD" w:themeColor="accent1" w:sz="8" w:space="0"/>
-        <w:bottom w:val="single" w:color="4F81BD" w:themeColor="accent1" w:sz="8" w:space="0"/>
-        <w:right w:val="single" w:color="4F81BD" w:themeColor="accent1" w:sz="8" w:space="0"/>
-        <w:insideH w:val="single" w:color="4F81BD" w:themeColor="accent1" w:sz="8" w:space="0"/>
-        <w:insideV w:val="single" w:color="4F81BD" w:themeColor="accent1" w:sz="8" w:space="0"/>
+        <w:top w:val="single" w:sz="8" w:space="0" w:color="4F81BD" w:themeColor="accent1"/>
+        <w:left w:val="single" w:sz="8" w:space="0" w:color="4F81BD" w:themeColor="accent1"/>
+        <w:bottom w:val="single" w:sz="8" w:space="0" w:color="4F81BD" w:themeColor="accent1"/>
+        <w:right w:val="single" w:sz="8" w:space="0" w:color="4F81BD" w:themeColor="accent1"/>
+        <w:insideH w:val="single" w:sz="8" w:space="0" w:color="4F81BD" w:themeColor="accent1"/>
+        <w:insideV w:val="single" w:sz="8" w:space="0" w:color="4F81BD" w:themeColor="accent1"/>
       </w:tblBorders>
     </w:tblPr>
     <w:tblStylePr w:type="firstRow">
@@ -4848,19 +4477,19 @@
         <w:spacing w:before="0" w:after="0" w:line="240" w:lineRule="auto"/>
       </w:pPr>
       <w:rPr>
-        <w:rFonts w:asciiTheme="majorHAnsi" w:hAnsiTheme="majorHAnsi" w:eastAsiaTheme="majorEastAsia" w:cstheme="majorBidi"/>
-        <w:b/>
-        <w:bCs/>
-      </w:rPr>
-      <w:tblPr/>
-      <w:tcPr>
-        <w:tcBorders>
-          <w:top w:val="single" w:color="4F81BD" w:themeColor="accent1" w:sz="8" w:space="0"/>
-          <w:left w:val="single" w:color="4F81BD" w:themeColor="accent1" w:sz="8" w:space="0"/>
-          <w:bottom w:val="single" w:color="4F81BD" w:themeColor="accent1" w:sz="18" w:space="0"/>
-          <w:right w:val="single" w:color="4F81BD" w:themeColor="accent1" w:sz="8" w:space="0"/>
-          <w:insideH w:val="nil"/>
-          <w:insideV w:val="single" w:color="4F81BD" w:themeColor="accent1" w:sz="8" w:space="0"/>
+        <w:rFonts w:asciiTheme="majorHAnsi" w:eastAsiaTheme="majorEastAsia" w:hAnsiTheme="majorHAnsi" w:cstheme="majorBidi"/>
+        <w:b/>
+        <w:bCs/>
+      </w:rPr>
+      <w:tblPr/>
+      <w:tcPr>
+        <w:tcBorders>
+          <w:top w:val="single" w:sz="8" w:space="0" w:color="4F81BD" w:themeColor="accent1"/>
+          <w:left w:val="single" w:sz="8" w:space="0" w:color="4F81BD" w:themeColor="accent1"/>
+          <w:bottom w:val="single" w:sz="18" w:space="0" w:color="4F81BD" w:themeColor="accent1"/>
+          <w:right w:val="single" w:sz="8" w:space="0" w:color="4F81BD" w:themeColor="accent1"/>
+          <w:insideH w:val="nil"/>
+          <w:insideV w:val="single" w:sz="8" w:space="0" w:color="4F81BD" w:themeColor="accent1"/>
         </w:tcBorders>
       </w:tcPr>
     </w:tblStylePr>
@@ -4869,42 +4498,42 @@
         <w:spacing w:before="0" w:after="0" w:line="240" w:lineRule="auto"/>
       </w:pPr>
       <w:rPr>
-        <w:rFonts w:asciiTheme="majorHAnsi" w:hAnsiTheme="majorHAnsi" w:eastAsiaTheme="majorEastAsia" w:cstheme="majorBidi"/>
-        <w:b/>
-        <w:bCs/>
-      </w:rPr>
-      <w:tblPr/>
-      <w:tcPr>
-        <w:tcBorders>
-          <w:top w:val="double" w:color="4F81BD" w:themeColor="accent1" w:sz="6" w:space="0"/>
-          <w:left w:val="single" w:color="4F81BD" w:themeColor="accent1" w:sz="8" w:space="0"/>
-          <w:bottom w:val="single" w:color="4F81BD" w:themeColor="accent1" w:sz="8" w:space="0"/>
-          <w:right w:val="single" w:color="4F81BD" w:themeColor="accent1" w:sz="8" w:space="0"/>
-          <w:insideH w:val="nil"/>
-          <w:insideV w:val="single" w:color="4F81BD" w:themeColor="accent1" w:sz="8" w:space="0"/>
+        <w:rFonts w:asciiTheme="majorHAnsi" w:eastAsiaTheme="majorEastAsia" w:hAnsiTheme="majorHAnsi" w:cstheme="majorBidi"/>
+        <w:b/>
+        <w:bCs/>
+      </w:rPr>
+      <w:tblPr/>
+      <w:tcPr>
+        <w:tcBorders>
+          <w:top w:val="double" w:sz="6" w:space="0" w:color="4F81BD" w:themeColor="accent1"/>
+          <w:left w:val="single" w:sz="8" w:space="0" w:color="4F81BD" w:themeColor="accent1"/>
+          <w:bottom w:val="single" w:sz="8" w:space="0" w:color="4F81BD" w:themeColor="accent1"/>
+          <w:right w:val="single" w:sz="8" w:space="0" w:color="4F81BD" w:themeColor="accent1"/>
+          <w:insideH w:val="nil"/>
+          <w:insideV w:val="single" w:sz="8" w:space="0" w:color="4F81BD" w:themeColor="accent1"/>
         </w:tcBorders>
       </w:tcPr>
     </w:tblStylePr>
     <w:tblStylePr w:type="firstCol">
       <w:rPr>
-        <w:rFonts w:asciiTheme="majorHAnsi" w:hAnsiTheme="majorHAnsi" w:eastAsiaTheme="majorEastAsia" w:cstheme="majorBidi"/>
+        <w:rFonts w:asciiTheme="majorHAnsi" w:eastAsiaTheme="majorEastAsia" w:hAnsiTheme="majorHAnsi" w:cstheme="majorBidi"/>
         <w:b/>
         <w:bCs/>
       </w:rPr>
     </w:tblStylePr>
     <w:tblStylePr w:type="lastCol">
       <w:rPr>
-        <w:rFonts w:asciiTheme="majorHAnsi" w:hAnsiTheme="majorHAnsi" w:eastAsiaTheme="majorEastAsia" w:cstheme="majorBidi"/>
-        <w:b/>
-        <w:bCs/>
-      </w:rPr>
-      <w:tblPr/>
-      <w:tcPr>
-        <w:tcBorders>
-          <w:top w:val="single" w:color="4F81BD" w:themeColor="accent1" w:sz="8" w:space="0"/>
-          <w:left w:val="single" w:color="4F81BD" w:themeColor="accent1" w:sz="8" w:space="0"/>
-          <w:bottom w:val="single" w:color="4F81BD" w:themeColor="accent1" w:sz="8" w:space="0"/>
-          <w:right w:val="single" w:color="4F81BD" w:themeColor="accent1" w:sz="8" w:space="0"/>
+        <w:rFonts w:asciiTheme="majorHAnsi" w:eastAsiaTheme="majorEastAsia" w:hAnsiTheme="majorHAnsi" w:cstheme="majorBidi"/>
+        <w:b/>
+        <w:bCs/>
+      </w:rPr>
+      <w:tblPr/>
+      <w:tcPr>
+        <w:tcBorders>
+          <w:top w:val="single" w:sz="8" w:space="0" w:color="4F81BD" w:themeColor="accent1"/>
+          <w:left w:val="single" w:sz="8" w:space="0" w:color="4F81BD" w:themeColor="accent1"/>
+          <w:bottom w:val="single" w:sz="8" w:space="0" w:color="4F81BD" w:themeColor="accent1"/>
+          <w:right w:val="single" w:sz="8" w:space="0" w:color="4F81BD" w:themeColor="accent1"/>
         </w:tcBorders>
       </w:tcPr>
     </w:tblStylePr>
@@ -4912,10 +4541,10 @@
       <w:tblPr/>
       <w:tcPr>
         <w:tcBorders>
-          <w:top w:val="single" w:color="4F81BD" w:themeColor="accent1" w:sz="8" w:space="0"/>
-          <w:left w:val="single" w:color="4F81BD" w:themeColor="accent1" w:sz="8" w:space="0"/>
-          <w:bottom w:val="single" w:color="4F81BD" w:themeColor="accent1" w:sz="8" w:space="0"/>
-          <w:right w:val="single" w:color="4F81BD" w:themeColor="accent1" w:sz="8" w:space="0"/>
+          <w:top w:val="single" w:sz="8" w:space="0" w:color="4F81BD" w:themeColor="accent1"/>
+          <w:left w:val="single" w:sz="8" w:space="0" w:color="4F81BD" w:themeColor="accent1"/>
+          <w:bottom w:val="single" w:sz="8" w:space="0" w:color="4F81BD" w:themeColor="accent1"/>
+          <w:right w:val="single" w:sz="8" w:space="0" w:color="4F81BD" w:themeColor="accent1"/>
         </w:tcBorders>
         <w:shd w:val="clear" w:color="auto" w:fill="D3DFEE" w:themeFill="accent1" w:themeFillTint="3F"/>
       </w:tcPr>
@@ -4924,11 +4553,11 @@
       <w:tblPr/>
       <w:tcPr>
         <w:tcBorders>
-          <w:top w:val="single" w:color="4F81BD" w:themeColor="accent1" w:sz="8" w:space="0"/>
-          <w:left w:val="single" w:color="4F81BD" w:themeColor="accent1" w:sz="8" w:space="0"/>
-          <w:bottom w:val="single" w:color="4F81BD" w:themeColor="accent1" w:sz="8" w:space="0"/>
-          <w:right w:val="single" w:color="4F81BD" w:themeColor="accent1" w:sz="8" w:space="0"/>
-          <w:insideV w:val="single" w:color="4F81BD" w:themeColor="accent1" w:sz="8" w:space="0"/>
+          <w:top w:val="single" w:sz="8" w:space="0" w:color="4F81BD" w:themeColor="accent1"/>
+          <w:left w:val="single" w:sz="8" w:space="0" w:color="4F81BD" w:themeColor="accent1"/>
+          <w:bottom w:val="single" w:sz="8" w:space="0" w:color="4F81BD" w:themeColor="accent1"/>
+          <w:right w:val="single" w:sz="8" w:space="0" w:color="4F81BD" w:themeColor="accent1"/>
+          <w:insideV w:val="single" w:sz="8" w:space="0" w:color="4F81BD" w:themeColor="accent1"/>
         </w:tcBorders>
         <w:shd w:val="clear" w:color="auto" w:fill="D3DFEE" w:themeFill="accent1" w:themeFillTint="3F"/>
       </w:tcPr>
@@ -4937,11 +4566,11 @@
       <w:tblPr/>
       <w:tcPr>
         <w:tcBorders>
-          <w:top w:val="single" w:color="4F81BD" w:themeColor="accent1" w:sz="8" w:space="0"/>
-          <w:left w:val="single" w:color="4F81BD" w:themeColor="accent1" w:sz="8" w:space="0"/>
-          <w:bottom w:val="single" w:color="4F81BD" w:themeColor="accent1" w:sz="8" w:space="0"/>
-          <w:right w:val="single" w:color="4F81BD" w:themeColor="accent1" w:sz="8" w:space="0"/>
-          <w:insideV w:val="single" w:color="4F81BD" w:themeColor="accent1" w:sz="8" w:space="0"/>
+          <w:top w:val="single" w:sz="8" w:space="0" w:color="4F81BD" w:themeColor="accent1"/>
+          <w:left w:val="single" w:sz="8" w:space="0" w:color="4F81BD" w:themeColor="accent1"/>
+          <w:bottom w:val="single" w:sz="8" w:space="0" w:color="4F81BD" w:themeColor="accent1"/>
+          <w:right w:val="single" w:sz="8" w:space="0" w:color="4F81BD" w:themeColor="accent1"/>
+          <w:insideV w:val="single" w:sz="8" w:space="0" w:color="4F81BD" w:themeColor="accent1"/>
         </w:tcBorders>
       </w:tcPr>
     </w:tblStylePr>
@@ -4958,12 +4587,12 @@
       <w:tblStyleRowBandSize w:val="1"/>
       <w:tblStyleColBandSize w:val="1"/>
       <w:tblBorders>
-        <w:top w:val="single" w:color="C0504D" w:themeColor="accent2" w:sz="8" w:space="0"/>
-        <w:left w:val="single" w:color="C0504D" w:themeColor="accent2" w:sz="8" w:space="0"/>
-        <w:bottom w:val="single" w:color="C0504D" w:themeColor="accent2" w:sz="8" w:space="0"/>
-        <w:right w:val="single" w:color="C0504D" w:themeColor="accent2" w:sz="8" w:space="0"/>
-        <w:insideH w:val="single" w:color="C0504D" w:themeColor="accent2" w:sz="8" w:space="0"/>
-        <w:insideV w:val="single" w:color="C0504D" w:themeColor="accent2" w:sz="8" w:space="0"/>
+        <w:top w:val="single" w:sz="8" w:space="0" w:color="C0504D" w:themeColor="accent2"/>
+        <w:left w:val="single" w:sz="8" w:space="0" w:color="C0504D" w:themeColor="accent2"/>
+        <w:bottom w:val="single" w:sz="8" w:space="0" w:color="C0504D" w:themeColor="accent2"/>
+        <w:right w:val="single" w:sz="8" w:space="0" w:color="C0504D" w:themeColor="accent2"/>
+        <w:insideH w:val="single" w:sz="8" w:space="0" w:color="C0504D" w:themeColor="accent2"/>
+        <w:insideV w:val="single" w:sz="8" w:space="0" w:color="C0504D" w:themeColor="accent2"/>
       </w:tblBorders>
     </w:tblPr>
     <w:tblStylePr w:type="firstRow">
@@ -4971,19 +4600,19 @@
         <w:spacing w:before="0" w:after="0" w:line="240" w:lineRule="auto"/>
       </w:pPr>
       <w:rPr>
-        <w:rFonts w:asciiTheme="majorHAnsi" w:hAnsiTheme="majorHAnsi" w:eastAsiaTheme="majorEastAsia" w:cstheme="majorBidi"/>
-        <w:b/>
-        <w:bCs/>
-      </w:rPr>
-      <w:tblPr/>
-      <w:tcPr>
-        <w:tcBorders>
-          <w:top w:val="single" w:color="C0504D" w:themeColor="accent2" w:sz="8" w:space="0"/>
-          <w:left w:val="single" w:color="C0504D" w:themeColor="accent2" w:sz="8" w:space="0"/>
-          <w:bottom w:val="single" w:color="C0504D" w:themeColor="accent2" w:sz="18" w:space="0"/>
-          <w:right w:val="single" w:color="C0504D" w:themeColor="accent2" w:sz="8" w:space="0"/>
-          <w:insideH w:val="nil"/>
-          <w:insideV w:val="single" w:color="C0504D" w:themeColor="accent2" w:sz="8" w:space="0"/>
+        <w:rFonts w:asciiTheme="majorHAnsi" w:eastAsiaTheme="majorEastAsia" w:hAnsiTheme="majorHAnsi" w:cstheme="majorBidi"/>
+        <w:b/>
+        <w:bCs/>
+      </w:rPr>
+      <w:tblPr/>
+      <w:tcPr>
+        <w:tcBorders>
+          <w:top w:val="single" w:sz="8" w:space="0" w:color="C0504D" w:themeColor="accent2"/>
+          <w:left w:val="single" w:sz="8" w:space="0" w:color="C0504D" w:themeColor="accent2"/>
+          <w:bottom w:val="single" w:sz="18" w:space="0" w:color="C0504D" w:themeColor="accent2"/>
+          <w:right w:val="single" w:sz="8" w:space="0" w:color="C0504D" w:themeColor="accent2"/>
+          <w:insideH w:val="nil"/>
+          <w:insideV w:val="single" w:sz="8" w:space="0" w:color="C0504D" w:themeColor="accent2"/>
         </w:tcBorders>
       </w:tcPr>
     </w:tblStylePr>
@@ -4992,42 +4621,42 @@
         <w:spacing w:before="0" w:after="0" w:line="240" w:lineRule="auto"/>
       </w:pPr>
       <w:rPr>
-        <w:rFonts w:asciiTheme="majorHAnsi" w:hAnsiTheme="majorHAnsi" w:eastAsiaTheme="majorEastAsia" w:cstheme="majorBidi"/>
-        <w:b/>
-        <w:bCs/>
-      </w:rPr>
-      <w:tblPr/>
-      <w:tcPr>
-        <w:tcBorders>
-          <w:top w:val="double" w:color="C0504D" w:themeColor="accent2" w:sz="6" w:space="0"/>
-          <w:left w:val="single" w:color="C0504D" w:themeColor="accent2" w:sz="8" w:space="0"/>
-          <w:bottom w:val="single" w:color="C0504D" w:themeColor="accent2" w:sz="8" w:space="0"/>
-          <w:right w:val="single" w:color="C0504D" w:themeColor="accent2" w:sz="8" w:space="0"/>
-          <w:insideH w:val="nil"/>
-          <w:insideV w:val="single" w:color="C0504D" w:themeColor="accent2" w:sz="8" w:space="0"/>
+        <w:rFonts w:asciiTheme="majorHAnsi" w:eastAsiaTheme="majorEastAsia" w:hAnsiTheme="majorHAnsi" w:cstheme="majorBidi"/>
+        <w:b/>
+        <w:bCs/>
+      </w:rPr>
+      <w:tblPr/>
+      <w:tcPr>
+        <w:tcBorders>
+          <w:top w:val="double" w:sz="6" w:space="0" w:color="C0504D" w:themeColor="accent2"/>
+          <w:left w:val="single" w:sz="8" w:space="0" w:color="C0504D" w:themeColor="accent2"/>
+          <w:bottom w:val="single" w:sz="8" w:space="0" w:color="C0504D" w:themeColor="accent2"/>
+          <w:right w:val="single" w:sz="8" w:space="0" w:color="C0504D" w:themeColor="accent2"/>
+          <w:insideH w:val="nil"/>
+          <w:insideV w:val="single" w:sz="8" w:space="0" w:color="C0504D" w:themeColor="accent2"/>
         </w:tcBorders>
       </w:tcPr>
     </w:tblStylePr>
     <w:tblStylePr w:type="firstCol">
       <w:rPr>
-        <w:rFonts w:asciiTheme="majorHAnsi" w:hAnsiTheme="majorHAnsi" w:eastAsiaTheme="majorEastAsia" w:cstheme="majorBidi"/>
+        <w:rFonts w:asciiTheme="majorHAnsi" w:eastAsiaTheme="majorEastAsia" w:hAnsiTheme="majorHAnsi" w:cstheme="majorBidi"/>
         <w:b/>
         <w:bCs/>
       </w:rPr>
     </w:tblStylePr>
     <w:tblStylePr w:type="lastCol">
       <w:rPr>
-        <w:rFonts w:asciiTheme="majorHAnsi" w:hAnsiTheme="majorHAnsi" w:eastAsiaTheme="majorEastAsia" w:cstheme="majorBidi"/>
-        <w:b/>
-        <w:bCs/>
-      </w:rPr>
-      <w:tblPr/>
-      <w:tcPr>
-        <w:tcBorders>
-          <w:top w:val="single" w:color="C0504D" w:themeColor="accent2" w:sz="8" w:space="0"/>
-          <w:left w:val="single" w:color="C0504D" w:themeColor="accent2" w:sz="8" w:space="0"/>
-          <w:bottom w:val="single" w:color="C0504D" w:themeColor="accent2" w:sz="8" w:space="0"/>
-          <w:right w:val="single" w:color="C0504D" w:themeColor="accent2" w:sz="8" w:space="0"/>
+        <w:rFonts w:asciiTheme="majorHAnsi" w:eastAsiaTheme="majorEastAsia" w:hAnsiTheme="majorHAnsi" w:cstheme="majorBidi"/>
+        <w:b/>
+        <w:bCs/>
+      </w:rPr>
+      <w:tblPr/>
+      <w:tcPr>
+        <w:tcBorders>
+          <w:top w:val="single" w:sz="8" w:space="0" w:color="C0504D" w:themeColor="accent2"/>
+          <w:left w:val="single" w:sz="8" w:space="0" w:color="C0504D" w:themeColor="accent2"/>
+          <w:bottom w:val="single" w:sz="8" w:space="0" w:color="C0504D" w:themeColor="accent2"/>
+          <w:right w:val="single" w:sz="8" w:space="0" w:color="C0504D" w:themeColor="accent2"/>
         </w:tcBorders>
       </w:tcPr>
     </w:tblStylePr>
@@ -5035,10 +4664,10 @@
       <w:tblPr/>
       <w:tcPr>
         <w:tcBorders>
-          <w:top w:val="single" w:color="C0504D" w:themeColor="accent2" w:sz="8" w:space="0"/>
-          <w:left w:val="single" w:color="C0504D" w:themeColor="accent2" w:sz="8" w:space="0"/>
-          <w:bottom w:val="single" w:color="C0504D" w:themeColor="accent2" w:sz="8" w:space="0"/>
-          <w:right w:val="single" w:color="C0504D" w:themeColor="accent2" w:sz="8" w:space="0"/>
+          <w:top w:val="single" w:sz="8" w:space="0" w:color="C0504D" w:themeColor="accent2"/>
+          <w:left w:val="single" w:sz="8" w:space="0" w:color="C0504D" w:themeColor="accent2"/>
+          <w:bottom w:val="single" w:sz="8" w:space="0" w:color="C0504D" w:themeColor="accent2"/>
+          <w:right w:val="single" w:sz="8" w:space="0" w:color="C0504D" w:themeColor="accent2"/>
         </w:tcBorders>
         <w:shd w:val="clear" w:color="auto" w:fill="EFD3D2" w:themeFill="accent2" w:themeFillTint="3F"/>
       </w:tcPr>
@@ -5047,11 +4676,11 @@
       <w:tblPr/>
       <w:tcPr>
         <w:tcBorders>
-          <w:top w:val="single" w:color="C0504D" w:themeColor="accent2" w:sz="8" w:space="0"/>
-          <w:left w:val="single" w:color="C0504D" w:themeColor="accent2" w:sz="8" w:space="0"/>
-          <w:bottom w:val="single" w:color="C0504D" w:themeColor="accent2" w:sz="8" w:space="0"/>
-          <w:right w:val="single" w:color="C0504D" w:themeColor="accent2" w:sz="8" w:space="0"/>
-          <w:insideV w:val="single" w:color="C0504D" w:themeColor="accent2" w:sz="8" w:space="0"/>
+          <w:top w:val="single" w:sz="8" w:space="0" w:color="C0504D" w:themeColor="accent2"/>
+          <w:left w:val="single" w:sz="8" w:space="0" w:color="C0504D" w:themeColor="accent2"/>
+          <w:bottom w:val="single" w:sz="8" w:space="0" w:color="C0504D" w:themeColor="accent2"/>
+          <w:right w:val="single" w:sz="8" w:space="0" w:color="C0504D" w:themeColor="accent2"/>
+          <w:insideV w:val="single" w:sz="8" w:space="0" w:color="C0504D" w:themeColor="accent2"/>
         </w:tcBorders>
         <w:shd w:val="clear" w:color="auto" w:fill="EFD3D2" w:themeFill="accent2" w:themeFillTint="3F"/>
       </w:tcPr>
@@ -5060,11 +4689,11 @@
       <w:tblPr/>
       <w:tcPr>
         <w:tcBorders>
-          <w:top w:val="single" w:color="C0504D" w:themeColor="accent2" w:sz="8" w:space="0"/>
-          <w:left w:val="single" w:color="C0504D" w:themeColor="accent2" w:sz="8" w:space="0"/>
-          <w:bottom w:val="single" w:color="C0504D" w:themeColor="accent2" w:sz="8" w:space="0"/>
-          <w:right w:val="single" w:color="C0504D" w:themeColor="accent2" w:sz="8" w:space="0"/>
-          <w:insideV w:val="single" w:color="C0504D" w:themeColor="accent2" w:sz="8" w:space="0"/>
+          <w:top w:val="single" w:sz="8" w:space="0" w:color="C0504D" w:themeColor="accent2"/>
+          <w:left w:val="single" w:sz="8" w:space="0" w:color="C0504D" w:themeColor="accent2"/>
+          <w:bottom w:val="single" w:sz="8" w:space="0" w:color="C0504D" w:themeColor="accent2"/>
+          <w:right w:val="single" w:sz="8" w:space="0" w:color="C0504D" w:themeColor="accent2"/>
+          <w:insideV w:val="single" w:sz="8" w:space="0" w:color="C0504D" w:themeColor="accent2"/>
         </w:tcBorders>
       </w:tcPr>
     </w:tblStylePr>
@@ -5081,12 +4710,12 @@
       <w:tblStyleRowBandSize w:val="1"/>
       <w:tblStyleColBandSize w:val="1"/>
       <w:tblBorders>
-        <w:top w:val="single" w:color="9BBB59" w:themeColor="accent3" w:sz="8" w:space="0"/>
-        <w:left w:val="single" w:color="9BBB59" w:themeColor="accent3" w:sz="8" w:space="0"/>
-        <w:bottom w:val="single" w:color="9BBB59" w:themeColor="accent3" w:sz="8" w:space="0"/>
-        <w:right w:val="single" w:color="9BBB59" w:themeColor="accent3" w:sz="8" w:space="0"/>
-        <w:insideH w:val="single" w:color="9BBB59" w:themeColor="accent3" w:sz="8" w:space="0"/>
-        <w:insideV w:val="single" w:color="9BBB59" w:themeColor="accent3" w:sz="8" w:space="0"/>
+        <w:top w:val="single" w:sz="8" w:space="0" w:color="9BBB59" w:themeColor="accent3"/>
+        <w:left w:val="single" w:sz="8" w:space="0" w:color="9BBB59" w:themeColor="accent3"/>
+        <w:bottom w:val="single" w:sz="8" w:space="0" w:color="9BBB59" w:themeColor="accent3"/>
+        <w:right w:val="single" w:sz="8" w:space="0" w:color="9BBB59" w:themeColor="accent3"/>
+        <w:insideH w:val="single" w:sz="8" w:space="0" w:color="9BBB59" w:themeColor="accent3"/>
+        <w:insideV w:val="single" w:sz="8" w:space="0" w:color="9BBB59" w:themeColor="accent3"/>
       </w:tblBorders>
     </w:tblPr>
     <w:tblStylePr w:type="firstRow">
@@ -5094,19 +4723,19 @@
         <w:spacing w:before="0" w:after="0" w:line="240" w:lineRule="auto"/>
       </w:pPr>
       <w:rPr>
-        <w:rFonts w:asciiTheme="majorHAnsi" w:hAnsiTheme="majorHAnsi" w:eastAsiaTheme="majorEastAsia" w:cstheme="majorBidi"/>
-        <w:b/>
-        <w:bCs/>
-      </w:rPr>
-      <w:tblPr/>
-      <w:tcPr>
-        <w:tcBorders>
-          <w:top w:val="single" w:color="9BBB59" w:themeColor="accent3" w:sz="8" w:space="0"/>
-          <w:left w:val="single" w:color="9BBB59" w:themeColor="accent3" w:sz="8" w:space="0"/>
-          <w:bottom w:val="single" w:color="9BBB59" w:themeColor="accent3" w:sz="18" w:space="0"/>
-          <w:right w:val="single" w:color="9BBB59" w:themeColor="accent3" w:sz="8" w:space="0"/>
-          <w:insideH w:val="nil"/>
-          <w:insideV w:val="single" w:color="9BBB59" w:themeColor="accent3" w:sz="8" w:space="0"/>
+        <w:rFonts w:asciiTheme="majorHAnsi" w:eastAsiaTheme="majorEastAsia" w:hAnsiTheme="majorHAnsi" w:cstheme="majorBidi"/>
+        <w:b/>
+        <w:bCs/>
+      </w:rPr>
+      <w:tblPr/>
+      <w:tcPr>
+        <w:tcBorders>
+          <w:top w:val="single" w:sz="8" w:space="0" w:color="9BBB59" w:themeColor="accent3"/>
+          <w:left w:val="single" w:sz="8" w:space="0" w:color="9BBB59" w:themeColor="accent3"/>
+          <w:bottom w:val="single" w:sz="18" w:space="0" w:color="9BBB59" w:themeColor="accent3"/>
+          <w:right w:val="single" w:sz="8" w:space="0" w:color="9BBB59" w:themeColor="accent3"/>
+          <w:insideH w:val="nil"/>
+          <w:insideV w:val="single" w:sz="8" w:space="0" w:color="9BBB59" w:themeColor="accent3"/>
         </w:tcBorders>
       </w:tcPr>
     </w:tblStylePr>
@@ -5115,42 +4744,42 @@
         <w:spacing w:before="0" w:after="0" w:line="240" w:lineRule="auto"/>
       </w:pPr>
       <w:rPr>
-        <w:rFonts w:asciiTheme="majorHAnsi" w:hAnsiTheme="majorHAnsi" w:eastAsiaTheme="majorEastAsia" w:cstheme="majorBidi"/>
-        <w:b/>
-        <w:bCs/>
-      </w:rPr>
-      <w:tblPr/>
-      <w:tcPr>
-        <w:tcBorders>
-          <w:top w:val="double" w:color="9BBB59" w:themeColor="accent3" w:sz="6" w:space="0"/>
-          <w:left w:val="single" w:color="9BBB59" w:themeColor="accent3" w:sz="8" w:space="0"/>
-          <w:bottom w:val="single" w:color="9BBB59" w:themeColor="accent3" w:sz="8" w:space="0"/>
-          <w:right w:val="single" w:color="9BBB59" w:themeColor="accent3" w:sz="8" w:space="0"/>
-          <w:insideH w:val="nil"/>
-          <w:insideV w:val="single" w:color="9BBB59" w:themeColor="accent3" w:sz="8" w:space="0"/>
+        <w:rFonts w:asciiTheme="majorHAnsi" w:eastAsiaTheme="majorEastAsia" w:hAnsiTheme="majorHAnsi" w:cstheme="majorBidi"/>
+        <w:b/>
+        <w:bCs/>
+      </w:rPr>
+      <w:tblPr/>
+      <w:tcPr>
+        <w:tcBorders>
+          <w:top w:val="double" w:sz="6" w:space="0" w:color="9BBB59" w:themeColor="accent3"/>
+          <w:left w:val="single" w:sz="8" w:space="0" w:color="9BBB59" w:themeColor="accent3"/>
+          <w:bottom w:val="single" w:sz="8" w:space="0" w:color="9BBB59" w:themeColor="accent3"/>
+          <w:right w:val="single" w:sz="8" w:space="0" w:color="9BBB59" w:themeColor="accent3"/>
+          <w:insideH w:val="nil"/>
+          <w:insideV w:val="single" w:sz="8" w:space="0" w:color="9BBB59" w:themeColor="accent3"/>
         </w:tcBorders>
       </w:tcPr>
     </w:tblStylePr>
     <w:tblStylePr w:type="firstCol">
       <w:rPr>
-        <w:rFonts w:asciiTheme="majorHAnsi" w:hAnsiTheme="majorHAnsi" w:eastAsiaTheme="majorEastAsia" w:cstheme="majorBidi"/>
+        <w:rFonts w:asciiTheme="majorHAnsi" w:eastAsiaTheme="majorEastAsia" w:hAnsiTheme="majorHAnsi" w:cstheme="majorBidi"/>
         <w:b/>
         <w:bCs/>
       </w:rPr>
     </w:tblStylePr>
     <w:tblStylePr w:type="lastCol">
       <w:rPr>
-        <w:rFonts w:asciiTheme="majorHAnsi" w:hAnsiTheme="majorHAnsi" w:eastAsiaTheme="majorEastAsia" w:cstheme="majorBidi"/>
-        <w:b/>
-        <w:bCs/>
-      </w:rPr>
-      <w:tblPr/>
-      <w:tcPr>
-        <w:tcBorders>
-          <w:top w:val="single" w:color="9BBB59" w:themeColor="accent3" w:sz="8" w:space="0"/>
-          <w:left w:val="single" w:color="9BBB59" w:themeColor="accent3" w:sz="8" w:space="0"/>
-          <w:bottom w:val="single" w:color="9BBB59" w:themeColor="accent3" w:sz="8" w:space="0"/>
-          <w:right w:val="single" w:color="9BBB59" w:themeColor="accent3" w:sz="8" w:space="0"/>
+        <w:rFonts w:asciiTheme="majorHAnsi" w:eastAsiaTheme="majorEastAsia" w:hAnsiTheme="majorHAnsi" w:cstheme="majorBidi"/>
+        <w:b/>
+        <w:bCs/>
+      </w:rPr>
+      <w:tblPr/>
+      <w:tcPr>
+        <w:tcBorders>
+          <w:top w:val="single" w:sz="8" w:space="0" w:color="9BBB59" w:themeColor="accent3"/>
+          <w:left w:val="single" w:sz="8" w:space="0" w:color="9BBB59" w:themeColor="accent3"/>
+          <w:bottom w:val="single" w:sz="8" w:space="0" w:color="9BBB59" w:themeColor="accent3"/>
+          <w:right w:val="single" w:sz="8" w:space="0" w:color="9BBB59" w:themeColor="accent3"/>
         </w:tcBorders>
       </w:tcPr>
     </w:tblStylePr>
@@ -5158,10 +4787,10 @@
       <w:tblPr/>
       <w:tcPr>
         <w:tcBorders>
-          <w:top w:val="single" w:color="9BBB59" w:themeColor="accent3" w:sz="8" w:space="0"/>
-          <w:left w:val="single" w:color="9BBB59" w:themeColor="accent3" w:sz="8" w:space="0"/>
-          <w:bottom w:val="single" w:color="9BBB59" w:themeColor="accent3" w:sz="8" w:space="0"/>
-          <w:right w:val="single" w:color="9BBB59" w:themeColor="accent3" w:sz="8" w:space="0"/>
+          <w:top w:val="single" w:sz="8" w:space="0" w:color="9BBB59" w:themeColor="accent3"/>
+          <w:left w:val="single" w:sz="8" w:space="0" w:color="9BBB59" w:themeColor="accent3"/>
+          <w:bottom w:val="single" w:sz="8" w:space="0" w:color="9BBB59" w:themeColor="accent3"/>
+          <w:right w:val="single" w:sz="8" w:space="0" w:color="9BBB59" w:themeColor="accent3"/>
         </w:tcBorders>
         <w:shd w:val="clear" w:color="auto" w:fill="E6EED5" w:themeFill="accent3" w:themeFillTint="3F"/>
       </w:tcPr>
@@ -5170,11 +4799,11 @@
       <w:tblPr/>
       <w:tcPr>
         <w:tcBorders>
-          <w:top w:val="single" w:color="9BBB59" w:themeColor="accent3" w:sz="8" w:space="0"/>
-          <w:left w:val="single" w:color="9BBB59" w:themeColor="accent3" w:sz="8" w:space="0"/>
-          <w:bottom w:val="single" w:color="9BBB59" w:themeColor="accent3" w:sz="8" w:space="0"/>
-          <w:right w:val="single" w:color="9BBB59" w:themeColor="accent3" w:sz="8" w:space="0"/>
-          <w:insideV w:val="single" w:color="9BBB59" w:themeColor="accent3" w:sz="8" w:space="0"/>
+          <w:top w:val="single" w:sz="8" w:space="0" w:color="9BBB59" w:themeColor="accent3"/>
+          <w:left w:val="single" w:sz="8" w:space="0" w:color="9BBB59" w:themeColor="accent3"/>
+          <w:bottom w:val="single" w:sz="8" w:space="0" w:color="9BBB59" w:themeColor="accent3"/>
+          <w:right w:val="single" w:sz="8" w:space="0" w:color="9BBB59" w:themeColor="accent3"/>
+          <w:insideV w:val="single" w:sz="8" w:space="0" w:color="9BBB59" w:themeColor="accent3"/>
         </w:tcBorders>
         <w:shd w:val="clear" w:color="auto" w:fill="E6EED5" w:themeFill="accent3" w:themeFillTint="3F"/>
       </w:tcPr>
@@ -5183,11 +4812,11 @@
       <w:tblPr/>
       <w:tcPr>
         <w:tcBorders>
-          <w:top w:val="single" w:color="9BBB59" w:themeColor="accent3" w:sz="8" w:space="0"/>
-          <w:left w:val="single" w:color="9BBB59" w:themeColor="accent3" w:sz="8" w:space="0"/>
-          <w:bottom w:val="single" w:color="9BBB59" w:themeColor="accent3" w:sz="8" w:space="0"/>
-          <w:right w:val="single" w:color="9BBB59" w:themeColor="accent3" w:sz="8" w:space="0"/>
-          <w:insideV w:val="single" w:color="9BBB59" w:themeColor="accent3" w:sz="8" w:space="0"/>
+          <w:top w:val="single" w:sz="8" w:space="0" w:color="9BBB59" w:themeColor="accent3"/>
+          <w:left w:val="single" w:sz="8" w:space="0" w:color="9BBB59" w:themeColor="accent3"/>
+          <w:bottom w:val="single" w:sz="8" w:space="0" w:color="9BBB59" w:themeColor="accent3"/>
+          <w:right w:val="single" w:sz="8" w:space="0" w:color="9BBB59" w:themeColor="accent3"/>
+          <w:insideV w:val="single" w:sz="8" w:space="0" w:color="9BBB59" w:themeColor="accent3"/>
         </w:tcBorders>
       </w:tcPr>
     </w:tblStylePr>
@@ -5204,12 +4833,12 @@
       <w:tblStyleRowBandSize w:val="1"/>
       <w:tblStyleColBandSize w:val="1"/>
       <w:tblBorders>
-        <w:top w:val="single" w:color="8064A2" w:themeColor="accent4" w:sz="8" w:space="0"/>
-        <w:left w:val="single" w:color="8064A2" w:themeColor="accent4" w:sz="8" w:space="0"/>
-        <w:bottom w:val="single" w:color="8064A2" w:themeColor="accent4" w:sz="8" w:space="0"/>
-        <w:right w:val="single" w:color="8064A2" w:themeColor="accent4" w:sz="8" w:space="0"/>
-        <w:insideH w:val="single" w:color="8064A2" w:themeColor="accent4" w:sz="8" w:space="0"/>
-        <w:insideV w:val="single" w:color="8064A2" w:themeColor="accent4" w:sz="8" w:space="0"/>
+        <w:top w:val="single" w:sz="8" w:space="0" w:color="8064A2" w:themeColor="accent4"/>
+        <w:left w:val="single" w:sz="8" w:space="0" w:color="8064A2" w:themeColor="accent4"/>
+        <w:bottom w:val="single" w:sz="8" w:space="0" w:color="8064A2" w:themeColor="accent4"/>
+        <w:right w:val="single" w:sz="8" w:space="0" w:color="8064A2" w:themeColor="accent4"/>
+        <w:insideH w:val="single" w:sz="8" w:space="0" w:color="8064A2" w:themeColor="accent4"/>
+        <w:insideV w:val="single" w:sz="8" w:space="0" w:color="8064A2" w:themeColor="accent4"/>
       </w:tblBorders>
     </w:tblPr>
     <w:tblStylePr w:type="firstRow">
@@ -5217,19 +4846,19 @@
         <w:spacing w:before="0" w:after="0" w:line="240" w:lineRule="auto"/>
       </w:pPr>
       <w:rPr>
-        <w:rFonts w:asciiTheme="majorHAnsi" w:hAnsiTheme="majorHAnsi" w:eastAsiaTheme="majorEastAsia" w:cstheme="majorBidi"/>
-        <w:b/>
-        <w:bCs/>
-      </w:rPr>
-      <w:tblPr/>
-      <w:tcPr>
-        <w:tcBorders>
-          <w:top w:val="single" w:color="8064A2" w:themeColor="accent4" w:sz="8" w:space="0"/>
-          <w:left w:val="single" w:color="8064A2" w:themeColor="accent4" w:sz="8" w:space="0"/>
-          <w:bottom w:val="single" w:color="8064A2" w:themeColor="accent4" w:sz="18" w:space="0"/>
-          <w:right w:val="single" w:color="8064A2" w:themeColor="accent4" w:sz="8" w:space="0"/>
-          <w:insideH w:val="nil"/>
-          <w:insideV w:val="single" w:color="8064A2" w:themeColor="accent4" w:sz="8" w:space="0"/>
+        <w:rFonts w:asciiTheme="majorHAnsi" w:eastAsiaTheme="majorEastAsia" w:hAnsiTheme="majorHAnsi" w:cstheme="majorBidi"/>
+        <w:b/>
+        <w:bCs/>
+      </w:rPr>
+      <w:tblPr/>
+      <w:tcPr>
+        <w:tcBorders>
+          <w:top w:val="single" w:sz="8" w:space="0" w:color="8064A2" w:themeColor="accent4"/>
+          <w:left w:val="single" w:sz="8" w:space="0" w:color="8064A2" w:themeColor="accent4"/>
+          <w:bottom w:val="single" w:sz="18" w:space="0" w:color="8064A2" w:themeColor="accent4"/>
+          <w:right w:val="single" w:sz="8" w:space="0" w:color="8064A2" w:themeColor="accent4"/>
+          <w:insideH w:val="nil"/>
+          <w:insideV w:val="single" w:sz="8" w:space="0" w:color="8064A2" w:themeColor="accent4"/>
         </w:tcBorders>
       </w:tcPr>
     </w:tblStylePr>
@@ -5238,42 +4867,42 @@
         <w:spacing w:before="0" w:after="0" w:line="240" w:lineRule="auto"/>
       </w:pPr>
       <w:rPr>
-        <w:rFonts w:asciiTheme="majorHAnsi" w:hAnsiTheme="majorHAnsi" w:eastAsiaTheme="majorEastAsia" w:cstheme="majorBidi"/>
-        <w:b/>
-        <w:bCs/>
-      </w:rPr>
-      <w:tblPr/>
-      <w:tcPr>
-        <w:tcBorders>
-          <w:top w:val="double" w:color="8064A2" w:themeColor="accent4" w:sz="6" w:space="0"/>
-          <w:left w:val="single" w:color="8064A2" w:themeColor="accent4" w:sz="8" w:space="0"/>
-          <w:bottom w:val="single" w:color="8064A2" w:themeColor="accent4" w:sz="8" w:space="0"/>
-          <w:right w:val="single" w:color="8064A2" w:themeColor="accent4" w:sz="8" w:space="0"/>
-          <w:insideH w:val="nil"/>
-          <w:insideV w:val="single" w:color="8064A2" w:themeColor="accent4" w:sz="8" w:space="0"/>
+        <w:rFonts w:asciiTheme="majorHAnsi" w:eastAsiaTheme="majorEastAsia" w:hAnsiTheme="majorHAnsi" w:cstheme="majorBidi"/>
+        <w:b/>
+        <w:bCs/>
+      </w:rPr>
+      <w:tblPr/>
+      <w:tcPr>
+        <w:tcBorders>
+          <w:top w:val="double" w:sz="6" w:space="0" w:color="8064A2" w:themeColor="accent4"/>
+          <w:left w:val="single" w:sz="8" w:space="0" w:color="8064A2" w:themeColor="accent4"/>
+          <w:bottom w:val="single" w:sz="8" w:space="0" w:color="8064A2" w:themeColor="accent4"/>
+          <w:right w:val="single" w:sz="8" w:space="0" w:color="8064A2" w:themeColor="accent4"/>
+          <w:insideH w:val="nil"/>
+          <w:insideV w:val="single" w:sz="8" w:space="0" w:color="8064A2" w:themeColor="accent4"/>
         </w:tcBorders>
       </w:tcPr>
     </w:tblStylePr>
     <w:tblStylePr w:type="firstCol">
       <w:rPr>
-        <w:rFonts w:asciiTheme="majorHAnsi" w:hAnsiTheme="majorHAnsi" w:eastAsiaTheme="majorEastAsia" w:cstheme="majorBidi"/>
+        <w:rFonts w:asciiTheme="majorHAnsi" w:eastAsiaTheme="majorEastAsia" w:hAnsiTheme="majorHAnsi" w:cstheme="majorBidi"/>
         <w:b/>
         <w:bCs/>
       </w:rPr>
     </w:tblStylePr>
     <w:tblStylePr w:type="lastCol">
       <w:rPr>
-        <w:rFonts w:asciiTheme="majorHAnsi" w:hAnsiTheme="majorHAnsi" w:eastAsiaTheme="majorEastAsia" w:cstheme="majorBidi"/>
-        <w:b/>
-        <w:bCs/>
-      </w:rPr>
-      <w:tblPr/>
-      <w:tcPr>
-        <w:tcBorders>
-          <w:top w:val="single" w:color="8064A2" w:themeColor="accent4" w:sz="8" w:space="0"/>
-          <w:left w:val="single" w:color="8064A2" w:themeColor="accent4" w:sz="8" w:space="0"/>
-          <w:bottom w:val="single" w:color="8064A2" w:themeColor="accent4" w:sz="8" w:space="0"/>
-          <w:right w:val="single" w:color="8064A2" w:themeColor="accent4" w:sz="8" w:space="0"/>
+        <w:rFonts w:asciiTheme="majorHAnsi" w:eastAsiaTheme="majorEastAsia" w:hAnsiTheme="majorHAnsi" w:cstheme="majorBidi"/>
+        <w:b/>
+        <w:bCs/>
+      </w:rPr>
+      <w:tblPr/>
+      <w:tcPr>
+        <w:tcBorders>
+          <w:top w:val="single" w:sz="8" w:space="0" w:color="8064A2" w:themeColor="accent4"/>
+          <w:left w:val="single" w:sz="8" w:space="0" w:color="8064A2" w:themeColor="accent4"/>
+          <w:bottom w:val="single" w:sz="8" w:space="0" w:color="8064A2" w:themeColor="accent4"/>
+          <w:right w:val="single" w:sz="8" w:space="0" w:color="8064A2" w:themeColor="accent4"/>
         </w:tcBorders>
       </w:tcPr>
     </w:tblStylePr>
@@ -5281,10 +4910,10 @@
       <w:tblPr/>
       <w:tcPr>
         <w:tcBorders>
-          <w:top w:val="single" w:color="8064A2" w:themeColor="accent4" w:sz="8" w:space="0"/>
-          <w:left w:val="single" w:color="8064A2" w:themeColor="accent4" w:sz="8" w:space="0"/>
-          <w:bottom w:val="single" w:color="8064A2" w:themeColor="accent4" w:sz="8" w:space="0"/>
-          <w:right w:val="single" w:color="8064A2" w:themeColor="accent4" w:sz="8" w:space="0"/>
+          <w:top w:val="single" w:sz="8" w:space="0" w:color="8064A2" w:themeColor="accent4"/>
+          <w:left w:val="single" w:sz="8" w:space="0" w:color="8064A2" w:themeColor="accent4"/>
+          <w:bottom w:val="single" w:sz="8" w:space="0" w:color="8064A2" w:themeColor="accent4"/>
+          <w:right w:val="single" w:sz="8" w:space="0" w:color="8064A2" w:themeColor="accent4"/>
         </w:tcBorders>
         <w:shd w:val="clear" w:color="auto" w:fill="DFD8E8" w:themeFill="accent4" w:themeFillTint="3F"/>
       </w:tcPr>
@@ -5293,11 +4922,11 @@
       <w:tblPr/>
       <w:tcPr>
         <w:tcBorders>
-          <w:top w:val="single" w:color="8064A2" w:themeColor="accent4" w:sz="8" w:space="0"/>
-          <w:left w:val="single" w:color="8064A2" w:themeColor="accent4" w:sz="8" w:space="0"/>
-          <w:bottom w:val="single" w:color="8064A2" w:themeColor="accent4" w:sz="8" w:space="0"/>
-          <w:right w:val="single" w:color="8064A2" w:themeColor="accent4" w:sz="8" w:space="0"/>
-          <w:insideV w:val="single" w:color="8064A2" w:themeColor="accent4" w:sz="8" w:space="0"/>
+          <w:top w:val="single" w:sz="8" w:space="0" w:color="8064A2" w:themeColor="accent4"/>
+          <w:left w:val="single" w:sz="8" w:space="0" w:color="8064A2" w:themeColor="accent4"/>
+          <w:bottom w:val="single" w:sz="8" w:space="0" w:color="8064A2" w:themeColor="accent4"/>
+          <w:right w:val="single" w:sz="8" w:space="0" w:color="8064A2" w:themeColor="accent4"/>
+          <w:insideV w:val="single" w:sz="8" w:space="0" w:color="8064A2" w:themeColor="accent4"/>
         </w:tcBorders>
         <w:shd w:val="clear" w:color="auto" w:fill="DFD8E8" w:themeFill="accent4" w:themeFillTint="3F"/>
       </w:tcPr>
@@ -5306,11 +4935,11 @@
       <w:tblPr/>
       <w:tcPr>
         <w:tcBorders>
-          <w:top w:val="single" w:color="8064A2" w:themeColor="accent4" w:sz="8" w:space="0"/>
-          <w:left w:val="single" w:color="8064A2" w:themeColor="accent4" w:sz="8" w:space="0"/>
-          <w:bottom w:val="single" w:color="8064A2" w:themeColor="accent4" w:sz="8" w:space="0"/>
-          <w:right w:val="single" w:color="8064A2" w:themeColor="accent4" w:sz="8" w:space="0"/>
-          <w:insideV w:val="single" w:color="8064A2" w:themeColor="accent4" w:sz="8" w:space="0"/>
+          <w:top w:val="single" w:sz="8" w:space="0" w:color="8064A2" w:themeColor="accent4"/>
+          <w:left w:val="single" w:sz="8" w:space="0" w:color="8064A2" w:themeColor="accent4"/>
+          <w:bottom w:val="single" w:sz="8" w:space="0" w:color="8064A2" w:themeColor="accent4"/>
+          <w:right w:val="single" w:sz="8" w:space="0" w:color="8064A2" w:themeColor="accent4"/>
+          <w:insideV w:val="single" w:sz="8" w:space="0" w:color="8064A2" w:themeColor="accent4"/>
         </w:tcBorders>
       </w:tcPr>
     </w:tblStylePr>
@@ -5327,12 +4956,12 @@
       <w:tblStyleRowBandSize w:val="1"/>
       <w:tblStyleColBandSize w:val="1"/>
       <w:tblBorders>
-        <w:top w:val="single" w:color="4BACC6" w:themeColor="accent5" w:sz="8" w:space="0"/>
-        <w:left w:val="single" w:color="4BACC6" w:themeColor="accent5" w:sz="8" w:space="0"/>
-        <w:bottom w:val="single" w:color="4BACC6" w:themeColor="accent5" w:sz="8" w:space="0"/>
-        <w:right w:val="single" w:color="4BACC6" w:themeColor="accent5" w:sz="8" w:space="0"/>
-        <w:insideH w:val="single" w:color="4BACC6" w:themeColor="accent5" w:sz="8" w:space="0"/>
-        <w:insideV w:val="single" w:color="4BACC6" w:themeColor="accent5" w:sz="8" w:space="0"/>
+        <w:top w:val="single" w:sz="8" w:space="0" w:color="4BACC6" w:themeColor="accent5"/>
+        <w:left w:val="single" w:sz="8" w:space="0" w:color="4BACC6" w:themeColor="accent5"/>
+        <w:bottom w:val="single" w:sz="8" w:space="0" w:color="4BACC6" w:themeColor="accent5"/>
+        <w:right w:val="single" w:sz="8" w:space="0" w:color="4BACC6" w:themeColor="accent5"/>
+        <w:insideH w:val="single" w:sz="8" w:space="0" w:color="4BACC6" w:themeColor="accent5"/>
+        <w:insideV w:val="single" w:sz="8" w:space="0" w:color="4BACC6" w:themeColor="accent5"/>
       </w:tblBorders>
     </w:tblPr>
     <w:tblStylePr w:type="firstRow">
@@ -5340,19 +4969,19 @@
         <w:spacing w:before="0" w:after="0" w:line="240" w:lineRule="auto"/>
       </w:pPr>
       <w:rPr>
-        <w:rFonts w:asciiTheme="majorHAnsi" w:hAnsiTheme="majorHAnsi" w:eastAsiaTheme="majorEastAsia" w:cstheme="majorBidi"/>
-        <w:b/>
-        <w:bCs/>
-      </w:rPr>
-      <w:tblPr/>
-      <w:tcPr>
-        <w:tcBorders>
-          <w:top w:val="single" w:color="4BACC6" w:themeColor="accent5" w:sz="8" w:space="0"/>
-          <w:left w:val="single" w:color="4BACC6" w:themeColor="accent5" w:sz="8" w:space="0"/>
-          <w:bottom w:val="single" w:color="4BACC6" w:themeColor="accent5" w:sz="18" w:space="0"/>
-          <w:right w:val="single" w:color="4BACC6" w:themeColor="accent5" w:sz="8" w:space="0"/>
-          <w:insideH w:val="nil"/>
-          <w:insideV w:val="single" w:color="4BACC6" w:themeColor="accent5" w:sz="8" w:space="0"/>
+        <w:rFonts w:asciiTheme="majorHAnsi" w:eastAsiaTheme="majorEastAsia" w:hAnsiTheme="majorHAnsi" w:cstheme="majorBidi"/>
+        <w:b/>
+        <w:bCs/>
+      </w:rPr>
+      <w:tblPr/>
+      <w:tcPr>
+        <w:tcBorders>
+          <w:top w:val="single" w:sz="8" w:space="0" w:color="4BACC6" w:themeColor="accent5"/>
+          <w:left w:val="single" w:sz="8" w:space="0" w:color="4BACC6" w:themeColor="accent5"/>
+          <w:bottom w:val="single" w:sz="18" w:space="0" w:color="4BACC6" w:themeColor="accent5"/>
+          <w:right w:val="single" w:sz="8" w:space="0" w:color="4BACC6" w:themeColor="accent5"/>
+          <w:insideH w:val="nil"/>
+          <w:insideV w:val="single" w:sz="8" w:space="0" w:color="4BACC6" w:themeColor="accent5"/>
         </w:tcBorders>
       </w:tcPr>
     </w:tblStylePr>
@@ -5361,42 +4990,42 @@
         <w:spacing w:before="0" w:after="0" w:line="240" w:lineRule="auto"/>
       </w:pPr>
       <w:rPr>
-        <w:rFonts w:asciiTheme="majorHAnsi" w:hAnsiTheme="majorHAnsi" w:eastAsiaTheme="majorEastAsia" w:cstheme="majorBidi"/>
-        <w:b/>
-        <w:bCs/>
-      </w:rPr>
-      <w:tblPr/>
-      <w:tcPr>
-        <w:tcBorders>
-          <w:top w:val="double" w:color="4BACC6" w:themeColor="accent5" w:sz="6" w:space="0"/>
-          <w:left w:val="single" w:color="4BACC6" w:themeColor="accent5" w:sz="8" w:space="0"/>
-          <w:bottom w:val="single" w:color="4BACC6" w:themeColor="accent5" w:sz="8" w:space="0"/>
-          <w:right w:val="single" w:color="4BACC6" w:themeColor="accent5" w:sz="8" w:space="0"/>
-          <w:insideH w:val="nil"/>
-          <w:insideV w:val="single" w:color="4BACC6" w:themeColor="accent5" w:sz="8" w:space="0"/>
+        <w:rFonts w:asciiTheme="majorHAnsi" w:eastAsiaTheme="majorEastAsia" w:hAnsiTheme="majorHAnsi" w:cstheme="majorBidi"/>
+        <w:b/>
+        <w:bCs/>
+      </w:rPr>
+      <w:tblPr/>
+      <w:tcPr>
+        <w:tcBorders>
+          <w:top w:val="double" w:sz="6" w:space="0" w:color="4BACC6" w:themeColor="accent5"/>
+          <w:left w:val="single" w:sz="8" w:space="0" w:color="4BACC6" w:themeColor="accent5"/>
+          <w:bottom w:val="single" w:sz="8" w:space="0" w:color="4BACC6" w:themeColor="accent5"/>
+          <w:right w:val="single" w:sz="8" w:space="0" w:color="4BACC6" w:themeColor="accent5"/>
+          <w:insideH w:val="nil"/>
+          <w:insideV w:val="single" w:sz="8" w:space="0" w:color="4BACC6" w:themeColor="accent5"/>
         </w:tcBorders>
       </w:tcPr>
     </w:tblStylePr>
     <w:tblStylePr w:type="firstCol">
       <w:rPr>
-        <w:rFonts w:asciiTheme="majorHAnsi" w:hAnsiTheme="majorHAnsi" w:eastAsiaTheme="majorEastAsia" w:cstheme="majorBidi"/>
+        <w:rFonts w:asciiTheme="majorHAnsi" w:eastAsiaTheme="majorEastAsia" w:hAnsiTheme="majorHAnsi" w:cstheme="majorBidi"/>
         <w:b/>
         <w:bCs/>
       </w:rPr>
     </w:tblStylePr>
     <w:tblStylePr w:type="lastCol">
       <w:rPr>
-        <w:rFonts w:asciiTheme="majorHAnsi" w:hAnsiTheme="majorHAnsi" w:eastAsiaTheme="majorEastAsia" w:cstheme="majorBidi"/>
-        <w:b/>
-        <w:bCs/>
-      </w:rPr>
-      <w:tblPr/>
-      <w:tcPr>
-        <w:tcBorders>
-          <w:top w:val="single" w:color="4BACC6" w:themeColor="accent5" w:sz="8" w:space="0"/>
-          <w:left w:val="single" w:color="4BACC6" w:themeColor="accent5" w:sz="8" w:space="0"/>
-          <w:bottom w:val="single" w:color="4BACC6" w:themeColor="accent5" w:sz="8" w:space="0"/>
-          <w:right w:val="single" w:color="4BACC6" w:themeColor="accent5" w:sz="8" w:space="0"/>
+        <w:rFonts w:asciiTheme="majorHAnsi" w:eastAsiaTheme="majorEastAsia" w:hAnsiTheme="majorHAnsi" w:cstheme="majorBidi"/>
+        <w:b/>
+        <w:bCs/>
+      </w:rPr>
+      <w:tblPr/>
+      <w:tcPr>
+        <w:tcBorders>
+          <w:top w:val="single" w:sz="8" w:space="0" w:color="4BACC6" w:themeColor="accent5"/>
+          <w:left w:val="single" w:sz="8" w:space="0" w:color="4BACC6" w:themeColor="accent5"/>
+          <w:bottom w:val="single" w:sz="8" w:space="0" w:color="4BACC6" w:themeColor="accent5"/>
+          <w:right w:val="single" w:sz="8" w:space="0" w:color="4BACC6" w:themeColor="accent5"/>
         </w:tcBorders>
       </w:tcPr>
     </w:tblStylePr>
@@ -5404,10 +5033,10 @@
       <w:tblPr/>
       <w:tcPr>
         <w:tcBorders>
-          <w:top w:val="single" w:color="4BACC6" w:themeColor="accent5" w:sz="8" w:space="0"/>
-          <w:left w:val="single" w:color="4BACC6" w:themeColor="accent5" w:sz="8" w:space="0"/>
-          <w:bottom w:val="single" w:color="4BACC6" w:themeColor="accent5" w:sz="8" w:space="0"/>
-          <w:right w:val="single" w:color="4BACC6" w:themeColor="accent5" w:sz="8" w:space="0"/>
+          <w:top w:val="single" w:sz="8" w:space="0" w:color="4BACC6" w:themeColor="accent5"/>
+          <w:left w:val="single" w:sz="8" w:space="0" w:color="4BACC6" w:themeColor="accent5"/>
+          <w:bottom w:val="single" w:sz="8" w:space="0" w:color="4BACC6" w:themeColor="accent5"/>
+          <w:right w:val="single" w:sz="8" w:space="0" w:color="4BACC6" w:themeColor="accent5"/>
         </w:tcBorders>
         <w:shd w:val="clear" w:color="auto" w:fill="D2EAF1" w:themeFill="accent5" w:themeFillTint="3F"/>
       </w:tcPr>
@@ -5416,11 +5045,11 @@
       <w:tblPr/>
       <w:tcPr>
         <w:tcBorders>
-          <w:top w:val="single" w:color="4BACC6" w:themeColor="accent5" w:sz="8" w:space="0"/>
-          <w:left w:val="single" w:color="4BACC6" w:themeColor="accent5" w:sz="8" w:space="0"/>
-          <w:bottom w:val="single" w:color="4BACC6" w:themeColor="accent5" w:sz="8" w:space="0"/>
-          <w:right w:val="single" w:color="4BACC6" w:themeColor="accent5" w:sz="8" w:space="0"/>
-          <w:insideV w:val="single" w:color="4BACC6" w:themeColor="accent5" w:sz="8" w:space="0"/>
+          <w:top w:val="single" w:sz="8" w:space="0" w:color="4BACC6" w:themeColor="accent5"/>
+          <w:left w:val="single" w:sz="8" w:space="0" w:color="4BACC6" w:themeColor="accent5"/>
+          <w:bottom w:val="single" w:sz="8" w:space="0" w:color="4BACC6" w:themeColor="accent5"/>
+          <w:right w:val="single" w:sz="8" w:space="0" w:color="4BACC6" w:themeColor="accent5"/>
+          <w:insideV w:val="single" w:sz="8" w:space="0" w:color="4BACC6" w:themeColor="accent5"/>
         </w:tcBorders>
         <w:shd w:val="clear" w:color="auto" w:fill="D2EAF1" w:themeFill="accent5" w:themeFillTint="3F"/>
       </w:tcPr>
@@ -5429,11 +5058,11 @@
       <w:tblPr/>
       <w:tcPr>
         <w:tcBorders>
-          <w:top w:val="single" w:color="4BACC6" w:themeColor="accent5" w:sz="8" w:space="0"/>
-          <w:left w:val="single" w:color="4BACC6" w:themeColor="accent5" w:sz="8" w:space="0"/>
-          <w:bottom w:val="single" w:color="4BACC6" w:themeColor="accent5" w:sz="8" w:space="0"/>
-          <w:right w:val="single" w:color="4BACC6" w:themeColor="accent5" w:sz="8" w:space="0"/>
-          <w:insideV w:val="single" w:color="4BACC6" w:themeColor="accent5" w:sz="8" w:space="0"/>
+          <w:top w:val="single" w:sz="8" w:space="0" w:color="4BACC6" w:themeColor="accent5"/>
+          <w:left w:val="single" w:sz="8" w:space="0" w:color="4BACC6" w:themeColor="accent5"/>
+          <w:bottom w:val="single" w:sz="8" w:space="0" w:color="4BACC6" w:themeColor="accent5"/>
+          <w:right w:val="single" w:sz="8" w:space="0" w:color="4BACC6" w:themeColor="accent5"/>
+          <w:insideV w:val="single" w:sz="8" w:space="0" w:color="4BACC6" w:themeColor="accent5"/>
         </w:tcBorders>
       </w:tcPr>
     </w:tblStylePr>
@@ -5450,12 +5079,12 @@
       <w:tblStyleRowBandSize w:val="1"/>
       <w:tblStyleColBandSize w:val="1"/>
       <w:tblBorders>
-        <w:top w:val="single" w:color="F79646" w:themeColor="accent6" w:sz="8" w:space="0"/>
-        <w:left w:val="single" w:color="F79646" w:themeColor="accent6" w:sz="8" w:space="0"/>
-        <w:bottom w:val="single" w:color="F79646" w:themeColor="accent6" w:sz="8" w:space="0"/>
-        <w:right w:val="single" w:color="F79646" w:themeColor="accent6" w:sz="8" w:space="0"/>
-        <w:insideH w:val="single" w:color="F79646" w:themeColor="accent6" w:sz="8" w:space="0"/>
-        <w:insideV w:val="single" w:color="F79646" w:themeColor="accent6" w:sz="8" w:space="0"/>
+        <w:top w:val="single" w:sz="8" w:space="0" w:color="F79646" w:themeColor="accent6"/>
+        <w:left w:val="single" w:sz="8" w:space="0" w:color="F79646" w:themeColor="accent6"/>
+        <w:bottom w:val="single" w:sz="8" w:space="0" w:color="F79646" w:themeColor="accent6"/>
+        <w:right w:val="single" w:sz="8" w:space="0" w:color="F79646" w:themeColor="accent6"/>
+        <w:insideH w:val="single" w:sz="8" w:space="0" w:color="F79646" w:themeColor="accent6"/>
+        <w:insideV w:val="single" w:sz="8" w:space="0" w:color="F79646" w:themeColor="accent6"/>
       </w:tblBorders>
     </w:tblPr>
     <w:tblStylePr w:type="firstRow">
@@ -5463,19 +5092,19 @@
         <w:spacing w:before="0" w:after="0" w:line="240" w:lineRule="auto"/>
       </w:pPr>
       <w:rPr>
-        <w:rFonts w:asciiTheme="majorHAnsi" w:hAnsiTheme="majorHAnsi" w:eastAsiaTheme="majorEastAsia" w:cstheme="majorBidi"/>
-        <w:b/>
-        <w:bCs/>
-      </w:rPr>
-      <w:tblPr/>
-      <w:tcPr>
-        <w:tcBorders>
-          <w:top w:val="single" w:color="F79646" w:themeColor="accent6" w:sz="8" w:space="0"/>
-          <w:left w:val="single" w:color="F79646" w:themeColor="accent6" w:sz="8" w:space="0"/>
-          <w:bottom w:val="single" w:color="F79646" w:themeColor="accent6" w:sz="18" w:space="0"/>
-          <w:right w:val="single" w:color="F79646" w:themeColor="accent6" w:sz="8" w:space="0"/>
-          <w:insideH w:val="nil"/>
-          <w:insideV w:val="single" w:color="F79646" w:themeColor="accent6" w:sz="8" w:space="0"/>
+        <w:rFonts w:asciiTheme="majorHAnsi" w:eastAsiaTheme="majorEastAsia" w:hAnsiTheme="majorHAnsi" w:cstheme="majorBidi"/>
+        <w:b/>
+        <w:bCs/>
+      </w:rPr>
+      <w:tblPr/>
+      <w:tcPr>
+        <w:tcBorders>
+          <w:top w:val="single" w:sz="8" w:space="0" w:color="F79646" w:themeColor="accent6"/>
+          <w:left w:val="single" w:sz="8" w:space="0" w:color="F79646" w:themeColor="accent6"/>
+          <w:bottom w:val="single" w:sz="18" w:space="0" w:color="F79646" w:themeColor="accent6"/>
+          <w:right w:val="single" w:sz="8" w:space="0" w:color="F79646" w:themeColor="accent6"/>
+          <w:insideH w:val="nil"/>
+          <w:insideV w:val="single" w:sz="8" w:space="0" w:color="F79646" w:themeColor="accent6"/>
         </w:tcBorders>
       </w:tcPr>
     </w:tblStylePr>
@@ -5484,42 +5113,42 @@
         <w:spacing w:before="0" w:after="0" w:line="240" w:lineRule="auto"/>
       </w:pPr>
       <w:rPr>
-        <w:rFonts w:asciiTheme="majorHAnsi" w:hAnsiTheme="majorHAnsi" w:eastAsiaTheme="majorEastAsia" w:cstheme="majorBidi"/>
-        <w:b/>
-        <w:bCs/>
-      </w:rPr>
-      <w:tblPr/>
-      <w:tcPr>
-        <w:tcBorders>
-          <w:top w:val="double" w:color="F79646" w:themeColor="accent6" w:sz="6" w:space="0"/>
-          <w:left w:val="single" w:color="F79646" w:themeColor="accent6" w:sz="8" w:space="0"/>
-          <w:bottom w:val="single" w:color="F79646" w:themeColor="accent6" w:sz="8" w:space="0"/>
-          <w:right w:val="single" w:color="F79646" w:themeColor="accent6" w:sz="8" w:space="0"/>
-          <w:insideH w:val="nil"/>
-          <w:insideV w:val="single" w:color="F79646" w:themeColor="accent6" w:sz="8" w:space="0"/>
+        <w:rFonts w:asciiTheme="majorHAnsi" w:eastAsiaTheme="majorEastAsia" w:hAnsiTheme="majorHAnsi" w:cstheme="majorBidi"/>
+        <w:b/>
+        <w:bCs/>
+      </w:rPr>
+      <w:tblPr/>
+      <w:tcPr>
+        <w:tcBorders>
+          <w:top w:val="double" w:sz="6" w:space="0" w:color="F79646" w:themeColor="accent6"/>
+          <w:left w:val="single" w:sz="8" w:space="0" w:color="F79646" w:themeColor="accent6"/>
+          <w:bottom w:val="single" w:sz="8" w:space="0" w:color="F79646" w:themeColor="accent6"/>
+          <w:right w:val="single" w:sz="8" w:space="0" w:color="F79646" w:themeColor="accent6"/>
+          <w:insideH w:val="nil"/>
+          <w:insideV w:val="single" w:sz="8" w:space="0" w:color="F79646" w:themeColor="accent6"/>
         </w:tcBorders>
       </w:tcPr>
     </w:tblStylePr>
     <w:tblStylePr w:type="firstCol">
       <w:rPr>
-        <w:rFonts w:asciiTheme="majorHAnsi" w:hAnsiTheme="majorHAnsi" w:eastAsiaTheme="majorEastAsia" w:cstheme="majorBidi"/>
+        <w:rFonts w:asciiTheme="majorHAnsi" w:eastAsiaTheme="majorEastAsia" w:hAnsiTheme="majorHAnsi" w:cstheme="majorBidi"/>
         <w:b/>
         <w:bCs/>
       </w:rPr>
     </w:tblStylePr>
     <w:tblStylePr w:type="lastCol">
       <w:rPr>
-        <w:rFonts w:asciiTheme="majorHAnsi" w:hAnsiTheme="majorHAnsi" w:eastAsiaTheme="majorEastAsia" w:cstheme="majorBidi"/>
-        <w:b/>
-        <w:bCs/>
-      </w:rPr>
-      <w:tblPr/>
-      <w:tcPr>
-        <w:tcBorders>
-          <w:top w:val="single" w:color="F79646" w:themeColor="accent6" w:sz="8" w:space="0"/>
-          <w:left w:val="single" w:color="F79646" w:themeColor="accent6" w:sz="8" w:space="0"/>
-          <w:bottom w:val="single" w:color="F79646" w:themeColor="accent6" w:sz="8" w:space="0"/>
-          <w:right w:val="single" w:color="F79646" w:themeColor="accent6" w:sz="8" w:space="0"/>
+        <w:rFonts w:asciiTheme="majorHAnsi" w:eastAsiaTheme="majorEastAsia" w:hAnsiTheme="majorHAnsi" w:cstheme="majorBidi"/>
+        <w:b/>
+        <w:bCs/>
+      </w:rPr>
+      <w:tblPr/>
+      <w:tcPr>
+        <w:tcBorders>
+          <w:top w:val="single" w:sz="8" w:space="0" w:color="F79646" w:themeColor="accent6"/>
+          <w:left w:val="single" w:sz="8" w:space="0" w:color="F79646" w:themeColor="accent6"/>
+          <w:bottom w:val="single" w:sz="8" w:space="0" w:color="F79646" w:themeColor="accent6"/>
+          <w:right w:val="single" w:sz="8" w:space="0" w:color="F79646" w:themeColor="accent6"/>
         </w:tcBorders>
       </w:tcPr>
     </w:tblStylePr>
@@ -5527,10 +5156,10 @@
       <w:tblPr/>
       <w:tcPr>
         <w:tcBorders>
-          <w:top w:val="single" w:color="F79646" w:themeColor="accent6" w:sz="8" w:space="0"/>
-          <w:left w:val="single" w:color="F79646" w:themeColor="accent6" w:sz="8" w:space="0"/>
-          <w:bottom w:val="single" w:color="F79646" w:themeColor="accent6" w:sz="8" w:space="0"/>
-          <w:right w:val="single" w:color="F79646" w:themeColor="accent6" w:sz="8" w:space="0"/>
+          <w:top w:val="single" w:sz="8" w:space="0" w:color="F79646" w:themeColor="accent6"/>
+          <w:left w:val="single" w:sz="8" w:space="0" w:color="F79646" w:themeColor="accent6"/>
+          <w:bottom w:val="single" w:sz="8" w:space="0" w:color="F79646" w:themeColor="accent6"/>
+          <w:right w:val="single" w:sz="8" w:space="0" w:color="F79646" w:themeColor="accent6"/>
         </w:tcBorders>
         <w:shd w:val="clear" w:color="auto" w:fill="FDE4D0" w:themeFill="accent6" w:themeFillTint="3F"/>
       </w:tcPr>
@@ -5539,11 +5168,11 @@
       <w:tblPr/>
       <w:tcPr>
         <w:tcBorders>
-          <w:top w:val="single" w:color="F79646" w:themeColor="accent6" w:sz="8" w:space="0"/>
-          <w:left w:val="single" w:color="F79646" w:themeColor="accent6" w:sz="8" w:space="0"/>
-          <w:bottom w:val="single" w:color="F79646" w:themeColor="accent6" w:sz="8" w:space="0"/>
-          <w:right w:val="single" w:color="F79646" w:themeColor="accent6" w:sz="8" w:space="0"/>
-          <w:insideV w:val="single" w:color="F79646" w:themeColor="accent6" w:sz="8" w:space="0"/>
+          <w:top w:val="single" w:sz="8" w:space="0" w:color="F79646" w:themeColor="accent6"/>
+          <w:left w:val="single" w:sz="8" w:space="0" w:color="F79646" w:themeColor="accent6"/>
+          <w:bottom w:val="single" w:sz="8" w:space="0" w:color="F79646" w:themeColor="accent6"/>
+          <w:right w:val="single" w:sz="8" w:space="0" w:color="F79646" w:themeColor="accent6"/>
+          <w:insideV w:val="single" w:sz="8" w:space="0" w:color="F79646" w:themeColor="accent6"/>
         </w:tcBorders>
         <w:shd w:val="clear" w:color="auto" w:fill="FDE4D0" w:themeFill="accent6" w:themeFillTint="3F"/>
       </w:tcPr>
@@ -5552,11 +5181,11 @@
       <w:tblPr/>
       <w:tcPr>
         <w:tcBorders>
-          <w:top w:val="single" w:color="F79646" w:themeColor="accent6" w:sz="8" w:space="0"/>
-          <w:left w:val="single" w:color="F79646" w:themeColor="accent6" w:sz="8" w:space="0"/>
-          <w:bottom w:val="single" w:color="F79646" w:themeColor="accent6" w:sz="8" w:space="0"/>
-          <w:right w:val="single" w:color="F79646" w:themeColor="accent6" w:sz="8" w:space="0"/>
-          <w:insideV w:val="single" w:color="F79646" w:themeColor="accent6" w:sz="8" w:space="0"/>
+          <w:top w:val="single" w:sz="8" w:space="0" w:color="F79646" w:themeColor="accent6"/>
+          <w:left w:val="single" w:sz="8" w:space="0" w:color="F79646" w:themeColor="accent6"/>
+          <w:bottom w:val="single" w:sz="8" w:space="0" w:color="F79646" w:themeColor="accent6"/>
+          <w:right w:val="single" w:sz="8" w:space="0" w:color="F79646" w:themeColor="accent6"/>
+          <w:insideV w:val="single" w:sz="8" w:space="0" w:color="F79646" w:themeColor="accent6"/>
         </w:tcBorders>
       </w:tcPr>
     </w:tblStylePr>
@@ -5573,11 +5202,11 @@
       <w:tblStyleRowBandSize w:val="1"/>
       <w:tblStyleColBandSize w:val="1"/>
       <w:tblBorders>
-        <w:top w:val="single" w:color="404040" w:themeColor="text1" w:themeTint="BF" w:sz="8" w:space="0"/>
-        <w:left w:val="single" w:color="404040" w:themeColor="text1" w:themeTint="BF" w:sz="8" w:space="0"/>
-        <w:bottom w:val="single" w:color="404040" w:themeColor="text1" w:themeTint="BF" w:sz="8" w:space="0"/>
-        <w:right w:val="single" w:color="404040" w:themeColor="text1" w:themeTint="BF" w:sz="8" w:space="0"/>
-        <w:insideH w:val="single" w:color="404040" w:themeColor="text1" w:themeTint="BF" w:sz="8" w:space="0"/>
+        <w:top w:val="single" w:sz="8" w:space="0" w:color="404040" w:themeColor="text1" w:themeTint="BF"/>
+        <w:left w:val="single" w:sz="8" w:space="0" w:color="404040" w:themeColor="text1" w:themeTint="BF"/>
+        <w:bottom w:val="single" w:sz="8" w:space="0" w:color="404040" w:themeColor="text1" w:themeTint="BF"/>
+        <w:right w:val="single" w:sz="8" w:space="0" w:color="404040" w:themeColor="text1" w:themeTint="BF"/>
+        <w:insideH w:val="single" w:sz="8" w:space="0" w:color="404040" w:themeColor="text1" w:themeTint="BF"/>
       </w:tblBorders>
     </w:tblPr>
     <w:tblStylePr w:type="firstRow">
@@ -5592,10 +5221,10 @@
       <w:tblPr/>
       <w:tcPr>
         <w:tcBorders>
-          <w:top w:val="single" w:color="404040" w:themeColor="text1" w:themeTint="BF" w:sz="8" w:space="0"/>
-          <w:left w:val="single" w:color="404040" w:themeColor="text1" w:themeTint="BF" w:sz="8" w:space="0"/>
-          <w:bottom w:val="single" w:color="404040" w:themeColor="text1" w:themeTint="BF" w:sz="8" w:space="0"/>
-          <w:right w:val="single" w:color="404040" w:themeColor="text1" w:themeTint="BF" w:sz="8" w:space="0"/>
+          <w:top w:val="single" w:sz="8" w:space="0" w:color="404040" w:themeColor="text1" w:themeTint="BF"/>
+          <w:left w:val="single" w:sz="8" w:space="0" w:color="404040" w:themeColor="text1" w:themeTint="BF"/>
+          <w:bottom w:val="single" w:sz="8" w:space="0" w:color="404040" w:themeColor="text1" w:themeTint="BF"/>
+          <w:right w:val="single" w:sz="8" w:space="0" w:color="404040" w:themeColor="text1" w:themeTint="BF"/>
           <w:insideH w:val="nil"/>
           <w:insideV w:val="nil"/>
         </w:tcBorders>
@@ -5613,10 +5242,10 @@
       <w:tblPr/>
       <w:tcPr>
         <w:tcBorders>
-          <w:top w:val="double" w:color="404040" w:themeColor="text1" w:themeTint="BF" w:sz="6" w:space="0"/>
-          <w:left w:val="single" w:color="404040" w:themeColor="text1" w:themeTint="BF" w:sz="8" w:space="0"/>
-          <w:bottom w:val="single" w:color="404040" w:themeColor="text1" w:themeTint="BF" w:sz="8" w:space="0"/>
-          <w:right w:val="single" w:color="404040" w:themeColor="text1" w:themeTint="BF" w:sz="8" w:space="0"/>
+          <w:top w:val="double" w:sz="6" w:space="0" w:color="404040" w:themeColor="text1" w:themeTint="BF"/>
+          <w:left w:val="single" w:sz="8" w:space="0" w:color="404040" w:themeColor="text1" w:themeTint="BF"/>
+          <w:bottom w:val="single" w:sz="8" w:space="0" w:color="404040" w:themeColor="text1" w:themeTint="BF"/>
+          <w:right w:val="single" w:sz="8" w:space="0" w:color="404040" w:themeColor="text1" w:themeTint="BF"/>
           <w:insideH w:val="nil"/>
           <w:insideV w:val="nil"/>
         </w:tcBorders>
@@ -5672,11 +5301,11 @@
       <w:tblStyleRowBandSize w:val="1"/>
       <w:tblStyleColBandSize w:val="1"/>
       <w:tblBorders>
-        <w:top w:val="single" w:color="7BA0CD" w:themeColor="accent1" w:themeTint="BF" w:sz="8" w:space="0"/>
-        <w:left w:val="single" w:color="7BA0CD" w:themeColor="accent1" w:themeTint="BF" w:sz="8" w:space="0"/>
-        <w:bottom w:val="single" w:color="7BA0CD" w:themeColor="accent1" w:themeTint="BF" w:sz="8" w:space="0"/>
-        <w:right w:val="single" w:color="7BA0CD" w:themeColor="accent1" w:themeTint="BF" w:sz="8" w:space="0"/>
-        <w:insideH w:val="single" w:color="7BA0CD" w:themeColor="accent1" w:themeTint="BF" w:sz="8" w:space="0"/>
+        <w:top w:val="single" w:sz="8" w:space="0" w:color="7BA0CD" w:themeColor="accent1" w:themeTint="BF"/>
+        <w:left w:val="single" w:sz="8" w:space="0" w:color="7BA0CD" w:themeColor="accent1" w:themeTint="BF"/>
+        <w:bottom w:val="single" w:sz="8" w:space="0" w:color="7BA0CD" w:themeColor="accent1" w:themeTint="BF"/>
+        <w:right w:val="single" w:sz="8" w:space="0" w:color="7BA0CD" w:themeColor="accent1" w:themeTint="BF"/>
+        <w:insideH w:val="single" w:sz="8" w:space="0" w:color="7BA0CD" w:themeColor="accent1" w:themeTint="BF"/>
       </w:tblBorders>
     </w:tblPr>
     <w:tblStylePr w:type="firstRow">
@@ -5691,10 +5320,10 @@
       <w:tblPr/>
       <w:tcPr>
         <w:tcBorders>
-          <w:top w:val="single" w:color="7BA0CD" w:themeColor="accent1" w:themeTint="BF" w:sz="8" w:space="0"/>
-          <w:left w:val="single" w:color="7BA0CD" w:themeColor="accent1" w:themeTint="BF" w:sz="8" w:space="0"/>
-          <w:bottom w:val="single" w:color="7BA0CD" w:themeColor="accent1" w:themeTint="BF" w:sz="8" w:space="0"/>
-          <w:right w:val="single" w:color="7BA0CD" w:themeColor="accent1" w:themeTint="BF" w:sz="8" w:space="0"/>
+          <w:top w:val="single" w:sz="8" w:space="0" w:color="7BA0CD" w:themeColor="accent1" w:themeTint="BF"/>
+          <w:left w:val="single" w:sz="8" w:space="0" w:color="7BA0CD" w:themeColor="accent1" w:themeTint="BF"/>
+          <w:bottom w:val="single" w:sz="8" w:space="0" w:color="7BA0CD" w:themeColor="accent1" w:themeTint="BF"/>
+          <w:right w:val="single" w:sz="8" w:space="0" w:color="7BA0CD" w:themeColor="accent1" w:themeTint="BF"/>
           <w:insideH w:val="nil"/>
           <w:insideV w:val="nil"/>
         </w:tcBorders>
@@ -5712,10 +5341,10 @@
       <w:tblPr/>
       <w:tcPr>
         <w:tcBorders>
-          <w:top w:val="double" w:color="7BA0CD" w:themeColor="accent1" w:themeTint="BF" w:sz="6" w:space="0"/>
-          <w:left w:val="single" w:color="7BA0CD" w:themeColor="accent1" w:themeTint="BF" w:sz="8" w:space="0"/>
-          <w:bottom w:val="single" w:color="7BA0CD" w:themeColor="accent1" w:themeTint="BF" w:sz="8" w:space="0"/>
-          <w:right w:val="single" w:color="7BA0CD" w:themeColor="accent1" w:themeTint="BF" w:sz="8" w:space="0"/>
+          <w:top w:val="double" w:sz="6" w:space="0" w:color="7BA0CD" w:themeColor="accent1" w:themeTint="BF"/>
+          <w:left w:val="single" w:sz="8" w:space="0" w:color="7BA0CD" w:themeColor="accent1" w:themeTint="BF"/>
+          <w:bottom w:val="single" w:sz="8" w:space="0" w:color="7BA0CD" w:themeColor="accent1" w:themeTint="BF"/>
+          <w:right w:val="single" w:sz="8" w:space="0" w:color="7BA0CD" w:themeColor="accent1" w:themeTint="BF"/>
           <w:insideH w:val="nil"/>
           <w:insideV w:val="nil"/>
         </w:tcBorders>
@@ -5771,11 +5400,11 @@
       <w:tblStyleRowBandSize w:val="1"/>
       <w:tblStyleColBandSize w:val="1"/>
       <w:tblBorders>
-        <w:top w:val="single" w:color="CF7B79" w:themeColor="accent2" w:themeTint="BF" w:sz="8" w:space="0"/>
-        <w:left w:val="single" w:color="CF7B79" w:themeColor="accent2" w:themeTint="BF" w:sz="8" w:space="0"/>
-        <w:bottom w:val="single" w:color="CF7B79" w:themeColor="accent2" w:themeTint="BF" w:sz="8" w:space="0"/>
-        <w:right w:val="single" w:color="CF7B79" w:themeColor="accent2" w:themeTint="BF" w:sz="8" w:space="0"/>
-        <w:insideH w:val="single" w:color="CF7B79" w:themeColor="accent2" w:themeTint="BF" w:sz="8" w:space="0"/>
+        <w:top w:val="single" w:sz="8" w:space="0" w:color="CF7B79" w:themeColor="accent2" w:themeTint="BF"/>
+        <w:left w:val="single" w:sz="8" w:space="0" w:color="CF7B79" w:themeColor="accent2" w:themeTint="BF"/>
+        <w:bottom w:val="single" w:sz="8" w:space="0" w:color="CF7B79" w:themeColor="accent2" w:themeTint="BF"/>
+        <w:right w:val="single" w:sz="8" w:space="0" w:color="CF7B79" w:themeColor="accent2" w:themeTint="BF"/>
+        <w:insideH w:val="single" w:sz="8" w:space="0" w:color="CF7B79" w:themeColor="accent2" w:themeTint="BF"/>
       </w:tblBorders>
     </w:tblPr>
     <w:tblStylePr w:type="firstRow">
@@ -5790,10 +5419,10 @@
       <w:tblPr/>
       <w:tcPr>
         <w:tcBorders>
-          <w:top w:val="single" w:color="CF7B79" w:themeColor="accent2" w:themeTint="BF" w:sz="8" w:space="0"/>
-          <w:left w:val="single" w:color="CF7B79" w:themeColor="accent2" w:themeTint="BF" w:sz="8" w:space="0"/>
-          <w:bottom w:val="single" w:color="CF7B79" w:themeColor="accent2" w:themeTint="BF" w:sz="8" w:space="0"/>
-          <w:right w:val="single" w:color="CF7B79" w:themeColor="accent2" w:themeTint="BF" w:sz="8" w:space="0"/>
+          <w:top w:val="single" w:sz="8" w:space="0" w:color="CF7B79" w:themeColor="accent2" w:themeTint="BF"/>
+          <w:left w:val="single" w:sz="8" w:space="0" w:color="CF7B79" w:themeColor="accent2" w:themeTint="BF"/>
+          <w:bottom w:val="single" w:sz="8" w:space="0" w:color="CF7B79" w:themeColor="accent2" w:themeTint="BF"/>
+          <w:right w:val="single" w:sz="8" w:space="0" w:color="CF7B79" w:themeColor="accent2" w:themeTint="BF"/>
           <w:insideH w:val="nil"/>
           <w:insideV w:val="nil"/>
         </w:tcBorders>
@@ -5811,10 +5440,10 @@
       <w:tblPr/>
       <w:tcPr>
         <w:tcBorders>
-          <w:top w:val="double" w:color="CF7B79" w:themeColor="accent2" w:themeTint="BF" w:sz="6" w:space="0"/>
-          <w:left w:val="single" w:color="CF7B79" w:themeColor="accent2" w:themeTint="BF" w:sz="8" w:space="0"/>
-          <w:bottom w:val="single" w:color="CF7B79" w:themeColor="accent2" w:themeTint="BF" w:sz="8" w:space="0"/>
-          <w:right w:val="single" w:color="CF7B79" w:themeColor="accent2" w:themeTint="BF" w:sz="8" w:space="0"/>
+          <w:top w:val="double" w:sz="6" w:space="0" w:color="CF7B79" w:themeColor="accent2" w:themeTint="BF"/>
+          <w:left w:val="single" w:sz="8" w:space="0" w:color="CF7B79" w:themeColor="accent2" w:themeTint="BF"/>
+          <w:bottom w:val="single" w:sz="8" w:space="0" w:color="CF7B79" w:themeColor="accent2" w:themeTint="BF"/>
+          <w:right w:val="single" w:sz="8" w:space="0" w:color="CF7B79" w:themeColor="accent2" w:themeTint="BF"/>
           <w:insideH w:val="nil"/>
           <w:insideV w:val="nil"/>
         </w:tcBorders>
@@ -5870,11 +5499,11 @@
       <w:tblStyleRowBandSize w:val="1"/>
       <w:tblStyleColBandSize w:val="1"/>
       <w:tblBorders>
-        <w:top w:val="single" w:color="B3CC82" w:themeColor="accent3" w:themeTint="BF" w:sz="8" w:space="0"/>
-        <w:left w:val="single" w:color="B3CC82" w:themeColor="accent3" w:themeTint="BF" w:sz="8" w:space="0"/>
-        <w:bottom w:val="single" w:color="B3CC82" w:themeColor="accent3" w:themeTint="BF" w:sz="8" w:space="0"/>
-        <w:right w:val="single" w:color="B3CC82" w:themeColor="accent3" w:themeTint="BF" w:sz="8" w:space="0"/>
-        <w:insideH w:val="single" w:color="B3CC82" w:themeColor="accent3" w:themeTint="BF" w:sz="8" w:space="0"/>
+        <w:top w:val="single" w:sz="8" w:space="0" w:color="B3CC82" w:themeColor="accent3" w:themeTint="BF"/>
+        <w:left w:val="single" w:sz="8" w:space="0" w:color="B3CC82" w:themeColor="accent3" w:themeTint="BF"/>
+        <w:bottom w:val="single" w:sz="8" w:space="0" w:color="B3CC82" w:themeColor="accent3" w:themeTint="BF"/>
+        <w:right w:val="single" w:sz="8" w:space="0" w:color="B3CC82" w:themeColor="accent3" w:themeTint="BF"/>
+        <w:insideH w:val="single" w:sz="8" w:space="0" w:color="B3CC82" w:themeColor="accent3" w:themeTint="BF"/>
       </w:tblBorders>
     </w:tblPr>
     <w:tblStylePr w:type="firstRow">
@@ -5889,10 +5518,10 @@
       <w:tblPr/>
       <w:tcPr>
         <w:tcBorders>
-          <w:top w:val="single" w:color="B3CC82" w:themeColor="accent3" w:themeTint="BF" w:sz="8" w:space="0"/>
-          <w:left w:val="single" w:color="B3CC82" w:themeColor="accent3" w:themeTint="BF" w:sz="8" w:space="0"/>
-          <w:bottom w:val="single" w:color="B3CC82" w:themeColor="accent3" w:themeTint="BF" w:sz="8" w:space="0"/>
-          <w:right w:val="single" w:color="B3CC82" w:themeColor="accent3" w:themeTint="BF" w:sz="8" w:space="0"/>
+          <w:top w:val="single" w:sz="8" w:space="0" w:color="B3CC82" w:themeColor="accent3" w:themeTint="BF"/>
+          <w:left w:val="single" w:sz="8" w:space="0" w:color="B3CC82" w:themeColor="accent3" w:themeTint="BF"/>
+          <w:bottom w:val="single" w:sz="8" w:space="0" w:color="B3CC82" w:themeColor="accent3" w:themeTint="BF"/>
+          <w:right w:val="single" w:sz="8" w:space="0" w:color="B3CC82" w:themeColor="accent3" w:themeTint="BF"/>
           <w:insideH w:val="nil"/>
           <w:insideV w:val="nil"/>
         </w:tcBorders>
@@ -5910,10 +5539,10 @@
       <w:tblPr/>
       <w:tcPr>
         <w:tcBorders>
-          <w:top w:val="double" w:color="B3CC82" w:themeColor="accent3" w:themeTint="BF" w:sz="6" w:space="0"/>
-          <w:left w:val="single" w:color="B3CC82" w:themeColor="accent3" w:themeTint="BF" w:sz="8" w:space="0"/>
-          <w:bottom w:val="single" w:color="B3CC82" w:themeColor="accent3" w:themeTint="BF" w:sz="8" w:space="0"/>
-          <w:right w:val="single" w:color="B3CC82" w:themeColor="accent3" w:themeTint="BF" w:sz="8" w:space="0"/>
+          <w:top w:val="double" w:sz="6" w:space="0" w:color="B3CC82" w:themeColor="accent3" w:themeTint="BF"/>
+          <w:left w:val="single" w:sz="8" w:space="0" w:color="B3CC82" w:themeColor="accent3" w:themeTint="BF"/>
+          <w:bottom w:val="single" w:sz="8" w:space="0" w:color="B3CC82" w:themeColor="accent3" w:themeTint="BF"/>
+          <w:right w:val="single" w:sz="8" w:space="0" w:color="B3CC82" w:themeColor="accent3" w:themeTint="BF"/>
           <w:insideH w:val="nil"/>
           <w:insideV w:val="nil"/>
         </w:tcBorders>
@@ -5969,11 +5598,11 @@
       <w:tblStyleRowBandSize w:val="1"/>
       <w:tblStyleColBandSize w:val="1"/>
       <w:tblBorders>
-        <w:top w:val="single" w:color="9F8AB9" w:themeColor="accent4" w:themeTint="BF" w:sz="8" w:space="0"/>
-        <w:left w:val="single" w:color="9F8AB9" w:themeColor="accent4" w:themeTint="BF" w:sz="8" w:space="0"/>
-        <w:bottom w:val="single" w:color="9F8AB9" w:themeColor="accent4" w:themeTint="BF" w:sz="8" w:space="0"/>
-        <w:right w:val="single" w:color="9F8AB9" w:themeColor="accent4" w:themeTint="BF" w:sz="8" w:space="0"/>
-        <w:insideH w:val="single" w:color="9F8AB9" w:themeColor="accent4" w:themeTint="BF" w:sz="8" w:space="0"/>
+        <w:top w:val="single" w:sz="8" w:space="0" w:color="9F8AB9" w:themeColor="accent4" w:themeTint="BF"/>
+        <w:left w:val="single" w:sz="8" w:space="0" w:color="9F8AB9" w:themeColor="accent4" w:themeTint="BF"/>
+        <w:bottom w:val="single" w:sz="8" w:space="0" w:color="9F8AB9" w:themeColor="accent4" w:themeTint="BF"/>
+        <w:right w:val="single" w:sz="8" w:space="0" w:color="9F8AB9" w:themeColor="accent4" w:themeTint="BF"/>
+        <w:insideH w:val="single" w:sz="8" w:space="0" w:color="9F8AB9" w:themeColor="accent4" w:themeTint="BF"/>
       </w:tblBorders>
     </w:tblPr>
     <w:tblStylePr w:type="firstRow">
@@ -5988,10 +5617,10 @@
       <w:tblPr/>
       <w:tcPr>
         <w:tcBorders>
-          <w:top w:val="single" w:color="9F8AB9" w:themeColor="accent4" w:themeTint="BF" w:sz="8" w:space="0"/>
-          <w:left w:val="single" w:color="9F8AB9" w:themeColor="accent4" w:themeTint="BF" w:sz="8" w:space="0"/>
-          <w:bottom w:val="single" w:color="9F8AB9" w:themeColor="accent4" w:themeTint="BF" w:sz="8" w:space="0"/>
-          <w:right w:val="single" w:color="9F8AB9" w:themeColor="accent4" w:themeTint="BF" w:sz="8" w:space="0"/>
+          <w:top w:val="single" w:sz="8" w:space="0" w:color="9F8AB9" w:themeColor="accent4" w:themeTint="BF"/>
+          <w:left w:val="single" w:sz="8" w:space="0" w:color="9F8AB9" w:themeColor="accent4" w:themeTint="BF"/>
+          <w:bottom w:val="single" w:sz="8" w:space="0" w:color="9F8AB9" w:themeColor="accent4" w:themeTint="BF"/>
+          <w:right w:val="single" w:sz="8" w:space="0" w:color="9F8AB9" w:themeColor="accent4" w:themeTint="BF"/>
           <w:insideH w:val="nil"/>
           <w:insideV w:val="nil"/>
         </w:tcBorders>
@@ -6009,10 +5638,10 @@
       <w:tblPr/>
       <w:tcPr>
         <w:tcBorders>
-          <w:top w:val="double" w:color="9F8AB9" w:themeColor="accent4" w:themeTint="BF" w:sz="6" w:space="0"/>
-          <w:left w:val="single" w:color="9F8AB9" w:themeColor="accent4" w:themeTint="BF" w:sz="8" w:space="0"/>
-          <w:bottom w:val="single" w:color="9F8AB9" w:themeColor="accent4" w:themeTint="BF" w:sz="8" w:space="0"/>
-          <w:right w:val="single" w:color="9F8AB9" w:themeColor="accent4" w:themeTint="BF" w:sz="8" w:space="0"/>
+          <w:top w:val="double" w:sz="6" w:space="0" w:color="9F8AB9" w:themeColor="accent4" w:themeTint="BF"/>
+          <w:left w:val="single" w:sz="8" w:space="0" w:color="9F8AB9" w:themeColor="accent4" w:themeTint="BF"/>
+          <w:bottom w:val="single" w:sz="8" w:space="0" w:color="9F8AB9" w:themeColor="accent4" w:themeTint="BF"/>
+          <w:right w:val="single" w:sz="8" w:space="0" w:color="9F8AB9" w:themeColor="accent4" w:themeTint="BF"/>
           <w:insideH w:val="nil"/>
           <w:insideV w:val="nil"/>
         </w:tcBorders>
@@ -6068,11 +5697,11 @@
       <w:tblStyleRowBandSize w:val="1"/>
       <w:tblStyleColBandSize w:val="1"/>
       <w:tblBorders>
-        <w:top w:val="single" w:color="78C0D4" w:themeColor="accent5" w:themeTint="BF" w:sz="8" w:space="0"/>
-        <w:left w:val="single" w:color="78C0D4" w:themeColor="accent5" w:themeTint="BF" w:sz="8" w:space="0"/>
-        <w:bottom w:val="single" w:color="78C0D4" w:themeColor="accent5" w:themeTint="BF" w:sz="8" w:space="0"/>
-        <w:right w:val="single" w:color="78C0D4" w:themeColor="accent5" w:themeTint="BF" w:sz="8" w:space="0"/>
-        <w:insideH w:val="single" w:color="78C0D4" w:themeColor="accent5" w:themeTint="BF" w:sz="8" w:space="0"/>
+        <w:top w:val="single" w:sz="8" w:space="0" w:color="78C0D4" w:themeColor="accent5" w:themeTint="BF"/>
+        <w:left w:val="single" w:sz="8" w:space="0" w:color="78C0D4" w:themeColor="accent5" w:themeTint="BF"/>
+        <w:bottom w:val="single" w:sz="8" w:space="0" w:color="78C0D4" w:themeColor="accent5" w:themeTint="BF"/>
+        <w:right w:val="single" w:sz="8" w:space="0" w:color="78C0D4" w:themeColor="accent5" w:themeTint="BF"/>
+        <w:insideH w:val="single" w:sz="8" w:space="0" w:color="78C0D4" w:themeColor="accent5" w:themeTint="BF"/>
       </w:tblBorders>
     </w:tblPr>
     <w:tblStylePr w:type="firstRow">
@@ -6087,10 +5716,10 @@
       <w:tblPr/>
       <w:tcPr>
         <w:tcBorders>
-          <w:top w:val="single" w:color="78C0D4" w:themeColor="accent5" w:themeTint="BF" w:sz="8" w:space="0"/>
-          <w:left w:val="single" w:color="78C0D4" w:themeColor="accent5" w:themeTint="BF" w:sz="8" w:space="0"/>
-          <w:bottom w:val="single" w:color="78C0D4" w:themeColor="accent5" w:themeTint="BF" w:sz="8" w:space="0"/>
-          <w:right w:val="single" w:color="78C0D4" w:themeColor="accent5" w:themeTint="BF" w:sz="8" w:space="0"/>
+          <w:top w:val="single" w:sz="8" w:space="0" w:color="78C0D4" w:themeColor="accent5" w:themeTint="BF"/>
+          <w:left w:val="single" w:sz="8" w:space="0" w:color="78C0D4" w:themeColor="accent5" w:themeTint="BF"/>
+          <w:bottom w:val="single" w:sz="8" w:space="0" w:color="78C0D4" w:themeColor="accent5" w:themeTint="BF"/>
+          <w:right w:val="single" w:sz="8" w:space="0" w:color="78C0D4" w:themeColor="accent5" w:themeTint="BF"/>
           <w:insideH w:val="nil"/>
           <w:insideV w:val="nil"/>
         </w:tcBorders>
@@ -6108,10 +5737,10 @@
       <w:tblPr/>
       <w:tcPr>
         <w:tcBorders>
-          <w:top w:val="double" w:color="78C0D4" w:themeColor="accent5" w:themeTint="BF" w:sz="6" w:space="0"/>
-          <w:left w:val="single" w:color="78C0D4" w:themeColor="accent5" w:themeTint="BF" w:sz="8" w:space="0"/>
-          <w:bottom w:val="single" w:color="78C0D4" w:themeColor="accent5" w:themeTint="BF" w:sz="8" w:space="0"/>
-          <w:right w:val="single" w:color="78C0D4" w:themeColor="accent5" w:themeTint="BF" w:sz="8" w:space="0"/>
+          <w:top w:val="double" w:sz="6" w:space="0" w:color="78C0D4" w:themeColor="accent5" w:themeTint="BF"/>
+          <w:left w:val="single" w:sz="8" w:space="0" w:color="78C0D4" w:themeColor="accent5" w:themeTint="BF"/>
+          <w:bottom w:val="single" w:sz="8" w:space="0" w:color="78C0D4" w:themeColor="accent5" w:themeTint="BF"/>
+          <w:right w:val="single" w:sz="8" w:space="0" w:color="78C0D4" w:themeColor="accent5" w:themeTint="BF"/>
           <w:insideH w:val="nil"/>
           <w:insideV w:val="nil"/>
         </w:tcBorders>
@@ -6167,11 +5796,11 @@
       <w:tblStyleRowBandSize w:val="1"/>
       <w:tblStyleColBandSize w:val="1"/>
       <w:tblBorders>
-        <w:top w:val="single" w:color="F9B074" w:themeColor="accent6" w:themeTint="BF" w:sz="8" w:space="0"/>
-        <w:left w:val="single" w:color="F9B074" w:themeColor="accent6" w:themeTint="BF" w:sz="8" w:space="0"/>
-        <w:bottom w:val="single" w:color="F9B074" w:themeColor="accent6" w:themeTint="BF" w:sz="8" w:space="0"/>
-        <w:right w:val="single" w:color="F9B074" w:themeColor="accent6" w:themeTint="BF" w:sz="8" w:space="0"/>
-        <w:insideH w:val="single" w:color="F9B074" w:themeColor="accent6" w:themeTint="BF" w:sz="8" w:space="0"/>
+        <w:top w:val="single" w:sz="8" w:space="0" w:color="F9B074" w:themeColor="accent6" w:themeTint="BF"/>
+        <w:left w:val="single" w:sz="8" w:space="0" w:color="F9B074" w:themeColor="accent6" w:themeTint="BF"/>
+        <w:bottom w:val="single" w:sz="8" w:space="0" w:color="F9B074" w:themeColor="accent6" w:themeTint="BF"/>
+        <w:right w:val="single" w:sz="8" w:space="0" w:color="F9B074" w:themeColor="accent6" w:themeTint="BF"/>
+        <w:insideH w:val="single" w:sz="8" w:space="0" w:color="F9B074" w:themeColor="accent6" w:themeTint="BF"/>
       </w:tblBorders>
     </w:tblPr>
     <w:tblStylePr w:type="firstRow">
@@ -6186,10 +5815,10 @@
       <w:tblPr/>
       <w:tcPr>
         <w:tcBorders>
-          <w:top w:val="single" w:color="F9B074" w:themeColor="accent6" w:themeTint="BF" w:sz="8" w:space="0"/>
-          <w:left w:val="single" w:color="F9B074" w:themeColor="accent6" w:themeTint="BF" w:sz="8" w:space="0"/>
-          <w:bottom w:val="single" w:color="F9B074" w:themeColor="accent6" w:themeTint="BF" w:sz="8" w:space="0"/>
-          <w:right w:val="single" w:color="F9B074" w:themeColor="accent6" w:themeTint="BF" w:sz="8" w:space="0"/>
+          <w:top w:val="single" w:sz="8" w:space="0" w:color="F9B074" w:themeColor="accent6" w:themeTint="BF"/>
+          <w:left w:val="single" w:sz="8" w:space="0" w:color="F9B074" w:themeColor="accent6" w:themeTint="BF"/>
+          <w:bottom w:val="single" w:sz="8" w:space="0" w:color="F9B074" w:themeColor="accent6" w:themeTint="BF"/>
+          <w:right w:val="single" w:sz="8" w:space="0" w:color="F9B074" w:themeColor="accent6" w:themeTint="BF"/>
           <w:insideH w:val="nil"/>
           <w:insideV w:val="nil"/>
         </w:tcBorders>
@@ -6207,10 +5836,10 @@
       <w:tblPr/>
       <w:tcPr>
         <w:tcBorders>
-          <w:top w:val="double" w:color="F9B074" w:themeColor="accent6" w:themeTint="BF" w:sz="6" w:space="0"/>
-          <w:left w:val="single" w:color="F9B074" w:themeColor="accent6" w:themeTint="BF" w:sz="8" w:space="0"/>
-          <w:bottom w:val="single" w:color="F9B074" w:themeColor="accent6" w:themeTint="BF" w:sz="8" w:space="0"/>
-          <w:right w:val="single" w:color="F9B074" w:themeColor="accent6" w:themeTint="BF" w:sz="8" w:space="0"/>
+          <w:top w:val="double" w:sz="6" w:space="0" w:color="F9B074" w:themeColor="accent6" w:themeTint="BF"/>
+          <w:left w:val="single" w:sz="8" w:space="0" w:color="F9B074" w:themeColor="accent6" w:themeTint="BF"/>
+          <w:bottom w:val="single" w:sz="8" w:space="0" w:color="F9B074" w:themeColor="accent6" w:themeTint="BF"/>
+          <w:right w:val="single" w:sz="8" w:space="0" w:color="F9B074" w:themeColor="accent6" w:themeTint="BF"/>
           <w:insideH w:val="nil"/>
           <w:insideV w:val="nil"/>
         </w:tcBorders>
@@ -6266,8 +5895,8 @@
       <w:tblStyleRowBandSize w:val="1"/>
       <w:tblStyleColBandSize w:val="1"/>
       <w:tblBorders>
-        <w:top w:val="single" w:color="auto" w:sz="18" w:space="0"/>
-        <w:bottom w:val="single" w:color="auto" w:sz="18" w:space="0"/>
+        <w:top w:val="single" w:sz="18" w:space="0" w:color="auto"/>
+        <w:bottom w:val="single" w:sz="18" w:space="0" w:color="auto"/>
       </w:tblBorders>
     </w:tblPr>
     <w:tblStylePr w:type="firstRow">
@@ -6282,9 +5911,9 @@
       <w:tblPr/>
       <w:tcPr>
         <w:tcBorders>
-          <w:top w:val="single" w:color="auto" w:sz="18" w:space="0"/>
-          <w:left w:val="nil"/>
-          <w:bottom w:val="single" w:color="auto" w:sz="18" w:space="0"/>
+          <w:top w:val="single" w:sz="18" w:space="0" w:color="auto"/>
+          <w:left w:val="nil"/>
+          <w:bottom w:val="single" w:sz="18" w:space="0" w:color="auto"/>
           <w:right w:val="nil"/>
           <w:insideH w:val="nil"/>
           <w:insideV w:val="nil"/>
@@ -6302,9 +5931,9 @@
       <w:tblPr/>
       <w:tcPr>
         <w:tcBorders>
-          <w:top w:val="double" w:color="auto" w:sz="6" w:space="0"/>
-          <w:left w:val="nil"/>
-          <w:bottom w:val="single" w:color="auto" w:sz="18" w:space="0"/>
+          <w:top w:val="double" w:sz="6" w:space="0" w:color="auto"/>
+          <w:left w:val="nil"/>
+          <w:bottom w:val="single" w:sz="18" w:space="0" w:color="auto"/>
           <w:right w:val="nil"/>
           <w:insideH w:val="nil"/>
           <w:insideV w:val="nil"/>
@@ -6323,7 +5952,7 @@
         <w:tcBorders>
           <w:top w:val="nil"/>
           <w:left w:val="nil"/>
-          <w:bottom w:val="single" w:color="auto" w:sz="18" w:space="0"/>
+          <w:bottom w:val="single" w:sz="18" w:space="0" w:color="auto"/>
           <w:right w:val="nil"/>
           <w:insideH w:val="nil"/>
           <w:insideV w:val="nil"/>
@@ -6370,9 +5999,9 @@
       <w:tblPr/>
       <w:tcPr>
         <w:tcBorders>
-          <w:top w:val="single" w:color="auto" w:sz="18" w:space="0"/>
-          <w:left w:val="nil"/>
-          <w:bottom w:val="single" w:color="auto" w:sz="18" w:space="0"/>
+          <w:top w:val="single" w:sz="18" w:space="0" w:color="auto"/>
+          <w:left w:val="nil"/>
+          <w:bottom w:val="single" w:sz="18" w:space="0" w:color="auto"/>
           <w:right w:val="nil"/>
           <w:insideH w:val="nil"/>
           <w:insideV w:val="nil"/>
@@ -6386,9 +6015,9 @@
       <w:tblPr/>
       <w:tcPr>
         <w:tcBorders>
-          <w:top w:val="single" w:color="auto" w:sz="18" w:space="0"/>
-          <w:left w:val="nil"/>
-          <w:bottom w:val="single" w:color="auto" w:sz="18" w:space="0"/>
+          <w:top w:val="single" w:sz="18" w:space="0" w:color="auto"/>
+          <w:left w:val="nil"/>
+          <w:bottom w:val="single" w:sz="18" w:space="0" w:color="auto"/>
           <w:right w:val="nil"/>
           <w:insideH w:val="nil"/>
           <w:insideV w:val="nil"/>
@@ -6408,8 +6037,8 @@
       <w:tblStyleRowBandSize w:val="1"/>
       <w:tblStyleColBandSize w:val="1"/>
       <w:tblBorders>
-        <w:top w:val="single" w:color="auto" w:sz="18" w:space="0"/>
-        <w:bottom w:val="single" w:color="auto" w:sz="18" w:space="0"/>
+        <w:top w:val="single" w:sz="18" w:space="0" w:color="auto"/>
+        <w:bottom w:val="single" w:sz="18" w:space="0" w:color="auto"/>
       </w:tblBorders>
     </w:tblPr>
     <w:tblStylePr w:type="firstRow">
@@ -6424,9 +6053,9 @@
       <w:tblPr/>
       <w:tcPr>
         <w:tcBorders>
-          <w:top w:val="single" w:color="auto" w:sz="18" w:space="0"/>
-          <w:left w:val="nil"/>
-          <w:bottom w:val="single" w:color="auto" w:sz="18" w:space="0"/>
+          <w:top w:val="single" w:sz="18" w:space="0" w:color="auto"/>
+          <w:left w:val="nil"/>
+          <w:bottom w:val="single" w:sz="18" w:space="0" w:color="auto"/>
           <w:right w:val="nil"/>
           <w:insideH w:val="nil"/>
           <w:insideV w:val="nil"/>
@@ -6444,9 +6073,9 @@
       <w:tblPr/>
       <w:tcPr>
         <w:tcBorders>
-          <w:top w:val="double" w:color="auto" w:sz="6" w:space="0"/>
-          <w:left w:val="nil"/>
-          <w:bottom w:val="single" w:color="auto" w:sz="18" w:space="0"/>
+          <w:top w:val="double" w:sz="6" w:space="0" w:color="auto"/>
+          <w:left w:val="nil"/>
+          <w:bottom w:val="single" w:sz="18" w:space="0" w:color="auto"/>
           <w:right w:val="nil"/>
           <w:insideH w:val="nil"/>
           <w:insideV w:val="nil"/>
@@ -6465,7 +6094,7 @@
         <w:tcBorders>
           <w:top w:val="nil"/>
           <w:left w:val="nil"/>
-          <w:bottom w:val="single" w:color="auto" w:sz="18" w:space="0"/>
+          <w:bottom w:val="single" w:sz="18" w:space="0" w:color="auto"/>
           <w:right w:val="nil"/>
           <w:insideH w:val="nil"/>
           <w:insideV w:val="nil"/>
@@ -6512,9 +6141,9 @@
       <w:tblPr/>
       <w:tcPr>
         <w:tcBorders>
-          <w:top w:val="single" w:color="auto" w:sz="18" w:space="0"/>
-          <w:left w:val="nil"/>
-          <w:bottom w:val="single" w:color="auto" w:sz="18" w:space="0"/>
+          <w:top w:val="single" w:sz="18" w:space="0" w:color="auto"/>
+          <w:left w:val="nil"/>
+          <w:bottom w:val="single" w:sz="18" w:space="0" w:color="auto"/>
           <w:right w:val="nil"/>
           <w:insideH w:val="nil"/>
           <w:insideV w:val="nil"/>
@@ -6528,9 +6157,9 @@
       <w:tblPr/>
       <w:tcPr>
         <w:tcBorders>
-          <w:top w:val="single" w:color="auto" w:sz="18" w:space="0"/>
-          <w:left w:val="nil"/>
-          <w:bottom w:val="single" w:color="auto" w:sz="18" w:space="0"/>
+          <w:top w:val="single" w:sz="18" w:space="0" w:color="auto"/>
+          <w:left w:val="nil"/>
+          <w:bottom w:val="single" w:sz="18" w:space="0" w:color="auto"/>
           <w:right w:val="nil"/>
           <w:insideH w:val="nil"/>
           <w:insideV w:val="nil"/>
@@ -6550,8 +6179,8 @@
       <w:tblStyleRowBandSize w:val="1"/>
       <w:tblStyleColBandSize w:val="1"/>
       <w:tblBorders>
-        <w:top w:val="single" w:color="auto" w:sz="18" w:space="0"/>
-        <w:bottom w:val="single" w:color="auto" w:sz="18" w:space="0"/>
+        <w:top w:val="single" w:sz="18" w:space="0" w:color="auto"/>
+        <w:bottom w:val="single" w:sz="18" w:space="0" w:color="auto"/>
       </w:tblBorders>
     </w:tblPr>
     <w:tblStylePr w:type="firstRow">
@@ -6566,9 +6195,9 @@
       <w:tblPr/>
       <w:tcPr>
         <w:tcBorders>
-          <w:top w:val="single" w:color="auto" w:sz="18" w:space="0"/>
-          <w:left w:val="nil"/>
-          <w:bottom w:val="single" w:color="auto" w:sz="18" w:space="0"/>
+          <w:top w:val="single" w:sz="18" w:space="0" w:color="auto"/>
+          <w:left w:val="nil"/>
+          <w:bottom w:val="single" w:sz="18" w:space="0" w:color="auto"/>
           <w:right w:val="nil"/>
           <w:insideH w:val="nil"/>
           <w:insideV w:val="nil"/>
@@ -6586,9 +6215,9 @@
       <w:tblPr/>
       <w:tcPr>
         <w:tcBorders>
-          <w:top w:val="double" w:color="auto" w:sz="6" w:space="0"/>
-          <w:left w:val="nil"/>
-          <w:bottom w:val="single" w:color="auto" w:sz="18" w:space="0"/>
+          <w:top w:val="double" w:sz="6" w:space="0" w:color="auto"/>
+          <w:left w:val="nil"/>
+          <w:bottom w:val="single" w:sz="18" w:space="0" w:color="auto"/>
           <w:right w:val="nil"/>
           <w:insideH w:val="nil"/>
           <w:insideV w:val="nil"/>
@@ -6607,7 +6236,7 @@
         <w:tcBorders>
           <w:top w:val="nil"/>
           <w:left w:val="nil"/>
-          <w:bottom w:val="single" w:color="auto" w:sz="18" w:space="0"/>
+          <w:bottom w:val="single" w:sz="18" w:space="0" w:color="auto"/>
           <w:right w:val="nil"/>
           <w:insideH w:val="nil"/>
           <w:insideV w:val="nil"/>
@@ -6654,9 +6283,9 @@
       <w:tblPr/>
       <w:tcPr>
         <w:tcBorders>
-          <w:top w:val="single" w:color="auto" w:sz="18" w:space="0"/>
-          <w:left w:val="nil"/>
-          <w:bottom w:val="single" w:color="auto" w:sz="18" w:space="0"/>
+          <w:top w:val="single" w:sz="18" w:space="0" w:color="auto"/>
+          <w:left w:val="nil"/>
+          <w:bottom w:val="single" w:sz="18" w:space="0" w:color="auto"/>
           <w:right w:val="nil"/>
           <w:insideH w:val="nil"/>
           <w:insideV w:val="nil"/>
@@ -6670,9 +6299,9 @@
       <w:tblPr/>
       <w:tcPr>
         <w:tcBorders>
-          <w:top w:val="single" w:color="auto" w:sz="18" w:space="0"/>
-          <w:left w:val="nil"/>
-          <w:bottom w:val="single" w:color="auto" w:sz="18" w:space="0"/>
+          <w:top w:val="single" w:sz="18" w:space="0" w:color="auto"/>
+          <w:left w:val="nil"/>
+          <w:bottom w:val="single" w:sz="18" w:space="0" w:color="auto"/>
           <w:right w:val="nil"/>
           <w:insideH w:val="nil"/>
           <w:insideV w:val="nil"/>
@@ -6692,8 +6321,8 @@
       <w:tblStyleRowBandSize w:val="1"/>
       <w:tblStyleColBandSize w:val="1"/>
       <w:tblBorders>
-        <w:top w:val="single" w:color="auto" w:sz="18" w:space="0"/>
-        <w:bottom w:val="single" w:color="auto" w:sz="18" w:space="0"/>
+        <w:top w:val="single" w:sz="18" w:space="0" w:color="auto"/>
+        <w:bottom w:val="single" w:sz="18" w:space="0" w:color="auto"/>
       </w:tblBorders>
     </w:tblPr>
     <w:tblStylePr w:type="firstRow">
@@ -6708,9 +6337,9 @@
       <w:tblPr/>
       <w:tcPr>
         <w:tcBorders>
-          <w:top w:val="single" w:color="auto" w:sz="18" w:space="0"/>
-          <w:left w:val="nil"/>
-          <w:bottom w:val="single" w:color="auto" w:sz="18" w:space="0"/>
+          <w:top w:val="single" w:sz="18" w:space="0" w:color="auto"/>
+          <w:left w:val="nil"/>
+          <w:bottom w:val="single" w:sz="18" w:space="0" w:color="auto"/>
           <w:right w:val="nil"/>
           <w:insideH w:val="nil"/>
           <w:insideV w:val="nil"/>
@@ -6728,9 +6357,9 @@
       <w:tblPr/>
       <w:tcPr>
         <w:tcBorders>
-          <w:top w:val="double" w:color="auto" w:sz="6" w:space="0"/>
-          <w:left w:val="nil"/>
-          <w:bottom w:val="single" w:color="auto" w:sz="18" w:space="0"/>
+          <w:top w:val="double" w:sz="6" w:space="0" w:color="auto"/>
+          <w:left w:val="nil"/>
+          <w:bottom w:val="single" w:sz="18" w:space="0" w:color="auto"/>
           <w:right w:val="nil"/>
           <w:insideH w:val="nil"/>
           <w:insideV w:val="nil"/>
@@ -6749,7 +6378,7 @@
         <w:tcBorders>
           <w:top w:val="nil"/>
           <w:left w:val="nil"/>
-          <w:bottom w:val="single" w:color="auto" w:sz="18" w:space="0"/>
+          <w:bottom w:val="single" w:sz="18" w:space="0" w:color="auto"/>
           <w:right w:val="nil"/>
           <w:insideH w:val="nil"/>
           <w:insideV w:val="nil"/>
@@ -6796,9 +6425,9 @@
       <w:tblPr/>
       <w:tcPr>
         <w:tcBorders>
-          <w:top w:val="single" w:color="auto" w:sz="18" w:space="0"/>
-          <w:left w:val="nil"/>
-          <w:bottom w:val="single" w:color="auto" w:sz="18" w:space="0"/>
+          <w:top w:val="single" w:sz="18" w:space="0" w:color="auto"/>
+          <w:left w:val="nil"/>
+          <w:bottom w:val="single" w:sz="18" w:space="0" w:color="auto"/>
           <w:right w:val="nil"/>
           <w:insideH w:val="nil"/>
           <w:insideV w:val="nil"/>
@@ -6812,9 +6441,9 @@
       <w:tblPr/>
       <w:tcPr>
         <w:tcBorders>
-          <w:top w:val="single" w:color="auto" w:sz="18" w:space="0"/>
-          <w:left w:val="nil"/>
-          <w:bottom w:val="single" w:color="auto" w:sz="18" w:space="0"/>
+          <w:top w:val="single" w:sz="18" w:space="0" w:color="auto"/>
+          <w:left w:val="nil"/>
+          <w:bottom w:val="single" w:sz="18" w:space="0" w:color="auto"/>
           <w:right w:val="nil"/>
           <w:insideH w:val="nil"/>
           <w:insideV w:val="nil"/>
@@ -6834,8 +6463,8 @@
       <w:tblStyleRowBandSize w:val="1"/>
       <w:tblStyleColBandSize w:val="1"/>
       <w:tblBorders>
-        <w:top w:val="single" w:color="auto" w:sz="18" w:space="0"/>
-        <w:bottom w:val="single" w:color="auto" w:sz="18" w:space="0"/>
+        <w:top w:val="single" w:sz="18" w:space="0" w:color="auto"/>
+        <w:bottom w:val="single" w:sz="18" w:space="0" w:color="auto"/>
       </w:tblBorders>
     </w:tblPr>
     <w:tblStylePr w:type="firstRow">
@@ -6850,9 +6479,9 @@
       <w:tblPr/>
       <w:tcPr>
         <w:tcBorders>
-          <w:top w:val="single" w:color="auto" w:sz="18" w:space="0"/>
-          <w:left w:val="nil"/>
-          <w:bottom w:val="single" w:color="auto" w:sz="18" w:space="0"/>
+          <w:top w:val="single" w:sz="18" w:space="0" w:color="auto"/>
+          <w:left w:val="nil"/>
+          <w:bottom w:val="single" w:sz="18" w:space="0" w:color="auto"/>
           <w:right w:val="nil"/>
           <w:insideH w:val="nil"/>
           <w:insideV w:val="nil"/>
@@ -6870,9 +6499,9 @@
       <w:tblPr/>
       <w:tcPr>
         <w:tcBorders>
-          <w:top w:val="double" w:color="auto" w:sz="6" w:space="0"/>
-          <w:left w:val="nil"/>
-          <w:bottom w:val="single" w:color="auto" w:sz="18" w:space="0"/>
+          <w:top w:val="double" w:sz="6" w:space="0" w:color="auto"/>
+          <w:left w:val="nil"/>
+          <w:bottom w:val="single" w:sz="18" w:space="0" w:color="auto"/>
           <w:right w:val="nil"/>
           <w:insideH w:val="nil"/>
           <w:insideV w:val="nil"/>
@@ -6891,7 +6520,7 @@
         <w:tcBorders>
           <w:top w:val="nil"/>
           <w:left w:val="nil"/>
-          <w:bottom w:val="single" w:color="auto" w:sz="18" w:space="0"/>
+          <w:bottom w:val="single" w:sz="18" w:space="0" w:color="auto"/>
           <w:right w:val="nil"/>
           <w:insideH w:val="nil"/>
           <w:insideV w:val="nil"/>
@@ -6938,9 +6567,9 @@
       <w:tblPr/>
       <w:tcPr>
         <w:tcBorders>
-          <w:top w:val="single" w:color="auto" w:sz="18" w:space="0"/>
-          <w:left w:val="nil"/>
-          <w:bottom w:val="single" w:color="auto" w:sz="18" w:space="0"/>
+          <w:top w:val="single" w:sz="18" w:space="0" w:color="auto"/>
+          <w:left w:val="nil"/>
+          <w:bottom w:val="single" w:sz="18" w:space="0" w:color="auto"/>
           <w:right w:val="nil"/>
           <w:insideH w:val="nil"/>
           <w:insideV w:val="nil"/>
@@ -6954,9 +6583,9 @@
       <w:tblPr/>
       <w:tcPr>
         <w:tcBorders>
-          <w:top w:val="single" w:color="auto" w:sz="18" w:space="0"/>
-          <w:left w:val="nil"/>
-          <w:bottom w:val="single" w:color="auto" w:sz="18" w:space="0"/>
+          <w:top w:val="single" w:sz="18" w:space="0" w:color="auto"/>
+          <w:left w:val="nil"/>
+          <w:bottom w:val="single" w:sz="18" w:space="0" w:color="auto"/>
           <w:right w:val="nil"/>
           <w:insideH w:val="nil"/>
           <w:insideV w:val="nil"/>
@@ -6976,8 +6605,8 @@
       <w:tblStyleRowBandSize w:val="1"/>
       <w:tblStyleColBandSize w:val="1"/>
       <w:tblBorders>
-        <w:top w:val="single" w:color="auto" w:sz="18" w:space="0"/>
-        <w:bottom w:val="single" w:color="auto" w:sz="18" w:space="0"/>
+        <w:top w:val="single" w:sz="18" w:space="0" w:color="auto"/>
+        <w:bottom w:val="single" w:sz="18" w:space="0" w:color="auto"/>
       </w:tblBorders>
     </w:tblPr>
     <w:tblStylePr w:type="firstRow">
@@ -6992,9 +6621,9 @@
       <w:tblPr/>
       <w:tcPr>
         <w:tcBorders>
-          <w:top w:val="single" w:color="auto" w:sz="18" w:space="0"/>
-          <w:left w:val="nil"/>
-          <w:bottom w:val="single" w:color="auto" w:sz="18" w:space="0"/>
+          <w:top w:val="single" w:sz="18" w:space="0" w:color="auto"/>
+          <w:left w:val="nil"/>
+          <w:bottom w:val="single" w:sz="18" w:space="0" w:color="auto"/>
           <w:right w:val="nil"/>
           <w:insideH w:val="nil"/>
           <w:insideV w:val="nil"/>
@@ -7012,9 +6641,9 @@
       <w:tblPr/>
       <w:tcPr>
         <w:tcBorders>
-          <w:top w:val="double" w:color="auto" w:sz="6" w:space="0"/>
-          <w:left w:val="nil"/>
-          <w:bottom w:val="single" w:color="auto" w:sz="18" w:space="0"/>
+          <w:top w:val="double" w:sz="6" w:space="0" w:color="auto"/>
+          <w:left w:val="nil"/>
+          <w:bottom w:val="single" w:sz="18" w:space="0" w:color="auto"/>
           <w:right w:val="nil"/>
           <w:insideH w:val="nil"/>
           <w:insideV w:val="nil"/>
@@ -7033,7 +6662,7 @@
         <w:tcBorders>
           <w:top w:val="nil"/>
           <w:left w:val="nil"/>
-          <w:bottom w:val="single" w:color="auto" w:sz="18" w:space="0"/>
+          <w:bottom w:val="single" w:sz="18" w:space="0" w:color="auto"/>
           <w:right w:val="nil"/>
           <w:insideH w:val="nil"/>
           <w:insideV w:val="nil"/>
@@ -7080,9 +6709,9 @@
       <w:tblPr/>
       <w:tcPr>
         <w:tcBorders>
-          <w:top w:val="single" w:color="auto" w:sz="18" w:space="0"/>
-          <w:left w:val="nil"/>
-          <w:bottom w:val="single" w:color="auto" w:sz="18" w:space="0"/>
+          <w:top w:val="single" w:sz="18" w:space="0" w:color="auto"/>
+          <w:left w:val="nil"/>
+          <w:bottom w:val="single" w:sz="18" w:space="0" w:color="auto"/>
           <w:right w:val="nil"/>
           <w:insideH w:val="nil"/>
           <w:insideV w:val="nil"/>
@@ -7096,9 +6725,9 @@
       <w:tblPr/>
       <w:tcPr>
         <w:tcBorders>
-          <w:top w:val="single" w:color="auto" w:sz="18" w:space="0"/>
-          <w:left w:val="nil"/>
-          <w:bottom w:val="single" w:color="auto" w:sz="18" w:space="0"/>
+          <w:top w:val="single" w:sz="18" w:space="0" w:color="auto"/>
+          <w:left w:val="nil"/>
+          <w:bottom w:val="single" w:sz="18" w:space="0" w:color="auto"/>
           <w:right w:val="nil"/>
           <w:insideH w:val="nil"/>
           <w:insideV w:val="nil"/>
@@ -7118,8 +6747,8 @@
       <w:tblStyleRowBandSize w:val="1"/>
       <w:tblStyleColBandSize w:val="1"/>
       <w:tblBorders>
-        <w:top w:val="single" w:color="auto" w:sz="18" w:space="0"/>
-        <w:bottom w:val="single" w:color="auto" w:sz="18" w:space="0"/>
+        <w:top w:val="single" w:sz="18" w:space="0" w:color="auto"/>
+        <w:bottom w:val="single" w:sz="18" w:space="0" w:color="auto"/>
       </w:tblBorders>
     </w:tblPr>
     <w:tblStylePr w:type="firstRow">
@@ -7134,9 +6763,9 @@
       <w:tblPr/>
       <w:tcPr>
         <w:tcBorders>
-          <w:top w:val="single" w:color="auto" w:sz="18" w:space="0"/>
-          <w:left w:val="nil"/>
-          <w:bottom w:val="single" w:color="auto" w:sz="18" w:space="0"/>
+          <w:top w:val="single" w:sz="18" w:space="0" w:color="auto"/>
+          <w:left w:val="nil"/>
+          <w:bottom w:val="single" w:sz="18" w:space="0" w:color="auto"/>
           <w:right w:val="nil"/>
           <w:insideH w:val="nil"/>
           <w:insideV w:val="nil"/>
@@ -7154,9 +6783,9 @@
       <w:tblPr/>
       <w:tcPr>
         <w:tcBorders>
-          <w:top w:val="double" w:color="auto" w:sz="6" w:space="0"/>
-          <w:left w:val="nil"/>
-          <w:bottom w:val="single" w:color="auto" w:sz="18" w:space="0"/>
+          <w:top w:val="double" w:sz="6" w:space="0" w:color="auto"/>
+          <w:left w:val="nil"/>
+          <w:bottom w:val="single" w:sz="18" w:space="0" w:color="auto"/>
           <w:right w:val="nil"/>
           <w:insideH w:val="nil"/>
           <w:insideV w:val="nil"/>
@@ -7175,7 +6804,7 @@
         <w:tcBorders>
           <w:top w:val="nil"/>
           <w:left w:val="nil"/>
-          <w:bottom w:val="single" w:color="auto" w:sz="18" w:space="0"/>
+          <w:bottom w:val="single" w:sz="18" w:space="0" w:color="auto"/>
           <w:right w:val="nil"/>
           <w:insideH w:val="nil"/>
           <w:insideV w:val="nil"/>
@@ -7222,9 +6851,9 @@
       <w:tblPr/>
       <w:tcPr>
         <w:tcBorders>
-          <w:top w:val="single" w:color="auto" w:sz="18" w:space="0"/>
-          <w:left w:val="nil"/>
-          <w:bottom w:val="single" w:color="auto" w:sz="18" w:space="0"/>
+          <w:top w:val="single" w:sz="18" w:space="0" w:color="auto"/>
+          <w:left w:val="nil"/>
+          <w:bottom w:val="single" w:sz="18" w:space="0" w:color="auto"/>
           <w:right w:val="nil"/>
           <w:insideH w:val="nil"/>
           <w:insideV w:val="nil"/>
@@ -7238,9 +6867,9 @@
       <w:tblPr/>
       <w:tcPr>
         <w:tcBorders>
-          <w:top w:val="single" w:color="auto" w:sz="18" w:space="0"/>
-          <w:left w:val="nil"/>
-          <w:bottom w:val="single" w:color="auto" w:sz="18" w:space="0"/>
+          <w:top w:val="single" w:sz="18" w:space="0" w:color="auto"/>
+          <w:left w:val="nil"/>
+          <w:bottom w:val="single" w:sz="18" w:space="0" w:color="auto"/>
           <w:right w:val="nil"/>
           <w:insideH w:val="nil"/>
           <w:insideV w:val="nil"/>
@@ -7263,19 +6892,19 @@
       <w:tblStyleRowBandSize w:val="1"/>
       <w:tblStyleColBandSize w:val="1"/>
       <w:tblBorders>
-        <w:top w:val="single" w:color="000000" w:themeColor="text1" w:sz="8" w:space="0"/>
-        <w:bottom w:val="single" w:color="000000" w:themeColor="text1" w:sz="8" w:space="0"/>
+        <w:top w:val="single" w:sz="8" w:space="0" w:color="000000" w:themeColor="text1"/>
+        <w:bottom w:val="single" w:sz="8" w:space="0" w:color="000000" w:themeColor="text1"/>
       </w:tblBorders>
     </w:tblPr>
     <w:tblStylePr w:type="firstRow">
       <w:rPr>
-        <w:rFonts w:asciiTheme="majorHAnsi" w:hAnsiTheme="majorHAnsi" w:eastAsiaTheme="majorEastAsia" w:cstheme="majorBidi"/>
+        <w:rFonts w:asciiTheme="majorHAnsi" w:eastAsiaTheme="majorEastAsia" w:hAnsiTheme="majorHAnsi" w:cstheme="majorBidi"/>
       </w:rPr>
       <w:tblPr/>
       <w:tcPr>
         <w:tcBorders>
           <w:top w:val="nil"/>
-          <w:bottom w:val="single" w:color="000000" w:themeColor="text1" w:sz="8" w:space="0"/>
+          <w:bottom w:val="single" w:sz="8" w:space="0" w:color="000000" w:themeColor="text1"/>
         </w:tcBorders>
       </w:tcPr>
     </w:tblStylePr>
@@ -7288,8 +6917,8 @@
       <w:tblPr/>
       <w:tcPr>
         <w:tcBorders>
-          <w:top w:val="single" w:color="000000" w:themeColor="text1" w:sz="8" w:space="0"/>
-          <w:bottom w:val="single" w:color="000000" w:themeColor="text1" w:sz="8" w:space="0"/>
+          <w:top w:val="single" w:sz="8" w:space="0" w:color="000000" w:themeColor="text1"/>
+          <w:bottom w:val="single" w:sz="8" w:space="0" w:color="000000" w:themeColor="text1"/>
         </w:tcBorders>
       </w:tcPr>
     </w:tblStylePr>
@@ -7307,8 +6936,8 @@
       <w:tblPr/>
       <w:tcPr>
         <w:tcBorders>
-          <w:top w:val="single" w:color="000000" w:themeColor="text1" w:sz="8" w:space="0"/>
-          <w:bottom w:val="single" w:color="000000" w:themeColor="text1" w:sz="8" w:space="0"/>
+          <w:top w:val="single" w:sz="8" w:space="0" w:color="000000" w:themeColor="text1"/>
+          <w:bottom w:val="single" w:sz="8" w:space="0" w:color="000000" w:themeColor="text1"/>
         </w:tcBorders>
       </w:tcPr>
     </w:tblStylePr>
@@ -7340,19 +6969,19 @@
       <w:tblStyleRowBandSize w:val="1"/>
       <w:tblStyleColBandSize w:val="1"/>
       <w:tblBorders>
-        <w:top w:val="single" w:color="4F81BD" w:themeColor="accent1" w:sz="8" w:space="0"/>
-        <w:bottom w:val="single" w:color="4F81BD" w:themeColor="accent1" w:sz="8" w:space="0"/>
+        <w:top w:val="single" w:sz="8" w:space="0" w:color="4F81BD" w:themeColor="accent1"/>
+        <w:bottom w:val="single" w:sz="8" w:space="0" w:color="4F81BD" w:themeColor="accent1"/>
       </w:tblBorders>
     </w:tblPr>
     <w:tblStylePr w:type="firstRow">
       <w:rPr>
-        <w:rFonts w:asciiTheme="majorHAnsi" w:hAnsiTheme="majorHAnsi" w:eastAsiaTheme="majorEastAsia" w:cstheme="majorBidi"/>
+        <w:rFonts w:asciiTheme="majorHAnsi" w:eastAsiaTheme="majorEastAsia" w:hAnsiTheme="majorHAnsi" w:cstheme="majorBidi"/>
       </w:rPr>
       <w:tblPr/>
       <w:tcPr>
         <w:tcBorders>
           <w:top w:val="nil"/>
-          <w:bottom w:val="single" w:color="4F81BD" w:themeColor="accent1" w:sz="8" w:space="0"/>
+          <w:bottom w:val="single" w:sz="8" w:space="0" w:color="4F81BD" w:themeColor="accent1"/>
         </w:tcBorders>
       </w:tcPr>
     </w:tblStylePr>
@@ -7365,8 +6994,8 @@
       <w:tblPr/>
       <w:tcPr>
         <w:tcBorders>
-          <w:top w:val="single" w:color="4F81BD" w:themeColor="accent1" w:sz="8" w:space="0"/>
-          <w:bottom w:val="single" w:color="4F81BD" w:themeColor="accent1" w:sz="8" w:space="0"/>
+          <w:top w:val="single" w:sz="8" w:space="0" w:color="4F81BD" w:themeColor="accent1"/>
+          <w:bottom w:val="single" w:sz="8" w:space="0" w:color="4F81BD" w:themeColor="accent1"/>
         </w:tcBorders>
       </w:tcPr>
     </w:tblStylePr>
@@ -7384,8 +7013,8 @@
       <w:tblPr/>
       <w:tcPr>
         <w:tcBorders>
-          <w:top w:val="single" w:color="4F81BD" w:themeColor="accent1" w:sz="8" w:space="0"/>
-          <w:bottom w:val="single" w:color="4F81BD" w:themeColor="accent1" w:sz="8" w:space="0"/>
+          <w:top w:val="single" w:sz="8" w:space="0" w:color="4F81BD" w:themeColor="accent1"/>
+          <w:bottom w:val="single" w:sz="8" w:space="0" w:color="4F81BD" w:themeColor="accent1"/>
         </w:tcBorders>
       </w:tcPr>
     </w:tblStylePr>
@@ -7417,19 +7046,19 @@
       <w:tblStyleRowBandSize w:val="1"/>
       <w:tblStyleColBandSize w:val="1"/>
       <w:tblBorders>
-        <w:top w:val="single" w:color="C0504D" w:themeColor="accent2" w:sz="8" w:space="0"/>
-        <w:bottom w:val="single" w:color="C0504D" w:themeColor="accent2" w:sz="8" w:space="0"/>
+        <w:top w:val="single" w:sz="8" w:space="0" w:color="C0504D" w:themeColor="accent2"/>
+        <w:bottom w:val="single" w:sz="8" w:space="0" w:color="C0504D" w:themeColor="accent2"/>
       </w:tblBorders>
     </w:tblPr>
     <w:tblStylePr w:type="firstRow">
       <w:rPr>
-        <w:rFonts w:asciiTheme="majorHAnsi" w:hAnsiTheme="majorHAnsi" w:eastAsiaTheme="majorEastAsia" w:cstheme="majorBidi"/>
+        <w:rFonts w:asciiTheme="majorHAnsi" w:eastAsiaTheme="majorEastAsia" w:hAnsiTheme="majorHAnsi" w:cstheme="majorBidi"/>
       </w:rPr>
       <w:tblPr/>
       <w:tcPr>
         <w:tcBorders>
           <w:top w:val="nil"/>
-          <w:bottom w:val="single" w:color="C0504D" w:themeColor="accent2" w:sz="8" w:space="0"/>
+          <w:bottom w:val="single" w:sz="8" w:space="0" w:color="C0504D" w:themeColor="accent2"/>
         </w:tcBorders>
       </w:tcPr>
     </w:tblStylePr>
@@ -7442,8 +7071,8 @@
       <w:tblPr/>
       <w:tcPr>
         <w:tcBorders>
-          <w:top w:val="single" w:color="C0504D" w:themeColor="accent2" w:sz="8" w:space="0"/>
-          <w:bottom w:val="single" w:color="C0504D" w:themeColor="accent2" w:sz="8" w:space="0"/>
+          <w:top w:val="single" w:sz="8" w:space="0" w:color="C0504D" w:themeColor="accent2"/>
+          <w:bottom w:val="single" w:sz="8" w:space="0" w:color="C0504D" w:themeColor="accent2"/>
         </w:tcBorders>
       </w:tcPr>
     </w:tblStylePr>
@@ -7461,8 +7090,8 @@
       <w:tblPr/>
       <w:tcPr>
         <w:tcBorders>
-          <w:top w:val="single" w:color="C0504D" w:themeColor="accent2" w:sz="8" w:space="0"/>
-          <w:bottom w:val="single" w:color="C0504D" w:themeColor="accent2" w:sz="8" w:space="0"/>
+          <w:top w:val="single" w:sz="8" w:space="0" w:color="C0504D" w:themeColor="accent2"/>
+          <w:bottom w:val="single" w:sz="8" w:space="0" w:color="C0504D" w:themeColor="accent2"/>
         </w:tcBorders>
       </w:tcPr>
     </w:tblStylePr>
@@ -7494,19 +7123,19 @@
       <w:tblStyleRowBandSize w:val="1"/>
       <w:tblStyleColBandSize w:val="1"/>
       <w:tblBorders>
-        <w:top w:val="single" w:color="9BBB59" w:themeColor="accent3" w:sz="8" w:space="0"/>
-        <w:bottom w:val="single" w:color="9BBB59" w:themeColor="accent3" w:sz="8" w:space="0"/>
+        <w:top w:val="single" w:sz="8" w:space="0" w:color="9BBB59" w:themeColor="accent3"/>
+        <w:bottom w:val="single" w:sz="8" w:space="0" w:color="9BBB59" w:themeColor="accent3"/>
       </w:tblBorders>
     </w:tblPr>
     <w:tblStylePr w:type="firstRow">
       <w:rPr>
-        <w:rFonts w:asciiTheme="majorHAnsi" w:hAnsiTheme="majorHAnsi" w:eastAsiaTheme="majorEastAsia" w:cstheme="majorBidi"/>
+        <w:rFonts w:asciiTheme="majorHAnsi" w:eastAsiaTheme="majorEastAsia" w:hAnsiTheme="majorHAnsi" w:cstheme="majorBidi"/>
       </w:rPr>
       <w:tblPr/>
       <w:tcPr>
         <w:tcBorders>
           <w:top w:val="nil"/>
-          <w:bottom w:val="single" w:color="9BBB59" w:themeColor="accent3" w:sz="8" w:space="0"/>
+          <w:bottom w:val="single" w:sz="8" w:space="0" w:color="9BBB59" w:themeColor="accent3"/>
         </w:tcBorders>
       </w:tcPr>
     </w:tblStylePr>
@@ -7519,8 +7148,8 @@
       <w:tblPr/>
       <w:tcPr>
         <w:tcBorders>
-          <w:top w:val="single" w:color="9BBB59" w:themeColor="accent3" w:sz="8" w:space="0"/>
-          <w:bottom w:val="single" w:color="9BBB59" w:themeColor="accent3" w:sz="8" w:space="0"/>
+          <w:top w:val="single" w:sz="8" w:space="0" w:color="9BBB59" w:themeColor="accent3"/>
+          <w:bottom w:val="single" w:sz="8" w:space="0" w:color="9BBB59" w:themeColor="accent3"/>
         </w:tcBorders>
       </w:tcPr>
     </w:tblStylePr>
@@ -7538,8 +7167,8 @@
       <w:tblPr/>
       <w:tcPr>
         <w:tcBorders>
-          <w:top w:val="single" w:color="9BBB59" w:themeColor="accent3" w:sz="8" w:space="0"/>
-          <w:bottom w:val="single" w:color="9BBB59" w:themeColor="accent3" w:sz="8" w:space="0"/>
+          <w:top w:val="single" w:sz="8" w:space="0" w:color="9BBB59" w:themeColor="accent3"/>
+          <w:bottom w:val="single" w:sz="8" w:space="0" w:color="9BBB59" w:themeColor="accent3"/>
         </w:tcBorders>
       </w:tcPr>
     </w:tblStylePr>
@@ -7571,19 +7200,19 @@
       <w:tblStyleRowBandSize w:val="1"/>
       <w:tblStyleColBandSize w:val="1"/>
       <w:tblBorders>
-        <w:top w:val="single" w:color="8064A2" w:themeColor="accent4" w:sz="8" w:space="0"/>
-        <w:bottom w:val="single" w:color="8064A2" w:themeColor="accent4" w:sz="8" w:space="0"/>
+        <w:top w:val="single" w:sz="8" w:space="0" w:color="8064A2" w:themeColor="accent4"/>
+        <w:bottom w:val="single" w:sz="8" w:space="0" w:color="8064A2" w:themeColor="accent4"/>
       </w:tblBorders>
     </w:tblPr>
     <w:tblStylePr w:type="firstRow">
       <w:rPr>
-        <w:rFonts w:asciiTheme="majorHAnsi" w:hAnsiTheme="majorHAnsi" w:eastAsiaTheme="majorEastAsia" w:cstheme="majorBidi"/>
+        <w:rFonts w:asciiTheme="majorHAnsi" w:eastAsiaTheme="majorEastAsia" w:hAnsiTheme="majorHAnsi" w:cstheme="majorBidi"/>
       </w:rPr>
       <w:tblPr/>
       <w:tcPr>
         <w:tcBorders>
           <w:top w:val="nil"/>
-          <w:bottom w:val="single" w:color="8064A2" w:themeColor="accent4" w:sz="8" w:space="0"/>
+          <w:bottom w:val="single" w:sz="8" w:space="0" w:color="8064A2" w:themeColor="accent4"/>
         </w:tcBorders>
       </w:tcPr>
     </w:tblStylePr>
@@ -7596,8 +7225,8 @@
       <w:tblPr/>
       <w:tcPr>
         <w:tcBorders>
-          <w:top w:val="single" w:color="8064A2" w:themeColor="accent4" w:sz="8" w:space="0"/>
-          <w:bottom w:val="single" w:color="8064A2" w:themeColor="accent4" w:sz="8" w:space="0"/>
+          <w:top w:val="single" w:sz="8" w:space="0" w:color="8064A2" w:themeColor="accent4"/>
+          <w:bottom w:val="single" w:sz="8" w:space="0" w:color="8064A2" w:themeColor="accent4"/>
         </w:tcBorders>
       </w:tcPr>
     </w:tblStylePr>
@@ -7615,8 +7244,8 @@
       <w:tblPr/>
       <w:tcPr>
         <w:tcBorders>
-          <w:top w:val="single" w:color="8064A2" w:themeColor="accent4" w:sz="8" w:space="0"/>
-          <w:bottom w:val="single" w:color="8064A2" w:themeColor="accent4" w:sz="8" w:space="0"/>
+          <w:top w:val="single" w:sz="8" w:space="0" w:color="8064A2" w:themeColor="accent4"/>
+          <w:bottom w:val="single" w:sz="8" w:space="0" w:color="8064A2" w:themeColor="accent4"/>
         </w:tcBorders>
       </w:tcPr>
     </w:tblStylePr>
@@ -7648,19 +7277,19 @@
       <w:tblStyleRowBandSize w:val="1"/>
       <w:tblStyleColBandSize w:val="1"/>
       <w:tblBorders>
-        <w:top w:val="single" w:color="4BACC6" w:themeColor="accent5" w:sz="8" w:space="0"/>
-        <w:bottom w:val="single" w:color="4BACC6" w:themeColor="accent5" w:sz="8" w:space="0"/>
+        <w:top w:val="single" w:sz="8" w:space="0" w:color="4BACC6" w:themeColor="accent5"/>
+        <w:bottom w:val="single" w:sz="8" w:space="0" w:color="4BACC6" w:themeColor="accent5"/>
       </w:tblBorders>
     </w:tblPr>
     <w:tblStylePr w:type="firstRow">
       <w:rPr>
-        <w:rFonts w:asciiTheme="majorHAnsi" w:hAnsiTheme="majorHAnsi" w:eastAsiaTheme="majorEastAsia" w:cstheme="majorBidi"/>
+        <w:rFonts w:asciiTheme="majorHAnsi" w:eastAsiaTheme="majorEastAsia" w:hAnsiTheme="majorHAnsi" w:cstheme="majorBidi"/>
       </w:rPr>
       <w:tblPr/>
       <w:tcPr>
         <w:tcBorders>
           <w:top w:val="nil"/>
-          <w:bottom w:val="single" w:color="4BACC6" w:themeColor="accent5" w:sz="8" w:space="0"/>
+          <w:bottom w:val="single" w:sz="8" w:space="0" w:color="4BACC6" w:themeColor="accent5"/>
         </w:tcBorders>
       </w:tcPr>
     </w:tblStylePr>
@@ -7673,8 +7302,8 @@
       <w:tblPr/>
       <w:tcPr>
         <w:tcBorders>
-          <w:top w:val="single" w:color="4BACC6" w:themeColor="accent5" w:sz="8" w:space="0"/>
-          <w:bottom w:val="single" w:color="4BACC6" w:themeColor="accent5" w:sz="8" w:space="0"/>
+          <w:top w:val="single" w:sz="8" w:space="0" w:color="4BACC6" w:themeColor="accent5"/>
+          <w:bottom w:val="single" w:sz="8" w:space="0" w:color="4BACC6" w:themeColor="accent5"/>
         </w:tcBorders>
       </w:tcPr>
     </w:tblStylePr>
@@ -7692,8 +7321,8 @@
       <w:tblPr/>
       <w:tcPr>
         <w:tcBorders>
-          <w:top w:val="single" w:color="4BACC6" w:themeColor="accent5" w:sz="8" w:space="0"/>
-          <w:bottom w:val="single" w:color="4BACC6" w:themeColor="accent5" w:sz="8" w:space="0"/>
+          <w:top w:val="single" w:sz="8" w:space="0" w:color="4BACC6" w:themeColor="accent5"/>
+          <w:bottom w:val="single" w:sz="8" w:space="0" w:color="4BACC6" w:themeColor="accent5"/>
         </w:tcBorders>
       </w:tcPr>
     </w:tblStylePr>
@@ -7725,19 +7354,19 @@
       <w:tblStyleRowBandSize w:val="1"/>
       <w:tblStyleColBandSize w:val="1"/>
       <w:tblBorders>
-        <w:top w:val="single" w:color="F79646" w:themeColor="accent6" w:sz="8" w:space="0"/>
-        <w:bottom w:val="single" w:color="F79646" w:themeColor="accent6" w:sz="8" w:space="0"/>
+        <w:top w:val="single" w:sz="8" w:space="0" w:color="F79646" w:themeColor="accent6"/>
+        <w:bottom w:val="single" w:sz="8" w:space="0" w:color="F79646" w:themeColor="accent6"/>
       </w:tblBorders>
     </w:tblPr>
     <w:tblStylePr w:type="firstRow">
       <w:rPr>
-        <w:rFonts w:asciiTheme="majorHAnsi" w:hAnsiTheme="majorHAnsi" w:eastAsiaTheme="majorEastAsia" w:cstheme="majorBidi"/>
+        <w:rFonts w:asciiTheme="majorHAnsi" w:eastAsiaTheme="majorEastAsia" w:hAnsiTheme="majorHAnsi" w:cstheme="majorBidi"/>
       </w:rPr>
       <w:tblPr/>
       <w:tcPr>
         <w:tcBorders>
           <w:top w:val="nil"/>
-          <w:bottom w:val="single" w:color="F79646" w:themeColor="accent6" w:sz="8" w:space="0"/>
+          <w:bottom w:val="single" w:sz="8" w:space="0" w:color="F79646" w:themeColor="accent6"/>
         </w:tcBorders>
       </w:tcPr>
     </w:tblStylePr>
@@ -7750,8 +7379,8 @@
       <w:tblPr/>
       <w:tcPr>
         <w:tcBorders>
-          <w:top w:val="single" w:color="F79646" w:themeColor="accent6" w:sz="8" w:space="0"/>
-          <w:bottom w:val="single" w:color="F79646" w:themeColor="accent6" w:sz="8" w:space="0"/>
+          <w:top w:val="single" w:sz="8" w:space="0" w:color="F79646" w:themeColor="accent6"/>
+          <w:bottom w:val="single" w:sz="8" w:space="0" w:color="F79646" w:themeColor="accent6"/>
         </w:tcBorders>
       </w:tcPr>
     </w:tblStylePr>
@@ -7769,8 +7398,8 @@
       <w:tblPr/>
       <w:tcPr>
         <w:tcBorders>
-          <w:top w:val="single" w:color="F79646" w:themeColor="accent6" w:sz="8" w:space="0"/>
-          <w:bottom w:val="single" w:color="F79646" w:themeColor="accent6" w:sz="8" w:space="0"/>
+          <w:top w:val="single" w:sz="8" w:space="0" w:color="F79646" w:themeColor="accent6"/>
+          <w:bottom w:val="single" w:sz="8" w:space="0" w:color="F79646" w:themeColor="accent6"/>
         </w:tcBorders>
       </w:tcPr>
     </w:tblStylePr>
@@ -7796,17 +7425,17 @@
       <w:spacing w:after="0" w:line="240" w:lineRule="auto"/>
     </w:pPr>
     <w:rPr>
-      <w:rFonts w:asciiTheme="majorHAnsi" w:hAnsiTheme="majorHAnsi" w:eastAsiaTheme="majorEastAsia" w:cstheme="majorBidi"/>
+      <w:rFonts w:asciiTheme="majorHAnsi" w:eastAsiaTheme="majorEastAsia" w:hAnsiTheme="majorHAnsi" w:cstheme="majorBidi"/>
       <w:color w:val="000000" w:themeColor="text1"/>
     </w:rPr>
     <w:tblPr>
       <w:tblStyleRowBandSize w:val="1"/>
       <w:tblStyleColBandSize w:val="1"/>
       <w:tblBorders>
-        <w:top w:val="single" w:color="000000" w:themeColor="text1" w:sz="8" w:space="0"/>
-        <w:left w:val="single" w:color="000000" w:themeColor="text1" w:sz="8" w:space="0"/>
-        <w:bottom w:val="single" w:color="000000" w:themeColor="text1" w:sz="8" w:space="0"/>
-        <w:right w:val="single" w:color="000000" w:themeColor="text1" w:sz="8" w:space="0"/>
+        <w:top w:val="single" w:sz="8" w:space="0" w:color="000000" w:themeColor="text1"/>
+        <w:left w:val="single" w:sz="8" w:space="0" w:color="000000" w:themeColor="text1"/>
+        <w:bottom w:val="single" w:sz="8" w:space="0" w:color="000000" w:themeColor="text1"/>
+        <w:right w:val="single" w:sz="8" w:space="0" w:color="000000" w:themeColor="text1"/>
       </w:tblBorders>
     </w:tblPr>
     <w:tblStylePr w:type="firstRow">
@@ -7819,7 +7448,7 @@
         <w:tcBorders>
           <w:top w:val="nil"/>
           <w:left w:val="nil"/>
-          <w:bottom w:val="single" w:color="000000" w:themeColor="text1" w:sz="24" w:space="0"/>
+          <w:bottom w:val="single" w:sz="24" w:space="0" w:color="000000" w:themeColor="text1"/>
           <w:right w:val="nil"/>
           <w:insideH w:val="nil"/>
           <w:insideV w:val="nil"/>
@@ -7831,7 +7460,7 @@
       <w:tblPr/>
       <w:tcPr>
         <w:tcBorders>
-          <w:top w:val="single" w:color="000000" w:themeColor="text1" w:sz="8" w:space="0"/>
+          <w:top w:val="single" w:sz="8" w:space="0" w:color="000000" w:themeColor="text1"/>
           <w:left w:val="nil"/>
           <w:bottom w:val="nil"/>
           <w:right w:val="nil"/>
@@ -7848,7 +7477,7 @@
           <w:top w:val="nil"/>
           <w:left w:val="nil"/>
           <w:bottom w:val="nil"/>
-          <w:right w:val="single" w:color="000000" w:themeColor="text1" w:sz="8" w:space="0"/>
+          <w:right w:val="single" w:sz="8" w:space="0" w:color="000000" w:themeColor="text1"/>
           <w:insideH w:val="nil"/>
           <w:insideV w:val="nil"/>
         </w:tcBorders>
@@ -7860,7 +7489,7 @@
       <w:tcPr>
         <w:tcBorders>
           <w:top w:val="nil"/>
-          <w:left w:val="single" w:color="000000" w:themeColor="text1" w:sz="8" w:space="0"/>
+          <w:left w:val="single" w:sz="8" w:space="0" w:color="000000" w:themeColor="text1"/>
           <w:bottom w:val="nil"/>
           <w:right w:val="nil"/>
           <w:insideH w:val="nil"/>
@@ -7917,17 +7546,17 @@
       <w:spacing w:after="0" w:line="240" w:lineRule="auto"/>
     </w:pPr>
     <w:rPr>
-      <w:rFonts w:asciiTheme="majorHAnsi" w:hAnsiTheme="majorHAnsi" w:eastAsiaTheme="majorEastAsia" w:cstheme="majorBidi"/>
+      <w:rFonts w:asciiTheme="majorHAnsi" w:eastAsiaTheme="majorEastAsia" w:hAnsiTheme="majorHAnsi" w:cstheme="majorBidi"/>
       <w:color w:val="000000" w:themeColor="text1"/>
     </w:rPr>
     <w:tblPr>
       <w:tblStyleRowBandSize w:val="1"/>
       <w:tblStyleColBandSize w:val="1"/>
       <w:tblBorders>
-        <w:top w:val="single" w:color="4F81BD" w:themeColor="accent1" w:sz="8" w:space="0"/>
-        <w:left w:val="single" w:color="4F81BD" w:themeColor="accent1" w:sz="8" w:space="0"/>
-        <w:bottom w:val="single" w:color="4F81BD" w:themeColor="accent1" w:sz="8" w:space="0"/>
-        <w:right w:val="single" w:color="4F81BD" w:themeColor="accent1" w:sz="8" w:space="0"/>
+        <w:top w:val="single" w:sz="8" w:space="0" w:color="4F81BD" w:themeColor="accent1"/>
+        <w:left w:val="single" w:sz="8" w:space="0" w:color="4F81BD" w:themeColor="accent1"/>
+        <w:bottom w:val="single" w:sz="8" w:space="0" w:color="4F81BD" w:themeColor="accent1"/>
+        <w:right w:val="single" w:sz="8" w:space="0" w:color="4F81BD" w:themeColor="accent1"/>
       </w:tblBorders>
     </w:tblPr>
     <w:tblStylePr w:type="firstRow">
@@ -7940,7 +7569,7 @@
         <w:tcBorders>
           <w:top w:val="nil"/>
           <w:left w:val="nil"/>
-          <w:bottom w:val="single" w:color="4F81BD" w:themeColor="accent1" w:sz="24" w:space="0"/>
+          <w:bottom w:val="single" w:sz="24" w:space="0" w:color="4F81BD" w:themeColor="accent1"/>
           <w:right w:val="nil"/>
           <w:insideH w:val="nil"/>
           <w:insideV w:val="nil"/>
@@ -7952,7 +7581,7 @@
       <w:tblPr/>
       <w:tcPr>
         <w:tcBorders>
-          <w:top w:val="single" w:color="4F81BD" w:themeColor="accent1" w:sz="8" w:space="0"/>
+          <w:top w:val="single" w:sz="8" w:space="0" w:color="4F81BD" w:themeColor="accent1"/>
           <w:left w:val="nil"/>
           <w:bottom w:val="nil"/>
           <w:right w:val="nil"/>
@@ -7969,7 +7598,7 @@
           <w:top w:val="nil"/>
           <w:left w:val="nil"/>
           <w:bottom w:val="nil"/>
-          <w:right w:val="single" w:color="4F81BD" w:themeColor="accent1" w:sz="8" w:space="0"/>
+          <w:right w:val="single" w:sz="8" w:space="0" w:color="4F81BD" w:themeColor="accent1"/>
           <w:insideH w:val="nil"/>
           <w:insideV w:val="nil"/>
         </w:tcBorders>
@@ -7981,7 +7610,7 @@
       <w:tcPr>
         <w:tcBorders>
           <w:top w:val="nil"/>
-          <w:left w:val="single" w:color="4F81BD" w:themeColor="accent1" w:sz="8" w:space="0"/>
+          <w:left w:val="single" w:sz="8" w:space="0" w:color="4F81BD" w:themeColor="accent1"/>
           <w:bottom w:val="nil"/>
           <w:right w:val="nil"/>
           <w:insideH w:val="nil"/>
@@ -8038,17 +7667,17 @@
       <w:spacing w:after="0" w:line="240" w:lineRule="auto"/>
     </w:pPr>
     <w:rPr>
-      <w:rFonts w:asciiTheme="majorHAnsi" w:hAnsiTheme="majorHAnsi" w:eastAsiaTheme="majorEastAsia" w:cstheme="majorBidi"/>
+      <w:rFonts w:asciiTheme="majorHAnsi" w:eastAsiaTheme="majorEastAsia" w:hAnsiTheme="majorHAnsi" w:cstheme="majorBidi"/>
       <w:color w:val="000000" w:themeColor="text1"/>
     </w:rPr>
     <w:tblPr>
       <w:tblStyleRowBandSize w:val="1"/>
       <w:tblStyleColBandSize w:val="1"/>
       <w:tblBorders>
-        <w:top w:val="single" w:color="C0504D" w:themeColor="accent2" w:sz="8" w:space="0"/>
-        <w:left w:val="single" w:color="C0504D" w:themeColor="accent2" w:sz="8" w:space="0"/>
-        <w:bottom w:val="single" w:color="C0504D" w:themeColor="accent2" w:sz="8" w:space="0"/>
-        <w:right w:val="single" w:color="C0504D" w:themeColor="accent2" w:sz="8" w:space="0"/>
+        <w:top w:val="single" w:sz="8" w:space="0" w:color="C0504D" w:themeColor="accent2"/>
+        <w:left w:val="single" w:sz="8" w:space="0" w:color="C0504D" w:themeColor="accent2"/>
+        <w:bottom w:val="single" w:sz="8" w:space="0" w:color="C0504D" w:themeColor="accent2"/>
+        <w:right w:val="single" w:sz="8" w:space="0" w:color="C0504D" w:themeColor="accent2"/>
       </w:tblBorders>
     </w:tblPr>
     <w:tblStylePr w:type="firstRow">
@@ -8061,7 +7690,7 @@
         <w:tcBorders>
           <w:top w:val="nil"/>
           <w:left w:val="nil"/>
-          <w:bottom w:val="single" w:color="C0504D" w:themeColor="accent2" w:sz="24" w:space="0"/>
+          <w:bottom w:val="single" w:sz="24" w:space="0" w:color="C0504D" w:themeColor="accent2"/>
           <w:right w:val="nil"/>
           <w:insideH w:val="nil"/>
           <w:insideV w:val="nil"/>
@@ -8073,7 +7702,7 @@
       <w:tblPr/>
       <w:tcPr>
         <w:tcBorders>
-          <w:top w:val="single" w:color="C0504D" w:themeColor="accent2" w:sz="8" w:space="0"/>
+          <w:top w:val="single" w:sz="8" w:space="0" w:color="C0504D" w:themeColor="accent2"/>
           <w:left w:val="nil"/>
           <w:bottom w:val="nil"/>
           <w:right w:val="nil"/>
@@ -8090,7 +7719,7 @@
           <w:top w:val="nil"/>
           <w:left w:val="nil"/>
           <w:bottom w:val="nil"/>
-          <w:right w:val="single" w:color="C0504D" w:themeColor="accent2" w:sz="8" w:space="0"/>
+          <w:right w:val="single" w:sz="8" w:space="0" w:color="C0504D" w:themeColor="accent2"/>
           <w:insideH w:val="nil"/>
           <w:insideV w:val="nil"/>
         </w:tcBorders>
@@ -8102,7 +7731,7 @@
       <w:tcPr>
         <w:tcBorders>
           <w:top w:val="nil"/>
-          <w:left w:val="single" w:color="C0504D" w:themeColor="accent2" w:sz="8" w:space="0"/>
+          <w:left w:val="single" w:sz="8" w:space="0" w:color="C0504D" w:themeColor="accent2"/>
           <w:bottom w:val="nil"/>
           <w:right w:val="nil"/>
           <w:insideH w:val="nil"/>
@@ -8159,17 +7788,17 @@
       <w:spacing w:after="0" w:line="240" w:lineRule="auto"/>
     </w:pPr>
     <w:rPr>
-      <w:rFonts w:asciiTheme="majorHAnsi" w:hAnsiTheme="majorHAnsi" w:eastAsiaTheme="majorEastAsia" w:cstheme="majorBidi"/>
+      <w:rFonts w:asciiTheme="majorHAnsi" w:eastAsiaTheme="majorEastAsia" w:hAnsiTheme="majorHAnsi" w:cstheme="majorBidi"/>
       <w:color w:val="000000" w:themeColor="text1"/>
     </w:rPr>
     <w:tblPr>
       <w:tblStyleRowBandSize w:val="1"/>
       <w:tblStyleColBandSize w:val="1"/>
       <w:tblBorders>
-        <w:top w:val="single" w:color="9BBB59" w:themeColor="accent3" w:sz="8" w:space="0"/>
-        <w:left w:val="single" w:color="9BBB59" w:themeColor="accent3" w:sz="8" w:space="0"/>
-        <w:bottom w:val="single" w:color="9BBB59" w:themeColor="accent3" w:sz="8" w:space="0"/>
-        <w:right w:val="single" w:color="9BBB59" w:themeColor="accent3" w:sz="8" w:space="0"/>
+        <w:top w:val="single" w:sz="8" w:space="0" w:color="9BBB59" w:themeColor="accent3"/>
+        <w:left w:val="single" w:sz="8" w:space="0" w:color="9BBB59" w:themeColor="accent3"/>
+        <w:bottom w:val="single" w:sz="8" w:space="0" w:color="9BBB59" w:themeColor="accent3"/>
+        <w:right w:val="single" w:sz="8" w:space="0" w:color="9BBB59" w:themeColor="accent3"/>
       </w:tblBorders>
     </w:tblPr>
     <w:tblStylePr w:type="firstRow">
@@ -8182,7 +7811,7 @@
         <w:tcBorders>
           <w:top w:val="nil"/>
           <w:left w:val="nil"/>
-          <w:bottom w:val="single" w:color="9BBB59" w:themeColor="accent3" w:sz="24" w:space="0"/>
+          <w:bottom w:val="single" w:sz="24" w:space="0" w:color="9BBB59" w:themeColor="accent3"/>
           <w:right w:val="nil"/>
           <w:insideH w:val="nil"/>
           <w:insideV w:val="nil"/>
@@ -8194,7 +7823,7 @@
       <w:tblPr/>
       <w:tcPr>
         <w:tcBorders>
-          <w:top w:val="single" w:color="9BBB59" w:themeColor="accent3" w:sz="8" w:space="0"/>
+          <w:top w:val="single" w:sz="8" w:space="0" w:color="9BBB59" w:themeColor="accent3"/>
           <w:left w:val="nil"/>
           <w:bottom w:val="nil"/>
           <w:right w:val="nil"/>
@@ -8211,7 +7840,7 @@
           <w:top w:val="nil"/>
           <w:left w:val="nil"/>
           <w:bottom w:val="nil"/>
-          <w:right w:val="single" w:color="9BBB59" w:themeColor="accent3" w:sz="8" w:space="0"/>
+          <w:right w:val="single" w:sz="8" w:space="0" w:color="9BBB59" w:themeColor="accent3"/>
           <w:insideH w:val="nil"/>
           <w:insideV w:val="nil"/>
         </w:tcBorders>
@@ -8223,7 +7852,7 @@
       <w:tcPr>
         <w:tcBorders>
           <w:top w:val="nil"/>
-          <w:left w:val="single" w:color="9BBB59" w:themeColor="accent3" w:sz="8" w:space="0"/>
+          <w:left w:val="single" w:sz="8" w:space="0" w:color="9BBB59" w:themeColor="accent3"/>
           <w:bottom w:val="nil"/>
           <w:right w:val="nil"/>
           <w:insideH w:val="nil"/>
@@ -8280,17 +7909,17 @@
       <w:spacing w:after="0" w:line="240" w:lineRule="auto"/>
     </w:pPr>
     <w:rPr>
-      <w:rFonts w:asciiTheme="majorHAnsi" w:hAnsiTheme="majorHAnsi" w:eastAsiaTheme="majorEastAsia" w:cstheme="majorBidi"/>
+      <w:rFonts w:asciiTheme="majorHAnsi" w:eastAsiaTheme="majorEastAsia" w:hAnsiTheme="majorHAnsi" w:cstheme="majorBidi"/>
       <w:color w:val="000000" w:themeColor="text1"/>
     </w:rPr>
     <w:tblPr>
       <w:tblStyleRowBandSize w:val="1"/>
       <w:tblStyleColBandSize w:val="1"/>
       <w:tblBorders>
-        <w:top w:val="single" w:color="8064A2" w:themeColor="accent4" w:sz="8" w:space="0"/>
-        <w:left w:val="single" w:color="8064A2" w:themeColor="accent4" w:sz="8" w:space="0"/>
-        <w:bottom w:val="single" w:color="8064A2" w:themeColor="accent4" w:sz="8" w:space="0"/>
-        <w:right w:val="single" w:color="8064A2" w:themeColor="accent4" w:sz="8" w:space="0"/>
+        <w:top w:val="single" w:sz="8" w:space="0" w:color="8064A2" w:themeColor="accent4"/>
+        <w:left w:val="single" w:sz="8" w:space="0" w:color="8064A2" w:themeColor="accent4"/>
+        <w:bottom w:val="single" w:sz="8" w:space="0" w:color="8064A2" w:themeColor="accent4"/>
+        <w:right w:val="single" w:sz="8" w:space="0" w:color="8064A2" w:themeColor="accent4"/>
       </w:tblBorders>
     </w:tblPr>
     <w:tblStylePr w:type="firstRow">
@@ -8303,7 +7932,7 @@
         <w:tcBorders>
           <w:top w:val="nil"/>
           <w:left w:val="nil"/>
-          <w:bottom w:val="single" w:color="8064A2" w:themeColor="accent4" w:sz="24" w:space="0"/>
+          <w:bottom w:val="single" w:sz="24" w:space="0" w:color="8064A2" w:themeColor="accent4"/>
           <w:right w:val="nil"/>
           <w:insideH w:val="nil"/>
           <w:insideV w:val="nil"/>
@@ -8315,7 +7944,7 @@
       <w:tblPr/>
       <w:tcPr>
         <w:tcBorders>
-          <w:top w:val="single" w:color="8064A2" w:themeColor="accent4" w:sz="8" w:space="0"/>
+          <w:top w:val="single" w:sz="8" w:space="0" w:color="8064A2" w:themeColor="accent4"/>
           <w:left w:val="nil"/>
           <w:bottom w:val="nil"/>
           <w:right w:val="nil"/>
@@ -8332,7 +7961,7 @@
           <w:top w:val="nil"/>
           <w:left w:val="nil"/>
           <w:bottom w:val="nil"/>
-          <w:right w:val="single" w:color="8064A2" w:themeColor="accent4" w:sz="8" w:space="0"/>
+          <w:right w:val="single" w:sz="8" w:space="0" w:color="8064A2" w:themeColor="accent4"/>
           <w:insideH w:val="nil"/>
           <w:insideV w:val="nil"/>
         </w:tcBorders>
@@ -8344,7 +7973,7 @@
       <w:tcPr>
         <w:tcBorders>
           <w:top w:val="nil"/>
-          <w:left w:val="single" w:color="8064A2" w:themeColor="accent4" w:sz="8" w:space="0"/>
+          <w:left w:val="single" w:sz="8" w:space="0" w:color="8064A2" w:themeColor="accent4"/>
           <w:bottom w:val="nil"/>
           <w:right w:val="nil"/>
           <w:insideH w:val="nil"/>
@@ -8401,17 +8030,17 @@
       <w:spacing w:after="0" w:line="240" w:lineRule="auto"/>
     </w:pPr>
     <w:rPr>
-      <w:rFonts w:asciiTheme="majorHAnsi" w:hAnsiTheme="majorHAnsi" w:eastAsiaTheme="majorEastAsia" w:cstheme="majorBidi"/>
+      <w:rFonts w:asciiTheme="majorHAnsi" w:eastAsiaTheme="majorEastAsia" w:hAnsiTheme="majorHAnsi" w:cstheme="majorBidi"/>
       <w:color w:val="000000" w:themeColor="text1"/>
     </w:rPr>
     <w:tblPr>
       <w:tblStyleRowBandSize w:val="1"/>
       <w:tblStyleColBandSize w:val="1"/>
       <w:tblBorders>
-        <w:top w:val="single" w:color="4BACC6" w:themeColor="accent5" w:sz="8" w:space="0"/>
-        <w:left w:val="single" w:color="4BACC6" w:themeColor="accent5" w:sz="8" w:space="0"/>
-        <w:bottom w:val="single" w:color="4BACC6" w:themeColor="accent5" w:sz="8" w:space="0"/>
-        <w:right w:val="single" w:color="4BACC6" w:themeColor="accent5" w:sz="8" w:space="0"/>
+        <w:top w:val="single" w:sz="8" w:space="0" w:color="4BACC6" w:themeColor="accent5"/>
+        <w:left w:val="single" w:sz="8" w:space="0" w:color="4BACC6" w:themeColor="accent5"/>
+        <w:bottom w:val="single" w:sz="8" w:space="0" w:color="4BACC6" w:themeColor="accent5"/>
+        <w:right w:val="single" w:sz="8" w:space="0" w:color="4BACC6" w:themeColor="accent5"/>
       </w:tblBorders>
     </w:tblPr>
     <w:tblStylePr w:type="firstRow">
@@ -8424,7 +8053,7 @@
         <w:tcBorders>
           <w:top w:val="nil"/>
           <w:left w:val="nil"/>
-          <w:bottom w:val="single" w:color="4BACC6" w:themeColor="accent5" w:sz="24" w:space="0"/>
+          <w:bottom w:val="single" w:sz="24" w:space="0" w:color="4BACC6" w:themeColor="accent5"/>
           <w:right w:val="nil"/>
           <w:insideH w:val="nil"/>
           <w:insideV w:val="nil"/>
@@ -8436,7 +8065,7 @@
       <w:tblPr/>
       <w:tcPr>
         <w:tcBorders>
-          <w:top w:val="single" w:color="4BACC6" w:themeColor="accent5" w:sz="8" w:space="0"/>
+          <w:top w:val="single" w:sz="8" w:space="0" w:color="4BACC6" w:themeColor="accent5"/>
           <w:left w:val="nil"/>
           <w:bottom w:val="nil"/>
           <w:right w:val="nil"/>
@@ -8453,7 +8082,7 @@
           <w:top w:val="nil"/>
           <w:left w:val="nil"/>
           <w:bottom w:val="nil"/>
-          <w:right w:val="single" w:color="4BACC6" w:themeColor="accent5" w:sz="8" w:space="0"/>
+          <w:right w:val="single" w:sz="8" w:space="0" w:color="4BACC6" w:themeColor="accent5"/>
           <w:insideH w:val="nil"/>
           <w:insideV w:val="nil"/>
         </w:tcBorders>
@@ -8465,7 +8094,7 @@
       <w:tcPr>
         <w:tcBorders>
           <w:top w:val="nil"/>
-          <w:left w:val="single" w:color="4BACC6" w:themeColor="accent5" w:sz="8" w:space="0"/>
+          <w:left w:val="single" w:sz="8" w:space="0" w:color="4BACC6" w:themeColor="accent5"/>
           <w:bottom w:val="nil"/>
           <w:right w:val="nil"/>
           <w:insideH w:val="nil"/>
@@ -8522,17 +8151,17 @@
       <w:spacing w:after="0" w:line="240" w:lineRule="auto"/>
     </w:pPr>
     <w:rPr>
-      <w:rFonts w:asciiTheme="majorHAnsi" w:hAnsiTheme="majorHAnsi" w:eastAsiaTheme="majorEastAsia" w:cstheme="majorBidi"/>
+      <w:rFonts w:asciiTheme="majorHAnsi" w:eastAsiaTheme="majorEastAsia" w:hAnsiTheme="majorHAnsi" w:cstheme="majorBidi"/>
       <w:color w:val="000000" w:themeColor="text1"/>
     </w:rPr>
     <w:tblPr>
       <w:tblStyleRowBandSize w:val="1"/>
       <w:tblStyleColBandSize w:val="1"/>
       <w:tblBorders>
-        <w:top w:val="single" w:color="F79646" w:themeColor="accent6" w:sz="8" w:space="0"/>
-        <w:left w:val="single" w:color="F79646" w:themeColor="accent6" w:sz="8" w:space="0"/>
-        <w:bottom w:val="single" w:color="F79646" w:themeColor="accent6" w:sz="8" w:space="0"/>
-        <w:right w:val="single" w:color="F79646" w:themeColor="accent6" w:sz="8" w:space="0"/>
+        <w:top w:val="single" w:sz="8" w:space="0" w:color="F79646" w:themeColor="accent6"/>
+        <w:left w:val="single" w:sz="8" w:space="0" w:color="F79646" w:themeColor="accent6"/>
+        <w:bottom w:val="single" w:sz="8" w:space="0" w:color="F79646" w:themeColor="accent6"/>
+        <w:right w:val="single" w:sz="8" w:space="0" w:color="F79646" w:themeColor="accent6"/>
       </w:tblBorders>
     </w:tblPr>
     <w:tblStylePr w:type="firstRow">
@@ -8545,7 +8174,7 @@
         <w:tcBorders>
           <w:top w:val="nil"/>
           <w:left w:val="nil"/>
-          <w:bottom w:val="single" w:color="F79646" w:themeColor="accent6" w:sz="24" w:space="0"/>
+          <w:bottom w:val="single" w:sz="24" w:space="0" w:color="F79646" w:themeColor="accent6"/>
           <w:right w:val="nil"/>
           <w:insideH w:val="nil"/>
           <w:insideV w:val="nil"/>
@@ -8557,7 +8186,7 @@
       <w:tblPr/>
       <w:tcPr>
         <w:tcBorders>
-          <w:top w:val="single" w:color="F79646" w:themeColor="accent6" w:sz="8" w:space="0"/>
+          <w:top w:val="single" w:sz="8" w:space="0" w:color="F79646" w:themeColor="accent6"/>
           <w:left w:val="nil"/>
           <w:bottom w:val="nil"/>
           <w:right w:val="nil"/>
@@ -8574,7 +8203,7 @@
           <w:top w:val="nil"/>
           <w:left w:val="nil"/>
           <w:bottom w:val="nil"/>
-          <w:right w:val="single" w:color="F79646" w:themeColor="accent6" w:sz="8" w:space="0"/>
+          <w:right w:val="single" w:sz="8" w:space="0" w:color="F79646" w:themeColor="accent6"/>
           <w:insideH w:val="nil"/>
           <w:insideV w:val="nil"/>
         </w:tcBorders>
@@ -8586,7 +8215,7 @@
       <w:tcPr>
         <w:tcBorders>
           <w:top w:val="nil"/>
-          <w:left w:val="single" w:color="F79646" w:themeColor="accent6" w:sz="8" w:space="0"/>
+          <w:left w:val="single" w:sz="8" w:space="0" w:color="F79646" w:themeColor="accent6"/>
           <w:bottom w:val="nil"/>
           <w:right w:val="nil"/>
           <w:insideH w:val="nil"/>
@@ -8646,12 +8275,12 @@
       <w:tblStyleRowBandSize w:val="1"/>
       <w:tblStyleColBandSize w:val="1"/>
       <w:tblBorders>
-        <w:top w:val="single" w:color="404040" w:themeColor="text1" w:themeTint="BF" w:sz="8" w:space="0"/>
-        <w:left w:val="single" w:color="404040" w:themeColor="text1" w:themeTint="BF" w:sz="8" w:space="0"/>
-        <w:bottom w:val="single" w:color="404040" w:themeColor="text1" w:themeTint="BF" w:sz="8" w:space="0"/>
-        <w:right w:val="single" w:color="404040" w:themeColor="text1" w:themeTint="BF" w:sz="8" w:space="0"/>
-        <w:insideH w:val="single" w:color="404040" w:themeColor="text1" w:themeTint="BF" w:sz="8" w:space="0"/>
-        <w:insideV w:val="single" w:color="404040" w:themeColor="text1" w:themeTint="BF" w:sz="8" w:space="0"/>
+        <w:top w:val="single" w:sz="8" w:space="0" w:color="404040" w:themeColor="text1" w:themeTint="BF"/>
+        <w:left w:val="single" w:sz="8" w:space="0" w:color="404040" w:themeColor="text1" w:themeTint="BF"/>
+        <w:bottom w:val="single" w:sz="8" w:space="0" w:color="404040" w:themeColor="text1" w:themeTint="BF"/>
+        <w:right w:val="single" w:sz="8" w:space="0" w:color="404040" w:themeColor="text1" w:themeTint="BF"/>
+        <w:insideH w:val="single" w:sz="8" w:space="0" w:color="404040" w:themeColor="text1" w:themeTint="BF"/>
+        <w:insideV w:val="single" w:sz="8" w:space="0" w:color="404040" w:themeColor="text1" w:themeTint="BF"/>
       </w:tblBorders>
     </w:tblPr>
     <w:tcPr>
@@ -8671,7 +8300,7 @@
       <w:tblPr/>
       <w:tcPr>
         <w:tcBorders>
-          <w:top w:val="single" w:color="404040" w:themeColor="text1" w:themeTint="BF" w:sz="18" w:space="0"/>
+          <w:top w:val="single" w:sz="18" w:space="0" w:color="404040" w:themeColor="text1" w:themeTint="BF"/>
         </w:tcBorders>
       </w:tcPr>
     </w:tblStylePr>
@@ -8712,12 +8341,12 @@
       <w:tblStyleRowBandSize w:val="1"/>
       <w:tblStyleColBandSize w:val="1"/>
       <w:tblBorders>
-        <w:top w:val="single" w:color="7BA0CD" w:themeColor="accent1" w:themeTint="BF" w:sz="8" w:space="0"/>
-        <w:left w:val="single" w:color="7BA0CD" w:themeColor="accent1" w:themeTint="BF" w:sz="8" w:space="0"/>
-        <w:bottom w:val="single" w:color="7BA0CD" w:themeColor="accent1" w:themeTint="BF" w:sz="8" w:space="0"/>
-        <w:right w:val="single" w:color="7BA0CD" w:themeColor="accent1" w:themeTint="BF" w:sz="8" w:space="0"/>
-        <w:insideH w:val="single" w:color="7BA0CD" w:themeColor="accent1" w:themeTint="BF" w:sz="8" w:space="0"/>
-        <w:insideV w:val="single" w:color="7BA0CD" w:themeColor="accent1" w:themeTint="BF" w:sz="8" w:space="0"/>
+        <w:top w:val="single" w:sz="8" w:space="0" w:color="7BA0CD" w:themeColor="accent1" w:themeTint="BF"/>
+        <w:left w:val="single" w:sz="8" w:space="0" w:color="7BA0CD" w:themeColor="accent1" w:themeTint="BF"/>
+        <w:bottom w:val="single" w:sz="8" w:space="0" w:color="7BA0CD" w:themeColor="accent1" w:themeTint="BF"/>
+        <w:right w:val="single" w:sz="8" w:space="0" w:color="7BA0CD" w:themeColor="accent1" w:themeTint="BF"/>
+        <w:insideH w:val="single" w:sz="8" w:space="0" w:color="7BA0CD" w:themeColor="accent1" w:themeTint="BF"/>
+        <w:insideV w:val="single" w:sz="8" w:space="0" w:color="7BA0CD" w:themeColor="accent1" w:themeTint="BF"/>
       </w:tblBorders>
     </w:tblPr>
     <w:tcPr>
@@ -8737,7 +8366,7 @@
       <w:tblPr/>
       <w:tcPr>
         <w:tcBorders>
-          <w:top w:val="single" w:color="7BA0CD" w:themeColor="accent1" w:themeTint="BF" w:sz="18" w:space="0"/>
+          <w:top w:val="single" w:sz="18" w:space="0" w:color="7BA0CD" w:themeColor="accent1" w:themeTint="BF"/>
         </w:tcBorders>
       </w:tcPr>
     </w:tblStylePr>
@@ -8778,12 +8407,12 @@
       <w:tblStyleRowBandSize w:val="1"/>
       <w:tblStyleColBandSize w:val="1"/>
       <w:tblBorders>
-        <w:top w:val="single" w:color="CF7B79" w:themeColor="accent2" w:themeTint="BF" w:sz="8" w:space="0"/>
-        <w:left w:val="single" w:color="CF7B79" w:themeColor="accent2" w:themeTint="BF" w:sz="8" w:space="0"/>
-        <w:bottom w:val="single" w:color="CF7B79" w:themeColor="accent2" w:themeTint="BF" w:sz="8" w:space="0"/>
-        <w:right w:val="single" w:color="CF7B79" w:themeColor="accent2" w:themeTint="BF" w:sz="8" w:space="0"/>
-        <w:insideH w:val="single" w:color="CF7B79" w:themeColor="accent2" w:themeTint="BF" w:sz="8" w:space="0"/>
-        <w:insideV w:val="single" w:color="CF7B79" w:themeColor="accent2" w:themeTint="BF" w:sz="8" w:space="0"/>
+        <w:top w:val="single" w:sz="8" w:space="0" w:color="CF7B79" w:themeColor="accent2" w:themeTint="BF"/>
+        <w:left w:val="single" w:sz="8" w:space="0" w:color="CF7B79" w:themeColor="accent2" w:themeTint="BF"/>
+        <w:bottom w:val="single" w:sz="8" w:space="0" w:color="CF7B79" w:themeColor="accent2" w:themeTint="BF"/>
+        <w:right w:val="single" w:sz="8" w:space="0" w:color="CF7B79" w:themeColor="accent2" w:themeTint="BF"/>
+        <w:insideH w:val="single" w:sz="8" w:space="0" w:color="CF7B79" w:themeColor="accent2" w:themeTint="BF"/>
+        <w:insideV w:val="single" w:sz="8" w:space="0" w:color="CF7B79" w:themeColor="accent2" w:themeTint="BF"/>
       </w:tblBorders>
     </w:tblPr>
     <w:tcPr>
@@ -8803,7 +8432,7 @@
       <w:tblPr/>
       <w:tcPr>
         <w:tcBorders>
-          <w:top w:val="single" w:color="CF7B79" w:themeColor="accent2" w:themeTint="BF" w:sz="18" w:space="0"/>
+          <w:top w:val="single" w:sz="18" w:space="0" w:color="CF7B79" w:themeColor="accent2" w:themeTint="BF"/>
         </w:tcBorders>
       </w:tcPr>
     </w:tblStylePr>
@@ -8844,12 +8473,12 @@
       <w:tblStyleRowBandSize w:val="1"/>
       <w:tblStyleColBandSize w:val="1"/>
       <w:tblBorders>
-        <w:top w:val="single" w:color="B3CC82" w:themeColor="accent3" w:themeTint="BF" w:sz="8" w:space="0"/>
-        <w:left w:val="single" w:color="B3CC82" w:themeColor="accent3" w:themeTint="BF" w:sz="8" w:space="0"/>
-        <w:bottom w:val="single" w:color="B3CC82" w:themeColor="accent3" w:themeTint="BF" w:sz="8" w:space="0"/>
-        <w:right w:val="single" w:color="B3CC82" w:themeColor="accent3" w:themeTint="BF" w:sz="8" w:space="0"/>
-        <w:insideH w:val="single" w:color="B3CC82" w:themeColor="accent3" w:themeTint="BF" w:sz="8" w:space="0"/>
-        <w:insideV w:val="single" w:color="B3CC82" w:themeColor="accent3" w:themeTint="BF" w:sz="8" w:space="0"/>
+        <w:top w:val="single" w:sz="8" w:space="0" w:color="B3CC82" w:themeColor="accent3" w:themeTint="BF"/>
+        <w:left w:val="single" w:sz="8" w:space="0" w:color="B3CC82" w:themeColor="accent3" w:themeTint="BF"/>
+        <w:bottom w:val="single" w:sz="8" w:space="0" w:color="B3CC82" w:themeColor="accent3" w:themeTint="BF"/>
+        <w:right w:val="single" w:sz="8" w:space="0" w:color="B3CC82" w:themeColor="accent3" w:themeTint="BF"/>
+        <w:insideH w:val="single" w:sz="8" w:space="0" w:color="B3CC82" w:themeColor="accent3" w:themeTint="BF"/>
+        <w:insideV w:val="single" w:sz="8" w:space="0" w:color="B3CC82" w:themeColor="accent3" w:themeTint="BF"/>
       </w:tblBorders>
     </w:tblPr>
     <w:tcPr>
@@ -8869,7 +8498,7 @@
       <w:tblPr/>
       <w:tcPr>
         <w:tcBorders>
-          <w:top w:val="single" w:color="B3CC82" w:themeColor="accent3" w:themeTint="BF" w:sz="18" w:space="0"/>
+          <w:top w:val="single" w:sz="18" w:space="0" w:color="B3CC82" w:themeColor="accent3" w:themeTint="BF"/>
         </w:tcBorders>
       </w:tcPr>
     </w:tblStylePr>
@@ -8910,12 +8539,12 @@
       <w:tblStyleRowBandSize w:val="1"/>
       <w:tblStyleColBandSize w:val="1"/>
       <w:tblBorders>
-        <w:top w:val="single" w:color="9F8AB9" w:themeColor="accent4" w:themeTint="BF" w:sz="8" w:space="0"/>
-        <w:left w:val="single" w:color="9F8AB9" w:themeColor="accent4" w:themeTint="BF" w:sz="8" w:space="0"/>
-        <w:bottom w:val="single" w:color="9F8AB9" w:themeColor="accent4" w:themeTint="BF" w:sz="8" w:space="0"/>
-        <w:right w:val="single" w:color="9F8AB9" w:themeColor="accent4" w:themeTint="BF" w:sz="8" w:space="0"/>
-        <w:insideH w:val="single" w:color="9F8AB9" w:themeColor="accent4" w:themeTint="BF" w:sz="8" w:space="0"/>
-        <w:insideV w:val="single" w:color="9F8AB9" w:themeColor="accent4" w:themeTint="BF" w:sz="8" w:space="0"/>
+        <w:top w:val="single" w:sz="8" w:space="0" w:color="9F8AB9" w:themeColor="accent4" w:themeTint="BF"/>
+        <w:left w:val="single" w:sz="8" w:space="0" w:color="9F8AB9" w:themeColor="accent4" w:themeTint="BF"/>
+        <w:bottom w:val="single" w:sz="8" w:space="0" w:color="9F8AB9" w:themeColor="accent4" w:themeTint="BF"/>
+        <w:right w:val="single" w:sz="8" w:space="0" w:color="9F8AB9" w:themeColor="accent4" w:themeTint="BF"/>
+        <w:insideH w:val="single" w:sz="8" w:space="0" w:color="9F8AB9" w:themeColor="accent4" w:themeTint="BF"/>
+        <w:insideV w:val="single" w:sz="8" w:space="0" w:color="9F8AB9" w:themeColor="accent4" w:themeTint="BF"/>
       </w:tblBorders>
     </w:tblPr>
     <w:tcPr>
@@ -8935,7 +8564,7 @@
       <w:tblPr/>
       <w:tcPr>
         <w:tcBorders>
-          <w:top w:val="single" w:color="9F8AB9" w:themeColor="accent4" w:themeTint="BF" w:sz="18" w:space="0"/>
+          <w:top w:val="single" w:sz="18" w:space="0" w:color="9F8AB9" w:themeColor="accent4" w:themeTint="BF"/>
         </w:tcBorders>
       </w:tcPr>
     </w:tblStylePr>
@@ -8976,12 +8605,12 @@
       <w:tblStyleRowBandSize w:val="1"/>
       <w:tblStyleColBandSize w:val="1"/>
       <w:tblBorders>
-        <w:top w:val="single" w:color="78C0D4" w:themeColor="accent5" w:themeTint="BF" w:sz="8" w:space="0"/>
-        <w:left w:val="single" w:color="78C0D4" w:themeColor="accent5" w:themeTint="BF" w:sz="8" w:space="0"/>
-        <w:bottom w:val="single" w:color="78C0D4" w:themeColor="accent5" w:themeTint="BF" w:sz="8" w:space="0"/>
-        <w:right w:val="single" w:color="78C0D4" w:themeColor="accent5" w:themeTint="BF" w:sz="8" w:space="0"/>
-        <w:insideH w:val="single" w:color="78C0D4" w:themeColor="accent5" w:themeTint="BF" w:sz="8" w:space="0"/>
-        <w:insideV w:val="single" w:color="78C0D4" w:themeColor="accent5" w:themeTint="BF" w:sz="8" w:space="0"/>
+        <w:top w:val="single" w:sz="8" w:space="0" w:color="78C0D4" w:themeColor="accent5" w:themeTint="BF"/>
+        <w:left w:val="single" w:sz="8" w:space="0" w:color="78C0D4" w:themeColor="accent5" w:themeTint="BF"/>
+        <w:bottom w:val="single" w:sz="8" w:space="0" w:color="78C0D4" w:themeColor="accent5" w:themeTint="BF"/>
+        <w:right w:val="single" w:sz="8" w:space="0" w:color="78C0D4" w:themeColor="accent5" w:themeTint="BF"/>
+        <w:insideH w:val="single" w:sz="8" w:space="0" w:color="78C0D4" w:themeColor="accent5" w:themeTint="BF"/>
+        <w:insideV w:val="single" w:sz="8" w:space="0" w:color="78C0D4" w:themeColor="accent5" w:themeTint="BF"/>
       </w:tblBorders>
     </w:tblPr>
     <w:tcPr>
@@ -9001,7 +8630,7 @@
       <w:tblPr/>
       <w:tcPr>
         <w:tcBorders>
-          <w:top w:val="single" w:color="78C0D4" w:themeColor="accent5" w:themeTint="BF" w:sz="18" w:space="0"/>
+          <w:top w:val="single" w:sz="18" w:space="0" w:color="78C0D4" w:themeColor="accent5" w:themeTint="BF"/>
         </w:tcBorders>
       </w:tcPr>
     </w:tblStylePr>
@@ -9042,12 +8671,12 @@
       <w:tblStyleRowBandSize w:val="1"/>
       <w:tblStyleColBandSize w:val="1"/>
       <w:tblBorders>
-        <w:top w:val="single" w:color="F9B074" w:themeColor="accent6" w:themeTint="BF" w:sz="8" w:space="0"/>
-        <w:left w:val="single" w:color="F9B074" w:themeColor="accent6" w:themeTint="BF" w:sz="8" w:space="0"/>
-        <w:bottom w:val="single" w:color="F9B074" w:themeColor="accent6" w:themeTint="BF" w:sz="8" w:space="0"/>
-        <w:right w:val="single" w:color="F9B074" w:themeColor="accent6" w:themeTint="BF" w:sz="8" w:space="0"/>
-        <w:insideH w:val="single" w:color="F9B074" w:themeColor="accent6" w:themeTint="BF" w:sz="8" w:space="0"/>
-        <w:insideV w:val="single" w:color="F9B074" w:themeColor="accent6" w:themeTint="BF" w:sz="8" w:space="0"/>
+        <w:top w:val="single" w:sz="8" w:space="0" w:color="F9B074" w:themeColor="accent6" w:themeTint="BF"/>
+        <w:left w:val="single" w:sz="8" w:space="0" w:color="F9B074" w:themeColor="accent6" w:themeTint="BF"/>
+        <w:bottom w:val="single" w:sz="8" w:space="0" w:color="F9B074" w:themeColor="accent6" w:themeTint="BF"/>
+        <w:right w:val="single" w:sz="8" w:space="0" w:color="F9B074" w:themeColor="accent6" w:themeTint="BF"/>
+        <w:insideH w:val="single" w:sz="8" w:space="0" w:color="F9B074" w:themeColor="accent6" w:themeTint="BF"/>
+        <w:insideV w:val="single" w:sz="8" w:space="0" w:color="F9B074" w:themeColor="accent6" w:themeTint="BF"/>
       </w:tblBorders>
     </w:tblPr>
     <w:tcPr>
@@ -9067,7 +8696,7 @@
       <w:tblPr/>
       <w:tcPr>
         <w:tcBorders>
-          <w:top w:val="single" w:color="F9B074" w:themeColor="accent6" w:themeTint="BF" w:sz="18" w:space="0"/>
+          <w:top w:val="single" w:sz="18" w:space="0" w:color="F9B074" w:themeColor="accent6" w:themeTint="BF"/>
         </w:tcBorders>
       </w:tcPr>
     </w:tblStylePr>
@@ -9105,19 +8734,19 @@
       <w:spacing w:after="0" w:line="240" w:lineRule="auto"/>
     </w:pPr>
     <w:rPr>
-      <w:rFonts w:asciiTheme="majorHAnsi" w:hAnsiTheme="majorHAnsi" w:eastAsiaTheme="majorEastAsia" w:cstheme="majorBidi"/>
+      <w:rFonts w:asciiTheme="majorHAnsi" w:eastAsiaTheme="majorEastAsia" w:hAnsiTheme="majorHAnsi" w:cstheme="majorBidi"/>
       <w:color w:val="000000" w:themeColor="text1"/>
     </w:rPr>
     <w:tblPr>
       <w:tblStyleRowBandSize w:val="1"/>
       <w:tblStyleColBandSize w:val="1"/>
       <w:tblBorders>
-        <w:top w:val="single" w:color="000000" w:themeColor="text1" w:sz="8" w:space="0"/>
-        <w:left w:val="single" w:color="000000" w:themeColor="text1" w:sz="8" w:space="0"/>
-        <w:bottom w:val="single" w:color="000000" w:themeColor="text1" w:sz="8" w:space="0"/>
-        <w:right w:val="single" w:color="000000" w:themeColor="text1" w:sz="8" w:space="0"/>
-        <w:insideH w:val="single" w:color="000000" w:themeColor="text1" w:sz="8" w:space="0"/>
-        <w:insideV w:val="single" w:color="000000" w:themeColor="text1" w:sz="8" w:space="0"/>
+        <w:top w:val="single" w:sz="8" w:space="0" w:color="000000" w:themeColor="text1"/>
+        <w:left w:val="single" w:sz="8" w:space="0" w:color="000000" w:themeColor="text1"/>
+        <w:bottom w:val="single" w:sz="8" w:space="0" w:color="000000" w:themeColor="text1"/>
+        <w:right w:val="single" w:sz="8" w:space="0" w:color="000000" w:themeColor="text1"/>
+        <w:insideH w:val="single" w:sz="8" w:space="0" w:color="000000" w:themeColor="text1"/>
+        <w:insideV w:val="single" w:sz="8" w:space="0" w:color="000000" w:themeColor="text1"/>
       </w:tblBorders>
     </w:tblPr>
     <w:tcPr>
@@ -9143,7 +8772,7 @@
       <w:tblPr/>
       <w:tcPr>
         <w:tcBorders>
-          <w:top w:val="single" w:color="000000" w:themeColor="text1" w:sz="12" w:space="0"/>
+          <w:top w:val="single" w:sz="12" w:space="0" w:color="000000" w:themeColor="text1"/>
           <w:left w:val="nil"/>
           <w:bottom w:val="nil"/>
           <w:right w:val="nil"/>
@@ -9201,8 +8830,8 @@
       <w:tblPr/>
       <w:tcPr>
         <w:tcBorders>
-          <w:insideH w:val="single" w:color="000000" w:themeColor="text1" w:sz="6" w:space="0"/>
-          <w:insideV w:val="single" w:color="000000" w:themeColor="text1" w:sz="6" w:space="0"/>
+          <w:insideH w:val="single" w:sz="6" w:space="0" w:color="000000" w:themeColor="text1"/>
+          <w:insideV w:val="single" w:sz="6" w:space="0" w:color="000000" w:themeColor="text1"/>
         </w:tcBorders>
         <w:shd w:val="clear" w:color="auto" w:fill="808080" w:themeFill="text1" w:themeFillTint="7F"/>
       </w:tcPr>
@@ -9223,19 +8852,19 @@
       <w:spacing w:after="0" w:line="240" w:lineRule="auto"/>
     </w:pPr>
     <w:rPr>
-      <w:rFonts w:asciiTheme="majorHAnsi" w:hAnsiTheme="majorHAnsi" w:eastAsiaTheme="majorEastAsia" w:cstheme="majorBidi"/>
+      <w:rFonts w:asciiTheme="majorHAnsi" w:eastAsiaTheme="majorEastAsia" w:hAnsiTheme="majorHAnsi" w:cstheme="majorBidi"/>
       <w:color w:val="000000" w:themeColor="text1"/>
     </w:rPr>
     <w:tblPr>
       <w:tblStyleRowBandSize w:val="1"/>
       <w:tblStyleColBandSize w:val="1"/>
       <w:tblBorders>
-        <w:top w:val="single" w:color="4F81BD" w:themeColor="accent1" w:sz="8" w:space="0"/>
-        <w:left w:val="single" w:color="4F81BD" w:themeColor="accent1" w:sz="8" w:space="0"/>
-        <w:bottom w:val="single" w:color="4F81BD" w:themeColor="accent1" w:sz="8" w:space="0"/>
-        <w:right w:val="single" w:color="4F81BD" w:themeColor="accent1" w:sz="8" w:space="0"/>
-        <w:insideH w:val="single" w:color="4F81BD" w:themeColor="accent1" w:sz="8" w:space="0"/>
-        <w:insideV w:val="single" w:color="4F81BD" w:themeColor="accent1" w:sz="8" w:space="0"/>
+        <w:top w:val="single" w:sz="8" w:space="0" w:color="4F81BD" w:themeColor="accent1"/>
+        <w:left w:val="single" w:sz="8" w:space="0" w:color="4F81BD" w:themeColor="accent1"/>
+        <w:bottom w:val="single" w:sz="8" w:space="0" w:color="4F81BD" w:themeColor="accent1"/>
+        <w:right w:val="single" w:sz="8" w:space="0" w:color="4F81BD" w:themeColor="accent1"/>
+        <w:insideH w:val="single" w:sz="8" w:space="0" w:color="4F81BD" w:themeColor="accent1"/>
+        <w:insideV w:val="single" w:sz="8" w:space="0" w:color="4F81BD" w:themeColor="accent1"/>
       </w:tblBorders>
     </w:tblPr>
     <w:tcPr>
@@ -9261,7 +8890,7 @@
       <w:tblPr/>
       <w:tcPr>
         <w:tcBorders>
-          <w:top w:val="single" w:color="000000" w:themeColor="text1" w:sz="12" w:space="0"/>
+          <w:top w:val="single" w:sz="12" w:space="0" w:color="000000" w:themeColor="text1"/>
           <w:left w:val="nil"/>
           <w:bottom w:val="nil"/>
           <w:right w:val="nil"/>
@@ -9319,8 +8948,8 @@
       <w:tblPr/>
       <w:tcPr>
         <w:tcBorders>
-          <w:insideH w:val="single" w:color="4F81BD" w:themeColor="accent1" w:sz="6" w:space="0"/>
-          <w:insideV w:val="single" w:color="4F81BD" w:themeColor="accent1" w:sz="6" w:space="0"/>
+          <w:insideH w:val="single" w:sz="6" w:space="0" w:color="4F81BD" w:themeColor="accent1"/>
+          <w:insideV w:val="single" w:sz="6" w:space="0" w:color="4F81BD" w:themeColor="accent1"/>
         </w:tcBorders>
         <w:shd w:val="clear" w:color="auto" w:fill="A7BFDE" w:themeFill="accent1" w:themeFillTint="7F"/>
       </w:tcPr>
@@ -9341,19 +8970,19 @@
       <w:spacing w:after="0" w:line="240" w:lineRule="auto"/>
     </w:pPr>
     <w:rPr>
-      <w:rFonts w:asciiTheme="majorHAnsi" w:hAnsiTheme="majorHAnsi" w:eastAsiaTheme="majorEastAsia" w:cstheme="majorBidi"/>
+      <w:rFonts w:asciiTheme="majorHAnsi" w:eastAsiaTheme="majorEastAsia" w:hAnsiTheme="majorHAnsi" w:cstheme="majorBidi"/>
       <w:color w:val="000000" w:themeColor="text1"/>
     </w:rPr>
     <w:tblPr>
       <w:tblStyleRowBandSize w:val="1"/>
       <w:tblStyleColBandSize w:val="1"/>
       <w:tblBorders>
-        <w:top w:val="single" w:color="C0504D" w:themeColor="accent2" w:sz="8" w:space="0"/>
-        <w:left w:val="single" w:color="C0504D" w:themeColor="accent2" w:sz="8" w:space="0"/>
-        <w:bottom w:val="single" w:color="C0504D" w:themeColor="accent2" w:sz="8" w:space="0"/>
-        <w:right w:val="single" w:color="C0504D" w:themeColor="accent2" w:sz="8" w:space="0"/>
-        <w:insideH w:val="single" w:color="C0504D" w:themeColor="accent2" w:sz="8" w:space="0"/>
-        <w:insideV w:val="single" w:color="C0504D" w:themeColor="accent2" w:sz="8" w:space="0"/>
+        <w:top w:val="single" w:sz="8" w:space="0" w:color="C0504D" w:themeColor="accent2"/>
+        <w:left w:val="single" w:sz="8" w:space="0" w:color="C0504D" w:themeColor="accent2"/>
+        <w:bottom w:val="single" w:sz="8" w:space="0" w:color="C0504D" w:themeColor="accent2"/>
+        <w:right w:val="single" w:sz="8" w:space="0" w:color="C0504D" w:themeColor="accent2"/>
+        <w:insideH w:val="single" w:sz="8" w:space="0" w:color="C0504D" w:themeColor="accent2"/>
+        <w:insideV w:val="single" w:sz="8" w:space="0" w:color="C0504D" w:themeColor="accent2"/>
       </w:tblBorders>
     </w:tblPr>
     <w:tcPr>
@@ -9379,7 +9008,7 @@
       <w:tblPr/>
       <w:tcPr>
         <w:tcBorders>
-          <w:top w:val="single" w:color="000000" w:themeColor="text1" w:sz="12" w:space="0"/>
+          <w:top w:val="single" w:sz="12" w:space="0" w:color="000000" w:themeColor="text1"/>
           <w:left w:val="nil"/>
           <w:bottom w:val="nil"/>
           <w:right w:val="nil"/>
@@ -9437,8 +9066,8 @@
       <w:tblPr/>
       <w:tcPr>
         <w:tcBorders>
-          <w:insideH w:val="single" w:color="C0504D" w:themeColor="accent2" w:sz="6" w:space="0"/>
-          <w:insideV w:val="single" w:color="C0504D" w:themeColor="accent2" w:sz="6" w:space="0"/>
+          <w:insideH w:val="single" w:sz="6" w:space="0" w:color="C0504D" w:themeColor="accent2"/>
+          <w:insideV w:val="single" w:sz="6" w:space="0" w:color="C0504D" w:themeColor="accent2"/>
         </w:tcBorders>
         <w:shd w:val="clear" w:color="auto" w:fill="DFA7A6" w:themeFill="accent2" w:themeFillTint="7F"/>
       </w:tcPr>
@@ -9459,19 +9088,19 @@
       <w:spacing w:after="0" w:line="240" w:lineRule="auto"/>
     </w:pPr>
     <w:rPr>
-      <w:rFonts w:asciiTheme="majorHAnsi" w:hAnsiTheme="majorHAnsi" w:eastAsiaTheme="majorEastAsia" w:cstheme="majorBidi"/>
+      <w:rFonts w:asciiTheme="majorHAnsi" w:eastAsiaTheme="majorEastAsia" w:hAnsiTheme="majorHAnsi" w:cstheme="majorBidi"/>
       <w:color w:val="000000" w:themeColor="text1"/>
     </w:rPr>
     <w:tblPr>
       <w:tblStyleRowBandSize w:val="1"/>
       <w:tblStyleColBandSize w:val="1"/>
       <w:tblBorders>
-        <w:top w:val="single" w:color="9BBB59" w:themeColor="accent3" w:sz="8" w:space="0"/>
-        <w:left w:val="single" w:color="9BBB59" w:themeColor="accent3" w:sz="8" w:space="0"/>
-        <w:bottom w:val="single" w:color="9BBB59" w:themeColor="accent3" w:sz="8" w:space="0"/>
-        <w:right w:val="single" w:color="9BBB59" w:themeColor="accent3" w:sz="8" w:space="0"/>
-        <w:insideH w:val="single" w:color="9BBB59" w:themeColor="accent3" w:sz="8" w:space="0"/>
-        <w:insideV w:val="single" w:color="9BBB59" w:themeColor="accent3" w:sz="8" w:space="0"/>
+        <w:top w:val="single" w:sz="8" w:space="0" w:color="9BBB59" w:themeColor="accent3"/>
+        <w:left w:val="single" w:sz="8" w:space="0" w:color="9BBB59" w:themeColor="accent3"/>
+        <w:bottom w:val="single" w:sz="8" w:space="0" w:color="9BBB59" w:themeColor="accent3"/>
+        <w:right w:val="single" w:sz="8" w:space="0" w:color="9BBB59" w:themeColor="accent3"/>
+        <w:insideH w:val="single" w:sz="8" w:space="0" w:color="9BBB59" w:themeColor="accent3"/>
+        <w:insideV w:val="single" w:sz="8" w:space="0" w:color="9BBB59" w:themeColor="accent3"/>
       </w:tblBorders>
     </w:tblPr>
     <w:tcPr>
@@ -9497,7 +9126,7 @@
       <w:tblPr/>
       <w:tcPr>
         <w:tcBorders>
-          <w:top w:val="single" w:color="000000" w:themeColor="text1" w:sz="12" w:space="0"/>
+          <w:top w:val="single" w:sz="12" w:space="0" w:color="000000" w:themeColor="text1"/>
           <w:left w:val="nil"/>
           <w:bottom w:val="nil"/>
           <w:right w:val="nil"/>
@@ -9555,8 +9184,8 @@
       <w:tblPr/>
       <w:tcPr>
         <w:tcBorders>
-          <w:insideH w:val="single" w:color="9BBB59" w:themeColor="accent3" w:sz="6" w:space="0"/>
-          <w:insideV w:val="single" w:color="9BBB59" w:themeColor="accent3" w:sz="6" w:space="0"/>
+          <w:insideH w:val="single" w:sz="6" w:space="0" w:color="9BBB59" w:themeColor="accent3"/>
+          <w:insideV w:val="single" w:sz="6" w:space="0" w:color="9BBB59" w:themeColor="accent3"/>
         </w:tcBorders>
         <w:shd w:val="clear" w:color="auto" w:fill="CDDDAC" w:themeFill="accent3" w:themeFillTint="7F"/>
       </w:tcPr>
@@ -9577,19 +9206,19 @@
       <w:spacing w:after="0" w:line="240" w:lineRule="auto"/>
     </w:pPr>
     <w:rPr>
-      <w:rFonts w:asciiTheme="majorHAnsi" w:hAnsiTheme="majorHAnsi" w:eastAsiaTheme="majorEastAsia" w:cstheme="majorBidi"/>
+      <w:rFonts w:asciiTheme="majorHAnsi" w:eastAsiaTheme="majorEastAsia" w:hAnsiTheme="majorHAnsi" w:cstheme="majorBidi"/>
       <w:color w:val="000000" w:themeColor="text1"/>
     </w:rPr>
     <w:tblPr>
       <w:tblStyleRowBandSize w:val="1"/>
       <w:tblStyleColBandSize w:val="1"/>
       <w:tblBorders>
-        <w:top w:val="single" w:color="8064A2" w:themeColor="accent4" w:sz="8" w:space="0"/>
-        <w:left w:val="single" w:color="8064A2" w:themeColor="accent4" w:sz="8" w:space="0"/>
-        <w:bottom w:val="single" w:color="8064A2" w:themeColor="accent4" w:sz="8" w:space="0"/>
-        <w:right w:val="single" w:color="8064A2" w:themeColor="accent4" w:sz="8" w:space="0"/>
-        <w:insideH w:val="single" w:color="8064A2" w:themeColor="accent4" w:sz="8" w:space="0"/>
-        <w:insideV w:val="single" w:color="8064A2" w:themeColor="accent4" w:sz="8" w:space="0"/>
+        <w:top w:val="single" w:sz="8" w:space="0" w:color="8064A2" w:themeColor="accent4"/>
+        <w:left w:val="single" w:sz="8" w:space="0" w:color="8064A2" w:themeColor="accent4"/>
+        <w:bottom w:val="single" w:sz="8" w:space="0" w:color="8064A2" w:themeColor="accent4"/>
+        <w:right w:val="single" w:sz="8" w:space="0" w:color="8064A2" w:themeColor="accent4"/>
+        <w:insideH w:val="single" w:sz="8" w:space="0" w:color="8064A2" w:themeColor="accent4"/>
+        <w:insideV w:val="single" w:sz="8" w:space="0" w:color="8064A2" w:themeColor="accent4"/>
       </w:tblBorders>
     </w:tblPr>
     <w:tcPr>
@@ -9615,7 +9244,7 @@
       <w:tblPr/>
       <w:tcPr>
         <w:tcBorders>
-          <w:top w:val="single" w:color="000000" w:themeColor="text1" w:sz="12" w:space="0"/>
+          <w:top w:val="single" w:sz="12" w:space="0" w:color="000000" w:themeColor="text1"/>
           <w:left w:val="nil"/>
           <w:bottom w:val="nil"/>
           <w:right w:val="nil"/>
@@ -9673,8 +9302,8 @@
       <w:tblPr/>
       <w:tcPr>
         <w:tcBorders>
-          <w:insideH w:val="single" w:color="8064A2" w:themeColor="accent4" w:sz="6" w:space="0"/>
-          <w:insideV w:val="single" w:color="8064A2" w:themeColor="accent4" w:sz="6" w:space="0"/>
+          <w:insideH w:val="single" w:sz="6" w:space="0" w:color="8064A2" w:themeColor="accent4"/>
+          <w:insideV w:val="single" w:sz="6" w:space="0" w:color="8064A2" w:themeColor="accent4"/>
         </w:tcBorders>
         <w:shd w:val="clear" w:color="auto" w:fill="BFB1D0" w:themeFill="accent4" w:themeFillTint="7F"/>
       </w:tcPr>
@@ -9695,19 +9324,19 @@
       <w:spacing w:after="0" w:line="240" w:lineRule="auto"/>
     </w:pPr>
     <w:rPr>
-      <w:rFonts w:asciiTheme="majorHAnsi" w:hAnsiTheme="majorHAnsi" w:eastAsiaTheme="majorEastAsia" w:cstheme="majorBidi"/>
+      <w:rFonts w:asciiTheme="majorHAnsi" w:eastAsiaTheme="majorEastAsia" w:hAnsiTheme="majorHAnsi" w:cstheme="majorBidi"/>
       <w:color w:val="000000" w:themeColor="text1"/>
     </w:rPr>
     <w:tblPr>
       <w:tblStyleRowBandSize w:val="1"/>
       <w:tblStyleColBandSize w:val="1"/>
       <w:tblBorders>
-        <w:top w:val="single" w:color="4BACC6" w:themeColor="accent5" w:sz="8" w:space="0"/>
-        <w:left w:val="single" w:color="4BACC6" w:themeColor="accent5" w:sz="8" w:space="0"/>
-        <w:bottom w:val="single" w:color="4BACC6" w:themeColor="accent5" w:sz="8" w:space="0"/>
-        <w:right w:val="single" w:color="4BACC6" w:themeColor="accent5" w:sz="8" w:space="0"/>
-        <w:insideH w:val="single" w:color="4BACC6" w:themeColor="accent5" w:sz="8" w:space="0"/>
-        <w:insideV w:val="single" w:color="4BACC6" w:themeColor="accent5" w:sz="8" w:space="0"/>
+        <w:top w:val="single" w:sz="8" w:space="0" w:color="4BACC6" w:themeColor="accent5"/>
+        <w:left w:val="single" w:sz="8" w:space="0" w:color="4BACC6" w:themeColor="accent5"/>
+        <w:bottom w:val="single" w:sz="8" w:space="0" w:color="4BACC6" w:themeColor="accent5"/>
+        <w:right w:val="single" w:sz="8" w:space="0" w:color="4BACC6" w:themeColor="accent5"/>
+        <w:insideH w:val="single" w:sz="8" w:space="0" w:color="4BACC6" w:themeColor="accent5"/>
+        <w:insideV w:val="single" w:sz="8" w:space="0" w:color="4BACC6" w:themeColor="accent5"/>
       </w:tblBorders>
     </w:tblPr>
     <w:tcPr>
@@ -9733,7 +9362,7 @@
       <w:tblPr/>
       <w:tcPr>
         <w:tcBorders>
-          <w:top w:val="single" w:color="000000" w:themeColor="text1" w:sz="12" w:space="0"/>
+          <w:top w:val="single" w:sz="12" w:space="0" w:color="000000" w:themeColor="text1"/>
           <w:left w:val="nil"/>
           <w:bottom w:val="nil"/>
           <w:right w:val="nil"/>
@@ -9791,8 +9420,8 @@
       <w:tblPr/>
       <w:tcPr>
         <w:tcBorders>
-          <w:insideH w:val="single" w:color="4BACC6" w:themeColor="accent5" w:sz="6" w:space="0"/>
-          <w:insideV w:val="single" w:color="4BACC6" w:themeColor="accent5" w:sz="6" w:space="0"/>
+          <w:insideH w:val="single" w:sz="6" w:space="0" w:color="4BACC6" w:themeColor="accent5"/>
+          <w:insideV w:val="single" w:sz="6" w:space="0" w:color="4BACC6" w:themeColor="accent5"/>
         </w:tcBorders>
         <w:shd w:val="clear" w:color="auto" w:fill="A5D5E2" w:themeFill="accent5" w:themeFillTint="7F"/>
       </w:tcPr>
@@ -9813,19 +9442,19 @@
       <w:spacing w:after="0" w:line="240" w:lineRule="auto"/>
     </w:pPr>
     <w:rPr>
-      <w:rFonts w:asciiTheme="majorHAnsi" w:hAnsiTheme="majorHAnsi" w:eastAsiaTheme="majorEastAsia" w:cstheme="majorBidi"/>
+      <w:rFonts w:asciiTheme="majorHAnsi" w:eastAsiaTheme="majorEastAsia" w:hAnsiTheme="majorHAnsi" w:cstheme="majorBidi"/>
       <w:color w:val="000000" w:themeColor="text1"/>
     </w:rPr>
     <w:tblPr>
       <w:tblStyleRowBandSize w:val="1"/>
       <w:tblStyleColBandSize w:val="1"/>
       <w:tblBorders>
-        <w:top w:val="single" w:color="F79646" w:themeColor="accent6" w:sz="8" w:space="0"/>
-        <w:left w:val="single" w:color="F79646" w:themeColor="accent6" w:sz="8" w:space="0"/>
-        <w:bottom w:val="single" w:color="F79646" w:themeColor="accent6" w:sz="8" w:space="0"/>
-        <w:right w:val="single" w:color="F79646" w:themeColor="accent6" w:sz="8" w:space="0"/>
-        <w:insideH w:val="single" w:color="F79646" w:themeColor="accent6" w:sz="8" w:space="0"/>
-        <w:insideV w:val="single" w:color="F79646" w:themeColor="accent6" w:sz="8" w:space="0"/>
+        <w:top w:val="single" w:sz="8" w:space="0" w:color="F79646" w:themeColor="accent6"/>
+        <w:left w:val="single" w:sz="8" w:space="0" w:color="F79646" w:themeColor="accent6"/>
+        <w:bottom w:val="single" w:sz="8" w:space="0" w:color="F79646" w:themeColor="accent6"/>
+        <w:right w:val="single" w:sz="8" w:space="0" w:color="F79646" w:themeColor="accent6"/>
+        <w:insideH w:val="single" w:sz="8" w:space="0" w:color="F79646" w:themeColor="accent6"/>
+        <w:insideV w:val="single" w:sz="8" w:space="0" w:color="F79646" w:themeColor="accent6"/>
       </w:tblBorders>
     </w:tblPr>
     <w:tcPr>
@@ -9851,7 +9480,7 @@
       <w:tblPr/>
       <w:tcPr>
         <w:tcBorders>
-          <w:top w:val="single" w:color="000000" w:themeColor="text1" w:sz="12" w:space="0"/>
+          <w:top w:val="single" w:sz="12" w:space="0" w:color="000000" w:themeColor="text1"/>
           <w:left w:val="nil"/>
           <w:bottom w:val="nil"/>
           <w:right w:val="nil"/>
@@ -9909,8 +9538,8 @@
       <w:tblPr/>
       <w:tcPr>
         <w:tcBorders>
-          <w:insideH w:val="single" w:color="F79646" w:themeColor="accent6" w:sz="6" w:space="0"/>
-          <w:insideV w:val="single" w:color="F79646" w:themeColor="accent6" w:sz="6" w:space="0"/>
+          <w:insideH w:val="single" w:sz="6" w:space="0" w:color="F79646" w:themeColor="accent6"/>
+          <w:insideV w:val="single" w:sz="6" w:space="0" w:color="F79646" w:themeColor="accent6"/>
         </w:tcBorders>
         <w:shd w:val="clear" w:color="auto" w:fill="FBCAA2" w:themeFill="accent6" w:themeFillTint="7F"/>
       </w:tcPr>
@@ -9934,12 +9563,12 @@
       <w:tblStyleRowBandSize w:val="1"/>
       <w:tblStyleColBandSize w:val="1"/>
       <w:tblBorders>
-        <w:top w:val="single" w:color="FFFFFF" w:themeColor="background1" w:sz="8" w:space="0"/>
-        <w:left w:val="single" w:color="FFFFFF" w:themeColor="background1" w:sz="8" w:space="0"/>
-        <w:bottom w:val="single" w:color="FFFFFF" w:themeColor="background1" w:sz="8" w:space="0"/>
-        <w:right w:val="single" w:color="FFFFFF" w:themeColor="background1" w:sz="8" w:space="0"/>
-        <w:insideH w:val="single" w:color="FFFFFF" w:themeColor="background1" w:sz="6" w:space="0"/>
-        <w:insideV w:val="single" w:color="FFFFFF" w:themeColor="background1" w:sz="6" w:space="0"/>
+        <w:top w:val="single" w:sz="8" w:space="0" w:color="FFFFFF" w:themeColor="background1"/>
+        <w:left w:val="single" w:sz="8" w:space="0" w:color="FFFFFF" w:themeColor="background1"/>
+        <w:bottom w:val="single" w:sz="8" w:space="0" w:color="FFFFFF" w:themeColor="background1"/>
+        <w:right w:val="single" w:sz="8" w:space="0" w:color="FFFFFF" w:themeColor="background1"/>
+        <w:insideH w:val="single" w:sz="6" w:space="0" w:color="FFFFFF" w:themeColor="background1"/>
+        <w:insideV w:val="single" w:sz="6" w:space="0" w:color="FFFFFF" w:themeColor="background1"/>
       </w:tblBorders>
     </w:tblPr>
     <w:tcPr>
@@ -9956,12 +9585,12 @@
       <w:tblPr/>
       <w:tcPr>
         <w:tcBorders>
-          <w:top w:val="single" w:color="FFFFFF" w:themeColor="background1" w:sz="8" w:space="0"/>
-          <w:left w:val="single" w:color="FFFFFF" w:themeColor="background1" w:sz="8" w:space="0"/>
-          <w:bottom w:val="single" w:color="FFFFFF" w:themeColor="background1" w:sz="24" w:space="0"/>
-          <w:right w:val="single" w:color="FFFFFF" w:themeColor="background1" w:sz="8" w:space="0"/>
-          <w:insideH w:val="nil"/>
-          <w:insideV w:val="single" w:color="FFFFFF" w:themeColor="background1" w:sz="8" w:space="0"/>
+          <w:top w:val="single" w:sz="8" w:space="0" w:color="FFFFFF" w:themeColor="background1"/>
+          <w:left w:val="single" w:sz="8" w:space="0" w:color="FFFFFF" w:themeColor="background1"/>
+          <w:bottom w:val="single" w:sz="24" w:space="0" w:color="FFFFFF" w:themeColor="background1"/>
+          <w:right w:val="single" w:sz="8" w:space="0" w:color="FFFFFF" w:themeColor="background1"/>
+          <w:insideH w:val="nil"/>
+          <w:insideV w:val="single" w:sz="8" w:space="0" w:color="FFFFFF" w:themeColor="background1"/>
         </w:tcBorders>
         <w:shd w:val="clear" w:color="auto" w:fill="000000" w:themeFill="text1"/>
       </w:tcPr>
@@ -9977,12 +9606,12 @@
       <w:tblPr/>
       <w:tcPr>
         <w:tcBorders>
-          <w:top w:val="single" w:color="FFFFFF" w:themeColor="background1" w:sz="24" w:space="0"/>
-          <w:left w:val="single" w:color="FFFFFF" w:themeColor="background1" w:sz="8" w:space="0"/>
-          <w:bottom w:val="single" w:color="FFFFFF" w:themeColor="background1" w:sz="8" w:space="0"/>
-          <w:right w:val="single" w:color="FFFFFF" w:themeColor="background1" w:sz="8" w:space="0"/>
-          <w:insideH w:val="nil"/>
-          <w:insideV w:val="single" w:color="FFFFFF" w:themeColor="background1" w:sz="8" w:space="0"/>
+          <w:top w:val="single" w:sz="24" w:space="0" w:color="FFFFFF" w:themeColor="background1"/>
+          <w:left w:val="single" w:sz="8" w:space="0" w:color="FFFFFF" w:themeColor="background1"/>
+          <w:bottom w:val="single" w:sz="8" w:space="0" w:color="FFFFFF" w:themeColor="background1"/>
+          <w:right w:val="single" w:sz="8" w:space="0" w:color="FFFFFF" w:themeColor="background1"/>
+          <w:insideH w:val="nil"/>
+          <w:insideV w:val="single" w:sz="8" w:space="0" w:color="FFFFFF" w:themeColor="background1"/>
         </w:tcBorders>
         <w:shd w:val="clear" w:color="auto" w:fill="000000" w:themeFill="text1"/>
       </w:tcPr>
@@ -9998,8 +9627,8 @@
       <w:tblPr/>
       <w:tcPr>
         <w:tcBorders>
-          <w:left w:val="single" w:color="FFFFFF" w:themeColor="background1" w:sz="8" w:space="0"/>
-          <w:right w:val="single" w:color="FFFFFF" w:themeColor="background1" w:sz="24" w:space="0"/>
+          <w:left w:val="single" w:sz="8" w:space="0" w:color="FFFFFF" w:themeColor="background1"/>
+          <w:right w:val="single" w:sz="24" w:space="0" w:color="FFFFFF" w:themeColor="background1"/>
           <w:insideH w:val="nil"/>
           <w:insideV w:val="nil"/>
         </w:tcBorders>
@@ -10018,7 +9647,7 @@
       <w:tcPr>
         <w:tcBorders>
           <w:top w:val="nil"/>
-          <w:left w:val="single" w:color="FFFFFF" w:themeColor="background1" w:sz="24" w:space="0"/>
+          <w:left w:val="single" w:sz="24" w:space="0" w:color="FFFFFF" w:themeColor="background1"/>
           <w:bottom w:val="nil"/>
           <w:right w:val="nil"/>
           <w:insideH w:val="nil"/>
@@ -10031,10 +9660,10 @@
       <w:tblPr/>
       <w:tcPr>
         <w:tcBorders>
-          <w:top w:val="single" w:color="FFFFFF" w:themeColor="background1" w:sz="8" w:space="0"/>
-          <w:left w:val="single" w:color="FFFFFF" w:themeColor="background1" w:sz="8" w:space="0"/>
-          <w:bottom w:val="single" w:color="FFFFFF" w:themeColor="background1" w:sz="8" w:space="0"/>
-          <w:right w:val="single" w:color="FFFFFF" w:themeColor="background1" w:sz="8" w:space="0"/>
+          <w:top w:val="single" w:sz="8" w:space="0" w:color="FFFFFF" w:themeColor="background1"/>
+          <w:left w:val="single" w:sz="8" w:space="0" w:color="FFFFFF" w:themeColor="background1"/>
+          <w:bottom w:val="single" w:sz="8" w:space="0" w:color="FFFFFF" w:themeColor="background1"/>
+          <w:right w:val="single" w:sz="8" w:space="0" w:color="FFFFFF" w:themeColor="background1"/>
           <w:insideH w:val="nil"/>
           <w:insideV w:val="nil"/>
         </w:tcBorders>
@@ -10045,12 +9674,12 @@
       <w:tblPr/>
       <w:tcPr>
         <w:tcBorders>
-          <w:top w:val="single" w:color="FFFFFF" w:themeColor="background1" w:sz="8" w:space="0"/>
-          <w:left w:val="single" w:color="FFFFFF" w:themeColor="background1" w:sz="8" w:space="0"/>
-          <w:bottom w:val="single" w:color="FFFFFF" w:themeColor="background1" w:sz="8" w:space="0"/>
-          <w:right w:val="single" w:color="FFFFFF" w:themeColor="background1" w:sz="8" w:space="0"/>
-          <w:insideH w:val="single" w:color="FFFFFF" w:themeColor="background1" w:sz="8" w:space="0"/>
-          <w:insideV w:val="single" w:color="FFFFFF" w:themeColor="background1" w:sz="8" w:space="0"/>
+          <w:top w:val="single" w:sz="8" w:space="0" w:color="FFFFFF" w:themeColor="background1"/>
+          <w:left w:val="single" w:sz="8" w:space="0" w:color="FFFFFF" w:themeColor="background1"/>
+          <w:bottom w:val="single" w:sz="8" w:space="0" w:color="FFFFFF" w:themeColor="background1"/>
+          <w:right w:val="single" w:sz="8" w:space="0" w:color="FFFFFF" w:themeColor="background1"/>
+          <w:insideH w:val="single" w:sz="8" w:space="0" w:color="FFFFFF" w:themeColor="background1"/>
+          <w:insideV w:val="single" w:sz="8" w:space="0" w:color="FFFFFF" w:themeColor="background1"/>
         </w:tcBorders>
         <w:shd w:val="clear" w:color="auto" w:fill="808080" w:themeFill="text1" w:themeFillTint="7F"/>
       </w:tcPr>
@@ -10068,12 +9697,12 @@
       <w:tblStyleRowBandSize w:val="1"/>
       <w:tblStyleColBandSize w:val="1"/>
       <w:tblBorders>
-        <w:top w:val="single" w:color="FFFFFF" w:themeColor="background1" w:sz="8" w:space="0"/>
-        <w:left w:val="single" w:color="FFFFFF" w:themeColor="background1" w:sz="8" w:space="0"/>
-        <w:bottom w:val="single" w:color="FFFFFF" w:themeColor="background1" w:sz="8" w:space="0"/>
-        <w:right w:val="single" w:color="FFFFFF" w:themeColor="background1" w:sz="8" w:space="0"/>
-        <w:insideH w:val="single" w:color="FFFFFF" w:themeColor="background1" w:sz="6" w:space="0"/>
-        <w:insideV w:val="single" w:color="FFFFFF" w:themeColor="background1" w:sz="6" w:space="0"/>
+        <w:top w:val="single" w:sz="8" w:space="0" w:color="FFFFFF" w:themeColor="background1"/>
+        <w:left w:val="single" w:sz="8" w:space="0" w:color="FFFFFF" w:themeColor="background1"/>
+        <w:bottom w:val="single" w:sz="8" w:space="0" w:color="FFFFFF" w:themeColor="background1"/>
+        <w:right w:val="single" w:sz="8" w:space="0" w:color="FFFFFF" w:themeColor="background1"/>
+        <w:insideH w:val="single" w:sz="6" w:space="0" w:color="FFFFFF" w:themeColor="background1"/>
+        <w:insideV w:val="single" w:sz="6" w:space="0" w:color="FFFFFF" w:themeColor="background1"/>
       </w:tblBorders>
     </w:tblPr>
     <w:tcPr>
@@ -10090,12 +9719,12 @@
       <w:tblPr/>
       <w:tcPr>
         <w:tcBorders>
-          <w:top w:val="single" w:color="FFFFFF" w:themeColor="background1" w:sz="8" w:space="0"/>
-          <w:left w:val="single" w:color="FFFFFF" w:themeColor="background1" w:sz="8" w:space="0"/>
-          <w:bottom w:val="single" w:color="FFFFFF" w:themeColor="background1" w:sz="24" w:space="0"/>
-          <w:right w:val="single" w:color="FFFFFF" w:themeColor="background1" w:sz="8" w:space="0"/>
-          <w:insideH w:val="nil"/>
-          <w:insideV w:val="single" w:color="FFFFFF" w:themeColor="background1" w:sz="8" w:space="0"/>
+          <w:top w:val="single" w:sz="8" w:space="0" w:color="FFFFFF" w:themeColor="background1"/>
+          <w:left w:val="single" w:sz="8" w:space="0" w:color="FFFFFF" w:themeColor="background1"/>
+          <w:bottom w:val="single" w:sz="24" w:space="0" w:color="FFFFFF" w:themeColor="background1"/>
+          <w:right w:val="single" w:sz="8" w:space="0" w:color="FFFFFF" w:themeColor="background1"/>
+          <w:insideH w:val="nil"/>
+          <w:insideV w:val="single" w:sz="8" w:space="0" w:color="FFFFFF" w:themeColor="background1"/>
         </w:tcBorders>
         <w:shd w:val="clear" w:color="auto" w:fill="4F81BD" w:themeFill="accent1"/>
       </w:tcPr>
@@ -10111,12 +9740,12 @@
       <w:tblPr/>
       <w:tcPr>
         <w:tcBorders>
-          <w:top w:val="single" w:color="FFFFFF" w:themeColor="background1" w:sz="24" w:space="0"/>
-          <w:left w:val="single" w:color="FFFFFF" w:themeColor="background1" w:sz="8" w:space="0"/>
-          <w:bottom w:val="single" w:color="FFFFFF" w:themeColor="background1" w:sz="8" w:space="0"/>
-          <w:right w:val="single" w:color="FFFFFF" w:themeColor="background1" w:sz="8" w:space="0"/>
-          <w:insideH w:val="nil"/>
-          <w:insideV w:val="single" w:color="FFFFFF" w:themeColor="background1" w:sz="8" w:space="0"/>
+          <w:top w:val="single" w:sz="24" w:space="0" w:color="FFFFFF" w:themeColor="background1"/>
+          <w:left w:val="single" w:sz="8" w:space="0" w:color="FFFFFF" w:themeColor="background1"/>
+          <w:bottom w:val="single" w:sz="8" w:space="0" w:color="FFFFFF" w:themeColor="background1"/>
+          <w:right w:val="single" w:sz="8" w:space="0" w:color="FFFFFF" w:themeColor="background1"/>
+          <w:insideH w:val="nil"/>
+          <w:insideV w:val="single" w:sz="8" w:space="0" w:color="FFFFFF" w:themeColor="background1"/>
         </w:tcBorders>
         <w:shd w:val="clear" w:color="auto" w:fill="4F81BD" w:themeFill="accent1"/>
       </w:tcPr>
@@ -10132,8 +9761,8 @@
       <w:tblPr/>
       <w:tcPr>
         <w:tcBorders>
-          <w:left w:val="single" w:color="FFFFFF" w:themeColor="background1" w:sz="8" w:space="0"/>
-          <w:right w:val="single" w:color="FFFFFF" w:themeColor="background1" w:sz="24" w:space="0"/>
+          <w:left w:val="single" w:sz="8" w:space="0" w:color="FFFFFF" w:themeColor="background1"/>
+          <w:right w:val="single" w:sz="24" w:space="0" w:color="FFFFFF" w:themeColor="background1"/>
           <w:insideH w:val="nil"/>
           <w:insideV w:val="nil"/>
         </w:tcBorders>
@@ -10152,7 +9781,7 @@
       <w:tcPr>
         <w:tcBorders>
           <w:top w:val="nil"/>
-          <w:left w:val="single" w:color="FFFFFF" w:themeColor="background1" w:sz="24" w:space="0"/>
+          <w:left w:val="single" w:sz="24" w:space="0" w:color="FFFFFF" w:themeColor="background1"/>
           <w:bottom w:val="nil"/>
           <w:right w:val="nil"/>
           <w:insideH w:val="nil"/>
@@ -10165,10 +9794,10 @@
       <w:tblPr/>
       <w:tcPr>
         <w:tcBorders>
-          <w:top w:val="single" w:color="FFFFFF" w:themeColor="background1" w:sz="8" w:space="0"/>
-          <w:left w:val="single" w:color="FFFFFF" w:themeColor="background1" w:sz="8" w:space="0"/>
-          <w:bottom w:val="single" w:color="FFFFFF" w:themeColor="background1" w:sz="8" w:space="0"/>
-          <w:right w:val="single" w:color="FFFFFF" w:themeColor="background1" w:sz="8" w:space="0"/>
+          <w:top w:val="single" w:sz="8" w:space="0" w:color="FFFFFF" w:themeColor="background1"/>
+          <w:left w:val="single" w:sz="8" w:space="0" w:color="FFFFFF" w:themeColor="background1"/>
+          <w:bottom w:val="single" w:sz="8" w:space="0" w:color="FFFFFF" w:themeColor="background1"/>
+          <w:right w:val="single" w:sz="8" w:space="0" w:color="FFFFFF" w:themeColor="background1"/>
           <w:insideH w:val="nil"/>
           <w:insideV w:val="nil"/>
         </w:tcBorders>
@@ -10179,12 +9808,12 @@
       <w:tblPr/>
       <w:tcPr>
         <w:tcBorders>
-          <w:top w:val="single" w:color="FFFFFF" w:themeColor="background1" w:sz="8" w:space="0"/>
-          <w:left w:val="single" w:color="FFFFFF" w:themeColor="background1" w:sz="8" w:space="0"/>
-          <w:bottom w:val="single" w:color="FFFFFF" w:themeColor="background1" w:sz="8" w:space="0"/>
-          <w:right w:val="single" w:color="FFFFFF" w:themeColor="background1" w:sz="8" w:space="0"/>
-          <w:insideH w:val="single" w:color="FFFFFF" w:themeColor="background1" w:sz="8" w:space="0"/>
-          <w:insideV w:val="single" w:color="FFFFFF" w:themeColor="background1" w:sz="8" w:space="0"/>
+          <w:top w:val="single" w:sz="8" w:space="0" w:color="FFFFFF" w:themeColor="background1"/>
+          <w:left w:val="single" w:sz="8" w:space="0" w:color="FFFFFF" w:themeColor="background1"/>
+          <w:bottom w:val="single" w:sz="8" w:space="0" w:color="FFFFFF" w:themeColor="background1"/>
+          <w:right w:val="single" w:sz="8" w:space="0" w:color="FFFFFF" w:themeColor="background1"/>
+          <w:insideH w:val="single" w:sz="8" w:space="0" w:color="FFFFFF" w:themeColor="background1"/>
+          <w:insideV w:val="single" w:sz="8" w:space="0" w:color="FFFFFF" w:themeColor="background1"/>
         </w:tcBorders>
         <w:shd w:val="clear" w:color="auto" w:fill="A7BFDE" w:themeFill="accent1" w:themeFillTint="7F"/>
       </w:tcPr>
@@ -10202,12 +9831,12 @@
       <w:tblStyleRowBandSize w:val="1"/>
       <w:tblStyleColBandSize w:val="1"/>
       <w:tblBorders>
-        <w:top w:val="single" w:color="FFFFFF" w:themeColor="background1" w:sz="8" w:space="0"/>
-        <w:left w:val="single" w:color="FFFFFF" w:themeColor="background1" w:sz="8" w:space="0"/>
-        <w:bottom w:val="single" w:color="FFFFFF" w:themeColor="background1" w:sz="8" w:space="0"/>
-        <w:right w:val="single" w:color="FFFFFF" w:themeColor="background1" w:sz="8" w:space="0"/>
-        <w:insideH w:val="single" w:color="FFFFFF" w:themeColor="background1" w:sz="6" w:space="0"/>
-        <w:insideV w:val="single" w:color="FFFFFF" w:themeColor="background1" w:sz="6" w:space="0"/>
+        <w:top w:val="single" w:sz="8" w:space="0" w:color="FFFFFF" w:themeColor="background1"/>
+        <w:left w:val="single" w:sz="8" w:space="0" w:color="FFFFFF" w:themeColor="background1"/>
+        <w:bottom w:val="single" w:sz="8" w:space="0" w:color="FFFFFF" w:themeColor="background1"/>
+        <w:right w:val="single" w:sz="8" w:space="0" w:color="FFFFFF" w:themeColor="background1"/>
+        <w:insideH w:val="single" w:sz="6" w:space="0" w:color="FFFFFF" w:themeColor="background1"/>
+        <w:insideV w:val="single" w:sz="6" w:space="0" w:color="FFFFFF" w:themeColor="background1"/>
       </w:tblBorders>
     </w:tblPr>
     <w:tcPr>
@@ -10224,12 +9853,12 @@
       <w:tblPr/>
       <w:tcPr>
         <w:tcBorders>
-          <w:top w:val="single" w:color="FFFFFF" w:themeColor="background1" w:sz="8" w:space="0"/>
-          <w:left w:val="single" w:color="FFFFFF" w:themeColor="background1" w:sz="8" w:space="0"/>
-          <w:bottom w:val="single" w:color="FFFFFF" w:themeColor="background1" w:sz="24" w:space="0"/>
-          <w:right w:val="single" w:color="FFFFFF" w:themeColor="background1" w:sz="8" w:space="0"/>
-          <w:insideH w:val="nil"/>
-          <w:insideV w:val="single" w:color="FFFFFF" w:themeColor="background1" w:sz="8" w:space="0"/>
+          <w:top w:val="single" w:sz="8" w:space="0" w:color="FFFFFF" w:themeColor="background1"/>
+          <w:left w:val="single" w:sz="8" w:space="0" w:color="FFFFFF" w:themeColor="background1"/>
+          <w:bottom w:val="single" w:sz="24" w:space="0" w:color="FFFFFF" w:themeColor="background1"/>
+          <w:right w:val="single" w:sz="8" w:space="0" w:color="FFFFFF" w:themeColor="background1"/>
+          <w:insideH w:val="nil"/>
+          <w:insideV w:val="single" w:sz="8" w:space="0" w:color="FFFFFF" w:themeColor="background1"/>
         </w:tcBorders>
         <w:shd w:val="clear" w:color="auto" w:fill="C0504D" w:themeFill="accent2"/>
       </w:tcPr>
@@ -10245,12 +9874,12 @@
       <w:tblPr/>
       <w:tcPr>
         <w:tcBorders>
-          <w:top w:val="single" w:color="FFFFFF" w:themeColor="background1" w:sz="24" w:space="0"/>
-          <w:left w:val="single" w:color="FFFFFF" w:themeColor="background1" w:sz="8" w:space="0"/>
-          <w:bottom w:val="single" w:color="FFFFFF" w:themeColor="background1" w:sz="8" w:space="0"/>
-          <w:right w:val="single" w:color="FFFFFF" w:themeColor="background1" w:sz="8" w:space="0"/>
-          <w:insideH w:val="nil"/>
-          <w:insideV w:val="single" w:color="FFFFFF" w:themeColor="background1" w:sz="8" w:space="0"/>
+          <w:top w:val="single" w:sz="24" w:space="0" w:color="FFFFFF" w:themeColor="background1"/>
+          <w:left w:val="single" w:sz="8" w:space="0" w:color="FFFFFF" w:themeColor="background1"/>
+          <w:bottom w:val="single" w:sz="8" w:space="0" w:color="FFFFFF" w:themeColor="background1"/>
+          <w:right w:val="single" w:sz="8" w:space="0" w:color="FFFFFF" w:themeColor="background1"/>
+          <w:insideH w:val="nil"/>
+          <w:insideV w:val="single" w:sz="8" w:space="0" w:color="FFFFFF" w:themeColor="background1"/>
         </w:tcBorders>
         <w:shd w:val="clear" w:color="auto" w:fill="C0504D" w:themeFill="accent2"/>
       </w:tcPr>
@@ -10266,8 +9895,8 @@
       <w:tblPr/>
       <w:tcPr>
         <w:tcBorders>
-          <w:left w:val="single" w:color="FFFFFF" w:themeColor="background1" w:sz="8" w:space="0"/>
-          <w:right w:val="single" w:color="FFFFFF" w:themeColor="background1" w:sz="24" w:space="0"/>
+          <w:left w:val="single" w:sz="8" w:space="0" w:color="FFFFFF" w:themeColor="background1"/>
+          <w:right w:val="single" w:sz="24" w:space="0" w:color="FFFFFF" w:themeColor="background1"/>
           <w:insideH w:val="nil"/>
           <w:insideV w:val="nil"/>
         </w:tcBorders>
@@ -10286,7 +9915,7 @@
       <w:tcPr>
         <w:tcBorders>
           <w:top w:val="nil"/>
-          <w:left w:val="single" w:color="FFFFFF" w:themeColor="background1" w:sz="24" w:space="0"/>
+          <w:left w:val="single" w:sz="24" w:space="0" w:color="FFFFFF" w:themeColor="background1"/>
           <w:bottom w:val="nil"/>
           <w:right w:val="nil"/>
           <w:insideH w:val="nil"/>
@@ -10299,10 +9928,10 @@
       <w:tblPr/>
       <w:tcPr>
         <w:tcBorders>
-          <w:top w:val="single" w:color="FFFFFF" w:themeColor="background1" w:sz="8" w:space="0"/>
-          <w:left w:val="single" w:color="FFFFFF" w:themeColor="background1" w:sz="8" w:space="0"/>
-          <w:bottom w:val="single" w:color="FFFFFF" w:themeColor="background1" w:sz="8" w:space="0"/>
-          <w:right w:val="single" w:color="FFFFFF" w:themeColor="background1" w:sz="8" w:space="0"/>
+          <w:top w:val="single" w:sz="8" w:space="0" w:color="FFFFFF" w:themeColor="background1"/>
+          <w:left w:val="single" w:sz="8" w:space="0" w:color="FFFFFF" w:themeColor="background1"/>
+          <w:bottom w:val="single" w:sz="8" w:space="0" w:color="FFFFFF" w:themeColor="background1"/>
+          <w:right w:val="single" w:sz="8" w:space="0" w:color="FFFFFF" w:themeColor="background1"/>
           <w:insideH w:val="nil"/>
           <w:insideV w:val="nil"/>
         </w:tcBorders>
@@ -10313,12 +9942,12 @@
       <w:tblPr/>
       <w:tcPr>
         <w:tcBorders>
-          <w:top w:val="single" w:color="FFFFFF" w:themeColor="background1" w:sz="8" w:space="0"/>
-          <w:left w:val="single" w:color="FFFFFF" w:themeColor="background1" w:sz="8" w:space="0"/>
-          <w:bottom w:val="single" w:color="FFFFFF" w:themeColor="background1" w:sz="8" w:space="0"/>
-          <w:right w:val="single" w:color="FFFFFF" w:themeColor="background1" w:sz="8" w:space="0"/>
-          <w:insideH w:val="single" w:color="FFFFFF" w:themeColor="background1" w:sz="8" w:space="0"/>
-          <w:insideV w:val="single" w:color="FFFFFF" w:themeColor="background1" w:sz="8" w:space="0"/>
+          <w:top w:val="single" w:sz="8" w:space="0" w:color="FFFFFF" w:themeColor="background1"/>
+          <w:left w:val="single" w:sz="8" w:space="0" w:color="FFFFFF" w:themeColor="background1"/>
+          <w:bottom w:val="single" w:sz="8" w:space="0" w:color="FFFFFF" w:themeColor="background1"/>
+          <w:right w:val="single" w:sz="8" w:space="0" w:color="FFFFFF" w:themeColor="background1"/>
+          <w:insideH w:val="single" w:sz="8" w:space="0" w:color="FFFFFF" w:themeColor="background1"/>
+          <w:insideV w:val="single" w:sz="8" w:space="0" w:color="FFFFFF" w:themeColor="background1"/>
         </w:tcBorders>
         <w:shd w:val="clear" w:color="auto" w:fill="DFA7A6" w:themeFill="accent2" w:themeFillTint="7F"/>
       </w:tcPr>
@@ -10336,12 +9965,12 @@
       <w:tblStyleRowBandSize w:val="1"/>
       <w:tblStyleColBandSize w:val="1"/>
       <w:tblBorders>
-        <w:top w:val="single" w:color="FFFFFF" w:themeColor="background1" w:sz="8" w:space="0"/>
-        <w:left w:val="single" w:color="FFFFFF" w:themeColor="background1" w:sz="8" w:space="0"/>
-        <w:bottom w:val="single" w:color="FFFFFF" w:themeColor="background1" w:sz="8" w:space="0"/>
-        <w:right w:val="single" w:color="FFFFFF" w:themeColor="background1" w:sz="8" w:space="0"/>
-        <w:insideH w:val="single" w:color="FFFFFF" w:themeColor="background1" w:sz="6" w:space="0"/>
-        <w:insideV w:val="single" w:color="FFFFFF" w:themeColor="background1" w:sz="6" w:space="0"/>
+        <w:top w:val="single" w:sz="8" w:space="0" w:color="FFFFFF" w:themeColor="background1"/>
+        <w:left w:val="single" w:sz="8" w:space="0" w:color="FFFFFF" w:themeColor="background1"/>
+        <w:bottom w:val="single" w:sz="8" w:space="0" w:color="FFFFFF" w:themeColor="background1"/>
+        <w:right w:val="single" w:sz="8" w:space="0" w:color="FFFFFF" w:themeColor="background1"/>
+        <w:insideH w:val="single" w:sz="6" w:space="0" w:color="FFFFFF" w:themeColor="background1"/>
+        <w:insideV w:val="single" w:sz="6" w:space="0" w:color="FFFFFF" w:themeColor="background1"/>
       </w:tblBorders>
     </w:tblPr>
     <w:tcPr>
@@ -10358,12 +9987,12 @@
       <w:tblPr/>
       <w:tcPr>
         <w:tcBorders>
-          <w:top w:val="single" w:color="FFFFFF" w:themeColor="background1" w:sz="8" w:space="0"/>
-          <w:left w:val="single" w:color="FFFFFF" w:themeColor="background1" w:sz="8" w:space="0"/>
-          <w:bottom w:val="single" w:color="FFFFFF" w:themeColor="background1" w:sz="24" w:space="0"/>
-          <w:right w:val="single" w:color="FFFFFF" w:themeColor="background1" w:sz="8" w:space="0"/>
-          <w:insideH w:val="nil"/>
-          <w:insideV w:val="single" w:color="FFFFFF" w:themeColor="background1" w:sz="8" w:space="0"/>
+          <w:top w:val="single" w:sz="8" w:space="0" w:color="FFFFFF" w:themeColor="background1"/>
+          <w:left w:val="single" w:sz="8" w:space="0" w:color="FFFFFF" w:themeColor="background1"/>
+          <w:bottom w:val="single" w:sz="24" w:space="0" w:color="FFFFFF" w:themeColor="background1"/>
+          <w:right w:val="single" w:sz="8" w:space="0" w:color="FFFFFF" w:themeColor="background1"/>
+          <w:insideH w:val="nil"/>
+          <w:insideV w:val="single" w:sz="8" w:space="0" w:color="FFFFFF" w:themeColor="background1"/>
         </w:tcBorders>
         <w:shd w:val="clear" w:color="auto" w:fill="9BBB59" w:themeFill="accent3"/>
       </w:tcPr>
@@ -10379,12 +10008,12 @@
       <w:tblPr/>
       <w:tcPr>
         <w:tcBorders>
-          <w:top w:val="single" w:color="FFFFFF" w:themeColor="background1" w:sz="24" w:space="0"/>
-          <w:left w:val="single" w:color="FFFFFF" w:themeColor="background1" w:sz="8" w:space="0"/>
-          <w:bottom w:val="single" w:color="FFFFFF" w:themeColor="background1" w:sz="8" w:space="0"/>
-          <w:right w:val="single" w:color="FFFFFF" w:themeColor="background1" w:sz="8" w:space="0"/>
-          <w:insideH w:val="nil"/>
-          <w:insideV w:val="single" w:color="FFFFFF" w:themeColor="background1" w:sz="8" w:space="0"/>
+          <w:top w:val="single" w:sz="24" w:space="0" w:color="FFFFFF" w:themeColor="background1"/>
+          <w:left w:val="single" w:sz="8" w:space="0" w:color="FFFFFF" w:themeColor="background1"/>
+          <w:bottom w:val="single" w:sz="8" w:space="0" w:color="FFFFFF" w:themeColor="background1"/>
+          <w:right w:val="single" w:sz="8" w:space="0" w:color="FFFFFF" w:themeColor="background1"/>
+          <w:insideH w:val="nil"/>
+          <w:insideV w:val="single" w:sz="8" w:space="0" w:color="FFFFFF" w:themeColor="background1"/>
         </w:tcBorders>
         <w:shd w:val="clear" w:color="auto" w:fill="9BBB59" w:themeFill="accent3"/>
       </w:tcPr>
@@ -10400,8 +10029,8 @@
       <w:tblPr/>
       <w:tcPr>
         <w:tcBorders>
-          <w:left w:val="single" w:color="FFFFFF" w:themeColor="background1" w:sz="8" w:space="0"/>
-          <w:right w:val="single" w:color="FFFFFF" w:themeColor="background1" w:sz="24" w:space="0"/>
+          <w:left w:val="single" w:sz="8" w:space="0" w:color="FFFFFF" w:themeColor="background1"/>
+          <w:right w:val="single" w:sz="24" w:space="0" w:color="FFFFFF" w:themeColor="background1"/>
           <w:insideH w:val="nil"/>
           <w:insideV w:val="nil"/>
         </w:tcBorders>
@@ -10420,7 +10049,7 @@
       <w:tcPr>
         <w:tcBorders>
           <w:top w:val="nil"/>
-          <w:left w:val="single" w:color="FFFFFF" w:themeColor="background1" w:sz="24" w:space="0"/>
+          <w:left w:val="single" w:sz="24" w:space="0" w:color="FFFFFF" w:themeColor="background1"/>
           <w:bottom w:val="nil"/>
           <w:right w:val="nil"/>
           <w:insideH w:val="nil"/>
@@ -10433,10 +10062,10 @@
       <w:tblPr/>
       <w:tcPr>
         <w:tcBorders>
-          <w:top w:val="single" w:color="FFFFFF" w:themeColor="background1" w:sz="8" w:space="0"/>
-          <w:left w:val="single" w:color="FFFFFF" w:themeColor="background1" w:sz="8" w:space="0"/>
-          <w:bottom w:val="single" w:color="FFFFFF" w:themeColor="background1" w:sz="8" w:space="0"/>
-          <w:right w:val="single" w:color="FFFFFF" w:themeColor="background1" w:sz="8" w:space="0"/>
+          <w:top w:val="single" w:sz="8" w:space="0" w:color="FFFFFF" w:themeColor="background1"/>
+          <w:left w:val="single" w:sz="8" w:space="0" w:color="FFFFFF" w:themeColor="background1"/>
+          <w:bottom w:val="single" w:sz="8" w:space="0" w:color="FFFFFF" w:themeColor="background1"/>
+          <w:right w:val="single" w:sz="8" w:space="0" w:color="FFFFFF" w:themeColor="background1"/>
           <w:insideH w:val="nil"/>
           <w:insideV w:val="nil"/>
         </w:tcBorders>
@@ -10447,12 +10076,12 @@
       <w:tblPr/>
       <w:tcPr>
         <w:tcBorders>
-          <w:top w:val="single" w:color="FFFFFF" w:themeColor="background1" w:sz="8" w:space="0"/>
-          <w:left w:val="single" w:color="FFFFFF" w:themeColor="background1" w:sz="8" w:space="0"/>
-          <w:bottom w:val="single" w:color="FFFFFF" w:themeColor="background1" w:sz="8" w:space="0"/>
-          <w:right w:val="single" w:color="FFFFFF" w:themeColor="background1" w:sz="8" w:space="0"/>
-          <w:insideH w:val="single" w:color="FFFFFF" w:themeColor="background1" w:sz="8" w:space="0"/>
-          <w:insideV w:val="single" w:color="FFFFFF" w:themeColor="background1" w:sz="8" w:space="0"/>
+          <w:top w:val="single" w:sz="8" w:space="0" w:color="FFFFFF" w:themeColor="background1"/>
+          <w:left w:val="single" w:sz="8" w:space="0" w:color="FFFFFF" w:themeColor="background1"/>
+          <w:bottom w:val="single" w:sz="8" w:space="0" w:color="FFFFFF" w:themeColor="background1"/>
+          <w:right w:val="single" w:sz="8" w:space="0" w:color="FFFFFF" w:themeColor="background1"/>
+          <w:insideH w:val="single" w:sz="8" w:space="0" w:color="FFFFFF" w:themeColor="background1"/>
+          <w:insideV w:val="single" w:sz="8" w:space="0" w:color="FFFFFF" w:themeColor="background1"/>
         </w:tcBorders>
         <w:shd w:val="clear" w:color="auto" w:fill="CDDDAC" w:themeFill="accent3" w:themeFillTint="7F"/>
       </w:tcPr>
@@ -10470,12 +10099,12 @@
       <w:tblStyleRowBandSize w:val="1"/>
       <w:tblStyleColBandSize w:val="1"/>
       <w:tblBorders>
-        <w:top w:val="single" w:color="FFFFFF" w:themeColor="background1" w:sz="8" w:space="0"/>
-        <w:left w:val="single" w:color="FFFFFF" w:themeColor="background1" w:sz="8" w:space="0"/>
-        <w:bottom w:val="single" w:color="FFFFFF" w:themeColor="background1" w:sz="8" w:space="0"/>
-        <w:right w:val="single" w:color="FFFFFF" w:themeColor="background1" w:sz="8" w:space="0"/>
-        <w:insideH w:val="single" w:color="FFFFFF" w:themeColor="background1" w:sz="6" w:space="0"/>
-        <w:insideV w:val="single" w:color="FFFFFF" w:themeColor="background1" w:sz="6" w:space="0"/>
+        <w:top w:val="single" w:sz="8" w:space="0" w:color="FFFFFF" w:themeColor="background1"/>
+        <w:left w:val="single" w:sz="8" w:space="0" w:color="FFFFFF" w:themeColor="background1"/>
+        <w:bottom w:val="single" w:sz="8" w:space="0" w:color="FFFFFF" w:themeColor="background1"/>
+        <w:right w:val="single" w:sz="8" w:space="0" w:color="FFFFFF" w:themeColor="background1"/>
+        <w:insideH w:val="single" w:sz="6" w:space="0" w:color="FFFFFF" w:themeColor="background1"/>
+        <w:insideV w:val="single" w:sz="6" w:space="0" w:color="FFFFFF" w:themeColor="background1"/>
       </w:tblBorders>
     </w:tblPr>
     <w:tcPr>
@@ -10492,12 +10121,12 @@
       <w:tblPr/>
       <w:tcPr>
         <w:tcBorders>
-          <w:top w:val="single" w:color="FFFFFF" w:themeColor="background1" w:sz="8" w:space="0"/>
-          <w:left w:val="single" w:color="FFFFFF" w:themeColor="background1" w:sz="8" w:space="0"/>
-          <w:bottom w:val="single" w:color="FFFFFF" w:themeColor="background1" w:sz="24" w:space="0"/>
-          <w:right w:val="single" w:color="FFFFFF" w:themeColor="background1" w:sz="8" w:space="0"/>
-          <w:insideH w:val="nil"/>
-          <w:insideV w:val="single" w:color="FFFFFF" w:themeColor="background1" w:sz="8" w:space="0"/>
+          <w:top w:val="single" w:sz="8" w:space="0" w:color="FFFFFF" w:themeColor="background1"/>
+          <w:left w:val="single" w:sz="8" w:space="0" w:color="FFFFFF" w:themeColor="background1"/>
+          <w:bottom w:val="single" w:sz="24" w:space="0" w:color="FFFFFF" w:themeColor="background1"/>
+          <w:right w:val="single" w:sz="8" w:space="0" w:color="FFFFFF" w:themeColor="background1"/>
+          <w:insideH w:val="nil"/>
+          <w:insideV w:val="single" w:sz="8" w:space="0" w:color="FFFFFF" w:themeColor="background1"/>
         </w:tcBorders>
         <w:shd w:val="clear" w:color="auto" w:fill="8064A2" w:themeFill="accent4"/>
       </w:tcPr>
@@ -10513,12 +10142,12 @@
       <w:tblPr/>
       <w:tcPr>
         <w:tcBorders>
-          <w:top w:val="single" w:color="FFFFFF" w:themeColor="background1" w:sz="24" w:space="0"/>
-          <w:left w:val="single" w:color="FFFFFF" w:themeColor="background1" w:sz="8" w:space="0"/>
-          <w:bottom w:val="single" w:color="FFFFFF" w:themeColor="background1" w:sz="8" w:space="0"/>
-          <w:right w:val="single" w:color="FFFFFF" w:themeColor="background1" w:sz="8" w:space="0"/>
-          <w:insideH w:val="nil"/>
-          <w:insideV w:val="single" w:color="FFFFFF" w:themeColor="background1" w:sz="8" w:space="0"/>
+          <w:top w:val="single" w:sz="24" w:space="0" w:color="FFFFFF" w:themeColor="background1"/>
+          <w:left w:val="single" w:sz="8" w:space="0" w:color="FFFFFF" w:themeColor="background1"/>
+          <w:bottom w:val="single" w:sz="8" w:space="0" w:color="FFFFFF" w:themeColor="background1"/>
+          <w:right w:val="single" w:sz="8" w:space="0" w:color="FFFFFF" w:themeColor="background1"/>
+          <w:insideH w:val="nil"/>
+          <w:insideV w:val="single" w:sz="8" w:space="0" w:color="FFFFFF" w:themeColor="background1"/>
         </w:tcBorders>
         <w:shd w:val="clear" w:color="auto" w:fill="8064A2" w:themeFill="accent4"/>
       </w:tcPr>
@@ -10534,8 +10163,8 @@
       <w:tblPr/>
       <w:tcPr>
         <w:tcBorders>
-          <w:left w:val="single" w:color="FFFFFF" w:themeColor="background1" w:sz="8" w:space="0"/>
-          <w:right w:val="single" w:color="FFFFFF" w:themeColor="background1" w:sz="24" w:space="0"/>
+          <w:left w:val="single" w:sz="8" w:space="0" w:color="FFFFFF" w:themeColor="background1"/>
+          <w:right w:val="single" w:sz="24" w:space="0" w:color="FFFFFF" w:themeColor="background1"/>
           <w:insideH w:val="nil"/>
           <w:insideV w:val="nil"/>
         </w:tcBorders>
@@ -10554,7 +10183,7 @@
       <w:tcPr>
         <w:tcBorders>
           <w:top w:val="nil"/>
-          <w:left w:val="single" w:color="FFFFFF" w:themeColor="background1" w:sz="24" w:space="0"/>
+          <w:left w:val="single" w:sz="24" w:space="0" w:color="FFFFFF" w:themeColor="background1"/>
           <w:bottom w:val="nil"/>
           <w:right w:val="nil"/>
           <w:insideH w:val="nil"/>
@@ -10567,10 +10196,10 @@
       <w:tblPr/>
       <w:tcPr>
         <w:tcBorders>
-          <w:top w:val="single" w:color="FFFFFF" w:themeColor="background1" w:sz="8" w:space="0"/>
-          <w:left w:val="single" w:color="FFFFFF" w:themeColor="background1" w:sz="8" w:space="0"/>
-          <w:bottom w:val="single" w:color="FFFFFF" w:themeColor="background1" w:sz="8" w:space="0"/>
-          <w:right w:val="single" w:color="FFFFFF" w:themeColor="background1" w:sz="8" w:space="0"/>
+          <w:top w:val="single" w:sz="8" w:space="0" w:color="FFFFFF" w:themeColor="background1"/>
+          <w:left w:val="single" w:sz="8" w:space="0" w:color="FFFFFF" w:themeColor="background1"/>
+          <w:bottom w:val="single" w:sz="8" w:space="0" w:color="FFFFFF" w:themeColor="background1"/>
+          <w:right w:val="single" w:sz="8" w:space="0" w:color="FFFFFF" w:themeColor="background1"/>
           <w:insideH w:val="nil"/>
           <w:insideV w:val="nil"/>
         </w:tcBorders>
@@ -10581,12 +10210,12 @@
       <w:tblPr/>
       <w:tcPr>
         <w:tcBorders>
-          <w:top w:val="single" w:color="FFFFFF" w:themeColor="background1" w:sz="8" w:space="0"/>
-          <w:left w:val="single" w:color="FFFFFF" w:themeColor="background1" w:sz="8" w:space="0"/>
-          <w:bottom w:val="single" w:color="FFFFFF" w:themeColor="background1" w:sz="8" w:space="0"/>
-          <w:right w:val="single" w:color="FFFFFF" w:themeColor="background1" w:sz="8" w:space="0"/>
-          <w:insideH w:val="single" w:color="FFFFFF" w:themeColor="background1" w:sz="8" w:space="0"/>
-          <w:insideV w:val="single" w:color="FFFFFF" w:themeColor="background1" w:sz="8" w:space="0"/>
+          <w:top w:val="single" w:sz="8" w:space="0" w:color="FFFFFF" w:themeColor="background1"/>
+          <w:left w:val="single" w:sz="8" w:space="0" w:color="FFFFFF" w:themeColor="background1"/>
+          <w:bottom w:val="single" w:sz="8" w:space="0" w:color="FFFFFF" w:themeColor="background1"/>
+          <w:right w:val="single" w:sz="8" w:space="0" w:color="FFFFFF" w:themeColor="background1"/>
+          <w:insideH w:val="single" w:sz="8" w:space="0" w:color="FFFFFF" w:themeColor="background1"/>
+          <w:insideV w:val="single" w:sz="8" w:space="0" w:color="FFFFFF" w:themeColor="background1"/>
         </w:tcBorders>
         <w:shd w:val="clear" w:color="auto" w:fill="BFB1D0" w:themeFill="accent4" w:themeFillTint="7F"/>
       </w:tcPr>
@@ -10604,12 +10233,12 @@
       <w:tblStyleRowBandSize w:val="1"/>
       <w:tblStyleColBandSize w:val="1"/>
       <w:tblBorders>
-        <w:top w:val="single" w:color="FFFFFF" w:themeColor="background1" w:sz="8" w:space="0"/>
-        <w:left w:val="single" w:color="FFFFFF" w:themeColor="background1" w:sz="8" w:space="0"/>
-        <w:bottom w:val="single" w:color="FFFFFF" w:themeColor="background1" w:sz="8" w:space="0"/>
-        <w:right w:val="single" w:color="FFFFFF" w:themeColor="background1" w:sz="8" w:space="0"/>
-        <w:insideH w:val="single" w:color="FFFFFF" w:themeColor="background1" w:sz="6" w:space="0"/>
-        <w:insideV w:val="single" w:color="FFFFFF" w:themeColor="background1" w:sz="6" w:space="0"/>
+        <w:top w:val="single" w:sz="8" w:space="0" w:color="FFFFFF" w:themeColor="background1"/>
+        <w:left w:val="single" w:sz="8" w:space="0" w:color="FFFFFF" w:themeColor="background1"/>
+        <w:bottom w:val="single" w:sz="8" w:space="0" w:color="FFFFFF" w:themeColor="background1"/>
+        <w:right w:val="single" w:sz="8" w:space="0" w:color="FFFFFF" w:themeColor="background1"/>
+        <w:insideH w:val="single" w:sz="6" w:space="0" w:color="FFFFFF" w:themeColor="background1"/>
+        <w:insideV w:val="single" w:sz="6" w:space="0" w:color="FFFFFF" w:themeColor="background1"/>
       </w:tblBorders>
     </w:tblPr>
     <w:tcPr>
@@ -10626,12 +10255,12 @@
       <w:tblPr/>
       <w:tcPr>
         <w:tcBorders>
-          <w:top w:val="single" w:color="FFFFFF" w:themeColor="background1" w:sz="8" w:space="0"/>
-          <w:left w:val="single" w:color="FFFFFF" w:themeColor="background1" w:sz="8" w:space="0"/>
-          <w:bottom w:val="single" w:color="FFFFFF" w:themeColor="background1" w:sz="24" w:space="0"/>
-          <w:right w:val="single" w:color="FFFFFF" w:themeColor="background1" w:sz="8" w:space="0"/>
-          <w:insideH w:val="nil"/>
-          <w:insideV w:val="single" w:color="FFFFFF" w:themeColor="background1" w:sz="8" w:space="0"/>
+          <w:top w:val="single" w:sz="8" w:space="0" w:color="FFFFFF" w:themeColor="background1"/>
+          <w:left w:val="single" w:sz="8" w:space="0" w:color="FFFFFF" w:themeColor="background1"/>
+          <w:bottom w:val="single" w:sz="24" w:space="0" w:color="FFFFFF" w:themeColor="background1"/>
+          <w:right w:val="single" w:sz="8" w:space="0" w:color="FFFFFF" w:themeColor="background1"/>
+          <w:insideH w:val="nil"/>
+          <w:insideV w:val="single" w:sz="8" w:space="0" w:color="FFFFFF" w:themeColor="background1"/>
         </w:tcBorders>
         <w:shd w:val="clear" w:color="auto" w:fill="4BACC6" w:themeFill="accent5"/>
       </w:tcPr>
@@ -10647,12 +10276,12 @@
       <w:tblPr/>
       <w:tcPr>
         <w:tcBorders>
-          <w:top w:val="single" w:color="FFFFFF" w:themeColor="background1" w:sz="24" w:space="0"/>
-          <w:left w:val="single" w:color="FFFFFF" w:themeColor="background1" w:sz="8" w:space="0"/>
-          <w:bottom w:val="single" w:color="FFFFFF" w:themeColor="background1" w:sz="8" w:space="0"/>
-          <w:right w:val="single" w:color="FFFFFF" w:themeColor="background1" w:sz="8" w:space="0"/>
-          <w:insideH w:val="nil"/>
-          <w:insideV w:val="single" w:color="FFFFFF" w:themeColor="background1" w:sz="8" w:space="0"/>
+          <w:top w:val="single" w:sz="24" w:space="0" w:color="FFFFFF" w:themeColor="background1"/>
+          <w:left w:val="single" w:sz="8" w:space="0" w:color="FFFFFF" w:themeColor="background1"/>
+          <w:bottom w:val="single" w:sz="8" w:space="0" w:color="FFFFFF" w:themeColor="background1"/>
+          <w:right w:val="single" w:sz="8" w:space="0" w:color="FFFFFF" w:themeColor="background1"/>
+          <w:insideH w:val="nil"/>
+          <w:insideV w:val="single" w:sz="8" w:space="0" w:color="FFFFFF" w:themeColor="background1"/>
         </w:tcBorders>
         <w:shd w:val="clear" w:color="auto" w:fill="4BACC6" w:themeFill="accent5"/>
       </w:tcPr>
@@ -10668,8 +10297,8 @@
       <w:tblPr/>
       <w:tcPr>
         <w:tcBorders>
-          <w:left w:val="single" w:color="FFFFFF" w:themeColor="background1" w:sz="8" w:space="0"/>
-          <w:right w:val="single" w:color="FFFFFF" w:themeColor="background1" w:sz="24" w:space="0"/>
+          <w:left w:val="single" w:sz="8" w:space="0" w:color="FFFFFF" w:themeColor="background1"/>
+          <w:right w:val="single" w:sz="24" w:space="0" w:color="FFFFFF" w:themeColor="background1"/>
           <w:insideH w:val="nil"/>
           <w:insideV w:val="nil"/>
         </w:tcBorders>
@@ -10688,7 +10317,7 @@
       <w:tcPr>
         <w:tcBorders>
           <w:top w:val="nil"/>
-          <w:left w:val="single" w:color="FFFFFF" w:themeColor="background1" w:sz="24" w:space="0"/>
+          <w:left w:val="single" w:sz="24" w:space="0" w:color="FFFFFF" w:themeColor="background1"/>
           <w:bottom w:val="nil"/>
           <w:right w:val="nil"/>
           <w:insideH w:val="nil"/>
@@ -10701,10 +10330,10 @@
       <w:tblPr/>
       <w:tcPr>
         <w:tcBorders>
-          <w:top w:val="single" w:color="FFFFFF" w:themeColor="background1" w:sz="8" w:space="0"/>
-          <w:left w:val="single" w:color="FFFFFF" w:themeColor="background1" w:sz="8" w:space="0"/>
-          <w:bottom w:val="single" w:color="FFFFFF" w:themeColor="background1" w:sz="8" w:space="0"/>
-          <w:right w:val="single" w:color="FFFFFF" w:themeColor="background1" w:sz="8" w:space="0"/>
+          <w:top w:val="single" w:sz="8" w:space="0" w:color="FFFFFF" w:themeColor="background1"/>
+          <w:left w:val="single" w:sz="8" w:space="0" w:color="FFFFFF" w:themeColor="background1"/>
+          <w:bottom w:val="single" w:sz="8" w:space="0" w:color="FFFFFF" w:themeColor="background1"/>
+          <w:right w:val="single" w:sz="8" w:space="0" w:color="FFFFFF" w:themeColor="background1"/>
           <w:insideH w:val="nil"/>
           <w:insideV w:val="nil"/>
         </w:tcBorders>
@@ -10715,12 +10344,12 @@
       <w:tblPr/>
       <w:tcPr>
         <w:tcBorders>
-          <w:top w:val="single" w:color="FFFFFF" w:themeColor="background1" w:sz="8" w:space="0"/>
-          <w:left w:val="single" w:color="FFFFFF" w:themeColor="background1" w:sz="8" w:space="0"/>
-          <w:bottom w:val="single" w:color="FFFFFF" w:themeColor="background1" w:sz="8" w:space="0"/>
-          <w:right w:val="single" w:color="FFFFFF" w:themeColor="background1" w:sz="8" w:space="0"/>
-          <w:insideH w:val="single" w:color="FFFFFF" w:themeColor="background1" w:sz="8" w:space="0"/>
-          <w:insideV w:val="single" w:color="FFFFFF" w:themeColor="background1" w:sz="8" w:space="0"/>
+          <w:top w:val="single" w:sz="8" w:space="0" w:color="FFFFFF" w:themeColor="background1"/>
+          <w:left w:val="single" w:sz="8" w:space="0" w:color="FFFFFF" w:themeColor="background1"/>
+          <w:bottom w:val="single" w:sz="8" w:space="0" w:color="FFFFFF" w:themeColor="background1"/>
+          <w:right w:val="single" w:sz="8" w:space="0" w:color="FFFFFF" w:themeColor="background1"/>
+          <w:insideH w:val="single" w:sz="8" w:space="0" w:color="FFFFFF" w:themeColor="background1"/>
+          <w:insideV w:val="single" w:sz="8" w:space="0" w:color="FFFFFF" w:themeColor="background1"/>
         </w:tcBorders>
         <w:shd w:val="clear" w:color="auto" w:fill="A5D5E2" w:themeFill="accent5" w:themeFillTint="7F"/>
       </w:tcPr>
@@ -10738,12 +10367,12 @@
       <w:tblStyleRowBandSize w:val="1"/>
       <w:tblStyleColBandSize w:val="1"/>
       <w:tblBorders>
-        <w:top w:val="single" w:color="FFFFFF" w:themeColor="background1" w:sz="8" w:space="0"/>
-        <w:left w:val="single" w:color="FFFFFF" w:themeColor="background1" w:sz="8" w:space="0"/>
-        <w:bottom w:val="single" w:color="FFFFFF" w:themeColor="background1" w:sz="8" w:space="0"/>
-        <w:right w:val="single" w:color="FFFFFF" w:themeColor="background1" w:sz="8" w:space="0"/>
-        <w:insideH w:val="single" w:color="FFFFFF" w:themeColor="background1" w:sz="6" w:space="0"/>
-        <w:insideV w:val="single" w:color="FFFFFF" w:themeColor="background1" w:sz="6" w:space="0"/>
+        <w:top w:val="single" w:sz="8" w:space="0" w:color="FFFFFF" w:themeColor="background1"/>
+        <w:left w:val="single" w:sz="8" w:space="0" w:color="FFFFFF" w:themeColor="background1"/>
+        <w:bottom w:val="single" w:sz="8" w:space="0" w:color="FFFFFF" w:themeColor="background1"/>
+        <w:right w:val="single" w:sz="8" w:space="0" w:color="FFFFFF" w:themeColor="background1"/>
+        <w:insideH w:val="single" w:sz="6" w:space="0" w:color="FFFFFF" w:themeColor="background1"/>
+        <w:insideV w:val="single" w:sz="6" w:space="0" w:color="FFFFFF" w:themeColor="background1"/>
       </w:tblBorders>
     </w:tblPr>
     <w:tcPr>
@@ -10760,12 +10389,12 @@
       <w:tblPr/>
       <w:tcPr>
         <w:tcBorders>
-          <w:top w:val="single" w:color="FFFFFF" w:themeColor="background1" w:sz="8" w:space="0"/>
-          <w:left w:val="single" w:color="FFFFFF" w:themeColor="background1" w:sz="8" w:space="0"/>
-          <w:bottom w:val="single" w:color="FFFFFF" w:themeColor="background1" w:sz="24" w:space="0"/>
-          <w:right w:val="single" w:color="FFFFFF" w:themeColor="background1" w:sz="8" w:space="0"/>
-          <w:insideH w:val="nil"/>
-          <w:insideV w:val="single" w:color="FFFFFF" w:themeColor="background1" w:sz="8" w:space="0"/>
+          <w:top w:val="single" w:sz="8" w:space="0" w:color="FFFFFF" w:themeColor="background1"/>
+          <w:left w:val="single" w:sz="8" w:space="0" w:color="FFFFFF" w:themeColor="background1"/>
+          <w:bottom w:val="single" w:sz="24" w:space="0" w:color="FFFFFF" w:themeColor="background1"/>
+          <w:right w:val="single" w:sz="8" w:space="0" w:color="FFFFFF" w:themeColor="background1"/>
+          <w:insideH w:val="nil"/>
+          <w:insideV w:val="single" w:sz="8" w:space="0" w:color="FFFFFF" w:themeColor="background1"/>
         </w:tcBorders>
         <w:shd w:val="clear" w:color="auto" w:fill="F79646" w:themeFill="accent6"/>
       </w:tcPr>
@@ -10781,12 +10410,12 @@
       <w:tblPr/>
       <w:tcPr>
         <w:tcBorders>
-          <w:top w:val="single" w:color="FFFFFF" w:themeColor="background1" w:sz="24" w:space="0"/>
-          <w:left w:val="single" w:color="FFFFFF" w:themeColor="background1" w:sz="8" w:space="0"/>
-          <w:bottom w:val="single" w:color="FFFFFF" w:themeColor="background1" w:sz="8" w:space="0"/>
-          <w:right w:val="single" w:color="FFFFFF" w:themeColor="background1" w:sz="8" w:space="0"/>
-          <w:insideH w:val="nil"/>
-          <w:insideV w:val="single" w:color="FFFFFF" w:themeColor="background1" w:sz="8" w:space="0"/>
+          <w:top w:val="single" w:sz="24" w:space="0" w:color="FFFFFF" w:themeColor="background1"/>
+          <w:left w:val="single" w:sz="8" w:space="0" w:color="FFFFFF" w:themeColor="background1"/>
+          <w:bottom w:val="single" w:sz="8" w:space="0" w:color="FFFFFF" w:themeColor="background1"/>
+          <w:right w:val="single" w:sz="8" w:space="0" w:color="FFFFFF" w:themeColor="background1"/>
+          <w:insideH w:val="nil"/>
+          <w:insideV w:val="single" w:sz="8" w:space="0" w:color="FFFFFF" w:themeColor="background1"/>
         </w:tcBorders>
         <w:shd w:val="clear" w:color="auto" w:fill="F79646" w:themeFill="accent6"/>
       </w:tcPr>
@@ -10802,8 +10431,8 @@
       <w:tblPr/>
       <w:tcPr>
         <w:tcBorders>
-          <w:left w:val="single" w:color="FFFFFF" w:themeColor="background1" w:sz="8" w:space="0"/>
-          <w:right w:val="single" w:color="FFFFFF" w:themeColor="background1" w:sz="24" w:space="0"/>
+          <w:left w:val="single" w:sz="8" w:space="0" w:color="FFFFFF" w:themeColor="background1"/>
+          <w:right w:val="single" w:sz="24" w:space="0" w:color="FFFFFF" w:themeColor="background1"/>
           <w:insideH w:val="nil"/>
           <w:insideV w:val="nil"/>
         </w:tcBorders>
@@ -10822,7 +10451,7 @@
       <w:tcPr>
         <w:tcBorders>
           <w:top w:val="nil"/>
-          <w:left w:val="single" w:color="FFFFFF" w:themeColor="background1" w:sz="24" w:space="0"/>
+          <w:left w:val="single" w:sz="24" w:space="0" w:color="FFFFFF" w:themeColor="background1"/>
           <w:bottom w:val="nil"/>
           <w:right w:val="nil"/>
           <w:insideH w:val="nil"/>
@@ -10835,10 +10464,10 @@
       <w:tblPr/>
       <w:tcPr>
         <w:tcBorders>
-          <w:top w:val="single" w:color="FFFFFF" w:themeColor="background1" w:sz="8" w:space="0"/>
-          <w:left w:val="single" w:color="FFFFFF" w:themeColor="background1" w:sz="8" w:space="0"/>
-          <w:bottom w:val="single" w:color="FFFFFF" w:themeColor="background1" w:sz="8" w:space="0"/>
-          <w:right w:val="single" w:color="FFFFFF" w:themeColor="background1" w:sz="8" w:space="0"/>
+          <w:top w:val="single" w:sz="8" w:space="0" w:color="FFFFFF" w:themeColor="background1"/>
+          <w:left w:val="single" w:sz="8" w:space="0" w:color="FFFFFF" w:themeColor="background1"/>
+          <w:bottom w:val="single" w:sz="8" w:space="0" w:color="FFFFFF" w:themeColor="background1"/>
+          <w:right w:val="single" w:sz="8" w:space="0" w:color="FFFFFF" w:themeColor="background1"/>
           <w:insideH w:val="nil"/>
           <w:insideV w:val="nil"/>
         </w:tcBorders>
@@ -10849,12 +10478,12 @@
       <w:tblPr/>
       <w:tcPr>
         <w:tcBorders>
-          <w:top w:val="single" w:color="FFFFFF" w:themeColor="background1" w:sz="8" w:space="0"/>
-          <w:left w:val="single" w:color="FFFFFF" w:themeColor="background1" w:sz="8" w:space="0"/>
-          <w:bottom w:val="single" w:color="FFFFFF" w:themeColor="background1" w:sz="8" w:space="0"/>
-          <w:right w:val="single" w:color="FFFFFF" w:themeColor="background1" w:sz="8" w:space="0"/>
-          <w:insideH w:val="single" w:color="FFFFFF" w:themeColor="background1" w:sz="8" w:space="0"/>
-          <w:insideV w:val="single" w:color="FFFFFF" w:themeColor="background1" w:sz="8" w:space="0"/>
+          <w:top w:val="single" w:sz="8" w:space="0" w:color="FFFFFF" w:themeColor="background1"/>
+          <w:left w:val="single" w:sz="8" w:space="0" w:color="FFFFFF" w:themeColor="background1"/>
+          <w:bottom w:val="single" w:sz="8" w:space="0" w:color="FFFFFF" w:themeColor="background1"/>
+          <w:right w:val="single" w:sz="8" w:space="0" w:color="FFFFFF" w:themeColor="background1"/>
+          <w:insideH w:val="single" w:sz="8" w:space="0" w:color="FFFFFF" w:themeColor="background1"/>
+          <w:insideV w:val="single" w:sz="8" w:space="0" w:color="FFFFFF" w:themeColor="background1"/>
         </w:tcBorders>
         <w:shd w:val="clear" w:color="auto" w:fill="FBCAA2" w:themeFill="accent6" w:themeFillTint="7F"/>
       </w:tcPr>
@@ -10888,7 +10517,7 @@
         <w:tcBorders>
           <w:top w:val="nil"/>
           <w:left w:val="nil"/>
-          <w:bottom w:val="single" w:color="FFFFFF" w:themeColor="background1" w:sz="18" w:space="0"/>
+          <w:bottom w:val="single" w:sz="18" w:space="0" w:color="FFFFFF" w:themeColor="background1"/>
           <w:right w:val="nil"/>
           <w:insideH w:val="nil"/>
           <w:insideV w:val="nil"/>
@@ -10900,7 +10529,7 @@
       <w:tblPr/>
       <w:tcPr>
         <w:tcBorders>
-          <w:top w:val="single" w:color="FFFFFF" w:themeColor="background1" w:sz="18" w:space="0"/>
+          <w:top w:val="single" w:sz="18" w:space="0" w:color="FFFFFF" w:themeColor="background1"/>
           <w:left w:val="nil"/>
           <w:bottom w:val="nil"/>
           <w:right w:val="nil"/>
@@ -10917,7 +10546,7 @@
           <w:top w:val="nil"/>
           <w:left w:val="nil"/>
           <w:bottom w:val="nil"/>
-          <w:right w:val="single" w:color="FFFFFF" w:themeColor="background1" w:sz="18" w:space="0"/>
+          <w:right w:val="single" w:sz="18" w:space="0" w:color="FFFFFF" w:themeColor="background1"/>
           <w:insideH w:val="nil"/>
           <w:insideV w:val="nil"/>
         </w:tcBorders>
@@ -10929,7 +10558,7 @@
       <w:tcPr>
         <w:tcBorders>
           <w:top w:val="nil"/>
-          <w:left w:val="single" w:color="FFFFFF" w:themeColor="background1" w:sz="18" w:space="0"/>
+          <w:left w:val="single" w:sz="18" w:space="0" w:color="FFFFFF" w:themeColor="background1"/>
           <w:bottom w:val="nil"/>
           <w:right w:val="nil"/>
           <w:insideH w:val="nil"/>
@@ -10995,7 +10624,7 @@
         <w:tcBorders>
           <w:top w:val="nil"/>
           <w:left w:val="nil"/>
-          <w:bottom w:val="single" w:color="FFFFFF" w:themeColor="background1" w:sz="18" w:space="0"/>
+          <w:bottom w:val="single" w:sz="18" w:space="0" w:color="FFFFFF" w:themeColor="background1"/>
           <w:right w:val="nil"/>
           <w:insideH w:val="nil"/>
           <w:insideV w:val="nil"/>
@@ -11007,7 +10636,7 @@
       <w:tblPr/>
       <w:tcPr>
         <w:tcBorders>
-          <w:top w:val="single" w:color="FFFFFF" w:themeColor="background1" w:sz="18" w:space="0"/>
+          <w:top w:val="single" w:sz="18" w:space="0" w:color="FFFFFF" w:themeColor="background1"/>
           <w:left w:val="nil"/>
           <w:bottom w:val="nil"/>
           <w:right w:val="nil"/>
@@ -11024,7 +10653,7 @@
           <w:top w:val="nil"/>
           <w:left w:val="nil"/>
           <w:bottom w:val="nil"/>
-          <w:right w:val="single" w:color="FFFFFF" w:themeColor="background1" w:sz="18" w:space="0"/>
+          <w:right w:val="single" w:sz="18" w:space="0" w:color="FFFFFF" w:themeColor="background1"/>
           <w:insideH w:val="nil"/>
           <w:insideV w:val="nil"/>
         </w:tcBorders>
@@ -11036,7 +10665,7 @@
       <w:tcPr>
         <w:tcBorders>
           <w:top w:val="nil"/>
-          <w:left w:val="single" w:color="FFFFFF" w:themeColor="background1" w:sz="18" w:space="0"/>
+          <w:left w:val="single" w:sz="18" w:space="0" w:color="FFFFFF" w:themeColor="background1"/>
           <w:bottom w:val="nil"/>
           <w:right w:val="nil"/>
           <w:insideH w:val="nil"/>
@@ -11102,7 +10731,7 @@
         <w:tcBorders>
           <w:top w:val="nil"/>
           <w:left w:val="nil"/>
-          <w:bottom w:val="single" w:color="FFFFFF" w:themeColor="background1" w:sz="18" w:space="0"/>
+          <w:bottom w:val="single" w:sz="18" w:space="0" w:color="FFFFFF" w:themeColor="background1"/>
           <w:right w:val="nil"/>
           <w:insideH w:val="nil"/>
           <w:insideV w:val="nil"/>
@@ -11114,7 +10743,7 @@
       <w:tblPr/>
       <w:tcPr>
         <w:tcBorders>
-          <w:top w:val="single" w:color="FFFFFF" w:themeColor="background1" w:sz="18" w:space="0"/>
+          <w:top w:val="single" w:sz="18" w:space="0" w:color="FFFFFF" w:themeColor="background1"/>
           <w:left w:val="nil"/>
           <w:bottom w:val="nil"/>
           <w:right w:val="nil"/>
@@ -11131,7 +10760,7 @@
           <w:top w:val="nil"/>
           <w:left w:val="nil"/>
           <w:bottom w:val="nil"/>
-          <w:right w:val="single" w:color="FFFFFF" w:themeColor="background1" w:sz="18" w:space="0"/>
+          <w:right w:val="single" w:sz="18" w:space="0" w:color="FFFFFF" w:themeColor="background1"/>
           <w:insideH w:val="nil"/>
           <w:insideV w:val="nil"/>
         </w:tcBorders>
@@ -11143,7 +10772,7 @@
       <w:tcPr>
         <w:tcBorders>
           <w:top w:val="nil"/>
-          <w:left w:val="single" w:color="FFFFFF" w:themeColor="background1" w:sz="18" w:space="0"/>
+          <w:left w:val="single" w:sz="18" w:space="0" w:color="FFFFFF" w:themeColor="background1"/>
           <w:bottom w:val="nil"/>
           <w:right w:val="nil"/>
           <w:insideH w:val="nil"/>
@@ -11209,7 +10838,7 @@
         <w:tcBorders>
           <w:top w:val="nil"/>
           <w:left w:val="nil"/>
-          <w:bottom w:val="single" w:color="FFFFFF" w:themeColor="background1" w:sz="18" w:space="0"/>
+          <w:bottom w:val="single" w:sz="18" w:space="0" w:color="FFFFFF" w:themeColor="background1"/>
           <w:right w:val="nil"/>
           <w:insideH w:val="nil"/>
           <w:insideV w:val="nil"/>
@@ -11221,7 +10850,7 @@
       <w:tblPr/>
       <w:tcPr>
         <w:tcBorders>
-          <w:top w:val="single" w:color="FFFFFF" w:themeColor="background1" w:sz="18" w:space="0"/>
+          <w:top w:val="single" w:sz="18" w:space="0" w:color="FFFFFF" w:themeColor="background1"/>
           <w:left w:val="nil"/>
           <w:bottom w:val="nil"/>
           <w:right w:val="nil"/>
@@ -11238,7 +10867,7 @@
           <w:top w:val="nil"/>
           <w:left w:val="nil"/>
           <w:bottom w:val="nil"/>
-          <w:right w:val="single" w:color="FFFFFF" w:themeColor="background1" w:sz="18" w:space="0"/>
+          <w:right w:val="single" w:sz="18" w:space="0" w:color="FFFFFF" w:themeColor="background1"/>
           <w:insideH w:val="nil"/>
           <w:insideV w:val="nil"/>
         </w:tcBorders>
@@ -11250,7 +10879,7 @@
       <w:tcPr>
         <w:tcBorders>
           <w:top w:val="nil"/>
-          <w:left w:val="single" w:color="FFFFFF" w:themeColor="background1" w:sz="18" w:space="0"/>
+          <w:left w:val="single" w:sz="18" w:space="0" w:color="FFFFFF" w:themeColor="background1"/>
           <w:bottom w:val="nil"/>
           <w:right w:val="nil"/>
           <w:insideH w:val="nil"/>
@@ -11316,7 +10945,7 @@
         <w:tcBorders>
           <w:top w:val="nil"/>
           <w:left w:val="nil"/>
-          <w:bottom w:val="single" w:color="FFFFFF" w:themeColor="background1" w:sz="18" w:space="0"/>
+          <w:bottom w:val="single" w:sz="18" w:space="0" w:color="FFFFFF" w:themeColor="background1"/>
           <w:right w:val="nil"/>
           <w:insideH w:val="nil"/>
           <w:insideV w:val="nil"/>
@@ -11328,7 +10957,7 @@
       <w:tblPr/>
       <w:tcPr>
         <w:tcBorders>
-          <w:top w:val="single" w:color="FFFFFF" w:themeColor="background1" w:sz="18" w:space="0"/>
+          <w:top w:val="single" w:sz="18" w:space="0" w:color="FFFFFF" w:themeColor="background1"/>
           <w:left w:val="nil"/>
           <w:bottom w:val="nil"/>
           <w:right w:val="nil"/>
@@ -11345,7 +10974,7 @@
           <w:top w:val="nil"/>
           <w:left w:val="nil"/>
           <w:bottom w:val="nil"/>
-          <w:right w:val="single" w:color="FFFFFF" w:themeColor="background1" w:sz="18" w:space="0"/>
+          <w:right w:val="single" w:sz="18" w:space="0" w:color="FFFFFF" w:themeColor="background1"/>
           <w:insideH w:val="nil"/>
           <w:insideV w:val="nil"/>
         </w:tcBorders>
@@ -11357,7 +10986,7 @@
       <w:tcPr>
         <w:tcBorders>
           <w:top w:val="nil"/>
-          <w:left w:val="single" w:color="FFFFFF" w:themeColor="background1" w:sz="18" w:space="0"/>
+          <w:left w:val="single" w:sz="18" w:space="0" w:color="FFFFFF" w:themeColor="background1"/>
           <w:bottom w:val="nil"/>
           <w:right w:val="nil"/>
           <w:insideH w:val="nil"/>
@@ -11423,7 +11052,7 @@
         <w:tcBorders>
           <w:top w:val="nil"/>
           <w:left w:val="nil"/>
-          <w:bottom w:val="single" w:color="FFFFFF" w:themeColor="background1" w:sz="18" w:space="0"/>
+          <w:bottom w:val="single" w:sz="18" w:space="0" w:color="FFFFFF" w:themeColor="background1"/>
           <w:right w:val="nil"/>
           <w:insideH w:val="nil"/>
           <w:insideV w:val="nil"/>
@@ -11435,7 +11064,7 @@
       <w:tblPr/>
       <w:tcPr>
         <w:tcBorders>
-          <w:top w:val="single" w:color="FFFFFF" w:themeColor="background1" w:sz="18" w:space="0"/>
+          <w:top w:val="single" w:sz="18" w:space="0" w:color="FFFFFF" w:themeColor="background1"/>
           <w:left w:val="nil"/>
           <w:bottom w:val="nil"/>
           <w:right w:val="nil"/>
@@ -11452,7 +11081,7 @@
           <w:top w:val="nil"/>
           <w:left w:val="nil"/>
           <w:bottom w:val="nil"/>
-          <w:right w:val="single" w:color="FFFFFF" w:themeColor="background1" w:sz="18" w:space="0"/>
+          <w:right w:val="single" w:sz="18" w:space="0" w:color="FFFFFF" w:themeColor="background1"/>
           <w:insideH w:val="nil"/>
           <w:insideV w:val="nil"/>
         </w:tcBorders>
@@ -11464,7 +11093,7 @@
       <w:tcPr>
         <w:tcBorders>
           <w:top w:val="nil"/>
-          <w:left w:val="single" w:color="FFFFFF" w:themeColor="background1" w:sz="18" w:space="0"/>
+          <w:left w:val="single" w:sz="18" w:space="0" w:color="FFFFFF" w:themeColor="background1"/>
           <w:bottom w:val="nil"/>
           <w:right w:val="nil"/>
           <w:insideH w:val="nil"/>
@@ -11530,7 +11159,7 @@
         <w:tcBorders>
           <w:top w:val="nil"/>
           <w:left w:val="nil"/>
-          <w:bottom w:val="single" w:color="FFFFFF" w:themeColor="background1" w:sz="18" w:space="0"/>
+          <w:bottom w:val="single" w:sz="18" w:space="0" w:color="FFFFFF" w:themeColor="background1"/>
           <w:right w:val="nil"/>
           <w:insideH w:val="nil"/>
           <w:insideV w:val="nil"/>
@@ -11542,7 +11171,7 @@
       <w:tblPr/>
       <w:tcPr>
         <w:tcBorders>
-          <w:top w:val="single" w:color="FFFFFF" w:themeColor="background1" w:sz="18" w:space="0"/>
+          <w:top w:val="single" w:sz="18" w:space="0" w:color="FFFFFF" w:themeColor="background1"/>
           <w:left w:val="nil"/>
           <w:bottom w:val="nil"/>
           <w:right w:val="nil"/>
@@ -11559,7 +11188,7 @@
           <w:top w:val="nil"/>
           <w:left w:val="nil"/>
           <w:bottom w:val="nil"/>
-          <w:right w:val="single" w:color="FFFFFF" w:themeColor="background1" w:sz="18" w:space="0"/>
+          <w:right w:val="single" w:sz="18" w:space="0" w:color="FFFFFF" w:themeColor="background1"/>
           <w:insideH w:val="nil"/>
           <w:insideV w:val="nil"/>
         </w:tcBorders>
@@ -11571,7 +11200,7 @@
       <w:tcPr>
         <w:tcBorders>
           <w:top w:val="nil"/>
-          <w:left w:val="single" w:color="FFFFFF" w:themeColor="background1" w:sz="18" w:space="0"/>
+          <w:left w:val="single" w:sz="18" w:space="0" w:color="FFFFFF" w:themeColor="background1"/>
           <w:bottom w:val="nil"/>
           <w:right w:val="nil"/>
           <w:insideH w:val="nil"/>
@@ -11624,12 +11253,12 @@
       <w:tblStyleRowBandSize w:val="1"/>
       <w:tblStyleColBandSize w:val="1"/>
       <w:tblBorders>
-        <w:top w:val="single" w:color="C0504D" w:themeColor="accent2" w:sz="24" w:space="0"/>
-        <w:left w:val="single" w:color="000000" w:themeColor="text1" w:sz="4" w:space="0"/>
-        <w:bottom w:val="single" w:color="000000" w:themeColor="text1" w:sz="4" w:space="0"/>
-        <w:right w:val="single" w:color="000000" w:themeColor="text1" w:sz="4" w:space="0"/>
-        <w:insideH w:val="single" w:color="FFFFFF" w:themeColor="background1" w:sz="4" w:space="0"/>
-        <w:insideV w:val="single" w:color="FFFFFF" w:themeColor="background1" w:sz="4" w:space="0"/>
+        <w:top w:val="single" w:sz="24" w:space="0" w:color="C0504D" w:themeColor="accent2"/>
+        <w:left w:val="single" w:sz="4" w:space="0" w:color="000000" w:themeColor="text1"/>
+        <w:bottom w:val="single" w:sz="4" w:space="0" w:color="000000" w:themeColor="text1"/>
+        <w:right w:val="single" w:sz="4" w:space="0" w:color="000000" w:themeColor="text1"/>
+        <w:insideH w:val="single" w:sz="4" w:space="0" w:color="FFFFFF" w:themeColor="background1"/>
+        <w:insideV w:val="single" w:sz="4" w:space="0" w:color="FFFFFF" w:themeColor="background1"/>
       </w:tblBorders>
     </w:tblPr>
     <w:tcPr>
@@ -11645,7 +11274,7 @@
         <w:tcBorders>
           <w:top w:val="nil"/>
           <w:left w:val="nil"/>
-          <w:bottom w:val="single" w:color="C0504D" w:themeColor="accent2" w:sz="24" w:space="0"/>
+          <w:bottom w:val="single" w:sz="24" w:space="0" w:color="C0504D" w:themeColor="accent2"/>
           <w:right w:val="nil"/>
           <w:insideH w:val="nil"/>
           <w:insideV w:val="nil"/>
@@ -11662,7 +11291,7 @@
       <w:tblPr/>
       <w:tcPr>
         <w:tcBorders>
-          <w:top w:val="single" w:color="FFFFFF" w:themeColor="background1" w:sz="6" w:space="0"/>
+          <w:top w:val="single" w:sz="6" w:space="0" w:color="FFFFFF" w:themeColor="background1"/>
         </w:tcBorders>
         <w:shd w:val="clear" w:color="auto" w:fill="000000" w:themeFill="text1" w:themeFillShade="99"/>
       </w:tcPr>
@@ -11678,7 +11307,7 @@
           <w:left w:val="nil"/>
           <w:bottom w:val="nil"/>
           <w:right w:val="nil"/>
-          <w:insideH w:val="single" w:color="000000" w:themeColor="text1" w:themeShade="99" w:sz="4" w:space="0"/>
+          <w:insideH w:val="single" w:sz="4" w:space="0" w:color="000000" w:themeColor="text1" w:themeShade="99"/>
           <w:insideV w:val="nil"/>
         </w:tcBorders>
         <w:shd w:val="clear" w:color="auto" w:fill="000000" w:themeFill="text1" w:themeFillShade="99"/>
@@ -11739,12 +11368,12 @@
       <w:tblStyleRowBandSize w:val="1"/>
       <w:tblStyleColBandSize w:val="1"/>
       <w:tblBorders>
-        <w:top w:val="single" w:color="C0504D" w:themeColor="accent2" w:sz="24" w:space="0"/>
-        <w:left w:val="single" w:color="4F81BD" w:themeColor="accent1" w:sz="4" w:space="0"/>
-        <w:bottom w:val="single" w:color="4F81BD" w:themeColor="accent1" w:sz="4" w:space="0"/>
-        <w:right w:val="single" w:color="4F81BD" w:themeColor="accent1" w:sz="4" w:space="0"/>
-        <w:insideH w:val="single" w:color="FFFFFF" w:themeColor="background1" w:sz="4" w:space="0"/>
-        <w:insideV w:val="single" w:color="FFFFFF" w:themeColor="background1" w:sz="4" w:space="0"/>
+        <w:top w:val="single" w:sz="24" w:space="0" w:color="C0504D" w:themeColor="accent2"/>
+        <w:left w:val="single" w:sz="4" w:space="0" w:color="4F81BD" w:themeColor="accent1"/>
+        <w:bottom w:val="single" w:sz="4" w:space="0" w:color="4F81BD" w:themeColor="accent1"/>
+        <w:right w:val="single" w:sz="4" w:space="0" w:color="4F81BD" w:themeColor="accent1"/>
+        <w:insideH w:val="single" w:sz="4" w:space="0" w:color="FFFFFF" w:themeColor="background1"/>
+        <w:insideV w:val="single" w:sz="4" w:space="0" w:color="FFFFFF" w:themeColor="background1"/>
       </w:tblBorders>
     </w:tblPr>
     <w:tcPr>
@@ -11760,7 +11389,7 @@
         <w:tcBorders>
           <w:top w:val="nil"/>
           <w:left w:val="nil"/>
-          <w:bottom w:val="single" w:color="C0504D" w:themeColor="accent2" w:sz="24" w:space="0"/>
+          <w:bottom w:val="single" w:sz="24" w:space="0" w:color="C0504D" w:themeColor="accent2"/>
           <w:right w:val="nil"/>
           <w:insideH w:val="nil"/>
           <w:insideV w:val="nil"/>
@@ -11777,7 +11406,7 @@
       <w:tblPr/>
       <w:tcPr>
         <w:tcBorders>
-          <w:top w:val="single" w:color="FFFFFF" w:themeColor="background1" w:sz="6" w:space="0"/>
+          <w:top w:val="single" w:sz="6" w:space="0" w:color="FFFFFF" w:themeColor="background1"/>
         </w:tcBorders>
         <w:shd w:val="clear" w:color="auto" w:fill="2C4C74" w:themeFill="accent1" w:themeFillShade="99"/>
       </w:tcPr>
@@ -11793,7 +11422,7 @@
           <w:left w:val="nil"/>
           <w:bottom w:val="nil"/>
           <w:right w:val="nil"/>
-          <w:insideH w:val="single" w:color="2C4C74" w:themeColor="accent1" w:themeShade="99" w:sz="4" w:space="0"/>
+          <w:insideH w:val="single" w:sz="4" w:space="0" w:color="2C4C74" w:themeColor="accent1" w:themeShade="99"/>
           <w:insideV w:val="nil"/>
         </w:tcBorders>
         <w:shd w:val="clear" w:color="auto" w:fill="2C4C74" w:themeFill="accent1" w:themeFillShade="99"/>
@@ -11854,12 +11483,12 @@
       <w:tblStyleRowBandSize w:val="1"/>
       <w:tblStyleColBandSize w:val="1"/>
       <w:tblBorders>
-        <w:top w:val="single" w:color="C0504D" w:themeColor="accent2" w:sz="24" w:space="0"/>
-        <w:left w:val="single" w:color="C0504D" w:themeColor="accent2" w:sz="4" w:space="0"/>
-        <w:bottom w:val="single" w:color="C0504D" w:themeColor="accent2" w:sz="4" w:space="0"/>
-        <w:right w:val="single" w:color="C0504D" w:themeColor="accent2" w:sz="4" w:space="0"/>
-        <w:insideH w:val="single" w:color="FFFFFF" w:themeColor="background1" w:sz="4" w:space="0"/>
-        <w:insideV w:val="single" w:color="FFFFFF" w:themeColor="background1" w:sz="4" w:space="0"/>
+        <w:top w:val="single" w:sz="24" w:space="0" w:color="C0504D" w:themeColor="accent2"/>
+        <w:left w:val="single" w:sz="4" w:space="0" w:color="C0504D" w:themeColor="accent2"/>
+        <w:bottom w:val="single" w:sz="4" w:space="0" w:color="C0504D" w:themeColor="accent2"/>
+        <w:right w:val="single" w:sz="4" w:space="0" w:color="C0504D" w:themeColor="accent2"/>
+        <w:insideH w:val="single" w:sz="4" w:space="0" w:color="FFFFFF" w:themeColor="background1"/>
+        <w:insideV w:val="single" w:sz="4" w:space="0" w:color="FFFFFF" w:themeColor="background1"/>
       </w:tblBorders>
     </w:tblPr>
     <w:tcPr>
@@ -11875,7 +11504,7 @@
         <w:tcBorders>
           <w:top w:val="nil"/>
           <w:left w:val="nil"/>
-          <w:bottom w:val="single" w:color="C0504D" w:themeColor="accent2" w:sz="24" w:space="0"/>
+          <w:bottom w:val="single" w:sz="24" w:space="0" w:color="C0504D" w:themeColor="accent2"/>
           <w:right w:val="nil"/>
           <w:insideH w:val="nil"/>
           <w:insideV w:val="nil"/>
@@ -11892,7 +11521,7 @@
       <w:tblPr/>
       <w:tcPr>
         <w:tcBorders>
-          <w:top w:val="single" w:color="FFFFFF" w:themeColor="background1" w:sz="6" w:space="0"/>
+          <w:top w:val="single" w:sz="6" w:space="0" w:color="FFFFFF" w:themeColor="background1"/>
         </w:tcBorders>
         <w:shd w:val="clear" w:color="auto" w:fill="772C2A" w:themeFill="accent2" w:themeFillShade="99"/>
       </w:tcPr>
@@ -11908,7 +11537,7 @@
           <w:left w:val="nil"/>
           <w:bottom w:val="nil"/>
           <w:right w:val="nil"/>
-          <w:insideH w:val="single" w:color="772C2A" w:themeColor="accent2" w:themeShade="99" w:sz="4" w:space="0"/>
+          <w:insideH w:val="single" w:sz="4" w:space="0" w:color="772C2A" w:themeColor="accent2" w:themeShade="99"/>
           <w:insideV w:val="nil"/>
         </w:tcBorders>
         <w:shd w:val="clear" w:color="auto" w:fill="772C2A" w:themeFill="accent2" w:themeFillShade="99"/>
@@ -11969,12 +11598,12 @@
       <w:tblStyleRowBandSize w:val="1"/>
       <w:tblStyleColBandSize w:val="1"/>
       <w:tblBorders>
-        <w:top w:val="single" w:color="8064A2" w:themeColor="accent4" w:sz="24" w:space="0"/>
-        <w:left w:val="single" w:color="9BBB59" w:themeColor="accent3" w:sz="4" w:space="0"/>
-        <w:bottom w:val="single" w:color="9BBB59" w:themeColor="accent3" w:sz="4" w:space="0"/>
-        <w:right w:val="single" w:color="9BBB59" w:themeColor="accent3" w:sz="4" w:space="0"/>
-        <w:insideH w:val="single" w:color="FFFFFF" w:themeColor="background1" w:sz="4" w:space="0"/>
-        <w:insideV w:val="single" w:color="FFFFFF" w:themeColor="background1" w:sz="4" w:space="0"/>
+        <w:top w:val="single" w:sz="24" w:space="0" w:color="8064A2" w:themeColor="accent4"/>
+        <w:left w:val="single" w:sz="4" w:space="0" w:color="9BBB59" w:themeColor="accent3"/>
+        <w:bottom w:val="single" w:sz="4" w:space="0" w:color="9BBB59" w:themeColor="accent3"/>
+        <w:right w:val="single" w:sz="4" w:space="0" w:color="9BBB59" w:themeColor="accent3"/>
+        <w:insideH w:val="single" w:sz="4" w:space="0" w:color="FFFFFF" w:themeColor="background1"/>
+        <w:insideV w:val="single" w:sz="4" w:space="0" w:color="FFFFFF" w:themeColor="background1"/>
       </w:tblBorders>
     </w:tblPr>
     <w:tcPr>
@@ -11990,7 +11619,7 @@
         <w:tcBorders>
           <w:top w:val="nil"/>
           <w:left w:val="nil"/>
-          <w:bottom w:val="single" w:color="8064A2" w:themeColor="accent4" w:sz="24" w:space="0"/>
+          <w:bottom w:val="single" w:sz="24" w:space="0" w:color="8064A2" w:themeColor="accent4"/>
           <w:right w:val="nil"/>
           <w:insideH w:val="nil"/>
           <w:insideV w:val="nil"/>
@@ -12007,7 +11636,7 @@
       <w:tblPr/>
       <w:tcPr>
         <w:tcBorders>
-          <w:top w:val="single" w:color="FFFFFF" w:themeColor="background1" w:sz="6" w:space="0"/>
+          <w:top w:val="single" w:sz="6" w:space="0" w:color="FFFFFF" w:themeColor="background1"/>
         </w:tcBorders>
         <w:shd w:val="clear" w:color="auto" w:fill="5E7530" w:themeFill="accent3" w:themeFillShade="99"/>
       </w:tcPr>
@@ -12023,7 +11652,7 @@
           <w:left w:val="nil"/>
           <w:bottom w:val="nil"/>
           <w:right w:val="nil"/>
-          <w:insideH w:val="single" w:color="5E7530" w:themeColor="accent3" w:themeShade="99" w:sz="4" w:space="0"/>
+          <w:insideH w:val="single" w:sz="4" w:space="0" w:color="5E7530" w:themeColor="accent3" w:themeShade="99"/>
           <w:insideV w:val="nil"/>
         </w:tcBorders>
         <w:shd w:val="clear" w:color="auto" w:fill="5E7530" w:themeFill="accent3" w:themeFillShade="99"/>
@@ -12074,12 +11703,12 @@
       <w:tblStyleRowBandSize w:val="1"/>
       <w:tblStyleColBandSize w:val="1"/>
       <w:tblBorders>
-        <w:top w:val="single" w:color="9BBB59" w:themeColor="accent3" w:sz="24" w:space="0"/>
-        <w:left w:val="single" w:color="8064A2" w:themeColor="accent4" w:sz="4" w:space="0"/>
-        <w:bottom w:val="single" w:color="8064A2" w:themeColor="accent4" w:sz="4" w:space="0"/>
-        <w:right w:val="single" w:color="8064A2" w:themeColor="accent4" w:sz="4" w:space="0"/>
-        <w:insideH w:val="single" w:color="FFFFFF" w:themeColor="background1" w:sz="4" w:space="0"/>
-        <w:insideV w:val="single" w:color="FFFFFF" w:themeColor="background1" w:sz="4" w:space="0"/>
+        <w:top w:val="single" w:sz="24" w:space="0" w:color="9BBB59" w:themeColor="accent3"/>
+        <w:left w:val="single" w:sz="4" w:space="0" w:color="8064A2" w:themeColor="accent4"/>
+        <w:bottom w:val="single" w:sz="4" w:space="0" w:color="8064A2" w:themeColor="accent4"/>
+        <w:right w:val="single" w:sz="4" w:space="0" w:color="8064A2" w:themeColor="accent4"/>
+        <w:insideH w:val="single" w:sz="4" w:space="0" w:color="FFFFFF" w:themeColor="background1"/>
+        <w:insideV w:val="single" w:sz="4" w:space="0" w:color="FFFFFF" w:themeColor="background1"/>
       </w:tblBorders>
     </w:tblPr>
     <w:tcPr>
@@ -12095,7 +11724,7 @@
         <w:tcBorders>
           <w:top w:val="nil"/>
           <w:left w:val="nil"/>
-          <w:bottom w:val="single" w:color="9BBB59" w:themeColor="accent3" w:sz="24" w:space="0"/>
+          <w:bottom w:val="single" w:sz="24" w:space="0" w:color="9BBB59" w:themeColor="accent3"/>
           <w:right w:val="nil"/>
           <w:insideH w:val="nil"/>
           <w:insideV w:val="nil"/>
@@ -12112,7 +11741,7 @@
       <w:tblPr/>
       <w:tcPr>
         <w:tcBorders>
-          <w:top w:val="single" w:color="FFFFFF" w:themeColor="background1" w:sz="6" w:space="0"/>
+          <w:top w:val="single" w:sz="6" w:space="0" w:color="FFFFFF" w:themeColor="background1"/>
         </w:tcBorders>
         <w:shd w:val="clear" w:color="auto" w:fill="4C3B62" w:themeFill="accent4" w:themeFillShade="99"/>
       </w:tcPr>
@@ -12128,7 +11757,7 @@
           <w:left w:val="nil"/>
           <w:bottom w:val="nil"/>
           <w:right w:val="nil"/>
-          <w:insideH w:val="single" w:color="4C3B62" w:themeColor="accent4" w:themeShade="99" w:sz="4" w:space="0"/>
+          <w:insideH w:val="single" w:sz="4" w:space="0" w:color="4C3B62" w:themeColor="accent4" w:themeShade="99"/>
           <w:insideV w:val="nil"/>
         </w:tcBorders>
         <w:shd w:val="clear" w:color="auto" w:fill="4C3B62" w:themeFill="accent4" w:themeFillShade="99"/>
@@ -12189,12 +11818,12 @@
       <w:tblStyleRowBandSize w:val="1"/>
       <w:tblStyleColBandSize w:val="1"/>
       <w:tblBorders>
-        <w:top w:val="single" w:color="F79646" w:themeColor="accent6" w:sz="24" w:space="0"/>
-        <w:left w:val="single" w:color="4BACC6" w:themeColor="accent5" w:sz="4" w:space="0"/>
-        <w:bottom w:val="single" w:color="4BACC6" w:themeColor="accent5" w:sz="4" w:space="0"/>
-        <w:right w:val="single" w:color="4BACC6" w:themeColor="accent5" w:sz="4" w:space="0"/>
-        <w:insideH w:val="single" w:color="FFFFFF" w:themeColor="background1" w:sz="4" w:space="0"/>
-        <w:insideV w:val="single" w:color="FFFFFF" w:themeColor="background1" w:sz="4" w:space="0"/>
+        <w:top w:val="single" w:sz="24" w:space="0" w:color="F79646" w:themeColor="accent6"/>
+        <w:left w:val="single" w:sz="4" w:space="0" w:color="4BACC6" w:themeColor="accent5"/>
+        <w:bottom w:val="single" w:sz="4" w:space="0" w:color="4BACC6" w:themeColor="accent5"/>
+        <w:right w:val="single" w:sz="4" w:space="0" w:color="4BACC6" w:themeColor="accent5"/>
+        <w:insideH w:val="single" w:sz="4" w:space="0" w:color="FFFFFF" w:themeColor="background1"/>
+        <w:insideV w:val="single" w:sz="4" w:space="0" w:color="FFFFFF" w:themeColor="background1"/>
       </w:tblBorders>
     </w:tblPr>
     <w:tcPr>
@@ -12210,7 +11839,7 @@
         <w:tcBorders>
           <w:top w:val="nil"/>
           <w:left w:val="nil"/>
-          <w:bottom w:val="single" w:color="F79646" w:themeColor="accent6" w:sz="24" w:space="0"/>
+          <w:bottom w:val="single" w:sz="24" w:space="0" w:color="F79646" w:themeColor="accent6"/>
           <w:right w:val="nil"/>
           <w:insideH w:val="nil"/>
           <w:insideV w:val="nil"/>
@@ -12227,7 +11856,7 @@
       <w:tblPr/>
       <w:tcPr>
         <w:tcBorders>
-          <w:top w:val="single" w:color="FFFFFF" w:themeColor="background1" w:sz="6" w:space="0"/>
+          <w:top w:val="single" w:sz="6" w:space="0" w:color="FFFFFF" w:themeColor="background1"/>
         </w:tcBorders>
         <w:shd w:val="clear" w:color="auto" w:fill="276A7C" w:themeFill="accent5" w:themeFillShade="99"/>
       </w:tcPr>
@@ -12243,7 +11872,7 @@
           <w:left w:val="nil"/>
           <w:bottom w:val="nil"/>
           <w:right w:val="nil"/>
-          <w:insideH w:val="single" w:color="276A7C" w:themeColor="accent5" w:themeShade="99" w:sz="4" w:space="0"/>
+          <w:insideH w:val="single" w:sz="4" w:space="0" w:color="276A7C" w:themeColor="accent5" w:themeShade="99"/>
           <w:insideV w:val="nil"/>
         </w:tcBorders>
         <w:shd w:val="clear" w:color="auto" w:fill="276A7C" w:themeFill="accent5" w:themeFillShade="99"/>
@@ -12304,12 +11933,12 @@
       <w:tblStyleRowBandSize w:val="1"/>
       <w:tblStyleColBandSize w:val="1"/>
       <w:tblBorders>
-        <w:top w:val="single" w:color="4BACC6" w:themeColor="accent5" w:sz="24" w:space="0"/>
-        <w:left w:val="single" w:color="F79646" w:themeColor="accent6" w:sz="4" w:space="0"/>
-        <w:bottom w:val="single" w:color="F79646" w:themeColor="accent6" w:sz="4" w:space="0"/>
-        <w:right w:val="single" w:color="F79646" w:themeColor="accent6" w:sz="4" w:space="0"/>
-        <w:insideH w:val="single" w:color="FFFFFF" w:themeColor="background1" w:sz="4" w:space="0"/>
-        <w:insideV w:val="single" w:color="FFFFFF" w:themeColor="background1" w:sz="4" w:space="0"/>
+        <w:top w:val="single" w:sz="24" w:space="0" w:color="4BACC6" w:themeColor="accent5"/>
+        <w:left w:val="single" w:sz="4" w:space="0" w:color="F79646" w:themeColor="accent6"/>
+        <w:bottom w:val="single" w:sz="4" w:space="0" w:color="F79646" w:themeColor="accent6"/>
+        <w:right w:val="single" w:sz="4" w:space="0" w:color="F79646" w:themeColor="accent6"/>
+        <w:insideH w:val="single" w:sz="4" w:space="0" w:color="FFFFFF" w:themeColor="background1"/>
+        <w:insideV w:val="single" w:sz="4" w:space="0" w:color="FFFFFF" w:themeColor="background1"/>
       </w:tblBorders>
     </w:tblPr>
     <w:tcPr>
@@ -12325,7 +11954,7 @@
         <w:tcBorders>
           <w:top w:val="nil"/>
           <w:left w:val="nil"/>
-          <w:bottom w:val="single" w:color="4BACC6" w:themeColor="accent5" w:sz="24" w:space="0"/>
+          <w:bottom w:val="single" w:sz="24" w:space="0" w:color="4BACC6" w:themeColor="accent5"/>
           <w:right w:val="nil"/>
           <w:insideH w:val="nil"/>
           <w:insideV w:val="nil"/>
@@ -12342,7 +11971,7 @@
       <w:tblPr/>
       <w:tcPr>
         <w:tcBorders>
-          <w:top w:val="single" w:color="FFFFFF" w:themeColor="background1" w:sz="6" w:space="0"/>
+          <w:top w:val="single" w:sz="6" w:space="0" w:color="FFFFFF" w:themeColor="background1"/>
         </w:tcBorders>
         <w:shd w:val="clear" w:color="auto" w:fill="B65608" w:themeFill="accent6" w:themeFillShade="99"/>
       </w:tcPr>
@@ -12358,7 +11987,7 @@
           <w:left w:val="nil"/>
           <w:bottom w:val="nil"/>
           <w:right w:val="nil"/>
-          <w:insideH w:val="single" w:color="B65608" w:themeColor="accent6" w:themeShade="99" w:sz="4" w:space="0"/>
+          <w:insideH w:val="single" w:sz="4" w:space="0" w:color="B65608" w:themeColor="accent6" w:themeShade="99"/>
           <w:insideV w:val="nil"/>
         </w:tcBorders>
         <w:shd w:val="clear" w:color="auto" w:fill="B65608" w:themeFill="accent6" w:themeFillShade="99"/>
@@ -12431,7 +12060,7 @@
       <w:tblPr/>
       <w:tcPr>
         <w:tcBorders>
-          <w:bottom w:val="single" w:color="FFFFFF" w:themeColor="background1" w:sz="12" w:space="0"/>
+          <w:bottom w:val="single" w:sz="12" w:space="0" w:color="FFFFFF" w:themeColor="background1"/>
         </w:tcBorders>
         <w:shd w:val="clear" w:color="auto" w:fill="9E3A38" w:themeFill="accent2" w:themeFillShade="CC"/>
       </w:tcPr>
@@ -12445,7 +12074,7 @@
       <w:tblPr/>
       <w:tcPr>
         <w:tcBorders>
-          <w:top w:val="single" w:color="000000" w:themeColor="text1" w:sz="12" w:space="0"/>
+          <w:top w:val="single" w:sz="12" w:space="0" w:color="000000" w:themeColor="text1"/>
         </w:tcBorders>
         <w:shd w:val="clear" w:color="auto" w:fill="FFFFFF" w:themeFill="background1"/>
       </w:tcPr>
@@ -12510,7 +12139,7 @@
       <w:tblPr/>
       <w:tcPr>
         <w:tcBorders>
-          <w:bottom w:val="single" w:color="FFFFFF" w:themeColor="background1" w:sz="12" w:space="0"/>
+          <w:bottom w:val="single" w:sz="12" w:space="0" w:color="FFFFFF" w:themeColor="background1"/>
         </w:tcBorders>
         <w:shd w:val="clear" w:color="auto" w:fill="9E3A38" w:themeFill="accent2" w:themeFillShade="CC"/>
       </w:tcPr>
@@ -12524,7 +12153,7 @@
       <w:tblPr/>
       <w:tcPr>
         <w:tcBorders>
-          <w:top w:val="single" w:color="000000" w:themeColor="text1" w:sz="12" w:space="0"/>
+          <w:top w:val="single" w:sz="12" w:space="0" w:color="000000" w:themeColor="text1"/>
         </w:tcBorders>
         <w:shd w:val="clear" w:color="auto" w:fill="FFFFFF" w:themeFill="background1"/>
       </w:tcPr>
@@ -12589,7 +12218,7 @@
       <w:tblPr/>
       <w:tcPr>
         <w:tcBorders>
-          <w:bottom w:val="single" w:color="FFFFFF" w:themeColor="background1" w:sz="12" w:space="0"/>
+          <w:bottom w:val="single" w:sz="12" w:space="0" w:color="FFFFFF" w:themeColor="background1"/>
         </w:tcBorders>
         <w:shd w:val="clear" w:color="auto" w:fill="9E3A38" w:themeFill="accent2" w:themeFillShade="CC"/>
       </w:tcPr>
@@ -12603,7 +12232,7 @@
       <w:tblPr/>
       <w:tcPr>
         <w:tcBorders>
-          <w:top w:val="single" w:color="000000" w:themeColor="text1" w:sz="12" w:space="0"/>
+          <w:top w:val="single" w:sz="12" w:space="0" w:color="000000" w:themeColor="text1"/>
         </w:tcBorders>
         <w:shd w:val="clear" w:color="auto" w:fill="FFFFFF" w:themeFill="background1"/>
       </w:tcPr>
@@ -12668,7 +12297,7 @@
       <w:tblPr/>
       <w:tcPr>
         <w:tcBorders>
-          <w:bottom w:val="single" w:color="FFFFFF" w:themeColor="background1" w:sz="12" w:space="0"/>
+          <w:bottom w:val="single" w:sz="12" w:space="0" w:color="FFFFFF" w:themeColor="background1"/>
         </w:tcBorders>
         <w:shd w:val="clear" w:color="auto" w:fill="664E82" w:themeFill="accent4" w:themeFillShade="CC"/>
       </w:tcPr>
@@ -12682,7 +12311,7 @@
       <w:tblPr/>
       <w:tcPr>
         <w:tcBorders>
-          <w:top w:val="single" w:color="000000" w:themeColor="text1" w:sz="12" w:space="0"/>
+          <w:top w:val="single" w:sz="12" w:space="0" w:color="000000" w:themeColor="text1"/>
         </w:tcBorders>
         <w:shd w:val="clear" w:color="auto" w:fill="FFFFFF" w:themeFill="background1"/>
       </w:tcPr>
@@ -12747,7 +12376,7 @@
       <w:tblPr/>
       <w:tcPr>
         <w:tcBorders>
-          <w:bottom w:val="single" w:color="FFFFFF" w:themeColor="background1" w:sz="12" w:space="0"/>
+          <w:bottom w:val="single" w:sz="12" w:space="0" w:color="FFFFFF" w:themeColor="background1"/>
         </w:tcBorders>
         <w:shd w:val="clear" w:color="auto" w:fill="7E9C40" w:themeFill="accent3" w:themeFillShade="CC"/>
       </w:tcPr>
@@ -12761,7 +12390,7 @@
       <w:tblPr/>
       <w:tcPr>
         <w:tcBorders>
-          <w:top w:val="single" w:color="000000" w:themeColor="text1" w:sz="12" w:space="0"/>
+          <w:top w:val="single" w:sz="12" w:space="0" w:color="000000" w:themeColor="text1"/>
         </w:tcBorders>
         <w:shd w:val="clear" w:color="auto" w:fill="FFFFFF" w:themeFill="background1"/>
       </w:tcPr>
@@ -12826,7 +12455,7 @@
       <w:tblPr/>
       <w:tcPr>
         <w:tcBorders>
-          <w:bottom w:val="single" w:color="FFFFFF" w:themeColor="background1" w:sz="12" w:space="0"/>
+          <w:bottom w:val="single" w:sz="12" w:space="0" w:color="FFFFFF" w:themeColor="background1"/>
         </w:tcBorders>
         <w:shd w:val="clear" w:color="auto" w:fill="F2730A" w:themeFill="accent6" w:themeFillShade="CC"/>
       </w:tcPr>
@@ -12840,7 +12469,7 @@
       <w:tblPr/>
       <w:tcPr>
         <w:tcBorders>
-          <w:top w:val="single" w:color="000000" w:themeColor="text1" w:sz="12" w:space="0"/>
+          <w:top w:val="single" w:sz="12" w:space="0" w:color="000000" w:themeColor="text1"/>
         </w:tcBorders>
         <w:shd w:val="clear" w:color="auto" w:fill="FFFFFF" w:themeFill="background1"/>
       </w:tcPr>
@@ -12905,7 +12534,7 @@
       <w:tblPr/>
       <w:tcPr>
         <w:tcBorders>
-          <w:bottom w:val="single" w:color="FFFFFF" w:themeColor="background1" w:sz="12" w:space="0"/>
+          <w:bottom w:val="single" w:sz="12" w:space="0" w:color="FFFFFF" w:themeColor="background1"/>
         </w:tcBorders>
         <w:shd w:val="clear" w:color="auto" w:fill="348DA5" w:themeFill="accent5" w:themeFillShade="CC"/>
       </w:tcPr>
@@ -12919,7 +12548,7 @@
       <w:tblPr/>
       <w:tcPr>
         <w:tcBorders>
-          <w:top w:val="single" w:color="000000" w:themeColor="text1" w:sz="12" w:space="0"/>
+          <w:top w:val="single" w:sz="12" w:space="0" w:color="000000" w:themeColor="text1"/>
         </w:tcBorders>
         <w:shd w:val="clear" w:color="auto" w:fill="FFFFFF" w:themeFill="background1"/>
       </w:tcPr>
@@ -12972,7 +12601,7 @@
       <w:tblStyleRowBandSize w:val="1"/>
       <w:tblStyleColBandSize w:val="1"/>
       <w:tblBorders>
-        <w:insideH w:val="single" w:color="FFFFFF" w:themeColor="background1" w:sz="4" w:space="0"/>
+        <w:insideH w:val="single" w:sz="4" w:space="0" w:color="FFFFFF" w:themeColor="background1"/>
       </w:tblBorders>
     </w:tblPr>
     <w:tcPr>
@@ -13045,7 +12674,7 @@
       <w:tblStyleRowBandSize w:val="1"/>
       <w:tblStyleColBandSize w:val="1"/>
       <w:tblBorders>
-        <w:insideH w:val="single" w:color="FFFFFF" w:themeColor="background1" w:sz="4" w:space="0"/>
+        <w:insideH w:val="single" w:sz="4" w:space="0" w:color="FFFFFF" w:themeColor="background1"/>
       </w:tblBorders>
     </w:tblPr>
     <w:tcPr>
@@ -13118,7 +12747,7 @@
       <w:tblStyleRowBandSize w:val="1"/>
       <w:tblStyleColBandSize w:val="1"/>
       <w:tblBorders>
-        <w:insideH w:val="single" w:color="FFFFFF" w:themeColor="background1" w:sz="4" w:space="0"/>
+        <w:insideH w:val="single" w:sz="4" w:space="0" w:color="FFFFFF" w:themeColor="background1"/>
       </w:tblBorders>
     </w:tblPr>
     <w:tcPr>
@@ -13191,7 +12820,7 @@
       <w:tblStyleRowBandSize w:val="1"/>
       <w:tblStyleColBandSize w:val="1"/>
       <w:tblBorders>
-        <w:insideH w:val="single" w:color="FFFFFF" w:themeColor="background1" w:sz="4" w:space="0"/>
+        <w:insideH w:val="single" w:sz="4" w:space="0" w:color="FFFFFF" w:themeColor="background1"/>
       </w:tblBorders>
     </w:tblPr>
     <w:tcPr>
@@ -13264,7 +12893,7 @@
       <w:tblStyleRowBandSize w:val="1"/>
       <w:tblStyleColBandSize w:val="1"/>
       <w:tblBorders>
-        <w:insideH w:val="single" w:color="FFFFFF" w:themeColor="background1" w:sz="4" w:space="0"/>
+        <w:insideH w:val="single" w:sz="4" w:space="0" w:color="FFFFFF" w:themeColor="background1"/>
       </w:tblBorders>
     </w:tblPr>
     <w:tcPr>
@@ -13337,7 +12966,7 @@
       <w:tblStyleRowBandSize w:val="1"/>
       <w:tblStyleColBandSize w:val="1"/>
       <w:tblBorders>
-        <w:insideH w:val="single" w:color="FFFFFF" w:themeColor="background1" w:sz="4" w:space="0"/>
+        <w:insideH w:val="single" w:sz="4" w:space="0" w:color="FFFFFF" w:themeColor="background1"/>
       </w:tblBorders>
     </w:tblPr>
     <w:tcPr>
@@ -13410,7 +13039,7 @@
       <w:tblStyleRowBandSize w:val="1"/>
       <w:tblStyleColBandSize w:val="1"/>
       <w:tblBorders>
-        <w:insideH w:val="single" w:color="FFFFFF" w:themeColor="background1" w:sz="4" w:space="0"/>
+        <w:insideH w:val="single" w:sz="4" w:space="0" w:color="FFFFFF" w:themeColor="background1"/>
       </w:tblBorders>
     </w:tblPr>
     <w:tcPr>
